--- a/docs/5-1. FORMULARIO_CARACTERIZACIÓN_FORMULACIÓN_PROBLEMAS-2.docx
+++ b/docs/5-1. FORMULARIO_CARACTERIZACIÓN_FORMULACIÓN_PROBLEMAS-2.docx
@@ -136,19 +136,11 @@
           <w:text/>
         </w:sdtPr>
         <w:sdtContent>
-          <w:proofErr w:type="spellStart"/>
           <w:r>
             <w:rPr>
               <w:rFonts w:ascii="Liberation Sans" w:eastAsia="Liberation Sans" w:hAnsi="Liberation Sans" w:cs="Liberation Sans"/>
             </w:rPr>
-            <w:t>Siseven</w:t>
-          </w:r>
-          <w:proofErr w:type="spellEnd"/>
-          <w:r>
-            <w:rPr>
-              <w:rFonts w:ascii="Liberation Sans" w:eastAsia="Liberation Sans" w:hAnsi="Liberation Sans" w:cs="Liberation Sans"/>
-            </w:rPr>
-            <w:t xml:space="preserve"> Larpsito Sahur Devs</w:t>
+            <w:t>Siseven Larpsito Sahur Devs</w:t>
           </w:r>
         </w:sdtContent>
       </w:sdt>
@@ -219,7 +211,7 @@
               <w:bCs/>
             </w:rPr>
             <w:br/>
-            <w:t>Juan David Amaya Patiño</w:t>
+            <w:t>Juan David Amaya Patiño: Universidad Distrital Francisco José de Caldas</w:t>
           </w:r>
           <w:r>
             <w:rPr>
@@ -227,24 +219,8 @@
               <w:b/>
               <w:bCs/>
             </w:rPr>
-            <w:t>: Universidad Distrital Francisco José de Caldas</w:t>
-          </w:r>
-          <w:r>
-            <w:rPr>
-              <w:rFonts w:ascii="Liberation Sans" w:eastAsia="Liberation Sans" w:hAnsi="Liberation Sans" w:cs="Liberation Sans"/>
-              <w:b/>
-              <w:bCs/>
-            </w:rPr>
             <w:br/>
-            <w:t>Tomás Alejandro Delgado Ortiz</w:t>
-          </w:r>
-          <w:r>
-            <w:rPr>
-              <w:rFonts w:ascii="Liberation Sans" w:eastAsia="Liberation Sans" w:hAnsi="Liberation Sans" w:cs="Liberation Sans"/>
-              <w:b/>
-              <w:bCs/>
-            </w:rPr>
-            <w:t>: Universidad Distrital Francisco José de Caldas</w:t>
+            <w:t>Tomás Alejandro Delgado Ortiz: Universidad Distrital Francisco José de Caldas</w:t>
           </w:r>
         </w:p>
       </w:sdtContent>
@@ -318,7 +294,7 @@
               <w:b/>
               <w:bCs/>
             </w:rPr>
-            <w:t>Ana Laura Morcote Chacón</w:t>
+            <w:t>Ana Laura Morcote Chacón, Analista de datos, estudiante</w:t>
           </w:r>
           <w:r>
             <w:rPr>
@@ -326,7 +302,8 @@
               <w:b/>
               <w:bCs/>
             </w:rPr>
-            <w:t>,</w:t>
+            <w:br/>
+            <w:t>Juan David Amaya Patiño, Analista de datos, estudiante</w:t>
           </w:r>
           <w:r>
             <w:rPr>
@@ -334,49 +311,8 @@
               <w:b/>
               <w:bCs/>
             </w:rPr>
-            <w:t xml:space="preserve"> </w:t>
-          </w:r>
-          <w:r>
-            <w:rPr>
-              <w:rFonts w:ascii="Liberation Sans" w:eastAsia="Liberation Sans" w:hAnsi="Liberation Sans" w:cs="Liberation Sans"/>
-              <w:b/>
-              <w:bCs/>
-            </w:rPr>
-            <w:t>Analista de datos, estudiante</w:t>
-          </w:r>
-          <w:r>
-            <w:rPr>
-              <w:rFonts w:ascii="Liberation Sans" w:eastAsia="Liberation Sans" w:hAnsi="Liberation Sans" w:cs="Liberation Sans"/>
-              <w:b/>
-              <w:bCs/>
-            </w:rPr>
             <w:br/>
-            <w:t>Juan David Amaya Patiño</w:t>
-          </w:r>
-          <w:r>
-            <w:rPr>
-              <w:rFonts w:ascii="Liberation Sans" w:eastAsia="Liberation Sans" w:hAnsi="Liberation Sans" w:cs="Liberation Sans"/>
-              <w:b/>
-              <w:bCs/>
-            </w:rPr>
-            <w:t>, Analista de datos, estudiante</w:t>
-          </w:r>
-          <w:r>
-            <w:rPr>
-              <w:rFonts w:ascii="Liberation Sans" w:eastAsia="Liberation Sans" w:hAnsi="Liberation Sans" w:cs="Liberation Sans"/>
-              <w:b/>
-              <w:bCs/>
-            </w:rPr>
-            <w:br/>
-            <w:t>Tomás Alejandro Delgado Ortiz</w:t>
-          </w:r>
-          <w:r>
-            <w:rPr>
-              <w:rFonts w:ascii="Liberation Sans" w:eastAsia="Liberation Sans" w:hAnsi="Liberation Sans" w:cs="Liberation Sans"/>
-              <w:b/>
-              <w:bCs/>
-            </w:rPr>
-            <w:t>, Analista de datos, estudiante</w:t>
+            <w:t>Tomás Alejandro Delgado Ortiz, Analista de datos, estudiante</w:t>
           </w:r>
         </w:p>
       </w:sdtContent>
@@ -994,23 +930,7 @@
                   <w:b/>
                   <w:bCs/>
                 </w:rPr>
-                <w:t xml:space="preserve">Fuente </w:t>
-              </w:r>
-              <w:r>
-                <w:rPr>
-                  <w:rFonts w:ascii="Liberation Sans" w:eastAsia="Liberation Sans" w:hAnsi="Liberation Sans" w:cs="Liberation Sans"/>
-                  <w:b/>
-                  <w:bCs/>
-                </w:rPr>
-                <w:t>2</w:t>
-              </w:r>
-              <w:r>
-                <w:rPr>
-                  <w:rFonts w:ascii="Liberation Sans" w:eastAsia="Liberation Sans" w:hAnsi="Liberation Sans" w:cs="Liberation Sans"/>
-                  <w:b/>
-                  <w:bCs/>
-                </w:rPr>
-                <w:t xml:space="preserve">: </w:t>
+                <w:t xml:space="preserve">Fuente 2: </w:t>
               </w:r>
               <w:r>
                 <w:rPr>
@@ -1219,15 +1139,7 @@
                       <w:b/>
                       <w:bCs/>
                     </w:rPr>
-                    <w:t xml:space="preserve"> </w:t>
-                  </w:r>
-                  <w:r>
-                    <w:rPr>
-                      <w:rFonts w:ascii="Liberation Sans" w:eastAsia="Liberation Sans" w:hAnsi="Liberation Sans" w:cs="Liberation Sans"/>
-                      <w:b/>
-                      <w:bCs/>
-                    </w:rPr>
-                    <w:t>(datos tomados desde el 06/25 hasta el 03/26)</w:t>
+                    <w:t xml:space="preserve"> (datos tomados desde el 06/25 hasta el 03/26)</w:t>
                   </w:r>
                   <w:r>
                     <w:rPr>
@@ -1245,13 +1157,6 @@
                       <w:bCs/>
                     </w:rPr>
                     <w:br/>
-                  </w:r>
-                  <w:r>
-                    <w:rPr>
-                      <w:rFonts w:ascii="Liberation Sans" w:eastAsia="Liberation Sans" w:hAnsi="Liberation Sans" w:cs="Liberation Sans"/>
-                      <w:b/>
-                      <w:bCs/>
-                    </w:rPr>
                     <w:t xml:space="preserve">-Nombre: </w:t>
                   </w:r>
                   <w:r>
@@ -1338,13 +1243,6 @@
                       <w:bCs/>
                     </w:rPr>
                     <w:br/>
-                  </w:r>
-                  <w:r>
-                    <w:rPr>
-                      <w:rFonts w:ascii="Liberation Sans" w:eastAsia="Liberation Sans" w:hAnsi="Liberation Sans" w:cs="Liberation Sans"/>
-                      <w:b/>
-                      <w:bCs/>
-                    </w:rPr>
                     <w:t xml:space="preserve">-Nombre: </w:t>
                   </w:r>
                   <w:r>
@@ -1422,30 +1320,7 @@
                       <w:bCs/>
                     </w:rPr>
                     <w:br/>
-                  </w:r>
-                  <w:r>
-                    <w:rPr>
-                      <w:rFonts w:ascii="Liberation Sans" w:eastAsia="Liberation Sans" w:hAnsi="Liberation Sans" w:cs="Liberation Sans"/>
-                      <w:b/>
-                      <w:bCs/>
-                    </w:rPr>
-                    <w:t xml:space="preserve">Fuente </w:t>
-                  </w:r>
-                  <w:r>
-                    <w:rPr>
-                      <w:rFonts w:ascii="Liberation Sans" w:eastAsia="Liberation Sans" w:hAnsi="Liberation Sans" w:cs="Liberation Sans"/>
-                      <w:b/>
-                      <w:bCs/>
-                    </w:rPr>
-                    <w:t>6</w:t>
-                  </w:r>
-                  <w:r>
-                    <w:rPr>
-                      <w:rFonts w:ascii="Liberation Sans" w:eastAsia="Liberation Sans" w:hAnsi="Liberation Sans" w:cs="Liberation Sans"/>
-                      <w:b/>
-                      <w:bCs/>
-                    </w:rPr>
-                    <w:t xml:space="preserve">: </w:t>
+                    <w:t xml:space="preserve">Fuente 6: </w:t>
                   </w:r>
                   <w:r>
                     <w:rPr>
@@ -1535,23 +1410,7 @@
                       <w:b/>
                       <w:bCs/>
                     </w:rPr>
-                    <w:t xml:space="preserve"> (</w:t>
-                  </w:r>
-                  <w:r>
-                    <w:rPr>
-                      <w:rFonts w:ascii="Liberation Sans" w:eastAsia="Liberation Sans" w:hAnsi="Liberation Sans" w:cs="Liberation Sans"/>
-                      <w:b/>
-                      <w:bCs/>
-                    </w:rPr>
-                    <w:t>datos tomados desde el 06/25 hasta el 03/26</w:t>
-                  </w:r>
-                  <w:r>
-                    <w:rPr>
-                      <w:rFonts w:ascii="Liberation Sans" w:eastAsia="Liberation Sans" w:hAnsi="Liberation Sans" w:cs="Liberation Sans"/>
-                      <w:b/>
-                      <w:bCs/>
-                    </w:rPr>
-                    <w:t>)</w:t>
+                    <w:t xml:space="preserve"> (datos tomados desde el 06/25 hasta el 03/26)</w:t>
                   </w:r>
                   <w:r>
                     <w:rPr>
@@ -1560,30 +1419,7 @@
                       <w:bCs/>
                     </w:rPr>
                     <w:br/>
-                  </w:r>
-                  <w:r>
-                    <w:rPr>
-                      <w:rFonts w:ascii="Liberation Sans" w:eastAsia="Liberation Sans" w:hAnsi="Liberation Sans" w:cs="Liberation Sans"/>
-                      <w:b/>
-                      <w:bCs/>
-                    </w:rPr>
-                    <w:t xml:space="preserve">Fuente </w:t>
-                  </w:r>
-                  <w:r>
-                    <w:rPr>
-                      <w:rFonts w:ascii="Liberation Sans" w:eastAsia="Liberation Sans" w:hAnsi="Liberation Sans" w:cs="Liberation Sans"/>
-                      <w:b/>
-                      <w:bCs/>
-                    </w:rPr>
-                    <w:t>7</w:t>
-                  </w:r>
-                  <w:r>
-                    <w:rPr>
-                      <w:rFonts w:ascii="Liberation Sans" w:eastAsia="Liberation Sans" w:hAnsi="Liberation Sans" w:cs="Liberation Sans"/>
-                      <w:b/>
-                      <w:bCs/>
-                    </w:rPr>
-                    <w:t xml:space="preserve">: </w:t>
+                    <w:t xml:space="preserve">Fuente 7: </w:t>
                   </w:r>
                   <w:r>
                     <w:rPr>
@@ -1646,15 +1482,7 @@
                       <w:bCs/>
                     </w:rPr>
                     <w:br/>
-                    <w:t>-Enlace:</w:t>
-                  </w:r>
-                  <w:r>
-                    <w:rPr>
-                      <w:rFonts w:ascii="Liberation Sans" w:eastAsia="Liberation Sans" w:hAnsi="Liberation Sans" w:cs="Liberation Sans"/>
-                      <w:b/>
-                      <w:bCs/>
-                    </w:rPr>
-                    <w:t xml:space="preserve"> </w:t>
+                    <w:t xml:space="preserve">-Enlace: </w:t>
                   </w:r>
                   <w:hyperlink r:id="rId17" w:history="1">
                     <w:r>
@@ -1673,15 +1501,7 @@
                       <w:b/>
                       <w:bCs/>
                     </w:rPr>
-                    <w:t xml:space="preserve"> </w:t>
-                  </w:r>
-                  <w:r>
-                    <w:rPr>
-                      <w:rFonts w:ascii="Liberation Sans" w:eastAsia="Liberation Sans" w:hAnsi="Liberation Sans" w:cs="Liberation Sans"/>
-                      <w:b/>
-                      <w:bCs/>
-                    </w:rPr>
-                    <w:t>(datos tomados desde el 06/25 hasta el 03/26)</w:t>
+                    <w:t xml:space="preserve"> (datos tomados desde el 06/25 hasta el 03/26)</w:t>
                   </w:r>
                   <w:r>
                     <w:rPr>
@@ -1699,13 +1519,6 @@
                       <w:bCs/>
                     </w:rPr>
                     <w:br/>
-                  </w:r>
-                  <w:r>
-                    <w:rPr>
-                      <w:rFonts w:ascii="Liberation Sans" w:eastAsia="Liberation Sans" w:hAnsi="Liberation Sans" w:cs="Liberation Sans"/>
-                      <w:b/>
-                      <w:bCs/>
-                    </w:rPr>
                     <w:t xml:space="preserve">-Nombre: </w:t>
                   </w:r>
                   <w:r>
@@ -1778,30 +1591,7 @@
                       <w:bCs/>
                     </w:rPr>
                     <w:br/>
-                  </w:r>
-                  <w:r>
-                    <w:rPr>
-                      <w:rFonts w:ascii="Liberation Sans" w:eastAsia="Liberation Sans" w:hAnsi="Liberation Sans" w:cs="Liberation Sans"/>
-                      <w:b/>
-                      <w:bCs/>
-                    </w:rPr>
-                    <w:t xml:space="preserve">Fuente </w:t>
-                  </w:r>
-                  <w:r>
-                    <w:rPr>
-                      <w:rFonts w:ascii="Liberation Sans" w:eastAsia="Liberation Sans" w:hAnsi="Liberation Sans" w:cs="Liberation Sans"/>
-                      <w:b/>
-                      <w:bCs/>
-                    </w:rPr>
-                    <w:t>9</w:t>
-                  </w:r>
-                  <w:r>
-                    <w:rPr>
-                      <w:rFonts w:ascii="Liberation Sans" w:eastAsia="Liberation Sans" w:hAnsi="Liberation Sans" w:cs="Liberation Sans"/>
-                      <w:b/>
-                      <w:bCs/>
-                    </w:rPr>
-                    <w:t>:</w:t>
+                    <w:t>Fuente 9:</w:t>
                   </w:r>
                   <w:r>
                     <w:rPr>
@@ -1856,7 +1646,7 @@
                     </w:rPr>
                     <w:t xml:space="preserve"> </w:t>
                   </w:r>
-                  <w:hyperlink r:id="rId19" w:history="1">
+                  <w:hyperlink r:id="rId19" w:anchor="/ebc/encuesta-cultura-ciudadana-2025" w:history="1">
                     <w:r>
                       <w:rPr>
                         <w:rStyle w:val="Hipervnculo"/>
@@ -1919,18 +1709,8 @@
           <w:bCs/>
         </w:rPr>
         <w:lastRenderedPageBreak/>
-        <w:t xml:space="preserve">Variables </w:t>
+        <w:t>Variables clave identificadas</w:t>
       </w:r>
-      <w:proofErr w:type="gramStart"/>
-      <w:r>
-        <w:rPr>
-          <w:rFonts w:ascii="Liberation Sans" w:eastAsia="Liberation Sans" w:hAnsi="Liberation Sans" w:cs="Liberation Sans"/>
-          <w:b/>
-          <w:bCs/>
-        </w:rPr>
-        <w:t>clave identificadas</w:t>
-      </w:r>
-      <w:proofErr w:type="gramEnd"/>
       <w:r>
         <w:rPr>
           <w:rFonts w:ascii="Liberation Sans" w:eastAsia="Liberation Sans" w:hAnsi="Liberation Sans" w:cs="Liberation Sans"/>
@@ -2904,6 +2684,7 @@
           <w:rFonts w:ascii="Liberation Sans" w:eastAsia="Liberation Sans" w:hAnsi="Liberation Sans" w:cs="Liberation Sans"/>
           <w:b/>
           <w:bCs/>
+          <w:lang w:val="en-US"/>
         </w:rPr>
       </w:pPr>
       <w:r>
@@ -2911,6 +2692,7 @@
           <w:rFonts w:ascii="Liberation Sans" w:eastAsia="Liberation Sans" w:hAnsi="Liberation Sans" w:cs="Liberation Sans"/>
           <w:b/>
           <w:bCs/>
+          <w:lang w:val="en-US"/>
         </w:rPr>
         <w:t xml:space="preserve">Otro: </w:t>
       </w:r>
@@ -2925,20 +2707,25 @@
           <w:placeholder>
             <w:docPart w:val="8BB674EAA0624E12B56B3E5149BAB590"/>
           </w:placeholder>
-          <w:showingPlcHdr/>
         </w:sdtPr>
         <w:sdtContent>
           <w:r>
             <w:rPr>
-              <w:rStyle w:val="Textodelmarcadordeposicin"/>
-            </w:rPr>
-            <w:t>Introduzca el nombre de cada una de las herramientas que emplearán</w:t>
-          </w:r>
-          <w:r>
-            <w:rPr>
-              <w:rStyle w:val="Textodelmarcadordeposicin"/>
-            </w:rPr>
-            <w:t>.</w:t>
+              <w:rFonts w:ascii="Liberation Sans" w:eastAsia="Liberation Sans" w:hAnsi="Liberation Sans" w:cs="Liberation Sans"/>
+              <w:b/>
+              <w:bCs/>
+              <w:lang w:val="en-US"/>
+            </w:rPr>
+            <w:t>Deepseek, ChatGPT, Gemini, C</w:t>
+          </w:r>
+          <w:r>
+            <w:rPr>
+              <w:rFonts w:ascii="Liberation Sans" w:eastAsia="Liberation Sans" w:hAnsi="Liberation Sans" w:cs="Liberation Sans"/>
+              <w:b/>
+              <w:bCs/>
+              <w:lang w:val="en-US"/>
+            </w:rPr>
+            <w:t>laude</w:t>
           </w:r>
         </w:sdtContent>
       </w:sdt>
@@ -2950,6 +2737,7 @@
           <w:rFonts w:ascii="Liberation Sans" w:eastAsia="Liberation Sans" w:hAnsi="Liberation Sans" w:cs="Liberation Sans"/>
           <w:b/>
           <w:bCs/>
+          <w:lang w:val="en-US"/>
         </w:rPr>
       </w:pPr>
     </w:p>
@@ -7969,6 +7757,7 @@
   <w:style w:type="character" w:default="1" w:styleId="Fuentedeprrafopredeter">
     <w:name w:val="Default Paragraph Font"/>
     <w:uiPriority w:val="1"/>
+    <w:semiHidden/>
     <w:unhideWhenUsed/>
   </w:style>
   <w:style w:type="table" w:default="1" w:styleId="Tablanormal">
@@ -10107,8 +9896,11 @@
     <w:rsid w:val="005805C8"/>
     <w:rsid w:val="005A0D10"/>
     <w:rsid w:val="005F53B5"/>
+    <w:rsid w:val="00604B12"/>
+    <w:rsid w:val="00651B02"/>
     <w:rsid w:val="00677794"/>
     <w:rsid w:val="006A451D"/>
+    <w:rsid w:val="0081050B"/>
     <w:rsid w:val="00847187"/>
     <w:rsid w:val="008A3700"/>
     <w:rsid w:val="008B30CA"/>
@@ -12831,19 +12623,6 @@
 </file>
 
 <file path=customXml/item1.xml><?xml version="1.0" encoding="utf-8"?>
-<b:Sources xmlns:b="http://schemas.openxmlformats.org/officeDocument/2006/bibliography" xmlns="http://schemas.openxmlformats.org/officeDocument/2006/bibliography" SelectedStyle="\APASixthEditionOfficeOnline.xsl" StyleName="APA" Version="6"/>
-</file>
-
-<file path=customXml/item2.xml><?xml version="1.0" encoding="utf-8"?>
-<?mso-contentType ?>
-<FormTemplates xmlns="http://schemas.microsoft.com/sharepoint/v3/contenttype/forms">
-  <Display>DocumentLibraryForm</Display>
-  <Edit>DocumentLibraryForm</Edit>
-  <New>DocumentLibraryForm</New>
-</FormTemplates>
-</file>
-
-<file path=customXml/item3.xml><?xml version="1.0" encoding="utf-8"?>
 <ct:contentTypeSchema xmlns:ct="http://schemas.microsoft.com/office/2006/metadata/contentType" xmlns:ma="http://schemas.microsoft.com/office/2006/metadata/properties/metaAttributes" ct:_="" ma:_="" ma:contentTypeName="Documento" ma:contentTypeID="0x010100E35D5CFF27142147BAF1F3476208DFD8" ma:contentTypeVersion="21" ma:contentTypeDescription="Crear nuevo documento." ma:contentTypeScope="" ma:versionID="bf36b99a6e9cb6c4c04e69905c56a055">
   <xsd:schema xmlns:xsd="http://www.w3.org/2001/XMLSchema" xmlns:xs="http://www.w3.org/2001/XMLSchema" xmlns:p="http://schemas.microsoft.com/office/2006/metadata/properties" xmlns:ns1="http://schemas.microsoft.com/sharepoint/v3" xmlns:ns2="9c3aca8e-802d-4afe-8de2-403351c573ee" xmlns:ns3="7755e09e-18d1-493a-950e-5a615bcdbc52" targetNamespace="http://schemas.microsoft.com/office/2006/metadata/properties" ma:root="true" ma:fieldsID="0aadd8d177eb5bb2c3d9d64c2b0f37ab" ns1:_="" ns2:_="" ns3:_="">
     <xsd:import namespace="http://schemas.microsoft.com/sharepoint/v3"/>
@@ -13121,6 +12900,19 @@
 </ct:contentTypeSchema>
 </file>
 
+<file path=customXml/item2.xml><?xml version="1.0" encoding="utf-8"?>
+<?mso-contentType ?>
+<FormTemplates xmlns="http://schemas.microsoft.com/sharepoint/v3/contenttype/forms">
+  <Display>DocumentLibraryForm</Display>
+  <Edit>DocumentLibraryForm</Edit>
+  <New>DocumentLibraryForm</New>
+</FormTemplates>
+</file>
+
+<file path=customXml/item3.xml><?xml version="1.0" encoding="utf-8"?>
+<b:Sources xmlns:b="http://schemas.openxmlformats.org/officeDocument/2006/bibliography" xmlns="http://schemas.openxmlformats.org/officeDocument/2006/bibliography" SelectedStyle="\APASixthEditionOfficeOnline.xsl" StyleName="APA" Version="6"/>
+</file>
+
 <file path=customXml/item4.xml><?xml version="1.0" encoding="utf-8"?>
 <p:properties xmlns:p="http://schemas.microsoft.com/office/2006/metadata/properties" xmlns:xsi="http://www.w3.org/2001/XMLSchema-instance" xmlns:pc="http://schemas.microsoft.com/office/infopath/2007/PartnerControls">
   <documentManagement>
@@ -13135,22 +12927,6 @@
 </file>
 
 <file path=customXml/itemProps1.xml><?xml version="1.0" encoding="utf-8"?>
-<ds:datastoreItem xmlns:ds="http://schemas.openxmlformats.org/officeDocument/2006/customXml" ds:itemID="{1C7E8C72-8D6F-40D6-BD69-93E029065D11}">
-  <ds:schemaRefs>
-    <ds:schemaRef ds:uri="http://schemas.openxmlformats.org/officeDocument/2006/bibliography"/>
-  </ds:schemaRefs>
-</ds:datastoreItem>
-</file>
-
-<file path=customXml/itemProps2.xml><?xml version="1.0" encoding="utf-8"?>
-<ds:datastoreItem xmlns:ds="http://schemas.openxmlformats.org/officeDocument/2006/customXml" ds:itemID="{9B6DFC92-80A5-46F4-B508-CDB322A80F3D}">
-  <ds:schemaRefs>
-    <ds:schemaRef ds:uri="http://schemas.microsoft.com/sharepoint/v3/contenttype/forms"/>
-  </ds:schemaRefs>
-</ds:datastoreItem>
-</file>
-
-<file path=customXml/itemProps3.xml><?xml version="1.0" encoding="utf-8"?>
 <ds:datastoreItem xmlns:ds="http://schemas.openxmlformats.org/officeDocument/2006/customXml" ds:itemID="{4B8B55E9-5053-40E5-969F-1FA1C27EFDA0}">
   <ds:schemaRefs>
     <ds:schemaRef ds:uri="http://schemas.microsoft.com/office/2006/metadata/contentType"/>
@@ -13166,6 +12942,22 @@
     <ds:schemaRef ds:uri="http://purl.org/dc/elements/1.1/"/>
     <ds:schemaRef ds:uri="http://purl.org/dc/terms/"/>
     <ds:schemaRef ds:uri="http://schemas.microsoft.com/internal/obd"/>
+  </ds:schemaRefs>
+</ds:datastoreItem>
+</file>
+
+<file path=customXml/itemProps2.xml><?xml version="1.0" encoding="utf-8"?>
+<ds:datastoreItem xmlns:ds="http://schemas.openxmlformats.org/officeDocument/2006/customXml" ds:itemID="{9B6DFC92-80A5-46F4-B508-CDB322A80F3D}">
+  <ds:schemaRefs>
+    <ds:schemaRef ds:uri="http://schemas.microsoft.com/sharepoint/v3/contenttype/forms"/>
+  </ds:schemaRefs>
+</ds:datastoreItem>
+</file>
+
+<file path=customXml/itemProps3.xml><?xml version="1.0" encoding="utf-8"?>
+<ds:datastoreItem xmlns:ds="http://schemas.openxmlformats.org/officeDocument/2006/customXml" ds:itemID="{1C7E8C72-8D6F-40D6-BD69-93E029065D11}">
+  <ds:schemaRefs>
+    <ds:schemaRef ds:uri="http://schemas.openxmlformats.org/officeDocument/2006/bibliography"/>
   </ds:schemaRefs>
 </ds:datastoreItem>
 </file>

--- a/docs/5-1. FORMULARIO_CARACTERIZACIÓN_FORMULACIÓN_PROBLEMAS-2.docx
+++ b/docs/5-1. FORMULARIO_CARACTERIZACIÓN_FORMULACIÓN_PROBLEMAS-2.docx
@@ -136,11 +136,19 @@
           <w:text/>
         </w:sdtPr>
         <w:sdtContent>
+          <w:proofErr w:type="spellStart"/>
           <w:r>
             <w:rPr>
               <w:rFonts w:ascii="Liberation Sans" w:eastAsia="Liberation Sans" w:hAnsi="Liberation Sans" w:cs="Liberation Sans"/>
             </w:rPr>
-            <w:t>Siseven Larpsito Sahur Devs</w:t>
+            <w:t>Siseven</w:t>
+          </w:r>
+          <w:proofErr w:type="spellEnd"/>
+          <w:r>
+            <w:rPr>
+              <w:rFonts w:ascii="Liberation Sans" w:eastAsia="Liberation Sans" w:hAnsi="Liberation Sans" w:cs="Liberation Sans"/>
+            </w:rPr>
+            <w:t xml:space="preserve"> Larpsito Sahur Devs</w:t>
           </w:r>
         </w:sdtContent>
       </w:sdt>
@@ -420,6 +428,7 @@
           <w:bCs/>
         </w:rPr>
       </w:pPr>
+      <w:proofErr w:type="gramStart"/>
       <w:r>
         <w:rPr>
           <w:rFonts w:ascii="Liberation Sans" w:eastAsia="Liberation Sans" w:hAnsi="Liberation Sans" w:cs="Liberation Sans"/>
@@ -428,6 +437,7 @@
         </w:rPr>
         <w:t>Problema público a abordar</w:t>
       </w:r>
+      <w:proofErr w:type="gramEnd"/>
       <w:r>
         <w:rPr>
           <w:rFonts w:ascii="Liberation Sans" w:eastAsia="Liberation Sans" w:hAnsi="Liberation Sans" w:cs="Liberation Sans"/>
@@ -1709,8 +1719,18 @@
           <w:bCs/>
         </w:rPr>
         <w:lastRenderedPageBreak/>
-        <w:t>Variables clave identificadas</w:t>
+        <w:t xml:space="preserve">Variables </w:t>
       </w:r>
+      <w:proofErr w:type="gramStart"/>
+      <w:r>
+        <w:rPr>
+          <w:rFonts w:ascii="Liberation Sans" w:eastAsia="Liberation Sans" w:hAnsi="Liberation Sans" w:cs="Liberation Sans"/>
+          <w:b/>
+          <w:bCs/>
+        </w:rPr>
+        <w:t>clave identificadas</w:t>
+      </w:r>
+      <w:proofErr w:type="gramEnd"/>
       <w:r>
         <w:rPr>
           <w:rFonts w:ascii="Liberation Sans" w:eastAsia="Liberation Sans" w:hAnsi="Liberation Sans" w:cs="Liberation Sans"/>
@@ -2318,6 +2338,7 @@
           <w:bCs/>
         </w:rPr>
       </w:pPr>
+      <w:proofErr w:type="gramStart"/>
       <w:r>
         <w:rPr>
           <w:rFonts w:ascii="Liberation Sans" w:eastAsia="Liberation Sans" w:hAnsi="Liberation Sans" w:cs="Liberation Sans"/>
@@ -2326,6 +2347,7 @@
         </w:rPr>
         <w:t>Herramientas a utilizar</w:t>
       </w:r>
+      <w:proofErr w:type="gramEnd"/>
       <w:r>
         <w:rPr>
           <w:rFonts w:ascii="Liberation Sans" w:eastAsia="Liberation Sans" w:hAnsi="Liberation Sans" w:cs="Liberation Sans"/>
@@ -2692,9 +2714,18 @@
           <w:rFonts w:ascii="Liberation Sans" w:eastAsia="Liberation Sans" w:hAnsi="Liberation Sans" w:cs="Liberation Sans"/>
           <w:b/>
           <w:bCs/>
+          <w:lang w:val="es-419"/>
+        </w:rPr>
+        <w:t>Otro</w:t>
+      </w:r>
+      <w:r>
+        <w:rPr>
+          <w:rFonts w:ascii="Liberation Sans" w:eastAsia="Liberation Sans" w:hAnsi="Liberation Sans" w:cs="Liberation Sans"/>
+          <w:b/>
+          <w:bCs/>
           <w:lang w:val="en-US"/>
         </w:rPr>
-        <w:t xml:space="preserve">Otro: </w:t>
+        <w:t xml:space="preserve">: </w:t>
       </w:r>
       <w:sdt>
         <w:sdtPr>
@@ -2709,6 +2740,7 @@
           </w:placeholder>
         </w:sdtPr>
         <w:sdtContent>
+          <w:proofErr w:type="spellStart"/>
           <w:r>
             <w:rPr>
               <w:rFonts w:ascii="Liberation Sans" w:eastAsia="Liberation Sans" w:hAnsi="Liberation Sans" w:cs="Liberation Sans"/>
@@ -2716,7 +2748,17 @@
               <w:bCs/>
               <w:lang w:val="en-US"/>
             </w:rPr>
-            <w:t>Deepseek, ChatGPT, Gemini, C</w:t>
+            <w:t>Deepseek</w:t>
+          </w:r>
+          <w:proofErr w:type="spellEnd"/>
+          <w:r>
+            <w:rPr>
+              <w:rFonts w:ascii="Liberation Sans" w:eastAsia="Liberation Sans" w:hAnsi="Liberation Sans" w:cs="Liberation Sans"/>
+              <w:b/>
+              <w:bCs/>
+              <w:lang w:val="en-US"/>
+            </w:rPr>
+            <w:t>, ChatGPT, Gemini, C</w:t>
           </w:r>
           <w:r>
             <w:rPr>
@@ -3642,14 +3684,13 @@
           <w:placeholder>
             <w:docPart w:val="194A1148D684400895E74D4913D5B5E1"/>
           </w:placeholder>
-          <w:showingPlcHdr/>
         </w:sdtPr>
         <w:sdtContent>
           <w:r>
-            <w:rPr>
-              <w:rStyle w:val="Textodelmarcadordeposicin"/>
-            </w:rPr>
-            <w:t>Detalle el principal reto encontrado.</w:t>
+            <w:t>La limpieza, normalización e integración de los datos</w:t>
+          </w:r>
+          <w:r>
+            <w:t>.</w:t>
           </w:r>
         </w:sdtContent>
       </w:sdt>
@@ -3810,14 +3851,65 @@
           <w:placeholder>
             <w:docPart w:val="BF29C54DF7F94C40A1206B2B1FDD00F8"/>
           </w:placeholder>
-          <w:showingPlcHdr/>
         </w:sdtPr>
         <w:sdtContent>
           <w:r>
             <w:rPr>
-              <w:rStyle w:val="Textodelmarcadordeposicin"/>
-            </w:rPr>
-            <w:t>Escriba sus comentarios (opcional)</w:t>
+              <w:rFonts w:ascii="Liberation Sans" w:eastAsia="Liberation Sans" w:hAnsi="Liberation Sans" w:cs="Liberation Sans"/>
+              <w:b/>
+              <w:bCs/>
+            </w:rPr>
+            <w:t xml:space="preserve">La alcaldía debería </w:t>
+          </w:r>
+          <w:r>
+            <w:rPr>
+              <w:rFonts w:ascii="Liberation Sans" w:eastAsia="Liberation Sans" w:hAnsi="Liberation Sans" w:cs="Liberation Sans"/>
+              <w:b/>
+              <w:bCs/>
+            </w:rPr>
+            <w:t xml:space="preserve">empezar a implementar una nomenclatura </w:t>
+          </w:r>
+          <w:r>
+            <w:rPr>
+              <w:rFonts w:ascii="Liberation Sans" w:eastAsia="Liberation Sans" w:hAnsi="Liberation Sans" w:cs="Liberation Sans"/>
+              <w:b/>
+              <w:bCs/>
+            </w:rPr>
+            <w:t xml:space="preserve">y </w:t>
+          </w:r>
+          <w:proofErr w:type="spellStart"/>
+          <w:r>
+            <w:rPr>
+              <w:rFonts w:ascii="Liberation Sans" w:eastAsia="Liberation Sans" w:hAnsi="Liberation Sans" w:cs="Liberation Sans"/>
+              <w:b/>
+              <w:bCs/>
+            </w:rPr>
+            <w:t>estandar</w:t>
+          </w:r>
+          <w:proofErr w:type="spellEnd"/>
+          <w:r>
+            <w:rPr>
+              <w:rFonts w:ascii="Liberation Sans" w:eastAsia="Liberation Sans" w:hAnsi="Liberation Sans" w:cs="Liberation Sans"/>
+              <w:b/>
+              <w:bCs/>
+            </w:rPr>
+            <w:t xml:space="preserve"> para</w:t>
+          </w:r>
+          <w:r>
+            <w:rPr>
+              <w:rFonts w:ascii="Liberation Sans" w:eastAsia="Liberation Sans" w:hAnsi="Liberation Sans" w:cs="Liberation Sans"/>
+              <w:b/>
+              <w:bCs/>
+            </w:rPr>
+            <w:t xml:space="preserve"> los datos de</w:t>
+          </w:r>
+          <w:r>
+            <w:rPr>
+              <w:rFonts w:ascii="Liberation Sans" w:eastAsia="Liberation Sans" w:hAnsi="Liberation Sans" w:cs="Liberation Sans"/>
+              <w:b/>
+              <w:bCs/>
+            </w:rPr>
+            <w:t xml:space="preserve"> todas las secretarías y entidades del distrito.</w:t>
           </w:r>
         </w:sdtContent>
       </w:sdt>
@@ -9902,6 +9994,7 @@
     <w:rsid w:val="006A451D"/>
     <w:rsid w:val="0081050B"/>
     <w:rsid w:val="00847187"/>
+    <w:rsid w:val="00875791"/>
     <w:rsid w:val="008A3700"/>
     <w:rsid w:val="008B30CA"/>
     <w:rsid w:val="00920646"/>
@@ -9914,6 +10007,7 @@
     <w:rsid w:val="00BB71D2"/>
     <w:rsid w:val="00C05A05"/>
     <w:rsid w:val="00C40C34"/>
+    <w:rsid w:val="00DA555B"/>
     <w:rsid w:val="00EE3589"/>
     <w:rsid w:val="00F05331"/>
   </w:rsids>
@@ -12623,6 +12717,19 @@
 </file>
 
 <file path=customXml/item1.xml><?xml version="1.0" encoding="utf-8"?>
+<b:Sources xmlns:b="http://schemas.openxmlformats.org/officeDocument/2006/bibliography" xmlns="http://schemas.openxmlformats.org/officeDocument/2006/bibliography" SelectedStyle="\APASixthEditionOfficeOnline.xsl" StyleName="APA" Version="6"/>
+</file>
+
+<file path=customXml/item2.xml><?xml version="1.0" encoding="utf-8"?>
+<?mso-contentType ?>
+<FormTemplates xmlns="http://schemas.microsoft.com/sharepoint/v3/contenttype/forms">
+  <Display>DocumentLibraryForm</Display>
+  <Edit>DocumentLibraryForm</Edit>
+  <New>DocumentLibraryForm</New>
+</FormTemplates>
+</file>
+
+<file path=customXml/item3.xml><?xml version="1.0" encoding="utf-8"?>
 <ct:contentTypeSchema xmlns:ct="http://schemas.microsoft.com/office/2006/metadata/contentType" xmlns:ma="http://schemas.microsoft.com/office/2006/metadata/properties/metaAttributes" ct:_="" ma:_="" ma:contentTypeName="Documento" ma:contentTypeID="0x010100E35D5CFF27142147BAF1F3476208DFD8" ma:contentTypeVersion="21" ma:contentTypeDescription="Crear nuevo documento." ma:contentTypeScope="" ma:versionID="bf36b99a6e9cb6c4c04e69905c56a055">
   <xsd:schema xmlns:xsd="http://www.w3.org/2001/XMLSchema" xmlns:xs="http://www.w3.org/2001/XMLSchema" xmlns:p="http://schemas.microsoft.com/office/2006/metadata/properties" xmlns:ns1="http://schemas.microsoft.com/sharepoint/v3" xmlns:ns2="9c3aca8e-802d-4afe-8de2-403351c573ee" xmlns:ns3="7755e09e-18d1-493a-950e-5a615bcdbc52" targetNamespace="http://schemas.microsoft.com/office/2006/metadata/properties" ma:root="true" ma:fieldsID="0aadd8d177eb5bb2c3d9d64c2b0f37ab" ns1:_="" ns2:_="" ns3:_="">
     <xsd:import namespace="http://schemas.microsoft.com/sharepoint/v3"/>
@@ -12900,19 +13007,6 @@
 </ct:contentTypeSchema>
 </file>
 
-<file path=customXml/item2.xml><?xml version="1.0" encoding="utf-8"?>
-<?mso-contentType ?>
-<FormTemplates xmlns="http://schemas.microsoft.com/sharepoint/v3/contenttype/forms">
-  <Display>DocumentLibraryForm</Display>
-  <Edit>DocumentLibraryForm</Edit>
-  <New>DocumentLibraryForm</New>
-</FormTemplates>
-</file>
-
-<file path=customXml/item3.xml><?xml version="1.0" encoding="utf-8"?>
-<b:Sources xmlns:b="http://schemas.openxmlformats.org/officeDocument/2006/bibliography" xmlns="http://schemas.openxmlformats.org/officeDocument/2006/bibliography" SelectedStyle="\APASixthEditionOfficeOnline.xsl" StyleName="APA" Version="6"/>
-</file>
-
 <file path=customXml/item4.xml><?xml version="1.0" encoding="utf-8"?>
 <p:properties xmlns:p="http://schemas.microsoft.com/office/2006/metadata/properties" xmlns:xsi="http://www.w3.org/2001/XMLSchema-instance" xmlns:pc="http://schemas.microsoft.com/office/infopath/2007/PartnerControls">
   <documentManagement>
@@ -12927,6 +13021,22 @@
 </file>
 
 <file path=customXml/itemProps1.xml><?xml version="1.0" encoding="utf-8"?>
+<ds:datastoreItem xmlns:ds="http://schemas.openxmlformats.org/officeDocument/2006/customXml" ds:itemID="{1C7E8C72-8D6F-40D6-BD69-93E029065D11}">
+  <ds:schemaRefs>
+    <ds:schemaRef ds:uri="http://schemas.openxmlformats.org/officeDocument/2006/bibliography"/>
+  </ds:schemaRefs>
+</ds:datastoreItem>
+</file>
+
+<file path=customXml/itemProps2.xml><?xml version="1.0" encoding="utf-8"?>
+<ds:datastoreItem xmlns:ds="http://schemas.openxmlformats.org/officeDocument/2006/customXml" ds:itemID="{9B6DFC92-80A5-46F4-B508-CDB322A80F3D}">
+  <ds:schemaRefs>
+    <ds:schemaRef ds:uri="http://schemas.microsoft.com/sharepoint/v3/contenttype/forms"/>
+  </ds:schemaRefs>
+</ds:datastoreItem>
+</file>
+
+<file path=customXml/itemProps3.xml><?xml version="1.0" encoding="utf-8"?>
 <ds:datastoreItem xmlns:ds="http://schemas.openxmlformats.org/officeDocument/2006/customXml" ds:itemID="{4B8B55E9-5053-40E5-969F-1FA1C27EFDA0}">
   <ds:schemaRefs>
     <ds:schemaRef ds:uri="http://schemas.microsoft.com/office/2006/metadata/contentType"/>
@@ -12942,22 +13052,6 @@
     <ds:schemaRef ds:uri="http://purl.org/dc/elements/1.1/"/>
     <ds:schemaRef ds:uri="http://purl.org/dc/terms/"/>
     <ds:schemaRef ds:uri="http://schemas.microsoft.com/internal/obd"/>
-  </ds:schemaRefs>
-</ds:datastoreItem>
-</file>
-
-<file path=customXml/itemProps2.xml><?xml version="1.0" encoding="utf-8"?>
-<ds:datastoreItem xmlns:ds="http://schemas.openxmlformats.org/officeDocument/2006/customXml" ds:itemID="{9B6DFC92-80A5-46F4-B508-CDB322A80F3D}">
-  <ds:schemaRefs>
-    <ds:schemaRef ds:uri="http://schemas.microsoft.com/sharepoint/v3/contenttype/forms"/>
-  </ds:schemaRefs>
-</ds:datastoreItem>
-</file>
-
-<file path=customXml/itemProps3.xml><?xml version="1.0" encoding="utf-8"?>
-<ds:datastoreItem xmlns:ds="http://schemas.openxmlformats.org/officeDocument/2006/customXml" ds:itemID="{1C7E8C72-8D6F-40D6-BD69-93E029065D11}">
-  <ds:schemaRefs>
-    <ds:schemaRef ds:uri="http://schemas.openxmlformats.org/officeDocument/2006/bibliography"/>
   </ds:schemaRefs>
 </ds:datastoreItem>
 </file>

--- a/docs/5-1. FORMULARIO_CARACTERIZACIÓN_FORMULACIÓN_PROBLEMAS-2.docx
+++ b/docs/5-1. FORMULARIO_CARACTERIZACIÓN_FORMULACIÓN_PROBLEMAS-2.docx
@@ -135,6 +135,7 @@
           </w:placeholder>
           <w:text/>
         </w:sdtPr>
+        <w:sdtEndPr/>
         <w:sdtContent>
           <w:proofErr w:type="spellStart"/>
           <w:r>
@@ -184,20 +185,32 @@
     </w:p>
     <w:sdt>
       <w:sdtPr>
-        <w:rPr>
-          <w:rFonts w:ascii="Liberation Sans" w:eastAsia="Liberation Sans" w:hAnsi="Liberation Sans" w:cs="Liberation Sans"/>
-          <w:b/>
-          <w:bCs/>
-        </w:rPr>
         <w:id w:val="-219758826"/>
         <w:placeholder>
           <w:docPart w:val="E52CB31F91D04870A43B58E5E772C8A0"/>
         </w:placeholder>
       </w:sdtPr>
+      <w:sdtEndPr/>
       <w:sdtContent>
         <w:p>
           <w:pPr>
-            <w:pStyle w:val="Prrafodelista"/>
+            <w:ind w:left="709"/>
+          </w:pPr>
+          <w:r>
+            <w:t>Ana Laura Morcote Chacón: Universidad Distrital Francisco José de Caldas</w:t>
+          </w:r>
+        </w:p>
+        <w:p>
+          <w:pPr>
+            <w:ind w:left="709"/>
+          </w:pPr>
+          <w:r>
+            <w:t>Juan David Amaya Patiño: Universidad Distrital Francisco José de Caldas</w:t>
+          </w:r>
+        </w:p>
+        <w:p>
+          <w:pPr>
+            <w:ind w:left="709"/>
             <w:rPr>
               <w:rFonts w:ascii="Liberation Sans" w:eastAsia="Liberation Sans" w:hAnsi="Liberation Sans" w:cs="Liberation Sans"/>
               <w:b/>
@@ -205,29 +218,6 @@
             </w:rPr>
           </w:pPr>
           <w:r>
-            <w:rPr>
-              <w:rFonts w:ascii="Liberation Sans" w:eastAsia="Liberation Sans" w:hAnsi="Liberation Sans" w:cs="Liberation Sans"/>
-              <w:b/>
-              <w:bCs/>
-            </w:rPr>
-            <w:t>Ana Laura Morcote Chacón: Universidad Distrital Francisco José de Caldas</w:t>
-          </w:r>
-          <w:r>
-            <w:rPr>
-              <w:rFonts w:ascii="Liberation Sans" w:eastAsia="Liberation Sans" w:hAnsi="Liberation Sans" w:cs="Liberation Sans"/>
-              <w:b/>
-              <w:bCs/>
-            </w:rPr>
-            <w:br/>
-            <w:t>Juan David Amaya Patiño: Universidad Distrital Francisco José de Caldas</w:t>
-          </w:r>
-          <w:r>
-            <w:rPr>
-              <w:rFonts w:ascii="Liberation Sans" w:eastAsia="Liberation Sans" w:hAnsi="Liberation Sans" w:cs="Liberation Sans"/>
-              <w:b/>
-              <w:bCs/>
-            </w:rPr>
-            <w:br/>
             <w:t>Tomás Alejandro Delgado Ortiz: Universidad Distrital Francisco José de Caldas</w:t>
           </w:r>
         </w:p>
@@ -278,48 +268,37 @@
     </w:p>
     <w:sdt>
       <w:sdtPr>
-        <w:rPr>
-          <w:rFonts w:ascii="Liberation Sans" w:eastAsia="Liberation Sans" w:hAnsi="Liberation Sans" w:cs="Liberation Sans"/>
-          <w:b/>
-          <w:bCs/>
-        </w:rPr>
         <w:id w:val="-532498336"/>
         <w:placeholder>
           <w:docPart w:val="3967735E376C40E7A5BAE214F264AB25"/>
         </w:placeholder>
       </w:sdtPr>
+      <w:sdtEndPr/>
       <w:sdtContent>
         <w:p>
           <w:pPr>
-            <w:pStyle w:val="Prrafodelista"/>
+            <w:ind w:left="709"/>
+          </w:pPr>
+          <w:r>
+            <w:t>Ana Laura Morcote Chacón, Analista de datos, estudiante</w:t>
+          </w:r>
+        </w:p>
+        <w:p>
+          <w:pPr>
+            <w:ind w:left="709"/>
+          </w:pPr>
+          <w:r>
+            <w:t>Juan David Amaya Patiño, Analista de datos, estudiante</w:t>
+          </w:r>
+        </w:p>
+        <w:p>
+          <w:pPr>
+            <w:ind w:left="709"/>
             <w:rPr>
               <w:rFonts w:ascii="Liberation Sans" w:eastAsia="Liberation Sans" w:hAnsi="Liberation Sans" w:cs="Liberation Sans"/>
             </w:rPr>
           </w:pPr>
           <w:r>
-            <w:rPr>
-              <w:rFonts w:ascii="Liberation Sans" w:eastAsia="Liberation Sans" w:hAnsi="Liberation Sans" w:cs="Liberation Sans"/>
-              <w:b/>
-              <w:bCs/>
-            </w:rPr>
-            <w:t>Ana Laura Morcote Chacón, Analista de datos, estudiante</w:t>
-          </w:r>
-          <w:r>
-            <w:rPr>
-              <w:rFonts w:ascii="Liberation Sans" w:eastAsia="Liberation Sans" w:hAnsi="Liberation Sans" w:cs="Liberation Sans"/>
-              <w:b/>
-              <w:bCs/>
-            </w:rPr>
-            <w:br/>
-            <w:t>Juan David Amaya Patiño, Analista de datos, estudiante</w:t>
-          </w:r>
-          <w:r>
-            <w:rPr>
-              <w:rFonts w:ascii="Liberation Sans" w:eastAsia="Liberation Sans" w:hAnsi="Liberation Sans" w:cs="Liberation Sans"/>
-              <w:b/>
-              <w:bCs/>
-            </w:rPr>
-            <w:br/>
             <w:t>Tomás Alejandro Delgado Ortiz, Analista de datos, estudiante</w:t>
           </w:r>
         </w:p>
@@ -380,6 +359,7 @@
             <w:docPart w:val="24D66FE35F6B444F8DC6CC69392EE1C3"/>
           </w:placeholder>
         </w:sdtPr>
+        <w:sdtEndPr/>
         <w:sdtContent>
           <w:r>
             <w:t>almorcotec@udistrital.edu.co</w:t>
@@ -455,38 +435,49 @@
         <w:t xml:space="preserve"> </w:t>
       </w:r>
     </w:p>
-    <w:p>
-      <w:pPr>
-        <w:pStyle w:val="Prrafodelista"/>
-        <w:rPr>
-          <w:rFonts w:ascii="Liberation Sans" w:eastAsia="Liberation Sans" w:hAnsi="Liberation Sans" w:cs="Liberation Sans"/>
-          <w:b/>
-          <w:bCs/>
-        </w:rPr>
-      </w:pPr>
-      <w:sdt>
-        <w:sdtPr>
-          <w:rPr>
-            <w:rFonts w:ascii="Liberation Sans" w:eastAsia="Liberation Sans" w:hAnsi="Liberation Sans" w:cs="Liberation Sans"/>
-            <w:b/>
-            <w:bCs/>
-          </w:rPr>
-          <w:id w:val="-1442373023"/>
-          <w:placeholder>
-            <w:docPart w:val="3A0B237B66E543FCB8B66C2B2CD8F695"/>
-          </w:placeholder>
-          <w:showingPlcHdr/>
-        </w:sdtPr>
-        <w:sdtContent>
-          <w:r>
-            <w:rPr>
-              <w:rStyle w:val="Textodelmarcadordeposicin"/>
-            </w:rPr>
-            <w:t>Describa de manera clara y concreta el problema que desea analizar.</w:t>
-          </w:r>
-        </w:sdtContent>
-      </w:sdt>
-    </w:p>
+    <w:sdt>
+      <w:sdtPr>
+        <w:id w:val="-1442373023"/>
+        <w:placeholder>
+          <w:docPart w:val="3A0B237B66E543FCB8B66C2B2CD8F695"/>
+        </w:placeholder>
+      </w:sdtPr>
+      <w:sdtEndPr/>
+      <w:sdtContent>
+        <w:p>
+          <w:pPr>
+            <w:ind w:left="709"/>
+          </w:pPr>
+          <w:r>
+            <w:t>Bogotá evalúa la cobertura de su oferta de atención a violencias contra las mujeres (Línea Púrpura, Duplas de Atención Psicosocial) comparándola contra los casos que el propio sistema logró registrar. Ese cociente es autorreferencial: divide oferta institucional entre oferta institucional. Una localidad puede parecer bien cubierta simplemente porque allí se denuncia poco.</w:t>
+          </w:r>
+        </w:p>
+        <w:p>
+          <w:pPr>
+            <w:ind w:left="709"/>
+          </w:pPr>
+          <w:r>
+            <w:t xml:space="preserve">La ciudad no sabe dónde está la violencia que nunca entró al sistema, y por lo tanto distribuye su infraestructura de atención y cuidado según un mapa que sistemáticamente </w:t>
+          </w:r>
+          <w:proofErr w:type="spellStart"/>
+          <w:r>
+            <w:t>subrepresenta</w:t>
+          </w:r>
+          <w:proofErr w:type="spellEnd"/>
+          <w:r>
+            <w:t xml:space="preserve"> a las mujeres que no denuncian.</w:t>
+          </w:r>
+        </w:p>
+        <w:p>
+          <w:pPr>
+            <w:ind w:left="709"/>
+          </w:pPr>
+          <w:r>
+            <w:t>Este ejercicio construye con datos distritales disponibles, un denominador independiente del registro administrativo (estimado a partir de encuestas poblacionales con factores de expansión) y lo usa para recalcular la cobertura real del sistema.</w:t>
+          </w:r>
+        </w:p>
+      </w:sdtContent>
+    </w:sdt>
     <w:p>
       <w:pPr>
         <w:pStyle w:val="Prrafodelista"/>
@@ -547,14 +538,186 @@
           <w:placeholder>
             <w:docPart w:val="744AE53A74EF42B29D02B0026B75B6B2"/>
           </w:placeholder>
-          <w:showingPlcHdr/>
         </w:sdtPr>
+        <w:sdtEndPr/>
         <w:sdtContent>
           <w:r>
             <w:rPr>
-              <w:rStyle w:val="Textodelmarcadordeposicin"/>
-            </w:rPr>
-            <w:t>¿Por qué es relevante analizar este problema? ¿A quién afecta?</w:t>
+              <w:rFonts w:ascii="Liberation Sans" w:eastAsia="Liberation Sans" w:hAnsi="Liberation Sans" w:cs="Liberation Sans"/>
+              <w:b/>
+              <w:bCs/>
+            </w:rPr>
+            <w:t>La localización de Manzanas del Cuidado, Casas de Igualdad de Oportunidades y el despliegue de Duplas se prioriza con indicadores de demanda registrada. Si el registro está sesgado hacia las localidades donde ya hay institucionalidad, la inversión refuerza la desigualdad que pretende corregir.</w:t>
+          </w:r>
+          <w:r>
+            <w:rPr>
+              <w:rFonts w:ascii="Liberation Sans" w:eastAsia="Liberation Sans" w:hAnsi="Liberation Sans" w:cs="Liberation Sans"/>
+              <w:b/>
+              <w:bCs/>
+            </w:rPr>
+            <w:t xml:space="preserve"> Adicionalmente, l</w:t>
+          </w:r>
+          <w:r>
+            <w:rPr>
+              <w:rFonts w:ascii="Liberation Sans" w:eastAsia="Liberation Sans" w:hAnsi="Liberation Sans" w:cs="Liberation Sans"/>
+              <w:b/>
+              <w:bCs/>
+            </w:rPr>
+            <w:t>a denuncia está condicionada por dependencia económica, carga de cuidado, aislamiento y normas comunitarias de no-injerencia</w:t>
+          </w:r>
+          <w:r>
+            <w:rPr>
+              <w:rFonts w:ascii="Liberation Sans" w:eastAsia="Liberation Sans" w:hAnsi="Liberation Sans" w:cs="Liberation Sans"/>
+              <w:b/>
+              <w:bCs/>
+            </w:rPr>
+            <w:t>;</w:t>
+          </w:r>
+          <w:r>
+            <w:rPr>
+              <w:rFonts w:ascii="Liberation Sans" w:eastAsia="Liberation Sans" w:hAnsi="Liberation Sans" w:cs="Liberation Sans"/>
+              <w:b/>
+              <w:bCs/>
+            </w:rPr>
+            <w:t xml:space="preserve"> </w:t>
+          </w:r>
+          <w:r>
+            <w:rPr>
+              <w:rFonts w:ascii="Liberation Sans" w:eastAsia="Liberation Sans" w:hAnsi="Liberation Sans" w:cs="Liberation Sans"/>
+              <w:b/>
+              <w:bCs/>
+            </w:rPr>
+            <w:t>n</w:t>
+          </w:r>
+          <w:r>
+            <w:rPr>
+              <w:rFonts w:ascii="Liberation Sans" w:eastAsia="Liberation Sans" w:hAnsi="Liberation Sans" w:cs="Liberation Sans"/>
+              <w:b/>
+              <w:bCs/>
+            </w:rPr>
+            <w:t>inguno de esos factores aparece en un registro administrativo, pero todos son medibles en las encuestas distritales de 2025</w:t>
+          </w:r>
+          <w:r>
+            <w:rPr>
+              <w:rFonts w:ascii="Liberation Sans" w:eastAsia="Liberation Sans" w:hAnsi="Liberation Sans" w:cs="Liberation Sans"/>
+              <w:b/>
+              <w:bCs/>
+            </w:rPr>
+            <w:t>. En l</w:t>
+          </w:r>
+          <w:r>
+            <w:rPr>
+              <w:rFonts w:ascii="Liberation Sans" w:eastAsia="Liberation Sans" w:hAnsi="Liberation Sans" w:cs="Liberation Sans"/>
+              <w:b/>
+              <w:bCs/>
+            </w:rPr>
+            <w:t>a Encuesta Distrital de Percepción (13.082 registros) y la Encuesta Bienal de Cultura Ciudadana (5.860 registros) incluyen módulos de victimización, denuncia, exposición a violencia contra la mujer, distribución del trabajo de cuidado y actitudes de género</w:t>
+          </w:r>
+          <w:r>
+            <w:rPr>
+              <w:rFonts w:ascii="Liberation Sans" w:eastAsia="Liberation Sans" w:hAnsi="Liberation Sans" w:cs="Liberation Sans"/>
+              <w:b/>
+              <w:bCs/>
+            </w:rPr>
+            <w:t>.</w:t>
+          </w:r>
+          <w:r>
+            <w:rPr>
+              <w:rFonts w:ascii="Liberation Sans" w:eastAsia="Liberation Sans" w:hAnsi="Liberation Sans" w:cs="Liberation Sans"/>
+              <w:b/>
+              <w:bCs/>
+            </w:rPr>
+            <w:br/>
+            <w:t xml:space="preserve">Este problema afecta directamente a las mujeres de Bogotá </w:t>
+          </w:r>
+          <w:r>
+            <w:rPr>
+              <w:rFonts w:ascii="Liberation Sans" w:eastAsia="Liberation Sans" w:hAnsi="Liberation Sans" w:cs="Liberation Sans"/>
+              <w:b/>
+              <w:bCs/>
+            </w:rPr>
+            <w:t xml:space="preserve">viven violencias y no </w:t>
+          </w:r>
+          <w:r>
+            <w:rPr>
+              <w:rFonts w:ascii="Liberation Sans" w:eastAsia="Liberation Sans" w:hAnsi="Liberation Sans" w:cs="Liberation Sans"/>
+              <w:b/>
+              <w:bCs/>
+            </w:rPr>
+            <w:lastRenderedPageBreak/>
+            <w:t>denuncian</w:t>
+          </w:r>
+          <w:r>
+            <w:rPr>
+              <w:rFonts w:ascii="Liberation Sans" w:eastAsia="Liberation Sans" w:hAnsi="Liberation Sans" w:cs="Liberation Sans"/>
+              <w:b/>
+              <w:bCs/>
+            </w:rPr>
+            <w:t xml:space="preserve"> (las cuales se concentran, según la hipótesis en </w:t>
+          </w:r>
+          <w:r>
+            <w:rPr>
+              <w:rFonts w:ascii="Liberation Sans" w:eastAsia="Liberation Sans" w:hAnsi="Liberation Sans" w:cs="Liberation Sans"/>
+              <w:b/>
+              <w:bCs/>
+            </w:rPr>
+            <w:t>hogares con alta concentración femenina del trabajo de cuidado y en entornos con normas de no-injerencia</w:t>
+          </w:r>
+          <w:r>
+            <w:rPr>
+              <w:rFonts w:ascii="Liberation Sans" w:eastAsia="Liberation Sans" w:hAnsi="Liberation Sans" w:cs="Liberation Sans"/>
+              <w:b/>
+              <w:bCs/>
+            </w:rPr>
+            <w:t xml:space="preserve">); sin embargo este problema también le compete a la </w:t>
+          </w:r>
+          <w:r>
+            <w:rPr>
+              <w:rFonts w:ascii="Liberation Sans" w:eastAsia="Liberation Sans" w:hAnsi="Liberation Sans" w:cs="Liberation Sans"/>
+              <w:b/>
+              <w:bCs/>
+            </w:rPr>
+            <w:t xml:space="preserve">Secretaría Distrital de la Mujer (planeación de oferta), </w:t>
+          </w:r>
+          <w:r>
+            <w:rPr>
+              <w:rFonts w:ascii="Liberation Sans" w:eastAsia="Liberation Sans" w:hAnsi="Liberation Sans" w:cs="Liberation Sans"/>
+              <w:b/>
+              <w:bCs/>
+            </w:rPr>
+            <w:t xml:space="preserve">la </w:t>
+          </w:r>
+          <w:r>
+            <w:rPr>
+              <w:rFonts w:ascii="Liberation Sans" w:eastAsia="Liberation Sans" w:hAnsi="Liberation Sans" w:cs="Liberation Sans"/>
+              <w:b/>
+              <w:bCs/>
+            </w:rPr>
+            <w:t xml:space="preserve">Secretaría de Seguridad, Convivencia y Justicia (rutas de atención), </w:t>
+          </w:r>
+          <w:r>
+            <w:rPr>
+              <w:rFonts w:ascii="Liberation Sans" w:eastAsia="Liberation Sans" w:hAnsi="Liberation Sans" w:cs="Liberation Sans"/>
+              <w:b/>
+              <w:bCs/>
+            </w:rPr>
+            <w:t xml:space="preserve">la </w:t>
+          </w:r>
+          <w:r>
+            <w:rPr>
+              <w:rFonts w:ascii="Liberation Sans" w:eastAsia="Liberation Sans" w:hAnsi="Liberation Sans" w:cs="Liberation Sans"/>
+              <w:b/>
+              <w:bCs/>
+            </w:rPr>
+            <w:t>Secretaría Distrital de Planeación (focalización territorial)</w:t>
+          </w:r>
+          <w:r>
+            <w:rPr>
+              <w:rFonts w:ascii="Liberation Sans" w:eastAsia="Liberation Sans" w:hAnsi="Liberation Sans" w:cs="Liberation Sans"/>
+              <w:b/>
+              <w:bCs/>
+            </w:rPr>
+            <w:t>, y de sobremanera a la ciudadanía en general.</w:t>
           </w:r>
         </w:sdtContent>
       </w:sdt>
@@ -618,14 +781,248 @@
           <w:placeholder>
             <w:docPart w:val="4BFA472B9A274F76AA71A74ED1B6859F"/>
           </w:placeholder>
-          <w:showingPlcHdr/>
         </w:sdtPr>
+        <w:sdtEndPr/>
         <w:sdtContent>
           <w:r>
             <w:rPr>
-              <w:rStyle w:val="Textodelmarcadordeposicin"/>
-            </w:rPr>
-            <w:t>Indique el ámbito territorial, sectorial, poblacional o institucional sobre el cual se desarrollará el ejercicio.</w:t>
+              <w:rFonts w:ascii="Liberation Sans" w:eastAsia="Liberation Sans" w:hAnsi="Liberation Sans" w:cs="Liberation Sans"/>
+              <w:b/>
+              <w:bCs/>
+            </w:rPr>
+            <w:t xml:space="preserve">Ámbito territorial: </w:t>
+          </w:r>
+          <w:r>
+            <w:rPr>
+              <w:rFonts w:ascii="Liberation Sans" w:eastAsia="Liberation Sans" w:hAnsi="Liberation Sans" w:cs="Liberation Sans"/>
+              <w:b/>
+              <w:bCs/>
+            </w:rPr>
+            <w:t>Bogotá D.C., 20 localidades. Unidad de análisis principal: localidad. Unidad de análisis secundaria: UPL (33), solo donde el tamaño muestral lo permita. Se excluye Sumapaz de los rankings de cobertura por tamaño poblacional (se reporta aparte)</w:t>
+          </w:r>
+          <w:r>
+            <w:rPr>
+              <w:rFonts w:ascii="Liberation Sans" w:eastAsia="Liberation Sans" w:hAnsi="Liberation Sans" w:cs="Liberation Sans"/>
+              <w:b/>
+              <w:bCs/>
+            </w:rPr>
+            <w:br/>
+            <w:t xml:space="preserve">Temporal: </w:t>
+          </w:r>
+          <w:r>
+            <w:rPr>
+              <w:rFonts w:ascii="Liberation Sans" w:eastAsia="Liberation Sans" w:hAnsi="Liberation Sans" w:cs="Liberation Sans"/>
+              <w:b/>
+              <w:bCs/>
+            </w:rPr>
+            <w:t>Encuestas: año móvil 2025 (bimestres 2025</w:t>
+          </w:r>
+          <w:r>
+            <w:rPr>
+              <w:rFonts w:ascii="Liberation Sans" w:eastAsia="Liberation Sans" w:hAnsi="Liberation Sans" w:cs="Liberation Sans"/>
+              <w:b/>
+              <w:bCs/>
+            </w:rPr>
+            <w:t>/</w:t>
+          </w:r>
+          <w:r>
+            <w:rPr>
+              <w:rFonts w:ascii="Liberation Sans" w:eastAsia="Liberation Sans" w:hAnsi="Liberation Sans" w:cs="Liberation Sans"/>
+              <w:b/>
+              <w:bCs/>
+            </w:rPr>
+            <w:t>01</w:t>
+          </w:r>
+          <w:r>
+            <w:rPr>
+              <w:rFonts w:ascii="Liberation Sans" w:eastAsia="Liberation Sans" w:hAnsi="Liberation Sans" w:cs="Liberation Sans"/>
+              <w:b/>
+              <w:bCs/>
+            </w:rPr>
+            <w:t>-</w:t>
+          </w:r>
+          <w:r>
+            <w:rPr>
+              <w:rFonts w:ascii="Liberation Sans" w:eastAsia="Liberation Sans" w:hAnsi="Liberation Sans" w:cs="Liberation Sans"/>
+              <w:b/>
+              <w:bCs/>
+            </w:rPr>
+            <w:t>2025</w:t>
+          </w:r>
+          <w:r>
+            <w:rPr>
+              <w:rFonts w:ascii="Liberation Sans" w:eastAsia="Liberation Sans" w:hAnsi="Liberation Sans" w:cs="Liberation Sans"/>
+              <w:b/>
+              <w:bCs/>
+            </w:rPr>
+            <w:t>/</w:t>
+          </w:r>
+          <w:r>
+            <w:rPr>
+              <w:rFonts w:ascii="Liberation Sans" w:eastAsia="Liberation Sans" w:hAnsi="Liberation Sans" w:cs="Liberation Sans"/>
+              <w:b/>
+              <w:bCs/>
+            </w:rPr>
+            <w:t>06). Registros administrativos: cortes trimestrales marzo 2025</w:t>
+          </w:r>
+          <w:r>
+            <w:rPr>
+              <w:rFonts w:ascii="Liberation Sans" w:eastAsia="Liberation Sans" w:hAnsi="Liberation Sans" w:cs="Liberation Sans"/>
+              <w:b/>
+              <w:bCs/>
+            </w:rPr>
+            <w:t xml:space="preserve"> -</w:t>
+          </w:r>
+          <w:r>
+            <w:rPr>
+              <w:rFonts w:ascii="Liberation Sans" w:eastAsia="Liberation Sans" w:hAnsi="Liberation Sans" w:cs="Liberation Sans"/>
+              <w:b/>
+              <w:bCs/>
+            </w:rPr>
+            <w:t xml:space="preserve"> marzo 2026. Llamadas 123: marzo, junio, septiembre y diciembre de 2025, y marzo de 2026</w:t>
+          </w:r>
+          <w:r>
+            <w:rPr>
+              <w:rFonts w:ascii="Liberation Sans" w:eastAsia="Liberation Sans" w:hAnsi="Liberation Sans" w:cs="Liberation Sans"/>
+              <w:b/>
+              <w:bCs/>
+            </w:rPr>
+            <w:t>.</w:t>
+          </w:r>
+          <w:r>
+            <w:rPr>
+              <w:rFonts w:ascii="Liberation Sans" w:eastAsia="Liberation Sans" w:hAnsi="Liberation Sans" w:cs="Liberation Sans"/>
+              <w:b/>
+              <w:bCs/>
+            </w:rPr>
+            <w:br/>
+            <w:t xml:space="preserve">Poblacional: </w:t>
+          </w:r>
+          <w:r>
+            <w:rPr>
+              <w:rFonts w:ascii="Liberation Sans" w:eastAsia="Liberation Sans" w:hAnsi="Liberation Sans" w:cs="Liberation Sans"/>
+              <w:b/>
+              <w:bCs/>
+            </w:rPr>
+            <w:t>Mujeres residentes en Bogotá. En los módulos de exposición y actitudes se analiza a toda la población encuestada (hombres y mujeres), porque el objeto es la respuesta social frente a la violencia, no solo la vivencia de la víctima</w:t>
+          </w:r>
+          <w:r>
+            <w:rPr>
+              <w:rFonts w:ascii="Liberation Sans" w:eastAsia="Liberation Sans" w:hAnsi="Liberation Sans" w:cs="Liberation Sans"/>
+              <w:b/>
+              <w:bCs/>
+            </w:rPr>
+            <w:t>.</w:t>
+          </w:r>
+          <w:r>
+            <w:rPr>
+              <w:rFonts w:ascii="Liberation Sans" w:eastAsia="Liberation Sans" w:hAnsi="Liberation Sans" w:cs="Liberation Sans"/>
+              <w:b/>
+              <w:bCs/>
+            </w:rPr>
+            <w:br/>
+            <w:t xml:space="preserve">Sectorial: </w:t>
+          </w:r>
+          <w:r>
+            <w:rPr>
+              <w:rFonts w:ascii="Liberation Sans" w:eastAsia="Liberation Sans" w:hAnsi="Liberation Sans" w:cs="Liberation Sans"/>
+              <w:b/>
+              <w:bCs/>
+            </w:rPr>
+            <w:t>Oferta de atención de la Secretaría Distrital de la Mujer</w:t>
+          </w:r>
+          <w:r>
+            <w:rPr>
+              <w:rFonts w:ascii="Liberation Sans" w:eastAsia="Liberation Sans" w:hAnsi="Liberation Sans" w:cs="Liberation Sans"/>
+              <w:b/>
+              <w:bCs/>
+            </w:rPr>
+            <w:t xml:space="preserve"> (</w:t>
+          </w:r>
+          <w:r>
+            <w:rPr>
+              <w:rFonts w:ascii="Liberation Sans" w:eastAsia="Liberation Sans" w:hAnsi="Liberation Sans" w:cs="Liberation Sans"/>
+              <w:b/>
+              <w:bCs/>
+            </w:rPr>
+            <w:t>Línea Púrpura Distrital y Duplas de Atención Psicosocial</w:t>
+          </w:r>
+          <w:r>
+            <w:rPr>
+              <w:rFonts w:ascii="Liberation Sans" w:eastAsia="Liberation Sans" w:hAnsi="Liberation Sans" w:cs="Liberation Sans"/>
+              <w:b/>
+              <w:bCs/>
+            </w:rPr>
+            <w:t>)</w:t>
+          </w:r>
+          <w:r>
+            <w:rPr>
+              <w:rFonts w:ascii="Liberation Sans" w:eastAsia="Liberation Sans" w:hAnsi="Liberation Sans" w:cs="Liberation Sans"/>
+              <w:b/>
+              <w:bCs/>
+            </w:rPr>
+            <w:t>. Registro de riesgo de feminicidio y delitos sexuales como comparadores administrativos</w:t>
+          </w:r>
+          <w:r>
+            <w:rPr>
+              <w:rFonts w:ascii="Liberation Sans" w:eastAsia="Liberation Sans" w:hAnsi="Liberation Sans" w:cs="Liberation Sans"/>
+              <w:b/>
+              <w:bCs/>
+            </w:rPr>
+            <w:t>.</w:t>
+          </w:r>
+          <w:r>
+            <w:rPr>
+              <w:rFonts w:ascii="Liberation Sans" w:eastAsia="Liberation Sans" w:hAnsi="Liberation Sans" w:cs="Liberation Sans"/>
+              <w:b/>
+              <w:bCs/>
+            </w:rPr>
+            <w:br/>
+            <w:t xml:space="preserve">Fuera de alcance: </w:t>
+          </w:r>
+          <w:r>
+            <w:rPr>
+              <w:rFonts w:ascii="Liberation Sans" w:eastAsia="Liberation Sans" w:hAnsi="Liberation Sans" w:cs="Liberation Sans"/>
+              <w:b/>
+              <w:bCs/>
+            </w:rPr>
+            <w:t xml:space="preserve">Inferencia causal individual; caracterización de agresores; series históricas anteriores a 2025; los </w:t>
+          </w:r>
+          <w:proofErr w:type="spellStart"/>
+          <w:r>
+            <w:rPr>
+              <w:rFonts w:ascii="Liberation Sans" w:eastAsia="Liberation Sans" w:hAnsi="Liberation Sans" w:cs="Liberation Sans"/>
+              <w:b/>
+              <w:bCs/>
+            </w:rPr>
+            <w:t>datasets</w:t>
+          </w:r>
+          <w:proofErr w:type="spellEnd"/>
+          <w:r>
+            <w:rPr>
+              <w:rFonts w:ascii="Liberation Sans" w:eastAsia="Liberation Sans" w:hAnsi="Liberation Sans" w:cs="Liberation Sans"/>
+              <w:b/>
+              <w:bCs/>
+            </w:rPr>
+            <w:t xml:space="preserve"> osb_malnutricion18_64 y </w:t>
+          </w:r>
+          <w:proofErr w:type="spellStart"/>
+          <w:r>
+            <w:rPr>
+              <w:rFonts w:ascii="Liberation Sans" w:eastAsia="Liberation Sans" w:hAnsi="Liberation Sans" w:cs="Liberation Sans"/>
+              <w:b/>
+              <w:bCs/>
+            </w:rPr>
+            <w:t>osb_saludmental-consumoabusivo</w:t>
+          </w:r>
+          <w:proofErr w:type="spellEnd"/>
+          <w:r>
+            <w:rPr>
+              <w:rFonts w:ascii="Liberation Sans" w:eastAsia="Liberation Sans" w:hAnsi="Liberation Sans" w:cs="Liberation Sans"/>
+              <w:b/>
+              <w:bCs/>
+            </w:rPr>
+            <w:t xml:space="preserve"> (se descartan por desalineación temporal y por medir demanda de tratamiento, no prevalencia)</w:t>
           </w:r>
         </w:sdtContent>
       </w:sdt>
@@ -678,15 +1075,16 @@
           <w:placeholder>
             <w:docPart w:val="C7F55D375B9B478FA20DF16FC8318D0F"/>
           </w:placeholder>
-          <w:showingPlcHdr/>
           <w:text/>
         </w:sdtPr>
         <w:sdtContent>
           <w:r>
             <w:rPr>
-              <w:rStyle w:val="Textodelmarcadordeposicin"/>
-            </w:rPr>
-            <w:t>Formule la pregunta principal que guiará su ejercicio.</w:t>
+              <w:rFonts w:ascii="Liberation Sans" w:eastAsia="Liberation Sans" w:hAnsi="Liberation Sans" w:cs="Liberation Sans"/>
+              <w:b/>
+              <w:bCs/>
+            </w:rPr>
+            <w:t>¿Coincide el mapa de la oferta institucional de atención a violencias contra las mujeres en Bogotá con el mapa de la necesidad real estimada desde la población, o el Distrito está midiendo su cobertura contra un denominador que él mismo produce?</w:t>
           </w:r>
         </w:sdtContent>
       </w:sdt>
@@ -743,6 +1141,7 @@
           </w:placeholder>
           <w:showingPlcHdr/>
         </w:sdtPr>
+        <w:sdtEndPr/>
         <w:sdtContent>
           <w:r>
             <w:rPr>
@@ -822,6 +1221,7 @@
             <w:docPart w:val="60B896A256954A3A8E5BE9619657CCDB"/>
           </w:placeholder>
         </w:sdtPr>
+        <w:sdtEndPr/>
         <w:sdtContent>
           <w:r>
             <w:rPr>
@@ -892,14 +1292,6 @@
               <w:bCs/>
             </w:rPr>
             <w:br/>
-          </w:r>
-          <w:r>
-            <w:rPr>
-              <w:rFonts w:ascii="Liberation Sans" w:eastAsia="Liberation Sans" w:hAnsi="Liberation Sans" w:cs="Liberation Sans"/>
-              <w:b/>
-              <w:bCs/>
-            </w:rPr>
-            <w:lastRenderedPageBreak/>
             <w:t xml:space="preserve">-Enlace: </w:t>
           </w:r>
           <w:hyperlink r:id="rId11" w:history="1">
@@ -933,6 +1325,7 @@
                 <w:docPart w:val="609860DE8FA54B3FB1D60711405F46FE"/>
               </w:placeholder>
             </w:sdtPr>
+            <w:sdtEndPr/>
             <w:sdtContent>
               <w:r>
                 <w:rPr>
@@ -1013,7 +1406,17 @@
                     <w:b/>
                     <w:bCs/>
                   </w:rPr>
-                  <w:t>https://datosabiertos.bogota.gov.co/dataset/cifras-de-mujeres-valoradas-en-riesgo-de-feminicidio-en-bogota-d-c-segun-localidad</w:t>
+                  <w:t>https://datosabiertos.bogota.gov.co/dataset/cifras-de-mujeres-valoradas-en-</w:t>
+                </w:r>
+                <w:r>
+                  <w:rPr>
+                    <w:rStyle w:val="Hipervnculo"/>
+                    <w:rFonts w:ascii="Liberation Sans" w:eastAsia="Liberation Sans" w:hAnsi="Liberation Sans" w:cs="Liberation Sans"/>
+                    <w:b/>
+                    <w:bCs/>
+                  </w:rPr>
+                  <w:lastRenderedPageBreak/>
+                  <w:t>riesgo-de-feminicidio-en-bogota-d-c-segun-localidad</w:t>
                 </w:r>
               </w:hyperlink>
               <w:r>
@@ -1044,6 +1447,7 @@
                     <w:docPart w:val="6CEB9C3DD04C4AECA91985EDF34505E0"/>
                   </w:placeholder>
                 </w:sdtPr>
+                <w:sdtEndPr/>
                 <w:sdtContent>
                   <w:r>
                     <w:rPr>
@@ -1718,7 +2122,6 @@
           <w:b/>
           <w:bCs/>
         </w:rPr>
-        <w:lastRenderedPageBreak/>
         <w:t xml:space="preserve">Variables </w:t>
       </w:r>
       <w:proofErr w:type="gramStart"/>
@@ -1752,6 +2155,7 @@
           </w:placeholder>
           <w:showingPlcHdr/>
         </w:sdtPr>
+        <w:sdtEndPr/>
         <w:sdtContent>
           <w:r>
             <w:rPr>
@@ -1842,6 +2246,7 @@
           </w:placeholder>
           <w:showingPlcHdr/>
         </w:sdtPr>
+        <w:sdtEndPr/>
         <w:sdtContent>
           <w:r>
             <w:rPr>
@@ -1881,6 +2286,7 @@
           <w:b/>
           <w:bCs/>
         </w:rPr>
+        <w:lastRenderedPageBreak/>
         <w:t>¿Los datos seleccionados contienen información geográfica, territorial o de segmentación institucional relevante para el análisis?</w:t>
       </w:r>
     </w:p>
@@ -1921,6 +2327,7 @@
             <w14:uncheckedState w14:val="2610" w14:font="MS Gothic"/>
           </w14:checkbox>
         </w:sdtPr>
+        <w:sdtEndPr/>
         <w:sdtContent>
           <w:r>
             <w:rPr>
@@ -1970,6 +2377,7 @@
             <w14:uncheckedState w14:val="2610" w14:font="MS Gothic"/>
           </w14:checkbox>
         </w:sdtPr>
+        <w:sdtEndPr/>
         <w:sdtContent>
           <w:r>
             <w:rPr>
@@ -2017,6 +2425,7 @@
             <w14:uncheckedState w14:val="2610" w14:font="MS Gothic"/>
           </w14:checkbox>
         </w:sdtPr>
+        <w:sdtEndPr/>
         <w:sdtContent>
           <w:r>
             <w:rPr>
@@ -2073,6 +2482,7 @@
           <w:docPart w:val="697B6D952DDD420C81D4CFABDD1DD48A"/>
         </w:placeholder>
       </w:sdtPr>
+      <w:sdtEndPr/>
       <w:sdtContent>
         <w:p>
           <w:pPr>
@@ -2190,6 +2600,7 @@
             <w14:uncheckedState w14:val="2610" w14:font="MS Gothic"/>
           </w14:checkbox>
         </w:sdtPr>
+        <w:sdtEndPr/>
         <w:sdtContent>
           <w:r>
             <w:rPr>
@@ -2225,6 +2636,7 @@
             <w14:uncheckedState w14:val="2610" w14:font="MS Gothic"/>
           </w14:checkbox>
         </w:sdtPr>
+        <w:sdtEndPr/>
         <w:sdtContent>
           <w:r>
             <w:rPr>
@@ -2260,6 +2672,7 @@
             <w14:uncheckedState w14:val="2610" w14:font="MS Gothic"/>
           </w14:checkbox>
         </w:sdtPr>
+        <w:sdtEndPr/>
         <w:sdtContent>
           <w:r>
             <w:rPr>
@@ -2291,6 +2704,7 @@
         </w:placeholder>
         <w:showingPlcHdr/>
       </w:sdtPr>
+      <w:sdtEndPr/>
       <w:sdtContent>
         <w:p>
           <w:pPr>
@@ -2393,6 +2807,7 @@
             <w14:uncheckedState w14:val="2610" w14:font="MS Gothic"/>
           </w14:checkbox>
         </w:sdtPr>
+        <w:sdtEndPr/>
         <w:sdtContent>
           <w:r>
             <w:rPr>
@@ -2440,6 +2855,7 @@
             <w14:uncheckedState w14:val="2610" w14:font="MS Gothic"/>
           </w14:checkbox>
         </w:sdtPr>
+        <w:sdtEndPr/>
         <w:sdtContent>
           <w:r>
             <w:rPr>
@@ -2487,6 +2903,7 @@
             <w14:uncheckedState w14:val="2610" w14:font="MS Gothic"/>
           </w14:checkbox>
         </w:sdtPr>
+        <w:sdtEndPr/>
         <w:sdtContent>
           <w:r>
             <w:rPr>
@@ -2534,6 +2951,7 @@
             <w14:uncheckedState w14:val="2610" w14:font="MS Gothic"/>
           </w14:checkbox>
         </w:sdtPr>
+        <w:sdtEndPr/>
         <w:sdtContent>
           <w:r>
             <w:rPr>
@@ -2589,6 +3007,7 @@
             <w14:uncheckedState w14:val="2610" w14:font="MS Gothic"/>
           </w14:checkbox>
         </w:sdtPr>
+        <w:sdtEndPr/>
         <w:sdtContent>
           <w:r>
             <w:rPr>
@@ -2636,6 +3055,7 @@
             <w14:uncheckedState w14:val="2610" w14:font="MS Gothic"/>
           </w14:checkbox>
         </w:sdtPr>
+        <w:sdtEndPr/>
         <w:sdtContent>
           <w:r>
             <w:rPr>
@@ -2683,6 +3103,7 @@
             <w14:uncheckedState w14:val="2610" w14:font="MS Gothic"/>
           </w14:checkbox>
         </w:sdtPr>
+        <w:sdtEndPr/>
         <w:sdtContent>
           <w:r>
             <w:rPr>
@@ -2714,7 +3135,7 @@
           <w:rFonts w:ascii="Liberation Sans" w:eastAsia="Liberation Sans" w:hAnsi="Liberation Sans" w:cs="Liberation Sans"/>
           <w:b/>
           <w:bCs/>
-          <w:lang w:val="es-419"/>
+          <w:lang w:val="en-US"/>
         </w:rPr>
         <w:t>Otro</w:t>
       </w:r>
@@ -2739,6 +3160,7 @@
             <w:docPart w:val="8BB674EAA0624E12B56B3E5149BAB590"/>
           </w:placeholder>
         </w:sdtPr>
+        <w:sdtEndPr/>
         <w:sdtContent>
           <w:proofErr w:type="spellStart"/>
           <w:r>
@@ -2849,6 +3271,7 @@
             <w14:uncheckedState w14:val="2610" w14:font="MS Gothic"/>
           </w14:checkbox>
         </w:sdtPr>
+        <w:sdtEndPr/>
         <w:sdtContent>
           <w:r>
             <w:rPr>
@@ -2896,6 +3319,7 @@
             <w14:uncheckedState w14:val="2610" w14:font="MS Gothic"/>
           </w14:checkbox>
         </w:sdtPr>
+        <w:sdtEndPr/>
         <w:sdtContent>
           <w:r>
             <w:rPr>
@@ -2943,6 +3367,7 @@
             <w14:uncheckedState w14:val="2610" w14:font="MS Gothic"/>
           </w14:checkbox>
         </w:sdtPr>
+        <w:sdtEndPr/>
         <w:sdtContent>
           <w:r>
             <w:rPr>
@@ -2990,6 +3415,7 @@
             <w14:uncheckedState w14:val="2610" w14:font="MS Gothic"/>
           </w14:checkbox>
         </w:sdtPr>
+        <w:sdtEndPr/>
         <w:sdtContent>
           <w:r>
             <w:rPr>
@@ -3037,6 +3463,7 @@
             <w14:uncheckedState w14:val="2610" w14:font="MS Gothic"/>
           </w14:checkbox>
         </w:sdtPr>
+        <w:sdtEndPr/>
         <w:sdtContent>
           <w:r>
             <w:rPr>
@@ -3092,6 +3519,7 @@
             <w14:uncheckedState w14:val="2610" w14:font="MS Gothic"/>
           </w14:checkbox>
         </w:sdtPr>
+        <w:sdtEndPr/>
         <w:sdtContent>
           <w:r>
             <w:rPr>
@@ -3138,6 +3566,7 @@
           </w:placeholder>
           <w:showingPlcHdr/>
         </w:sdtPr>
+        <w:sdtEndPr/>
         <w:sdtContent>
           <w:r>
             <w:rPr>
@@ -3170,7 +3599,6 @@
           <w:sz w:val="20"/>
           <w:szCs w:val="20"/>
         </w:rPr>
-        <w:lastRenderedPageBreak/>
         <w:t xml:space="preserve">Sección 5 – Visualización desarrollada y principales resultados </w:t>
       </w:r>
     </w:p>
@@ -3217,12 +3645,20 @@
           </w:placeholder>
           <w:showingPlcHdr/>
         </w:sdtPr>
+        <w:sdtEndPr/>
         <w:sdtContent>
           <w:r>
             <w:rPr>
               <w:rStyle w:val="Textodelmarcadordeposicin"/>
             </w:rPr>
-            <w:t>Describa la herramienta o visualización desarrollada por el equipo, indicando sus principales funcionalidades, la forma en que opera y los indicadores, análisis o visualizaciones más relevantes que presenta.</w:t>
+            <w:t xml:space="preserve">Describa la herramienta o visualización desarrollada por el equipo, indicando sus principales funcionalidades, la forma en que opera y los indicadores, análisis o visualizaciones más relevantes </w:t>
+          </w:r>
+          <w:r>
+            <w:rPr>
+              <w:rStyle w:val="Textodelmarcadordeposicin"/>
+            </w:rPr>
+            <w:lastRenderedPageBreak/>
+            <w:t>que presenta.</w:t>
           </w:r>
           <w:r>
             <w:rPr>
@@ -3311,6 +3747,7 @@
           </w:placeholder>
           <w:showingPlcHdr/>
         </w:sdtPr>
+        <w:sdtEndPr/>
         <w:sdtContent>
           <w:r>
             <w:rPr>
@@ -3373,6 +3810,7 @@
         </w:placeholder>
         <w:showingPlcHdr/>
       </w:sdtPr>
+      <w:sdtEndPr/>
       <w:sdtContent>
         <w:p>
           <w:pPr>
@@ -3520,6 +3958,7 @@
           </w:placeholder>
           <w:showingPlcHdr/>
         </w:sdtPr>
+        <w:sdtEndPr/>
         <w:sdtContent>
           <w:r>
             <w:rPr>
@@ -3685,6 +4124,7 @@
             <w:docPart w:val="194A1148D684400895E74D4913D5B5E1"/>
           </w:placeholder>
         </w:sdtPr>
+        <w:sdtEndPr/>
         <w:sdtContent>
           <w:r>
             <w:t>La limpieza, normalización e integración de los datos</w:t>
@@ -3755,6 +4195,7 @@
           </w:placeholder>
           <w:showingPlcHdr/>
         </w:sdtPr>
+        <w:sdtEndPr/>
         <w:sdtContent>
           <w:r>
             <w:rPr>
@@ -3852,6 +4293,7 @@
             <w:docPart w:val="BF29C54DF7F94C40A1206B2B1FDD00F8"/>
           </w:placeholder>
         </w:sdtPr>
+        <w:sdtEndPr/>
         <w:sdtContent>
           <w:r>
             <w:rPr>
@@ -7849,7 +8291,6 @@
   <w:style w:type="character" w:default="1" w:styleId="Fuentedeprrafopredeter">
     <w:name w:val="Default Paragraph Font"/>
     <w:uiPriority w:val="1"/>
-    <w:semiHidden/>
     <w:unhideWhenUsed/>
   </w:style>
   <w:style w:type="table" w:default="1" w:styleId="Tablanormal">
@@ -10002,6 +10443,7 @@
     <w:rsid w:val="00937A5F"/>
     <w:rsid w:val="00987A36"/>
     <w:rsid w:val="009C604B"/>
+    <w:rsid w:val="00AC3828"/>
     <w:rsid w:val="00B009E5"/>
     <w:rsid w:val="00B1479B"/>
     <w:rsid w:val="00BB71D2"/>
@@ -10010,6 +10452,8 @@
     <w:rsid w:val="00DA555B"/>
     <w:rsid w:val="00EE3589"/>
     <w:rsid w:val="00F05331"/>
+    <w:rsid w:val="00F80900"/>
+    <w:rsid w:val="00FF05AD"/>
   </w:rsids>
   <m:mathPr>
     <m:mathFont m:val="Cambria Math"/>
@@ -10494,7 +10938,7 @@
     <w:basedOn w:val="Fuentedeprrafopredeter"/>
     <w:uiPriority w:val="99"/>
     <w:semiHidden/>
-    <w:rsid w:val="00EE3589"/>
+    <w:rsid w:val="00FF05AD"/>
     <w:rPr>
       <w:color w:val="666666"/>
     </w:rPr>
@@ -11042,7 +11486,7 @@
     <w:basedOn w:val="Normal"/>
     <w:uiPriority w:val="34"/>
     <w:qFormat/>
-    <w:rsid w:val="005F53B5"/>
+    <w:rsid w:val="00FF05AD"/>
     <w:pPr>
       <w:suppressAutoHyphens/>
       <w:spacing w:after="0" w:line="100" w:lineRule="atLeast"/>
@@ -12441,6 +12885,27 @@
   <w:style w:type="paragraph" w:customStyle="1" w:styleId="6CEB9C3DD04C4AECA91985EDF34505E0">
     <w:name w:val="6CEB9C3DD04C4AECA91985EDF34505E0"/>
     <w:rsid w:val="00EE3589"/>
+    <w:rPr>
+      <w:lang w:val="es-419" w:eastAsia="ja-JP"/>
+    </w:rPr>
+  </w:style>
+  <w:style w:type="paragraph" w:customStyle="1" w:styleId="BD2543DAD08046E9933609A08770FCFA">
+    <w:name w:val="BD2543DAD08046E9933609A08770FCFA"/>
+    <w:rsid w:val="00FF05AD"/>
+    <w:rPr>
+      <w:lang w:val="es-419" w:eastAsia="ja-JP"/>
+    </w:rPr>
+  </w:style>
+  <w:style w:type="paragraph" w:customStyle="1" w:styleId="C00FD98E33C743D3803750B61A819B6C">
+    <w:name w:val="C00FD98E33C743D3803750B61A819B6C"/>
+    <w:rsid w:val="00FF05AD"/>
+    <w:rPr>
+      <w:lang w:val="es-419" w:eastAsia="ja-JP"/>
+    </w:rPr>
+  </w:style>
+  <w:style w:type="paragraph" w:customStyle="1" w:styleId="18B36B6BE19A4E34A59AD4FE514C4393">
+    <w:name w:val="18B36B6BE19A4E34A59AD4FE514C4393"/>
+    <w:rsid w:val="00FF05AD"/>
     <w:rPr>
       <w:lang w:val="es-419" w:eastAsia="ja-JP"/>
     </w:rPr>
@@ -12717,19 +13182,6 @@
 </file>
 
 <file path=customXml/item1.xml><?xml version="1.0" encoding="utf-8"?>
-<b:Sources xmlns:b="http://schemas.openxmlformats.org/officeDocument/2006/bibliography" xmlns="http://schemas.openxmlformats.org/officeDocument/2006/bibliography" SelectedStyle="\APASixthEditionOfficeOnline.xsl" StyleName="APA" Version="6"/>
-</file>
-
-<file path=customXml/item2.xml><?xml version="1.0" encoding="utf-8"?>
-<?mso-contentType ?>
-<FormTemplates xmlns="http://schemas.microsoft.com/sharepoint/v3/contenttype/forms">
-  <Display>DocumentLibraryForm</Display>
-  <Edit>DocumentLibraryForm</Edit>
-  <New>DocumentLibraryForm</New>
-</FormTemplates>
-</file>
-
-<file path=customXml/item3.xml><?xml version="1.0" encoding="utf-8"?>
 <ct:contentTypeSchema xmlns:ct="http://schemas.microsoft.com/office/2006/metadata/contentType" xmlns:ma="http://schemas.microsoft.com/office/2006/metadata/properties/metaAttributes" ct:_="" ma:_="" ma:contentTypeName="Documento" ma:contentTypeID="0x010100E35D5CFF27142147BAF1F3476208DFD8" ma:contentTypeVersion="21" ma:contentTypeDescription="Crear nuevo documento." ma:contentTypeScope="" ma:versionID="bf36b99a6e9cb6c4c04e69905c56a055">
   <xsd:schema xmlns:xsd="http://www.w3.org/2001/XMLSchema" xmlns:xs="http://www.w3.org/2001/XMLSchema" xmlns:p="http://schemas.microsoft.com/office/2006/metadata/properties" xmlns:ns1="http://schemas.microsoft.com/sharepoint/v3" xmlns:ns2="9c3aca8e-802d-4afe-8de2-403351c573ee" xmlns:ns3="7755e09e-18d1-493a-950e-5a615bcdbc52" targetNamespace="http://schemas.microsoft.com/office/2006/metadata/properties" ma:root="true" ma:fieldsID="0aadd8d177eb5bb2c3d9d64c2b0f37ab" ns1:_="" ns2:_="" ns3:_="">
     <xsd:import namespace="http://schemas.microsoft.com/sharepoint/v3"/>
@@ -13007,6 +13459,19 @@
 </ct:contentTypeSchema>
 </file>
 
+<file path=customXml/item2.xml><?xml version="1.0" encoding="utf-8"?>
+<?mso-contentType ?>
+<FormTemplates xmlns="http://schemas.microsoft.com/sharepoint/v3/contenttype/forms">
+  <Display>DocumentLibraryForm</Display>
+  <Edit>DocumentLibraryForm</Edit>
+  <New>DocumentLibraryForm</New>
+</FormTemplates>
+</file>
+
+<file path=customXml/item3.xml><?xml version="1.0" encoding="utf-8"?>
+<b:Sources xmlns:b="http://schemas.openxmlformats.org/officeDocument/2006/bibliography" xmlns="http://schemas.openxmlformats.org/officeDocument/2006/bibliography" SelectedStyle="\APASixthEditionOfficeOnline.xsl" StyleName="APA" Version="6"/>
+</file>
+
 <file path=customXml/item4.xml><?xml version="1.0" encoding="utf-8"?>
 <p:properties xmlns:p="http://schemas.microsoft.com/office/2006/metadata/properties" xmlns:xsi="http://www.w3.org/2001/XMLSchema-instance" xmlns:pc="http://schemas.microsoft.com/office/infopath/2007/PartnerControls">
   <documentManagement>
@@ -13021,22 +13486,6 @@
 </file>
 
 <file path=customXml/itemProps1.xml><?xml version="1.0" encoding="utf-8"?>
-<ds:datastoreItem xmlns:ds="http://schemas.openxmlformats.org/officeDocument/2006/customXml" ds:itemID="{1C7E8C72-8D6F-40D6-BD69-93E029065D11}">
-  <ds:schemaRefs>
-    <ds:schemaRef ds:uri="http://schemas.openxmlformats.org/officeDocument/2006/bibliography"/>
-  </ds:schemaRefs>
-</ds:datastoreItem>
-</file>
-
-<file path=customXml/itemProps2.xml><?xml version="1.0" encoding="utf-8"?>
-<ds:datastoreItem xmlns:ds="http://schemas.openxmlformats.org/officeDocument/2006/customXml" ds:itemID="{9B6DFC92-80A5-46F4-B508-CDB322A80F3D}">
-  <ds:schemaRefs>
-    <ds:schemaRef ds:uri="http://schemas.microsoft.com/sharepoint/v3/contenttype/forms"/>
-  </ds:schemaRefs>
-</ds:datastoreItem>
-</file>
-
-<file path=customXml/itemProps3.xml><?xml version="1.0" encoding="utf-8"?>
 <ds:datastoreItem xmlns:ds="http://schemas.openxmlformats.org/officeDocument/2006/customXml" ds:itemID="{4B8B55E9-5053-40E5-969F-1FA1C27EFDA0}">
   <ds:schemaRefs>
     <ds:schemaRef ds:uri="http://schemas.microsoft.com/office/2006/metadata/contentType"/>
@@ -13052,6 +13501,22 @@
     <ds:schemaRef ds:uri="http://purl.org/dc/elements/1.1/"/>
     <ds:schemaRef ds:uri="http://purl.org/dc/terms/"/>
     <ds:schemaRef ds:uri="http://schemas.microsoft.com/internal/obd"/>
+  </ds:schemaRefs>
+</ds:datastoreItem>
+</file>
+
+<file path=customXml/itemProps2.xml><?xml version="1.0" encoding="utf-8"?>
+<ds:datastoreItem xmlns:ds="http://schemas.openxmlformats.org/officeDocument/2006/customXml" ds:itemID="{9B6DFC92-80A5-46F4-B508-CDB322A80F3D}">
+  <ds:schemaRefs>
+    <ds:schemaRef ds:uri="http://schemas.microsoft.com/sharepoint/v3/contenttype/forms"/>
+  </ds:schemaRefs>
+</ds:datastoreItem>
+</file>
+
+<file path=customXml/itemProps3.xml><?xml version="1.0" encoding="utf-8"?>
+<ds:datastoreItem xmlns:ds="http://schemas.openxmlformats.org/officeDocument/2006/customXml" ds:itemID="{1C7E8C72-8D6F-40D6-BD69-93E029065D11}">
+  <ds:schemaRefs>
+    <ds:schemaRef ds:uri="http://schemas.openxmlformats.org/officeDocument/2006/bibliography"/>
   </ds:schemaRefs>
 </ds:datastoreItem>
 </file>

--- a/docs/5-1. FORMULARIO_CARACTERIZACIÓN_FORMULACIÓN_PROBLEMAS-2.docx
+++ b/docs/5-1. FORMULARIO_CARACTERIZACIÓN_FORMULACIÓN_PROBLEMAS-2.docx
@@ -408,7 +408,6 @@
           <w:bCs/>
         </w:rPr>
       </w:pPr>
-      <w:proofErr w:type="gramStart"/>
       <w:r>
         <w:rPr>
           <w:rFonts w:ascii="Liberation Sans" w:eastAsia="Liberation Sans" w:hAnsi="Liberation Sans" w:cs="Liberation Sans"/>
@@ -417,7 +416,6 @@
         </w:rPr>
         <w:t>Problema público a abordar</w:t>
       </w:r>
-      <w:proofErr w:type="gramEnd"/>
       <w:r>
         <w:rPr>
           <w:rFonts w:ascii="Liberation Sans" w:eastAsia="Liberation Sans" w:hAnsi="Liberation Sans" w:cs="Liberation Sans"/>
@@ -520,7 +518,7 @@
     </w:p>
     <w:p>
       <w:pPr>
-        <w:pStyle w:val="Prrafodelista"/>
+        <w:ind w:left="709"/>
         <w:rPr>
           <w:rFonts w:ascii="Liberation Sans" w:eastAsia="Liberation Sans" w:hAnsi="Liberation Sans" w:cs="Liberation Sans"/>
           <w:b/>
@@ -529,11 +527,6 @@
       </w:pPr>
       <w:sdt>
         <w:sdtPr>
-          <w:rPr>
-            <w:rFonts w:ascii="Liberation Sans" w:eastAsia="Liberation Sans" w:hAnsi="Liberation Sans" w:cs="Liberation Sans"/>
-            <w:b/>
-            <w:bCs/>
-          </w:rPr>
           <w:id w:val="606923584"/>
           <w:placeholder>
             <w:docPart w:val="744AE53A74EF42B29D02B0026B75B6B2"/>
@@ -542,182 +535,17 @@
         <w:sdtEndPr/>
         <w:sdtContent>
           <w:r>
-            <w:rPr>
-              <w:rFonts w:ascii="Liberation Sans" w:eastAsia="Liberation Sans" w:hAnsi="Liberation Sans" w:cs="Liberation Sans"/>
-              <w:b/>
-              <w:bCs/>
-            </w:rPr>
-            <w:t>La localización de Manzanas del Cuidado, Casas de Igualdad de Oportunidades y el despliegue de Duplas se prioriza con indicadores de demanda registrada. Si el registro está sesgado hacia las localidades donde ya hay institucionalidad, la inversión refuerza la desigualdad que pretende corregir.</w:t>
-          </w:r>
-          <w:r>
-            <w:rPr>
-              <w:rFonts w:ascii="Liberation Sans" w:eastAsia="Liberation Sans" w:hAnsi="Liberation Sans" w:cs="Liberation Sans"/>
-              <w:b/>
-              <w:bCs/>
-            </w:rPr>
-            <w:t xml:space="preserve"> Adicionalmente, l</w:t>
-          </w:r>
-          <w:r>
-            <w:rPr>
-              <w:rFonts w:ascii="Liberation Sans" w:eastAsia="Liberation Sans" w:hAnsi="Liberation Sans" w:cs="Liberation Sans"/>
-              <w:b/>
-              <w:bCs/>
-            </w:rPr>
-            <w:t>a denuncia está condicionada por dependencia económica, carga de cuidado, aislamiento y normas comunitarias de no-injerencia</w:t>
-          </w:r>
-          <w:r>
-            <w:rPr>
-              <w:rFonts w:ascii="Liberation Sans" w:eastAsia="Liberation Sans" w:hAnsi="Liberation Sans" w:cs="Liberation Sans"/>
-              <w:b/>
-              <w:bCs/>
-            </w:rPr>
-            <w:t>;</w:t>
-          </w:r>
-          <w:r>
-            <w:rPr>
-              <w:rFonts w:ascii="Liberation Sans" w:eastAsia="Liberation Sans" w:hAnsi="Liberation Sans" w:cs="Liberation Sans"/>
-              <w:b/>
-              <w:bCs/>
-            </w:rPr>
+            <w:t>La localización de Manzanas del Cuidado, Casas de Igualdad de Oportunidades y el despliegue de Duplas se prioriza con indicadores de demanda registrada. Si el registro está sesgado hacia las localidades donde ya hay institucionalidad, la inversión refuerza la desigualdad que pretende corregir. Adicionalmente, la denuncia está condicionada por dependencia económica, carga de cuidado, aislamiento y normas comunitarias de no-injerencia; ninguno de esos factores aparece en un registro administrativo, pero todos son medibles en las encuestas distritales de 2025. En la Encuesta Distrital de Percepción (13.082 registros) y la Encuesta Bienal de Cultura Ciudadana (5.860 registros) incluyen módulos de victimización, denuncia, exposición a violencia contra la mujer, distribución del trabajo de cuidado y actitudes de género.</w:t>
+          </w:r>
+          <w:r>
             <w:t xml:space="preserve"> </w:t>
           </w:r>
           <w:r>
-            <w:rPr>
-              <w:rFonts w:ascii="Liberation Sans" w:eastAsia="Liberation Sans" w:hAnsi="Liberation Sans" w:cs="Liberation Sans"/>
-              <w:b/>
-              <w:bCs/>
-            </w:rPr>
-            <w:t>n</w:t>
-          </w:r>
-          <w:r>
-            <w:rPr>
-              <w:rFonts w:ascii="Liberation Sans" w:eastAsia="Liberation Sans" w:hAnsi="Liberation Sans" w:cs="Liberation Sans"/>
-              <w:b/>
-              <w:bCs/>
-            </w:rPr>
-            <w:t>inguno de esos factores aparece en un registro administrativo, pero todos son medibles en las encuestas distritales de 2025</w:t>
-          </w:r>
-          <w:r>
-            <w:rPr>
-              <w:rFonts w:ascii="Liberation Sans" w:eastAsia="Liberation Sans" w:hAnsi="Liberation Sans" w:cs="Liberation Sans"/>
-              <w:b/>
-              <w:bCs/>
-            </w:rPr>
-            <w:t>. En l</w:t>
-          </w:r>
-          <w:r>
-            <w:rPr>
-              <w:rFonts w:ascii="Liberation Sans" w:eastAsia="Liberation Sans" w:hAnsi="Liberation Sans" w:cs="Liberation Sans"/>
-              <w:b/>
-              <w:bCs/>
-            </w:rPr>
-            <w:t>a Encuesta Distrital de Percepción (13.082 registros) y la Encuesta Bienal de Cultura Ciudadana (5.860 registros) incluyen módulos de victimización, denuncia, exposición a violencia contra la mujer, distribución del trabajo de cuidado y actitudes de género</w:t>
-          </w:r>
-          <w:r>
-            <w:rPr>
-              <w:rFonts w:ascii="Liberation Sans" w:eastAsia="Liberation Sans" w:hAnsi="Liberation Sans" w:cs="Liberation Sans"/>
-              <w:b/>
-              <w:bCs/>
-            </w:rPr>
-            <w:t>.</w:t>
-          </w:r>
-          <w:r>
-            <w:rPr>
-              <w:rFonts w:ascii="Liberation Sans" w:eastAsia="Liberation Sans" w:hAnsi="Liberation Sans" w:cs="Liberation Sans"/>
-              <w:b/>
-              <w:bCs/>
-            </w:rPr>
-            <w:br/>
-            <w:t xml:space="preserve">Este problema afecta directamente a las mujeres de Bogotá </w:t>
-          </w:r>
-          <w:r>
-            <w:rPr>
-              <w:rFonts w:ascii="Liberation Sans" w:eastAsia="Liberation Sans" w:hAnsi="Liberation Sans" w:cs="Liberation Sans"/>
-              <w:b/>
-              <w:bCs/>
-            </w:rPr>
-            <w:t xml:space="preserve">viven violencias y no </w:t>
-          </w:r>
-          <w:r>
-            <w:rPr>
-              <w:rFonts w:ascii="Liberation Sans" w:eastAsia="Liberation Sans" w:hAnsi="Liberation Sans" w:cs="Liberation Sans"/>
-              <w:b/>
-              <w:bCs/>
-            </w:rPr>
+            <w:t>Este problema afecta directamente a las mujeres de Bogotá viven violencias y no denuncian (las cuales se concentran, según la hipótesis en hogares con alta concentración femenina del trabajo de cuidado y en entornos con normas de no-</w:t>
+          </w:r>
+          <w:r>
             <w:lastRenderedPageBreak/>
-            <w:t>denuncian</w:t>
-          </w:r>
-          <w:r>
-            <w:rPr>
-              <w:rFonts w:ascii="Liberation Sans" w:eastAsia="Liberation Sans" w:hAnsi="Liberation Sans" w:cs="Liberation Sans"/>
-              <w:b/>
-              <w:bCs/>
-            </w:rPr>
-            <w:t xml:space="preserve"> (las cuales se concentran, según la hipótesis en </w:t>
-          </w:r>
-          <w:r>
-            <w:rPr>
-              <w:rFonts w:ascii="Liberation Sans" w:eastAsia="Liberation Sans" w:hAnsi="Liberation Sans" w:cs="Liberation Sans"/>
-              <w:b/>
-              <w:bCs/>
-            </w:rPr>
-            <w:t>hogares con alta concentración femenina del trabajo de cuidado y en entornos con normas de no-injerencia</w:t>
-          </w:r>
-          <w:r>
-            <w:rPr>
-              <w:rFonts w:ascii="Liberation Sans" w:eastAsia="Liberation Sans" w:hAnsi="Liberation Sans" w:cs="Liberation Sans"/>
-              <w:b/>
-              <w:bCs/>
-            </w:rPr>
-            <w:t xml:space="preserve">); sin embargo este problema también le compete a la </w:t>
-          </w:r>
-          <w:r>
-            <w:rPr>
-              <w:rFonts w:ascii="Liberation Sans" w:eastAsia="Liberation Sans" w:hAnsi="Liberation Sans" w:cs="Liberation Sans"/>
-              <w:b/>
-              <w:bCs/>
-            </w:rPr>
-            <w:t xml:space="preserve">Secretaría Distrital de la Mujer (planeación de oferta), </w:t>
-          </w:r>
-          <w:r>
-            <w:rPr>
-              <w:rFonts w:ascii="Liberation Sans" w:eastAsia="Liberation Sans" w:hAnsi="Liberation Sans" w:cs="Liberation Sans"/>
-              <w:b/>
-              <w:bCs/>
-            </w:rPr>
-            <w:t xml:space="preserve">la </w:t>
-          </w:r>
-          <w:r>
-            <w:rPr>
-              <w:rFonts w:ascii="Liberation Sans" w:eastAsia="Liberation Sans" w:hAnsi="Liberation Sans" w:cs="Liberation Sans"/>
-              <w:b/>
-              <w:bCs/>
-            </w:rPr>
-            <w:t xml:space="preserve">Secretaría de Seguridad, Convivencia y Justicia (rutas de atención), </w:t>
-          </w:r>
-          <w:r>
-            <w:rPr>
-              <w:rFonts w:ascii="Liberation Sans" w:eastAsia="Liberation Sans" w:hAnsi="Liberation Sans" w:cs="Liberation Sans"/>
-              <w:b/>
-              <w:bCs/>
-            </w:rPr>
-            <w:t xml:space="preserve">la </w:t>
-          </w:r>
-          <w:r>
-            <w:rPr>
-              <w:rFonts w:ascii="Liberation Sans" w:eastAsia="Liberation Sans" w:hAnsi="Liberation Sans" w:cs="Liberation Sans"/>
-              <w:b/>
-              <w:bCs/>
-            </w:rPr>
-            <w:t>Secretaría Distrital de Planeación (focalización territorial)</w:t>
-          </w:r>
-          <w:r>
-            <w:rPr>
-              <w:rFonts w:ascii="Liberation Sans" w:eastAsia="Liberation Sans" w:hAnsi="Liberation Sans" w:cs="Liberation Sans"/>
-              <w:b/>
-              <w:bCs/>
-            </w:rPr>
-            <w:t>, y de sobremanera a la ciudadanía en general.</w:t>
+            <w:t>injerencia); sin embargo este problema también le compete a la Secretaría Distrital de la Mujer (planeación de oferta), la Secretaría de Seguridad, Convivencia y Justicia (rutas de atención), la Secretaría Distrital de Planeación (focalización territorial), y de sobremanera a la ciudadanía en general.</w:t>
           </w:r>
         </w:sdtContent>
       </w:sdt>
@@ -763,7 +591,7 @@
     </w:p>
     <w:p>
       <w:pPr>
-        <w:pStyle w:val="Prrafodelista"/>
+        <w:ind w:left="709"/>
         <w:rPr>
           <w:rFonts w:ascii="Liberation Sans" w:eastAsia="Liberation Sans" w:hAnsi="Liberation Sans" w:cs="Liberation Sans"/>
           <w:b/>
@@ -772,11 +600,6 @@
       </w:pPr>
       <w:sdt>
         <w:sdtPr>
-          <w:rPr>
-            <w:rFonts w:ascii="Liberation Sans" w:eastAsia="Liberation Sans" w:hAnsi="Liberation Sans" w:cs="Liberation Sans"/>
-            <w:b/>
-            <w:bCs/>
-          </w:rPr>
           <w:id w:val="-1204545992"/>
           <w:placeholder>
             <w:docPart w:val="4BFA472B9A274F76AA71A74ED1B6859F"/>
@@ -785,243 +608,70 @@
         <w:sdtEndPr/>
         <w:sdtContent>
           <w:r>
-            <w:rPr>
-              <w:rFonts w:ascii="Liberation Sans" w:eastAsia="Liberation Sans" w:hAnsi="Liberation Sans" w:cs="Liberation Sans"/>
-              <w:b/>
-              <w:bCs/>
-            </w:rPr>
-            <w:t xml:space="preserve">Ámbito territorial: </w:t>
-          </w:r>
-          <w:r>
-            <w:rPr>
-              <w:rFonts w:ascii="Liberation Sans" w:eastAsia="Liberation Sans" w:hAnsi="Liberation Sans" w:cs="Liberation Sans"/>
-              <w:b/>
-              <w:bCs/>
-            </w:rPr>
-            <w:t>Bogotá D.C., 20 localidades. Unidad de análisis principal: localidad. Unidad de análisis secundaria: UPL (33), solo donde el tamaño muestral lo permita. Se excluye Sumapaz de los rankings de cobertura por tamaño poblacional (se reporta aparte)</w:t>
-          </w:r>
-          <w:r>
-            <w:rPr>
-              <w:rFonts w:ascii="Liberation Sans" w:eastAsia="Liberation Sans" w:hAnsi="Liberation Sans" w:cs="Liberation Sans"/>
-              <w:b/>
-              <w:bCs/>
-            </w:rPr>
+            <w:t>Ámbito territorial: Bogotá D.C., 20 localidades. Unidad de análisis principal: localidad. Unidad de análisis secundaria: UPL (33), solo donde el tamaño muestral lo permita. Se excluye Sumapaz de los rankings de cobertura por tamaño poblacional (se reporta aparte)</w:t>
+          </w:r>
+          <w:r>
+            <w:t xml:space="preserve"> </w:t>
+          </w:r>
+          <w:r>
             <w:br/>
-            <w:t xml:space="preserve">Temporal: </w:t>
-          </w:r>
-          <w:r>
-            <w:rPr>
-              <w:rFonts w:ascii="Liberation Sans" w:eastAsia="Liberation Sans" w:hAnsi="Liberation Sans" w:cs="Liberation Sans"/>
-              <w:b/>
-              <w:bCs/>
-            </w:rPr>
-            <w:t>Encuestas: año móvil 2025 (bimestres 2025</w:t>
-          </w:r>
-          <w:r>
-            <w:rPr>
-              <w:rFonts w:ascii="Liberation Sans" w:eastAsia="Liberation Sans" w:hAnsi="Liberation Sans" w:cs="Liberation Sans"/>
-              <w:b/>
-              <w:bCs/>
-            </w:rPr>
-            <w:t>/</w:t>
-          </w:r>
-          <w:r>
-            <w:rPr>
-              <w:rFonts w:ascii="Liberation Sans" w:eastAsia="Liberation Sans" w:hAnsi="Liberation Sans" w:cs="Liberation Sans"/>
-              <w:b/>
-              <w:bCs/>
-            </w:rPr>
-            <w:t>01</w:t>
-          </w:r>
-          <w:r>
-            <w:rPr>
-              <w:rFonts w:ascii="Liberation Sans" w:eastAsia="Liberation Sans" w:hAnsi="Liberation Sans" w:cs="Liberation Sans"/>
-              <w:b/>
-              <w:bCs/>
-            </w:rPr>
-            <w:t>-</w:t>
-          </w:r>
-          <w:r>
-            <w:rPr>
-              <w:rFonts w:ascii="Liberation Sans" w:eastAsia="Liberation Sans" w:hAnsi="Liberation Sans" w:cs="Liberation Sans"/>
-              <w:b/>
-              <w:bCs/>
-            </w:rPr>
-            <w:t>2025</w:t>
-          </w:r>
-          <w:r>
-            <w:rPr>
-              <w:rFonts w:ascii="Liberation Sans" w:eastAsia="Liberation Sans" w:hAnsi="Liberation Sans" w:cs="Liberation Sans"/>
-              <w:b/>
-              <w:bCs/>
-            </w:rPr>
-            <w:t>/</w:t>
-          </w:r>
-          <w:r>
-            <w:rPr>
-              <w:rFonts w:ascii="Liberation Sans" w:eastAsia="Liberation Sans" w:hAnsi="Liberation Sans" w:cs="Liberation Sans"/>
-              <w:b/>
-              <w:bCs/>
-            </w:rPr>
-            <w:t>06). Registros administrativos: cortes trimestrales marzo 2025</w:t>
-          </w:r>
-          <w:r>
-            <w:rPr>
-              <w:rFonts w:ascii="Liberation Sans" w:eastAsia="Liberation Sans" w:hAnsi="Liberation Sans" w:cs="Liberation Sans"/>
-              <w:b/>
-              <w:bCs/>
-            </w:rPr>
-            <w:t xml:space="preserve"> -</w:t>
-          </w:r>
-          <w:r>
-            <w:rPr>
-              <w:rFonts w:ascii="Liberation Sans" w:eastAsia="Liberation Sans" w:hAnsi="Liberation Sans" w:cs="Liberation Sans"/>
-              <w:b/>
-              <w:bCs/>
-            </w:rPr>
-            <w:t xml:space="preserve"> marzo 2026. Llamadas 123: marzo, junio, septiembre y diciembre de 2025, y marzo de 2026</w:t>
-          </w:r>
-          <w:r>
-            <w:rPr>
-              <w:rFonts w:ascii="Liberation Sans" w:eastAsia="Liberation Sans" w:hAnsi="Liberation Sans" w:cs="Liberation Sans"/>
-              <w:b/>
-              <w:bCs/>
-            </w:rPr>
-            <w:t>.</w:t>
-          </w:r>
-          <w:r>
-            <w:rPr>
-              <w:rFonts w:ascii="Liberation Sans" w:eastAsia="Liberation Sans" w:hAnsi="Liberation Sans" w:cs="Liberation Sans"/>
-              <w:b/>
-              <w:bCs/>
-            </w:rPr>
+          </w:r>
+          <w:r>
             <w:br/>
-            <w:t xml:space="preserve">Poblacional: </w:t>
-          </w:r>
-          <w:r>
-            <w:rPr>
-              <w:rFonts w:ascii="Liberation Sans" w:eastAsia="Liberation Sans" w:hAnsi="Liberation Sans" w:cs="Liberation Sans"/>
-              <w:b/>
-              <w:bCs/>
-            </w:rPr>
-            <w:t>Mujeres residentes en Bogotá. En los módulos de exposición y actitudes se analiza a toda la población encuestada (hombres y mujeres), porque el objeto es la respuesta social frente a la violencia, no solo la vivencia de la víctima</w:t>
-          </w:r>
-          <w:r>
-            <w:rPr>
-              <w:rFonts w:ascii="Liberation Sans" w:eastAsia="Liberation Sans" w:hAnsi="Liberation Sans" w:cs="Liberation Sans"/>
-              <w:b/>
-              <w:bCs/>
-            </w:rPr>
-            <w:t>.</w:t>
-          </w:r>
-          <w:r>
-            <w:rPr>
-              <w:rFonts w:ascii="Liberation Sans" w:eastAsia="Liberation Sans" w:hAnsi="Liberation Sans" w:cs="Liberation Sans"/>
-              <w:b/>
-              <w:bCs/>
-            </w:rPr>
+          </w:r>
+          <w:r>
+            <w:t>Temporal: Encuestas: año móvil 2025 (bimestres 2025/01-2025/06). Registros administrativos: cortes trimestrales marzo 2025 - marzo 2026. Llamadas 123: marzo, junio, septiembre y diciembre de 2025, y marzo de 2026.</w:t>
+          </w:r>
+          <w:r>
+            <w:t xml:space="preserve"> </w:t>
+          </w:r>
+          <w:r>
             <w:br/>
-            <w:t xml:space="preserve">Sectorial: </w:t>
-          </w:r>
-          <w:r>
-            <w:rPr>
-              <w:rFonts w:ascii="Liberation Sans" w:eastAsia="Liberation Sans" w:hAnsi="Liberation Sans" w:cs="Liberation Sans"/>
-              <w:b/>
-              <w:bCs/>
-            </w:rPr>
-            <w:t>Oferta de atención de la Secretaría Distrital de la Mujer</w:t>
-          </w:r>
-          <w:r>
-            <w:rPr>
-              <w:rFonts w:ascii="Liberation Sans" w:eastAsia="Liberation Sans" w:hAnsi="Liberation Sans" w:cs="Liberation Sans"/>
-              <w:b/>
-              <w:bCs/>
-            </w:rPr>
-            <w:t xml:space="preserve"> (</w:t>
-          </w:r>
-          <w:r>
-            <w:rPr>
-              <w:rFonts w:ascii="Liberation Sans" w:eastAsia="Liberation Sans" w:hAnsi="Liberation Sans" w:cs="Liberation Sans"/>
-              <w:b/>
-              <w:bCs/>
-            </w:rPr>
-            <w:t>Línea Púrpura Distrital y Duplas de Atención Psicosocial</w:t>
-          </w:r>
-          <w:r>
-            <w:rPr>
-              <w:rFonts w:ascii="Liberation Sans" w:eastAsia="Liberation Sans" w:hAnsi="Liberation Sans" w:cs="Liberation Sans"/>
-              <w:b/>
-              <w:bCs/>
-            </w:rPr>
-            <w:t>)</w:t>
-          </w:r>
-          <w:r>
-            <w:rPr>
-              <w:rFonts w:ascii="Liberation Sans" w:eastAsia="Liberation Sans" w:hAnsi="Liberation Sans" w:cs="Liberation Sans"/>
-              <w:b/>
-              <w:bCs/>
-            </w:rPr>
-            <w:t>. Registro de riesgo de feminicidio y delitos sexuales como comparadores administrativos</w:t>
-          </w:r>
-          <w:r>
-            <w:rPr>
-              <w:rFonts w:ascii="Liberation Sans" w:eastAsia="Liberation Sans" w:hAnsi="Liberation Sans" w:cs="Liberation Sans"/>
-              <w:b/>
-              <w:bCs/>
-            </w:rPr>
-            <w:t>.</w:t>
-          </w:r>
-          <w:r>
-            <w:rPr>
-              <w:rFonts w:ascii="Liberation Sans" w:eastAsia="Liberation Sans" w:hAnsi="Liberation Sans" w:cs="Liberation Sans"/>
-              <w:b/>
-              <w:bCs/>
-            </w:rPr>
+          </w:r>
+          <w:r>
             <w:br/>
-            <w:t xml:space="preserve">Fuera de alcance: </w:t>
-          </w:r>
-          <w:r>
-            <w:rPr>
-              <w:rFonts w:ascii="Liberation Sans" w:eastAsia="Liberation Sans" w:hAnsi="Liberation Sans" w:cs="Liberation Sans"/>
-              <w:b/>
-              <w:bCs/>
-            </w:rPr>
-            <w:t xml:space="preserve">Inferencia causal individual; caracterización de agresores; series históricas anteriores a 2025; los </w:t>
+          </w:r>
+          <w:r>
+            <w:t>Poblacional: Mujeres residentes en Bogotá. En los módulos de exposición y actitudes se analiza a toda la población encuestada (hombres y mujeres), porque el objeto es la respuesta social frente a la violencia, no solo la vivencia de la víctima.</w:t>
+          </w:r>
+          <w:r>
+            <w:t xml:space="preserve"> </w:t>
+          </w:r>
+          <w:r>
+            <w:br/>
+          </w:r>
+          <w:r>
+            <w:br/>
+          </w:r>
+          <w:r>
+            <w:t>Sectorial: Oferta de atención de la Secretaría Distrital de la Mujer (Línea Púrpura Distrital y Duplas de Atención Psicosocial). Registro de riesgo de feminicidio y delitos sexuales como comparadores administrativos.</w:t>
+          </w:r>
+          <w:r>
+            <w:t xml:space="preserve"> </w:t>
+          </w:r>
+          <w:r>
+            <w:br/>
+          </w:r>
+          <w:r>
+            <w:br/>
+          </w:r>
+          <w:r>
+            <w:t xml:space="preserve">Fuera de alcance: Inferencia causal individual; caracterización de agresores; series históricas anteriores a 2025; los </w:t>
           </w:r>
           <w:proofErr w:type="spellStart"/>
           <w:r>
-            <w:rPr>
-              <w:rFonts w:ascii="Liberation Sans" w:eastAsia="Liberation Sans" w:hAnsi="Liberation Sans" w:cs="Liberation Sans"/>
-              <w:b/>
-              <w:bCs/>
-            </w:rPr>
             <w:t>datasets</w:t>
           </w:r>
           <w:proofErr w:type="spellEnd"/>
           <w:r>
-            <w:rPr>
-              <w:rFonts w:ascii="Liberation Sans" w:eastAsia="Liberation Sans" w:hAnsi="Liberation Sans" w:cs="Liberation Sans"/>
-              <w:b/>
-              <w:bCs/>
-            </w:rPr>
             <w:t xml:space="preserve"> osb_malnutricion18_64 y </w:t>
           </w:r>
           <w:proofErr w:type="spellStart"/>
           <w:r>
-            <w:rPr>
-              <w:rFonts w:ascii="Liberation Sans" w:eastAsia="Liberation Sans" w:hAnsi="Liberation Sans" w:cs="Liberation Sans"/>
-              <w:b/>
-              <w:bCs/>
-            </w:rPr>
             <w:t>osb_saludmental-consumoabusivo</w:t>
           </w:r>
           <w:proofErr w:type="spellEnd"/>
           <w:r>
-            <w:rPr>
-              <w:rFonts w:ascii="Liberation Sans" w:eastAsia="Liberation Sans" w:hAnsi="Liberation Sans" w:cs="Liberation Sans"/>
-              <w:b/>
-              <w:bCs/>
-            </w:rPr>
             <w:t xml:space="preserve"> (se descartan por desalineación temporal y por medir demanda de tratamiento, no prevalencia)</w:t>
           </w:r>
         </w:sdtContent>
@@ -1139,15 +789,208 @@
           <w:placeholder>
             <w:docPart w:val="FD0B34162EED4C69B8AD09728ECF6194"/>
           </w:placeholder>
-          <w:showingPlcHdr/>
         </w:sdtPr>
         <w:sdtEndPr/>
         <w:sdtContent>
           <w:r>
             <w:rPr>
-              <w:rStyle w:val="Textodelmarcadordeposicin"/>
-            </w:rPr>
-            <w:t>¿Cuál es la relación o explicación que esperan encontrar en los datos?</w:t>
+              <w:rFonts w:ascii="Liberation Sans" w:eastAsia="Liberation Sans" w:hAnsi="Liberation Sans" w:cs="Liberation Sans"/>
+              <w:b/>
+              <w:bCs/>
+            </w:rPr>
+            <w:t xml:space="preserve">Hipótesis principal: </w:t>
+          </w:r>
+          <w:r>
+            <w:rPr>
+              <w:rFonts w:ascii="Liberation Sans" w:eastAsia="Liberation Sans" w:hAnsi="Liberation Sans" w:cs="Liberation Sans"/>
+              <w:b/>
+              <w:bCs/>
+            </w:rPr>
+            <w:t xml:space="preserve">La cobertura institucional aparente y la cobertura real divergen sistemáticamente. Existen localidades que aparecen adecuadamente atendidas frente a los registros administrativos y están significativamente descubiertas frente a la necesidad estimada por encuesta. Se espera que la divergencia sea mayor en las localidades con mayor tasa de silencio </w:t>
+          </w:r>
+          <w:r>
+            <w:rPr>
+              <w:rFonts w:ascii="Liberation Sans" w:eastAsia="Liberation Sans" w:hAnsi="Liberation Sans" w:cs="Liberation Sans"/>
+              <w:b/>
+              <w:bCs/>
+            </w:rPr>
+            <w:t>(</w:t>
+          </w:r>
+          <w:r>
+            <w:rPr>
+              <w:rFonts w:ascii="Liberation Sans" w:eastAsia="Liberation Sans" w:hAnsi="Liberation Sans" w:cs="Liberation Sans"/>
+              <w:b/>
+              <w:bCs/>
+            </w:rPr>
+            <w:t>proporción de personas que presenciaron violencia contra una mujer y no afrontaron la situación</w:t>
+          </w:r>
+          <w:r>
+            <w:rPr>
+              <w:rFonts w:ascii="Liberation Sans" w:eastAsia="Liberation Sans" w:hAnsi="Liberation Sans" w:cs="Liberation Sans"/>
+              <w:b/>
+              <w:bCs/>
+            </w:rPr>
+            <w:t>)</w:t>
+          </w:r>
+          <w:r>
+            <w:rPr>
+              <w:rFonts w:ascii="Liberation Sans" w:eastAsia="Liberation Sans" w:hAnsi="Liberation Sans" w:cs="Liberation Sans"/>
+              <w:b/>
+              <w:bCs/>
+            </w:rPr>
+            <w:t>.</w:t>
+          </w:r>
+          <w:r>
+            <w:rPr>
+              <w:rFonts w:ascii="Liberation Sans" w:eastAsia="Liberation Sans" w:hAnsi="Liberation Sans" w:cs="Liberation Sans"/>
+              <w:b/>
+              <w:bCs/>
+            </w:rPr>
+            <w:br/>
+          </w:r>
+          <w:r>
+            <w:rPr>
+              <w:rFonts w:ascii="Liberation Sans" w:eastAsia="Liberation Sans" w:hAnsi="Liberation Sans" w:cs="Liberation Sans"/>
+              <w:b/>
+              <w:bCs/>
+            </w:rPr>
+            <w:br/>
+            <w:t xml:space="preserve">Hipótesis de soporte individual: </w:t>
+          </w:r>
+          <w:r>
+            <w:rPr>
+              <w:rFonts w:ascii="Liberation Sans" w:eastAsia="Liberation Sans" w:hAnsi="Liberation Sans" w:cs="Liberation Sans"/>
+              <w:b/>
+              <w:bCs/>
+            </w:rPr>
+            <w:t xml:space="preserve">En hogares donde el trabajo doméstico y de cuidado se concentra en una sola mujer, la probabilidad de haber vivido violencia intrafamiliar es mayor y, condicional a haberla vivido, la probabilidad de haberla denunciado es menor. Se espera un </w:t>
+          </w:r>
+          <w:proofErr w:type="spellStart"/>
+          <w:r>
+            <w:rPr>
+              <w:rFonts w:ascii="Liberation Sans" w:eastAsia="Liberation Sans" w:hAnsi="Liberation Sans" w:cs="Liberation Sans"/>
+              <w:b/>
+              <w:bCs/>
+              <w:i/>
+              <w:iCs/>
+            </w:rPr>
+            <w:t>odds</w:t>
+          </w:r>
+          <w:proofErr w:type="spellEnd"/>
+          <w:r>
+            <w:rPr>
+              <w:rFonts w:ascii="Liberation Sans" w:eastAsia="Liberation Sans" w:hAnsi="Liberation Sans" w:cs="Liberation Sans"/>
+              <w:b/>
+              <w:bCs/>
+              <w:i/>
+              <w:iCs/>
+            </w:rPr>
+            <w:t xml:space="preserve"> ratio</w:t>
+          </w:r>
+          <w:r>
+            <w:rPr>
+              <w:rFonts w:ascii="Liberation Sans" w:eastAsia="Liberation Sans" w:hAnsi="Liberation Sans" w:cs="Liberation Sans"/>
+              <w:b/>
+              <w:bCs/>
+            </w:rPr>
+            <w:t xml:space="preserve"> menor a 1 para la denuncia, controlando por estrato, edad, pobreza subjetiva, tamaño y composición del hogar, y con efectos fijos de localidad.</w:t>
+          </w:r>
+          <w:r>
+            <w:rPr>
+              <w:rFonts w:ascii="Liberation Sans" w:eastAsia="Liberation Sans" w:hAnsi="Liberation Sans" w:cs="Liberation Sans"/>
+              <w:b/>
+              <w:bCs/>
+            </w:rPr>
+            <w:br/>
+          </w:r>
+          <w:r>
+            <w:rPr>
+              <w:rFonts w:ascii="Liberation Sans" w:eastAsia="Liberation Sans" w:hAnsi="Liberation Sans" w:cs="Liberation Sans"/>
+              <w:b/>
+              <w:bCs/>
+            </w:rPr>
+            <w:br/>
+            <w:t xml:space="preserve">Hipótesis normativa: </w:t>
+          </w:r>
+          <w:r>
+            <w:rPr>
+              <w:rFonts w:ascii="Liberation Sans" w:eastAsia="Liberation Sans" w:hAnsi="Liberation Sans" w:cs="Liberation Sans"/>
+              <w:b/>
+              <w:bCs/>
+            </w:rPr>
+            <w:t>Lo que acompaña la inacción frente a la violencia presenciada no es la tolerancia general al machismo, sino específicamente la norma de no-injerencia (</w:t>
+          </w:r>
+          <w:r>
+            <w:rPr>
+              <w:rFonts w:ascii="Liberation Sans" w:eastAsia="Liberation Sans" w:hAnsi="Liberation Sans" w:cs="Liberation Sans"/>
+              <w:b/>
+              <w:bCs/>
+              <w:i/>
+              <w:iCs/>
+            </w:rPr>
+            <w:t xml:space="preserve">"cuando hay violencia en una relación de pareja, uno no tiene por qué </w:t>
+          </w:r>
+          <w:r>
+            <w:rPr>
+              <w:rFonts w:ascii="Liberation Sans" w:eastAsia="Liberation Sans" w:hAnsi="Liberation Sans" w:cs="Liberation Sans"/>
+              <w:b/>
+              <w:bCs/>
+              <w:i/>
+              <w:iCs/>
+            </w:rPr>
+            <w:lastRenderedPageBreak/>
+            <w:t>meterse"</w:t>
+          </w:r>
+          <w:r>
+            <w:rPr>
+              <w:rFonts w:ascii="Liberation Sans" w:eastAsia="Liberation Sans" w:hAnsi="Liberation Sans" w:cs="Liberation Sans"/>
+              <w:b/>
+              <w:bCs/>
+            </w:rPr>
+            <w:t>) y la privatización de la violencia (</w:t>
+          </w:r>
+          <w:r>
+            <w:rPr>
+              <w:rFonts w:ascii="Liberation Sans" w:eastAsia="Liberation Sans" w:hAnsi="Liberation Sans" w:cs="Liberation Sans"/>
+              <w:b/>
+              <w:bCs/>
+              <w:i/>
+              <w:iCs/>
+            </w:rPr>
+            <w:t>"lo más grave de que un hombre maltrate a su pareja es que lo haga en público"</w:t>
+          </w:r>
+          <w:r>
+            <w:rPr>
+              <w:rFonts w:ascii="Liberation Sans" w:eastAsia="Liberation Sans" w:hAnsi="Liberation Sans" w:cs="Liberation Sans"/>
+              <w:b/>
+              <w:bCs/>
+            </w:rPr>
+            <w:t>). Se espera que los ítems de roles tradicionales (P10.1, P10.2) no discriminen entre localidades con alta y baja tasa de silencio, mientras que P12.5, P10.8 y P10.9 sí.</w:t>
+          </w:r>
+          <w:r>
+            <w:rPr>
+              <w:rFonts w:ascii="Liberation Sans" w:eastAsia="Liberation Sans" w:hAnsi="Liberation Sans" w:cs="Liberation Sans"/>
+              <w:b/>
+              <w:bCs/>
+            </w:rPr>
+            <w:br/>
+          </w:r>
+          <w:r>
+            <w:rPr>
+              <w:rFonts w:ascii="Liberation Sans" w:eastAsia="Liberation Sans" w:hAnsi="Liberation Sans" w:cs="Liberation Sans"/>
+              <w:b/>
+              <w:bCs/>
+            </w:rPr>
+            <w:br/>
+            <w:t>ESCENARIO DE REFUTACIÓN: En caso de que</w:t>
+          </w:r>
+          <w:r>
+            <w:rPr>
+              <w:rFonts w:ascii="Liberation Sans" w:eastAsia="Liberation Sans" w:hAnsi="Liberation Sans" w:cs="Liberation Sans"/>
+              <w:b/>
+              <w:bCs/>
+            </w:rPr>
+            <w:t xml:space="preserve"> los rankings de cobertura administrativa y cobertura real coinciden (ρ de Spearman &gt; 0,85 con IC que excluye 0,6), la hipótesis queda refutada y el hallazgo se reporta como tal: el sistema distrital está mejor calibrado de lo que sugiere la teoría del subregistro.</w:t>
           </w:r>
         </w:sdtContent>
       </w:sdt>
@@ -1406,17 +1249,7 @@
                     <w:b/>
                     <w:bCs/>
                   </w:rPr>
-                  <w:t>https://datosabiertos.bogota.gov.co/dataset/cifras-de-mujeres-valoradas-en-</w:t>
-                </w:r>
-                <w:r>
-                  <w:rPr>
-                    <w:rStyle w:val="Hipervnculo"/>
-                    <w:rFonts w:ascii="Liberation Sans" w:eastAsia="Liberation Sans" w:hAnsi="Liberation Sans" w:cs="Liberation Sans"/>
-                    <w:b/>
-                    <w:bCs/>
-                  </w:rPr>
-                  <w:lastRenderedPageBreak/>
-                  <w:t>riesgo-de-feminicidio-en-bogota-d-c-segun-localidad</w:t>
+                  <w:t>https://datosabiertos.bogota.gov.co/dataset/cifras-de-mujeres-valoradas-en-riesgo-de-feminicidio-en-bogota-d-c-segun-localidad</w:t>
                 </w:r>
               </w:hyperlink>
               <w:r>
@@ -1842,6 +1675,14 @@
                       <w:bCs/>
                     </w:rPr>
                     <w:br/>
+                  </w:r>
+                  <w:r>
+                    <w:rPr>
+                      <w:rFonts w:ascii="Liberation Sans" w:eastAsia="Liberation Sans" w:hAnsi="Liberation Sans" w:cs="Liberation Sans"/>
+                      <w:b/>
+                      <w:bCs/>
+                    </w:rPr>
+                    <w:lastRenderedPageBreak/>
                     <w:t xml:space="preserve">-Nombre: </w:t>
                   </w:r>
                   <w:r>
@@ -2122,18 +1963,8 @@
           <w:b/>
           <w:bCs/>
         </w:rPr>
-        <w:t xml:space="preserve">Variables </w:t>
+        <w:t>Variables clave identificadas</w:t>
       </w:r>
-      <w:proofErr w:type="gramStart"/>
-      <w:r>
-        <w:rPr>
-          <w:rFonts w:ascii="Liberation Sans" w:eastAsia="Liberation Sans" w:hAnsi="Liberation Sans" w:cs="Liberation Sans"/>
-          <w:b/>
-          <w:bCs/>
-        </w:rPr>
-        <w:t>clave identificadas</w:t>
-      </w:r>
-      <w:proofErr w:type="gramEnd"/>
       <w:r>
         <w:rPr>
           <w:rFonts w:ascii="Liberation Sans" w:eastAsia="Liberation Sans" w:hAnsi="Liberation Sans" w:cs="Liberation Sans"/>
@@ -2153,43 +1984,907 @@
           <w:placeholder>
             <w:docPart w:val="3666A5EB8E734A66962F9E1E04DB2945"/>
           </w:placeholder>
-          <w:showingPlcHdr/>
         </w:sdtPr>
         <w:sdtEndPr/>
         <w:sdtContent>
           <w:r>
             <w:rPr>
-              <w:rStyle w:val="Textodelmarcadordeposicin"/>
-            </w:rPr>
-            <w:t>Mencione las principales variables que utilizarán en el análisis.</w:t>
-          </w:r>
-          <w:r>
-            <w:rPr>
-              <w:rStyle w:val="Textodelmarcadordeposicin"/>
+              <w:rFonts w:ascii="Liberation Sans" w:eastAsia="Liberation Sans" w:hAnsi="Liberation Sans" w:cs="Liberation Sans"/>
+              <w:b/>
+              <w:bCs/>
+            </w:rPr>
+            <w:t>De oferta institucional (outputs/lineapurpura.csv y outputs/duplas.csv):</w:t>
+          </w:r>
+          <w:r>
+            <w:rPr>
+              <w:rFonts w:ascii="Liberation Sans" w:eastAsia="Liberation Sans" w:hAnsi="Liberation Sans" w:cs="Liberation Sans"/>
+              <w:b/>
+              <w:bCs/>
+            </w:rPr>
+            <w:br/>
+          </w:r>
+          <w:r>
+            <w:rPr>
+              <w:rFonts w:ascii="Liberation Sans" w:eastAsia="Liberation Sans" w:hAnsi="Liberation Sans" w:cs="Liberation Sans"/>
+              <w:b/>
+              <w:bCs/>
+            </w:rPr>
+            <w:tab/>
+          </w:r>
+          <w:proofErr w:type="spellStart"/>
+          <w:r>
+            <w:rPr>
+              <w:rFonts w:ascii="Liberation Sans" w:eastAsia="Liberation Sans" w:hAnsi="Liberation Sans" w:cs="Liberation Sans"/>
+              <w:b/>
+              <w:bCs/>
+            </w:rPr>
+            <w:t>TotalAtenciones</w:t>
+          </w:r>
+          <w:proofErr w:type="spellEnd"/>
+          <w:r>
+            <w:rPr>
+              <w:rFonts w:ascii="Liberation Sans" w:eastAsia="Liberation Sans" w:hAnsi="Liberation Sans" w:cs="Liberation Sans"/>
+              <w:b/>
+              <w:bCs/>
             </w:rPr>
             <w:t xml:space="preserve"> (</w:t>
           </w:r>
-          <w:r>
-            <w:rPr>
-              <w:rStyle w:val="Textodelmarcadordeposicin"/>
-              <w:i/>
-              <w:iCs/>
-            </w:rPr>
-            <w:t xml:space="preserve">Shift+Enter para agregar </w:t>
-          </w:r>
-          <w:r>
-            <w:rPr>
-              <w:rStyle w:val="Textodelmarcadordeposicin"/>
-              <w:i/>
-              <w:iCs/>
-            </w:rPr>
-            <w:t>una nueva línea</w:t>
-          </w:r>
-          <w:r>
-            <w:rPr>
-              <w:rStyle w:val="Textodelmarcadordeposicin"/>
+          <w:proofErr w:type="spellStart"/>
+          <w:r>
+            <w:rPr>
+              <w:rFonts w:ascii="Liberation Sans" w:eastAsia="Liberation Sans" w:hAnsi="Liberation Sans" w:cs="Liberation Sans"/>
+              <w:b/>
+              <w:bCs/>
+            </w:rPr>
+            <w:t>Linea</w:t>
+          </w:r>
+          <w:proofErr w:type="spellEnd"/>
+          <w:r>
+            <w:rPr>
+              <w:rFonts w:ascii="Liberation Sans" w:eastAsia="Liberation Sans" w:hAnsi="Liberation Sans" w:cs="Liberation Sans"/>
+              <w:b/>
+              <w:bCs/>
+            </w:rPr>
+            <w:t xml:space="preserve"> Púrpura): a</w:t>
+          </w:r>
+          <w:r>
+            <w:rPr>
+              <w:rFonts w:ascii="Liberation Sans" w:eastAsia="Liberation Sans" w:hAnsi="Liberation Sans" w:cs="Liberation Sans"/>
+              <w:b/>
+              <w:bCs/>
+            </w:rPr>
+            <w:t xml:space="preserve">tenciones de la Línea Púrpura Distrital por </w:t>
+          </w:r>
+          <w:r>
+            <w:rPr>
+              <w:rFonts w:ascii="Liberation Sans" w:eastAsia="Liberation Sans" w:hAnsi="Liberation Sans" w:cs="Liberation Sans"/>
+              <w:b/>
+              <w:bCs/>
+            </w:rPr>
+            <w:tab/>
+          </w:r>
+          <w:r>
+            <w:rPr>
+              <w:rFonts w:ascii="Liberation Sans" w:eastAsia="Liberation Sans" w:hAnsi="Liberation Sans" w:cs="Liberation Sans"/>
+              <w:b/>
+              <w:bCs/>
+            </w:rPr>
+            <w:t>localidad-trimestre</w:t>
+          </w:r>
+          <w:r>
+            <w:rPr>
+              <w:rFonts w:ascii="Liberation Sans" w:eastAsia="Liberation Sans" w:hAnsi="Liberation Sans" w:cs="Liberation Sans"/>
+              <w:b/>
+              <w:bCs/>
+            </w:rPr>
+            <w:t xml:space="preserve">. Se usa como </w:t>
+          </w:r>
+          <w:proofErr w:type="spellStart"/>
+          <w:r>
+            <w:rPr>
+              <w:rFonts w:ascii="Liberation Sans" w:eastAsia="Liberation Sans" w:hAnsi="Liberation Sans" w:cs="Liberation Sans"/>
+              <w:b/>
+              <w:bCs/>
+            </w:rPr>
+            <w:t>numedador</w:t>
+          </w:r>
+          <w:proofErr w:type="spellEnd"/>
+          <w:r>
+            <w:rPr>
+              <w:rFonts w:ascii="Liberation Sans" w:eastAsia="Liberation Sans" w:hAnsi="Liberation Sans" w:cs="Liberation Sans"/>
+              <w:b/>
+              <w:bCs/>
+            </w:rPr>
+            <w:t xml:space="preserve"> de cobertura.</w:t>
+          </w:r>
+          <w:r>
+            <w:rPr>
+              <w:rFonts w:ascii="Liberation Sans" w:eastAsia="Liberation Sans" w:hAnsi="Liberation Sans" w:cs="Liberation Sans"/>
+              <w:b/>
+              <w:bCs/>
+            </w:rPr>
+            <w:br/>
+          </w:r>
+          <w:r>
+            <w:rPr>
+              <w:rFonts w:ascii="Liberation Sans" w:eastAsia="Liberation Sans" w:hAnsi="Liberation Sans" w:cs="Liberation Sans"/>
+              <w:b/>
+              <w:bCs/>
+            </w:rPr>
+            <w:tab/>
+          </w:r>
+          <w:proofErr w:type="spellStart"/>
+          <w:r>
+            <w:rPr>
+              <w:rFonts w:ascii="Liberation Sans" w:eastAsia="Liberation Sans" w:hAnsi="Liberation Sans" w:cs="Liberation Sans"/>
+              <w:b/>
+              <w:bCs/>
+            </w:rPr>
+            <w:t>TotalAtenciones</w:t>
+          </w:r>
+          <w:proofErr w:type="spellEnd"/>
+          <w:r>
+            <w:rPr>
+              <w:rFonts w:ascii="Liberation Sans" w:eastAsia="Liberation Sans" w:hAnsi="Liberation Sans" w:cs="Liberation Sans"/>
+              <w:b/>
+              <w:bCs/>
+            </w:rPr>
+            <w:t xml:space="preserve"> (</w:t>
+          </w:r>
+          <w:r>
+            <w:rPr>
+              <w:rFonts w:ascii="Liberation Sans" w:eastAsia="Liberation Sans" w:hAnsi="Liberation Sans" w:cs="Liberation Sans"/>
+              <w:b/>
+              <w:bCs/>
+            </w:rPr>
+            <w:t>Duplas</w:t>
+          </w:r>
+          <w:r>
+            <w:rPr>
+              <w:rFonts w:ascii="Liberation Sans" w:eastAsia="Liberation Sans" w:hAnsi="Liberation Sans" w:cs="Liberation Sans"/>
+              <w:b/>
+              <w:bCs/>
             </w:rPr>
             <w:t>)</w:t>
+          </w:r>
+          <w:r>
+            <w:rPr>
+              <w:rFonts w:ascii="Liberation Sans" w:eastAsia="Liberation Sans" w:hAnsi="Liberation Sans" w:cs="Liberation Sans"/>
+              <w:b/>
+              <w:bCs/>
+            </w:rPr>
+            <w:t>: a</w:t>
+          </w:r>
+          <w:r>
+            <w:rPr>
+              <w:rFonts w:ascii="Liberation Sans" w:eastAsia="Liberation Sans" w:hAnsi="Liberation Sans" w:cs="Liberation Sans"/>
+              <w:b/>
+              <w:bCs/>
+            </w:rPr>
+            <w:t>tenciones de Duplas de Atención Psicosocial</w:t>
+          </w:r>
+          <w:r>
+            <w:rPr>
+              <w:rFonts w:ascii="Liberation Sans" w:eastAsia="Liberation Sans" w:hAnsi="Liberation Sans" w:cs="Liberation Sans"/>
+              <w:b/>
+              <w:bCs/>
+            </w:rPr>
+            <w:t xml:space="preserve">. Se </w:t>
+          </w:r>
+          <w:r>
+            <w:rPr>
+              <w:rFonts w:ascii="Liberation Sans" w:eastAsia="Liberation Sans" w:hAnsi="Liberation Sans" w:cs="Liberation Sans"/>
+              <w:b/>
+              <w:bCs/>
+            </w:rPr>
+            <w:tab/>
+            <w:t xml:space="preserve">usa como </w:t>
+          </w:r>
+          <w:proofErr w:type="spellStart"/>
+          <w:r>
+            <w:rPr>
+              <w:rFonts w:ascii="Liberation Sans" w:eastAsia="Liberation Sans" w:hAnsi="Liberation Sans" w:cs="Liberation Sans"/>
+              <w:b/>
+              <w:bCs/>
+            </w:rPr>
+            <w:t>numedador</w:t>
+          </w:r>
+          <w:proofErr w:type="spellEnd"/>
+          <w:r>
+            <w:rPr>
+              <w:rFonts w:ascii="Liberation Sans" w:eastAsia="Liberation Sans" w:hAnsi="Liberation Sans" w:cs="Liberation Sans"/>
+              <w:b/>
+              <w:bCs/>
+            </w:rPr>
+            <w:t xml:space="preserve"> de cobertura.</w:t>
+          </w:r>
+          <w:r>
+            <w:rPr>
+              <w:rFonts w:ascii="Liberation Sans" w:eastAsia="Liberation Sans" w:hAnsi="Liberation Sans" w:cs="Liberation Sans"/>
+              <w:b/>
+              <w:bCs/>
+            </w:rPr>
+            <w:br/>
+          </w:r>
+          <w:r>
+            <w:rPr>
+              <w:rFonts w:ascii="Liberation Sans" w:eastAsia="Liberation Sans" w:hAnsi="Liberation Sans" w:cs="Liberation Sans"/>
+              <w:b/>
+              <w:bCs/>
+            </w:rPr>
+            <w:tab/>
+          </w:r>
+          <w:proofErr w:type="spellStart"/>
+          <w:r>
+            <w:rPr>
+              <w:rFonts w:ascii="Liberation Sans" w:eastAsia="Liberation Sans" w:hAnsi="Liberation Sans" w:cs="Liberation Sans"/>
+              <w:b/>
+              <w:bCs/>
+            </w:rPr>
+            <w:t>TotalAtenciones</w:t>
+          </w:r>
+          <w:r>
+            <w:rPr>
+              <w:rFonts w:ascii="Liberation Sans" w:eastAsia="Liberation Sans" w:hAnsi="Liberation Sans" w:cs="Liberation Sans"/>
+              <w:b/>
+              <w:bCs/>
+            </w:rPr>
+            <w:t>_Publico</w:t>
+          </w:r>
+          <w:proofErr w:type="spellEnd"/>
+          <w:r>
+            <w:rPr>
+              <w:rFonts w:ascii="Liberation Sans" w:eastAsia="Liberation Sans" w:hAnsi="Liberation Sans" w:cs="Liberation Sans"/>
+              <w:b/>
+              <w:bCs/>
+            </w:rPr>
+            <w:t xml:space="preserve"> (Duplas):</w:t>
+          </w:r>
+          <w:r>
+            <w:rPr>
+              <w:rFonts w:ascii="Liberation Sans" w:eastAsia="Liberation Sans" w:hAnsi="Liberation Sans" w:cs="Liberation Sans"/>
+              <w:b/>
+              <w:bCs/>
+            </w:rPr>
+            <w:t xml:space="preserve"> atenciones en espacio público. Se usa</w:t>
+          </w:r>
+          <w:r>
+            <w:rPr>
+              <w:rFonts w:ascii="Liberation Sans" w:eastAsia="Liberation Sans" w:hAnsi="Liberation Sans" w:cs="Liberation Sans"/>
+              <w:b/>
+              <w:bCs/>
+            </w:rPr>
+            <w:tab/>
+            <w:t>para segregación de modalidad.</w:t>
+          </w:r>
+          <w:r>
+            <w:rPr>
+              <w:rFonts w:ascii="Liberation Sans" w:eastAsia="Liberation Sans" w:hAnsi="Liberation Sans" w:cs="Liberation Sans"/>
+              <w:b/>
+              <w:bCs/>
+            </w:rPr>
+            <w:br/>
+          </w:r>
+          <w:r>
+            <w:rPr>
+              <w:rFonts w:ascii="Liberation Sans" w:eastAsia="Liberation Sans" w:hAnsi="Liberation Sans" w:cs="Liberation Sans"/>
+              <w:b/>
+              <w:bCs/>
+            </w:rPr>
+            <w:tab/>
+            <w:t>Fecha: corte trimestral (5 cortes). Se usa como llave temporal.</w:t>
+          </w:r>
+          <w:r>
+            <w:rPr>
+              <w:rFonts w:ascii="Liberation Sans" w:eastAsia="Liberation Sans" w:hAnsi="Liberation Sans" w:cs="Liberation Sans"/>
+              <w:b/>
+              <w:bCs/>
+            </w:rPr>
+            <w:br/>
+          </w:r>
+          <w:r>
+            <w:rPr>
+              <w:rFonts w:ascii="Liberation Sans" w:eastAsia="Liberation Sans" w:hAnsi="Liberation Sans" w:cs="Liberation Sans"/>
+              <w:b/>
+              <w:bCs/>
+            </w:rPr>
+            <w:t xml:space="preserve">De registro administrativo de violencia </w:t>
+          </w:r>
+          <w:r>
+            <w:rPr>
+              <w:rFonts w:ascii="Liberation Sans" w:eastAsia="Liberation Sans" w:hAnsi="Liberation Sans" w:cs="Liberation Sans"/>
+              <w:b/>
+              <w:bCs/>
+            </w:rPr>
+            <w:t>(outputs/riesgofeminicidio.csv</w:t>
+          </w:r>
+          <w:r>
+            <w:rPr>
+              <w:rFonts w:ascii="Liberation Sans" w:eastAsia="Liberation Sans" w:hAnsi="Liberation Sans" w:cs="Liberation Sans"/>
+              <w:b/>
+              <w:bCs/>
+            </w:rPr>
+            <w:t xml:space="preserve"> y</w:t>
+          </w:r>
+          <w:r>
+            <w:rPr>
+              <w:rFonts w:ascii="Liberation Sans" w:eastAsia="Liberation Sans" w:hAnsi="Liberation Sans" w:cs="Liberation Sans"/>
+              <w:b/>
+              <w:bCs/>
+            </w:rPr>
+            <w:t xml:space="preserve"> outputs/delitossexuales.csv)</w:t>
+          </w:r>
+          <w:r>
+            <w:rPr>
+              <w:rFonts w:ascii="Liberation Sans" w:eastAsia="Liberation Sans" w:hAnsi="Liberation Sans" w:cs="Liberation Sans"/>
+              <w:b/>
+              <w:bCs/>
+            </w:rPr>
+            <w:t>:</w:t>
+          </w:r>
+          <w:r>
+            <w:rPr>
+              <w:rFonts w:ascii="Liberation Sans" w:eastAsia="Liberation Sans" w:hAnsi="Liberation Sans" w:cs="Liberation Sans"/>
+              <w:b/>
+              <w:bCs/>
+            </w:rPr>
+            <w:br/>
+          </w:r>
+          <w:r>
+            <w:rPr>
+              <w:rFonts w:ascii="Liberation Sans" w:eastAsia="Liberation Sans" w:hAnsi="Liberation Sans" w:cs="Liberation Sans"/>
+              <w:b/>
+              <w:bCs/>
+            </w:rPr>
+            <w:tab/>
+            <w:t xml:space="preserve">Total: </w:t>
+          </w:r>
+          <w:r>
+            <w:rPr>
+              <w:rFonts w:ascii="Liberation Sans" w:eastAsia="Liberation Sans" w:hAnsi="Liberation Sans" w:cs="Liberation Sans"/>
+              <w:b/>
+              <w:bCs/>
+            </w:rPr>
+            <w:t>Casos de riesgo de feminicidio / delitos sexuales</w:t>
+          </w:r>
+          <w:r>
+            <w:rPr>
+              <w:rFonts w:ascii="Liberation Sans" w:eastAsia="Liberation Sans" w:hAnsi="Liberation Sans" w:cs="Liberation Sans"/>
+              <w:b/>
+              <w:bCs/>
+            </w:rPr>
+            <w:t xml:space="preserve">. Se usa como </w:t>
+          </w:r>
+          <w:r>
+            <w:rPr>
+              <w:rFonts w:ascii="Liberation Sans" w:eastAsia="Liberation Sans" w:hAnsi="Liberation Sans" w:cs="Liberation Sans"/>
+              <w:b/>
+              <w:bCs/>
+            </w:rPr>
+            <w:tab/>
+            <w:t>d</w:t>
+          </w:r>
+          <w:r>
+            <w:rPr>
+              <w:rFonts w:ascii="Liberation Sans" w:eastAsia="Liberation Sans" w:hAnsi="Liberation Sans" w:cs="Liberation Sans"/>
+              <w:b/>
+              <w:bCs/>
+            </w:rPr>
+            <w:t>enominador administrativo (el que se va a cuestionar)</w:t>
+          </w:r>
+          <w:r>
+            <w:rPr>
+              <w:rFonts w:ascii="Liberation Sans" w:eastAsia="Liberation Sans" w:hAnsi="Liberation Sans" w:cs="Liberation Sans"/>
+              <w:b/>
+              <w:bCs/>
+            </w:rPr>
+            <w:t>.</w:t>
+          </w:r>
+          <w:r>
+            <w:rPr>
+              <w:rFonts w:ascii="Liberation Sans" w:eastAsia="Liberation Sans" w:hAnsi="Liberation Sans" w:cs="Liberation Sans"/>
+              <w:b/>
+              <w:bCs/>
+            </w:rPr>
+            <w:br/>
+          </w:r>
+          <w:r>
+            <w:rPr>
+              <w:rFonts w:ascii="Liberation Sans" w:eastAsia="Liberation Sans" w:hAnsi="Liberation Sans" w:cs="Liberation Sans"/>
+              <w:b/>
+              <w:bCs/>
+            </w:rPr>
+            <w:tab/>
+            <w:t>Tasa: Tasa por 100000 mujeres. Se usa como comparador normalizado.</w:t>
+          </w:r>
+          <w:r>
+            <w:rPr>
+              <w:rFonts w:ascii="Liberation Sans" w:eastAsia="Liberation Sans" w:hAnsi="Liberation Sans" w:cs="Liberation Sans"/>
+              <w:b/>
+              <w:bCs/>
+            </w:rPr>
+            <w:br/>
+          </w:r>
+          <w:r>
+            <w:rPr>
+              <w:rFonts w:ascii="Liberation Sans" w:eastAsia="Liberation Sans" w:hAnsi="Liberation Sans" w:cs="Liberation Sans"/>
+              <w:b/>
+              <w:bCs/>
+            </w:rPr>
+            <w:tab/>
+          </w:r>
+          <w:proofErr w:type="spellStart"/>
+          <w:r>
+            <w:rPr>
+              <w:rFonts w:ascii="Liberation Sans" w:eastAsia="Liberation Sans" w:hAnsi="Liberation Sans" w:cs="Liberation Sans"/>
+              <w:b/>
+              <w:bCs/>
+            </w:rPr>
+            <w:t>PobMujeres</w:t>
+          </w:r>
+          <w:proofErr w:type="spellEnd"/>
+          <w:r>
+            <w:rPr>
+              <w:rFonts w:ascii="Liberation Sans" w:eastAsia="Liberation Sans" w:hAnsi="Liberation Sans" w:cs="Liberation Sans"/>
+              <w:b/>
+              <w:bCs/>
+            </w:rPr>
+            <w:t>:</w:t>
+          </w:r>
+          <w:r>
+            <w:rPr>
+              <w:rFonts w:ascii="Liberation Sans" w:eastAsia="Liberation Sans" w:hAnsi="Liberation Sans" w:cs="Liberation Sans"/>
+              <w:b/>
+              <w:bCs/>
+            </w:rPr>
+            <w:t xml:space="preserve"> Población femenina de la localidad. Se usa como denominador </w:t>
+          </w:r>
+          <w:r>
+            <w:rPr>
+              <w:rFonts w:ascii="Liberation Sans" w:eastAsia="Liberation Sans" w:hAnsi="Liberation Sans" w:cs="Liberation Sans"/>
+              <w:b/>
+              <w:bCs/>
+            </w:rPr>
+            <w:tab/>
+            <w:t>poblacional para todas las tasas.</w:t>
+          </w:r>
+          <w:r>
+            <w:rPr>
+              <w:rFonts w:ascii="Liberation Sans" w:eastAsia="Liberation Sans" w:hAnsi="Liberation Sans" w:cs="Liberation Sans"/>
+              <w:b/>
+              <w:bCs/>
+            </w:rPr>
+            <w:br/>
+            <w:t>De demanda estimada y silencio (</w:t>
+          </w:r>
+          <w:r>
+            <w:rPr>
+              <w:rFonts w:ascii="Liberation Sans" w:eastAsia="Liberation Sans" w:hAnsi="Liberation Sans" w:cs="Liberation Sans"/>
+              <w:b/>
+              <w:bCs/>
+            </w:rPr>
+            <w:t>outputs/encuesta_percepcion_legible.csv</w:t>
+          </w:r>
+          <w:r>
+            <w:rPr>
+              <w:rFonts w:ascii="Liberation Sans" w:eastAsia="Liberation Sans" w:hAnsi="Liberation Sans" w:cs="Liberation Sans"/>
+              <w:b/>
+              <w:bCs/>
+            </w:rPr>
+            <w:t>):</w:t>
+          </w:r>
+          <w:r>
+            <w:rPr>
+              <w:rFonts w:ascii="Liberation Sans" w:eastAsia="Liberation Sans" w:hAnsi="Liberation Sans" w:cs="Liberation Sans"/>
+              <w:b/>
+              <w:bCs/>
+            </w:rPr>
+            <w:br/>
+          </w:r>
+          <w:r>
+            <w:rPr>
+              <w:rFonts w:ascii="Liberation Sans" w:eastAsia="Liberation Sans" w:hAnsi="Liberation Sans" w:cs="Liberation Sans"/>
+              <w:b/>
+              <w:bCs/>
+            </w:rPr>
+            <w:tab/>
+            <w:t>Jx402</w:t>
+          </w:r>
+          <w:r>
+            <w:rPr>
+              <w:rFonts w:ascii="Liberation Sans" w:eastAsia="Liberation Sans" w:hAnsi="Liberation Sans" w:cs="Liberation Sans"/>
+              <w:b/>
+              <w:bCs/>
+            </w:rPr>
+            <w:t xml:space="preserve"> (f</w:t>
+          </w:r>
+          <w:r>
+            <w:rPr>
+              <w:rFonts w:ascii="Liberation Sans" w:eastAsia="Liberation Sans" w:hAnsi="Liberation Sans" w:cs="Liberation Sans"/>
+              <w:b/>
+              <w:bCs/>
+            </w:rPr>
+            <w:t>ue víctima de violencia intrafamiliar (hogar)</w:t>
+          </w:r>
+          <w:r>
+            <w:rPr>
+              <w:rFonts w:ascii="Liberation Sans" w:eastAsia="Liberation Sans" w:hAnsi="Liberation Sans" w:cs="Liberation Sans"/>
+              <w:b/>
+              <w:bCs/>
+            </w:rPr>
+            <w:t>)</w:t>
+          </w:r>
+          <w:r>
+            <w:rPr>
+              <w:rFonts w:ascii="Liberation Sans" w:eastAsia="Liberation Sans" w:hAnsi="Liberation Sans" w:cs="Liberation Sans"/>
+              <w:b/>
+              <w:bCs/>
+            </w:rPr>
+            <w:t>:</w:t>
+          </w:r>
+          <w:r>
+            <w:rPr>
+              <w:rFonts w:ascii="Liberation Sans" w:eastAsia="Liberation Sans" w:hAnsi="Liberation Sans" w:cs="Liberation Sans"/>
+              <w:b/>
+              <w:bCs/>
+            </w:rPr>
+            <w:t xml:space="preserve"> Se usa como</w:t>
+          </w:r>
+          <w:r>
+            <w:rPr>
+              <w:rFonts w:ascii="Liberation Sans" w:eastAsia="Liberation Sans" w:hAnsi="Liberation Sans" w:cs="Liberation Sans"/>
+              <w:b/>
+              <w:bCs/>
+            </w:rPr>
+            <w:tab/>
+            <w:t>prevalencia declarada y como variable dependiente en la hipótesis de soporte</w:t>
+          </w:r>
+          <w:r>
+            <w:rPr>
+              <w:rFonts w:ascii="Liberation Sans" w:eastAsia="Liberation Sans" w:hAnsi="Liberation Sans" w:cs="Liberation Sans"/>
+              <w:b/>
+              <w:bCs/>
+            </w:rPr>
+            <w:tab/>
+            <w:t>individual.</w:t>
+          </w:r>
+          <w:r>
+            <w:rPr>
+              <w:rFonts w:ascii="Liberation Sans" w:eastAsia="Liberation Sans" w:hAnsi="Liberation Sans" w:cs="Liberation Sans"/>
+              <w:b/>
+              <w:bCs/>
+            </w:rPr>
+            <w:br/>
+          </w:r>
+          <w:r>
+            <w:rPr>
+              <w:rFonts w:ascii="Liberation Sans" w:eastAsia="Liberation Sans" w:hAnsi="Liberation Sans" w:cs="Liberation Sans"/>
+              <w:b/>
+              <w:bCs/>
+            </w:rPr>
+            <w:tab/>
+          </w:r>
+          <w:r>
+            <w:rPr>
+              <w:rFonts w:ascii="Liberation Sans" w:eastAsia="Liberation Sans" w:hAnsi="Liberation Sans" w:cs="Liberation Sans"/>
+              <w:b/>
+              <w:bCs/>
+            </w:rPr>
+            <w:t>Jx403</w:t>
+          </w:r>
+          <w:r>
+            <w:rPr>
+              <w:rFonts w:ascii="Liberation Sans" w:eastAsia="Liberation Sans" w:hAnsi="Liberation Sans" w:cs="Liberation Sans"/>
+              <w:b/>
+              <w:bCs/>
+            </w:rPr>
+            <w:t xml:space="preserve"> (d</w:t>
+          </w:r>
+          <w:r>
+            <w:rPr>
+              <w:rFonts w:ascii="Liberation Sans" w:eastAsia="Liberation Sans" w:hAnsi="Liberation Sans" w:cs="Liberation Sans"/>
+              <w:b/>
+              <w:bCs/>
+            </w:rPr>
+            <w:t>enunció el delito</w:t>
+          </w:r>
+          <w:r>
+            <w:rPr>
+              <w:rFonts w:ascii="Liberation Sans" w:eastAsia="Liberation Sans" w:hAnsi="Liberation Sans" w:cs="Liberation Sans"/>
+              <w:b/>
+              <w:bCs/>
+            </w:rPr>
+            <w:t xml:space="preserve">): Se usa como variable dependiente en </w:t>
+          </w:r>
+          <w:r>
+            <w:rPr>
+              <w:rFonts w:ascii="Liberation Sans" w:eastAsia="Liberation Sans" w:hAnsi="Liberation Sans" w:cs="Liberation Sans"/>
+              <w:b/>
+              <w:bCs/>
+            </w:rPr>
+            <w:t xml:space="preserve">la hipótesis </w:t>
+          </w:r>
+          <w:r>
+            <w:rPr>
+              <w:rFonts w:ascii="Liberation Sans" w:eastAsia="Liberation Sans" w:hAnsi="Liberation Sans" w:cs="Liberation Sans"/>
+              <w:b/>
+              <w:bCs/>
+            </w:rPr>
+            <w:tab/>
+          </w:r>
+          <w:r>
+            <w:rPr>
+              <w:rFonts w:ascii="Liberation Sans" w:eastAsia="Liberation Sans" w:hAnsi="Liberation Sans" w:cs="Liberation Sans"/>
+              <w:b/>
+              <w:bCs/>
+            </w:rPr>
+            <w:t>de soporte</w:t>
+          </w:r>
+          <w:r>
+            <w:rPr>
+              <w:rFonts w:ascii="Liberation Sans" w:eastAsia="Liberation Sans" w:hAnsi="Liberation Sans" w:cs="Liberation Sans"/>
+              <w:b/>
+              <w:bCs/>
+            </w:rPr>
+            <w:t xml:space="preserve"> </w:t>
+          </w:r>
+          <w:r>
+            <w:rPr>
+              <w:rFonts w:ascii="Liberation Sans" w:eastAsia="Liberation Sans" w:hAnsi="Liberation Sans" w:cs="Liberation Sans"/>
+              <w:b/>
+              <w:bCs/>
+            </w:rPr>
+            <w:t>individual</w:t>
+          </w:r>
+          <w:r>
+            <w:rPr>
+              <w:rFonts w:ascii="Liberation Sans" w:eastAsia="Liberation Sans" w:hAnsi="Liberation Sans" w:cs="Liberation Sans"/>
+              <w:b/>
+              <w:bCs/>
+            </w:rPr>
+            <w:t>.</w:t>
+          </w:r>
+          <w:r>
+            <w:rPr>
+              <w:rFonts w:ascii="Liberation Sans" w:eastAsia="Liberation Sans" w:hAnsi="Liberation Sans" w:cs="Liberation Sans"/>
+              <w:b/>
+              <w:bCs/>
+            </w:rPr>
+            <w:br/>
+          </w:r>
+          <w:r>
+            <w:rPr>
+              <w:rFonts w:ascii="Liberation Sans" w:eastAsia="Liberation Sans" w:hAnsi="Liberation Sans" w:cs="Liberation Sans"/>
+              <w:b/>
+              <w:bCs/>
+            </w:rPr>
+            <w:tab/>
+          </w:r>
+          <w:r>
+            <w:rPr>
+              <w:rFonts w:ascii="Liberation Sans" w:eastAsia="Liberation Sans" w:hAnsi="Liberation Sans" w:cs="Liberation Sans"/>
+              <w:b/>
+              <w:bCs/>
+            </w:rPr>
+            <w:t>Mx404_</w:t>
+          </w:r>
+          <w:r>
+            <w:rPr>
+              <w:rFonts w:ascii="Liberation Sans" w:eastAsia="Liberation Sans" w:hAnsi="Liberation Sans" w:cs="Liberation Sans"/>
+              <w:b/>
+              <w:bCs/>
+            </w:rPr>
+            <w:t xml:space="preserve">1, </w:t>
+          </w:r>
+          <w:r>
+            <w:rPr>
+              <w:rFonts w:ascii="Liberation Sans" w:eastAsia="Liberation Sans" w:hAnsi="Liberation Sans" w:cs="Liberation Sans"/>
+              <w:b/>
+              <w:bCs/>
+            </w:rPr>
+            <w:t xml:space="preserve">… </w:t>
+          </w:r>
+          <w:r>
+            <w:rPr>
+              <w:rFonts w:ascii="Liberation Sans" w:eastAsia="Liberation Sans" w:hAnsi="Liberation Sans" w:cs="Liberation Sans"/>
+              <w:b/>
+              <w:bCs/>
+            </w:rPr>
+            <w:t xml:space="preserve">, </w:t>
+          </w:r>
+          <w:r>
+            <w:rPr>
+              <w:rFonts w:ascii="Liberation Sans" w:eastAsia="Liberation Sans" w:hAnsi="Liberation Sans" w:cs="Liberation Sans"/>
+              <w:b/>
+              <w:bCs/>
+            </w:rPr>
+            <w:t>Mx404_</w:t>
+          </w:r>
+          <w:r>
+            <w:rPr>
+              <w:rFonts w:ascii="Liberation Sans" w:eastAsia="Liberation Sans" w:hAnsi="Liberation Sans" w:cs="Liberation Sans"/>
+              <w:b/>
+              <w:bCs/>
+            </w:rPr>
+            <w:t>5 (p</w:t>
+          </w:r>
+          <w:r>
+            <w:rPr>
+              <w:rFonts w:ascii="Liberation Sans" w:eastAsia="Liberation Sans" w:hAnsi="Liberation Sans" w:cs="Liberation Sans"/>
+              <w:b/>
+              <w:bCs/>
+            </w:rPr>
+            <w:t>resenció violencia contra la mujer, por espacio</w:t>
+          </w:r>
+          <w:r>
+            <w:rPr>
+              <w:rFonts w:ascii="Liberation Sans" w:eastAsia="Liberation Sans" w:hAnsi="Liberation Sans" w:cs="Liberation Sans"/>
+              <w:b/>
+              <w:bCs/>
+            </w:rPr>
+            <w:t xml:space="preserve">): Se </w:t>
+          </w:r>
+          <w:r>
+            <w:rPr>
+              <w:rFonts w:ascii="Liberation Sans" w:eastAsia="Liberation Sans" w:hAnsi="Liberation Sans" w:cs="Liberation Sans"/>
+              <w:b/>
+              <w:bCs/>
+            </w:rPr>
+            <w:tab/>
+          </w:r>
+          <w:r>
+            <w:rPr>
+              <w:rFonts w:ascii="Liberation Sans" w:eastAsia="Liberation Sans" w:hAnsi="Liberation Sans" w:cs="Liberation Sans"/>
+              <w:b/>
+              <w:bCs/>
+            </w:rPr>
+            <w:t>usa como exposición social.</w:t>
+          </w:r>
+          <w:r>
+            <w:rPr>
+              <w:rFonts w:ascii="Liberation Sans" w:eastAsia="Liberation Sans" w:hAnsi="Liberation Sans" w:cs="Liberation Sans"/>
+              <w:b/>
+              <w:bCs/>
+            </w:rPr>
+            <w:br/>
+          </w:r>
+          <w:r>
+            <w:rPr>
+              <w:rFonts w:ascii="Liberation Sans" w:eastAsia="Liberation Sans" w:hAnsi="Liberation Sans" w:cs="Liberation Sans"/>
+              <w:b/>
+              <w:bCs/>
+            </w:rPr>
+            <w:tab/>
+          </w:r>
+          <w:r>
+            <w:rPr>
+              <w:rFonts w:ascii="Liberation Sans" w:eastAsia="Liberation Sans" w:hAnsi="Liberation Sans" w:cs="Liberation Sans"/>
+              <w:b/>
+              <w:bCs/>
+            </w:rPr>
+            <w:t>Mx404_6</w:t>
+          </w:r>
+          <w:r>
+            <w:rPr>
+              <w:rFonts w:ascii="Liberation Sans" w:eastAsia="Liberation Sans" w:hAnsi="Liberation Sans" w:cs="Liberation Sans"/>
+              <w:b/>
+              <w:bCs/>
+            </w:rPr>
+            <w:t xml:space="preserve"> (p</w:t>
+          </w:r>
+          <w:r>
+            <w:rPr>
+              <w:rFonts w:ascii="Liberation Sans" w:eastAsia="Liberation Sans" w:hAnsi="Liberation Sans" w:cs="Liberation Sans"/>
+              <w:b/>
+              <w:bCs/>
+            </w:rPr>
+            <w:t>resenció violencia contra la mujer y no afrontó la situación</w:t>
+          </w:r>
+          <w:r>
+            <w:rPr>
+              <w:rFonts w:ascii="Liberation Sans" w:eastAsia="Liberation Sans" w:hAnsi="Liberation Sans" w:cs="Liberation Sans"/>
+              <w:b/>
+              <w:bCs/>
+            </w:rPr>
+            <w:t xml:space="preserve">): Se </w:t>
+          </w:r>
+          <w:r>
+            <w:rPr>
+              <w:rFonts w:ascii="Liberation Sans" w:eastAsia="Liberation Sans" w:hAnsi="Liberation Sans" w:cs="Liberation Sans"/>
+              <w:b/>
+              <w:bCs/>
+            </w:rPr>
+            <w:tab/>
+            <w:t>usa como variable central.</w:t>
+          </w:r>
+          <w:r>
+            <w:rPr>
+              <w:rFonts w:ascii="Liberation Sans" w:eastAsia="Liberation Sans" w:hAnsi="Liberation Sans" w:cs="Liberation Sans"/>
+              <w:b/>
+              <w:bCs/>
+            </w:rPr>
+            <w:br/>
+          </w:r>
+          <w:r>
+            <w:rPr>
+              <w:rFonts w:ascii="Liberation Sans" w:eastAsia="Liberation Sans" w:hAnsi="Liberation Sans" w:cs="Liberation Sans"/>
+              <w:b/>
+              <w:bCs/>
+            </w:rPr>
+            <w:tab/>
+          </w:r>
+          <w:r>
+            <w:rPr>
+              <w:rFonts w:ascii="Liberation Sans" w:eastAsia="Liberation Sans" w:hAnsi="Liberation Sans" w:cs="Liberation Sans"/>
+              <w:b/>
+              <w:bCs/>
+            </w:rPr>
+            <w:t>Lx404_*</w:t>
+          </w:r>
+          <w:r>
+            <w:rPr>
+              <w:rFonts w:ascii="Liberation Sans" w:eastAsia="Liberation Sans" w:hAnsi="Liberation Sans" w:cs="Liberation Sans"/>
+              <w:b/>
+              <w:bCs/>
+            </w:rPr>
+            <w:t xml:space="preserve"> (p</w:t>
+          </w:r>
+          <w:r>
+            <w:rPr>
+              <w:rFonts w:ascii="Liberation Sans" w:eastAsia="Liberation Sans" w:hAnsi="Liberation Sans" w:cs="Liberation Sans"/>
+              <w:b/>
+              <w:bCs/>
+            </w:rPr>
+            <w:t>resenció violencia intrafamiliar, por espacio</w:t>
+          </w:r>
+          <w:r>
+            <w:rPr>
+              <w:rFonts w:ascii="Liberation Sans" w:eastAsia="Liberation Sans" w:hAnsi="Liberation Sans" w:cs="Liberation Sans"/>
+              <w:b/>
+              <w:bCs/>
+            </w:rPr>
+            <w:t>): Se usa como</w:t>
+          </w:r>
+          <w:r>
+            <w:rPr>
+              <w:rFonts w:ascii="Liberation Sans" w:eastAsia="Liberation Sans" w:hAnsi="Liberation Sans" w:cs="Liberation Sans"/>
+              <w:b/>
+              <w:bCs/>
+            </w:rPr>
+            <w:tab/>
+            <w:t>exposición secundaria.</w:t>
+          </w:r>
+          <w:r>
+            <w:rPr>
+              <w:rFonts w:ascii="Liberation Sans" w:eastAsia="Liberation Sans" w:hAnsi="Liberation Sans" w:cs="Liberation Sans"/>
+              <w:b/>
+              <w:bCs/>
+            </w:rPr>
+            <w:br/>
+          </w:r>
+          <w:r>
+            <w:rPr>
+              <w:rFonts w:ascii="Liberation Sans" w:eastAsia="Liberation Sans" w:hAnsi="Liberation Sans" w:cs="Liberation Sans"/>
+              <w:b/>
+              <w:bCs/>
+            </w:rPr>
+            <w:tab/>
+          </w:r>
+          <w:r>
+            <w:rPr>
+              <w:rFonts w:ascii="Liberation Sans" w:eastAsia="Liberation Sans" w:hAnsi="Liberation Sans" w:cs="Liberation Sans"/>
+              <w:b/>
+              <w:bCs/>
+            </w:rPr>
+            <w:t>Kx404_*</w:t>
+          </w:r>
+          <w:r>
+            <w:rPr>
+              <w:rFonts w:ascii="Liberation Sans" w:eastAsia="Liberation Sans" w:hAnsi="Liberation Sans" w:cs="Liberation Sans"/>
+              <w:b/>
+              <w:bCs/>
+            </w:rPr>
+            <w:t>:</w:t>
           </w:r>
         </w:sdtContent>
       </w:sdt>
@@ -2322,7 +3017,7 @@
           </w:rPr>
           <w:id w:val="1078021250"/>
           <w14:checkbox>
-            <w14:checked w14:val="0"/>
+            <w14:checked w14:val="1"/>
             <w14:checkedState w14:val="2612" w14:font="MS Gothic"/>
             <w14:uncheckedState w14:val="2610" w14:font="MS Gothic"/>
           </w14:checkbox>
@@ -2335,7 +3030,7 @@
               <w:b/>
               <w:bCs/>
             </w:rPr>
-            <w:t>☐</w:t>
+            <w:t>☒</w:t>
           </w:r>
         </w:sdtContent>
       </w:sdt>
@@ -2420,7 +3115,7 @@
           </w:rPr>
           <w:id w:val="-678431390"/>
           <w14:checkbox>
-            <w14:checked w14:val="1"/>
+            <w14:checked w14:val="0"/>
             <w14:checkedState w14:val="2612" w14:font="MS Gothic"/>
             <w14:uncheckedState w14:val="2610" w14:font="MS Gothic"/>
           </w14:checkbox>
@@ -2433,7 +3128,7 @@
               <w:b/>
               <w:bCs/>
             </w:rPr>
-            <w:t>☒</w:t>
+            <w:t>☐</w:t>
           </w:r>
         </w:sdtContent>
       </w:sdt>
@@ -2752,7 +3447,6 @@
           <w:bCs/>
         </w:rPr>
       </w:pPr>
-      <w:proofErr w:type="gramStart"/>
       <w:r>
         <w:rPr>
           <w:rFonts w:ascii="Liberation Sans" w:eastAsia="Liberation Sans" w:hAnsi="Liberation Sans" w:cs="Liberation Sans"/>
@@ -2761,7 +3455,6 @@
         </w:rPr>
         <w:t>Herramientas a utilizar</w:t>
       </w:r>
-      <w:proofErr w:type="gramEnd"/>
       <w:r>
         <w:rPr>
           <w:rFonts w:ascii="Liberation Sans" w:eastAsia="Liberation Sans" w:hAnsi="Liberation Sans" w:cs="Liberation Sans"/>
@@ -10443,7 +11136,6 @@
     <w:rsid w:val="00937A5F"/>
     <w:rsid w:val="00987A36"/>
     <w:rsid w:val="009C604B"/>
-    <w:rsid w:val="00AC3828"/>
     <w:rsid w:val="00B009E5"/>
     <w:rsid w:val="00B1479B"/>
     <w:rsid w:val="00BB71D2"/>
@@ -10451,6 +11143,7 @@
     <w:rsid w:val="00C40C34"/>
     <w:rsid w:val="00DA555B"/>
     <w:rsid w:val="00EE3589"/>
+    <w:rsid w:val="00F031BA"/>
     <w:rsid w:val="00F05331"/>
     <w:rsid w:val="00F80900"/>
     <w:rsid w:val="00FF05AD"/>

--- a/docs/5-1. FORMULARIO_CARACTERIZACIÓN_FORMULACIÓN_PROBLEMAS-2.docx
+++ b/docs/5-1. FORMULARIO_CARACTERIZACIÓN_FORMULACIÓN_PROBLEMAS-2.docx
@@ -408,6 +408,7 @@
           <w:bCs/>
         </w:rPr>
       </w:pPr>
+      <w:proofErr w:type="gramStart"/>
       <w:r>
         <w:rPr>
           <w:rFonts w:ascii="Liberation Sans" w:eastAsia="Liberation Sans" w:hAnsi="Liberation Sans" w:cs="Liberation Sans"/>
@@ -416,6 +417,7 @@
         </w:rPr>
         <w:t>Problema público a abordar</w:t>
       </w:r>
+      <w:proofErr w:type="gramEnd"/>
       <w:r>
         <w:rPr>
           <w:rFonts w:ascii="Liberation Sans" w:eastAsia="Liberation Sans" w:hAnsi="Liberation Sans" w:cs="Liberation Sans"/>
@@ -1963,8 +1965,18 @@
           <w:b/>
           <w:bCs/>
         </w:rPr>
-        <w:t>Variables clave identificadas</w:t>
+        <w:t xml:space="preserve">Variables </w:t>
       </w:r>
+      <w:proofErr w:type="gramStart"/>
+      <w:r>
+        <w:rPr>
+          <w:rFonts w:ascii="Liberation Sans" w:eastAsia="Liberation Sans" w:hAnsi="Liberation Sans" w:cs="Liberation Sans"/>
+          <w:b/>
+          <w:bCs/>
+        </w:rPr>
+        <w:t>clave identificadas</w:t>
+      </w:r>
+      <w:proofErr w:type="gramEnd"/>
       <w:r>
         <w:rPr>
           <w:rFonts w:ascii="Liberation Sans" w:eastAsia="Liberation Sans" w:hAnsi="Liberation Sans" w:cs="Liberation Sans"/>
@@ -2884,7 +2896,737 @@
               <w:b/>
               <w:bCs/>
             </w:rPr>
+            <w:t xml:space="preserve"> (a</w:t>
+          </w:r>
+          <w:r>
+            <w:rPr>
+              <w:rFonts w:ascii="Liberation Sans" w:eastAsia="Liberation Sans" w:hAnsi="Liberation Sans" w:cs="Liberation Sans"/>
+              <w:b/>
+              <w:bCs/>
+            </w:rPr>
+            <w:t>coso sexual, por espacio</w:t>
+          </w:r>
+          <w:r>
+            <w:rPr>
+              <w:rFonts w:ascii="Liberation Sans" w:eastAsia="Liberation Sans" w:hAnsi="Liberation Sans" w:cs="Liberation Sans"/>
+              <w:b/>
+              <w:bCs/>
+            </w:rPr>
+            <w:t>)</w:t>
+          </w:r>
+          <w:r>
+            <w:rPr>
+              <w:rFonts w:ascii="Liberation Sans" w:eastAsia="Liberation Sans" w:hAnsi="Liberation Sans" w:cs="Liberation Sans"/>
+              <w:b/>
+              <w:bCs/>
+            </w:rPr>
             <w:t>:</w:t>
+          </w:r>
+          <w:r>
+            <w:rPr>
+              <w:rFonts w:ascii="Liberation Sans" w:eastAsia="Liberation Sans" w:hAnsi="Liberation Sans" w:cs="Liberation Sans"/>
+              <w:b/>
+              <w:bCs/>
+            </w:rPr>
+            <w:t xml:space="preserve"> Se usa como exposición secundaria.</w:t>
+          </w:r>
+          <w:r>
+            <w:rPr>
+              <w:rFonts w:ascii="Liberation Sans" w:eastAsia="Liberation Sans" w:hAnsi="Liberation Sans" w:cs="Liberation Sans"/>
+              <w:b/>
+              <w:bCs/>
+            </w:rPr>
+            <w:br/>
+          </w:r>
+          <w:r>
+            <w:rPr>
+              <w:rFonts w:ascii="Liberation Sans" w:eastAsia="Liberation Sans" w:hAnsi="Liberation Sans" w:cs="Liberation Sans"/>
+              <w:b/>
+              <w:bCs/>
+            </w:rPr>
+            <w:tab/>
+          </w:r>
+          <w:r>
+            <w:rPr>
+              <w:rFonts w:ascii="Liberation Sans" w:eastAsia="Liberation Sans" w:hAnsi="Liberation Sans" w:cs="Liberation Sans"/>
+              <w:b/>
+              <w:bCs/>
+            </w:rPr>
+            <w:t>Ax201</w:t>
+          </w:r>
+          <w:r>
+            <w:rPr>
+              <w:rFonts w:ascii="Liberation Sans" w:eastAsia="Liberation Sans" w:hAnsi="Liberation Sans" w:cs="Liberation Sans"/>
+              <w:b/>
+              <w:bCs/>
+            </w:rPr>
+            <w:t xml:space="preserve">, … , </w:t>
+          </w:r>
+          <w:r>
+            <w:rPr>
+              <w:rFonts w:ascii="Liberation Sans" w:eastAsia="Liberation Sans" w:hAnsi="Liberation Sans" w:cs="Liberation Sans"/>
+              <w:b/>
+              <w:bCs/>
+            </w:rPr>
+            <w:t>Jx201</w:t>
+          </w:r>
+          <w:r>
+            <w:rPr>
+              <w:rFonts w:ascii="Liberation Sans" w:eastAsia="Liberation Sans" w:hAnsi="Liberation Sans" w:cs="Liberation Sans"/>
+              <w:b/>
+              <w:bCs/>
+            </w:rPr>
+            <w:t xml:space="preserve"> (r</w:t>
+          </w:r>
+          <w:r>
+            <w:rPr>
+              <w:rFonts w:ascii="Liberation Sans" w:eastAsia="Liberation Sans" w:hAnsi="Liberation Sans" w:cs="Liberation Sans"/>
+              <w:b/>
+              <w:bCs/>
+            </w:rPr>
+            <w:t xml:space="preserve">esponsable de cada una de 10 tareas domésticas y de </w:t>
+          </w:r>
+          <w:r>
+            <w:rPr>
+              <w:rFonts w:ascii="Liberation Sans" w:eastAsia="Liberation Sans" w:hAnsi="Liberation Sans" w:cs="Liberation Sans"/>
+              <w:b/>
+              <w:bCs/>
+            </w:rPr>
+            <w:tab/>
+          </w:r>
+          <w:r>
+            <w:rPr>
+              <w:rFonts w:ascii="Liberation Sans" w:eastAsia="Liberation Sans" w:hAnsi="Liberation Sans" w:cs="Liberation Sans"/>
+              <w:b/>
+              <w:bCs/>
+            </w:rPr>
+            <w:t>cuidado</w:t>
+          </w:r>
+          <w:r>
+            <w:rPr>
+              <w:rFonts w:ascii="Liberation Sans" w:eastAsia="Liberation Sans" w:hAnsi="Liberation Sans" w:cs="Liberation Sans"/>
+              <w:b/>
+              <w:bCs/>
+            </w:rPr>
+            <w:t>): Se usa como i</w:t>
+          </w:r>
+          <w:r>
+            <w:rPr>
+              <w:rFonts w:ascii="Liberation Sans" w:eastAsia="Liberation Sans" w:hAnsi="Liberation Sans" w:cs="Liberation Sans"/>
+              <w:b/>
+              <w:bCs/>
+            </w:rPr>
+            <w:t>nsumo del Índice de Concentración del Cuidado</w:t>
+          </w:r>
+          <w:r>
+            <w:rPr>
+              <w:rFonts w:ascii="Liberation Sans" w:eastAsia="Liberation Sans" w:hAnsi="Liberation Sans" w:cs="Liberation Sans"/>
+              <w:b/>
+              <w:bCs/>
+            </w:rPr>
+            <w:t>.</w:t>
+          </w:r>
+          <w:r>
+            <w:rPr>
+              <w:rFonts w:ascii="Liberation Sans" w:eastAsia="Liberation Sans" w:hAnsi="Liberation Sans" w:cs="Liberation Sans"/>
+              <w:b/>
+              <w:bCs/>
+            </w:rPr>
+            <w:br/>
+          </w:r>
+          <w:r>
+            <w:rPr>
+              <w:rFonts w:ascii="Liberation Sans" w:eastAsia="Liberation Sans" w:hAnsi="Liberation Sans" w:cs="Liberation Sans"/>
+              <w:b/>
+              <w:bCs/>
+            </w:rPr>
+            <w:tab/>
+          </w:r>
+          <w:r>
+            <w:rPr>
+              <w:rFonts w:ascii="Liberation Sans" w:eastAsia="Liberation Sans" w:hAnsi="Liberation Sans" w:cs="Liberation Sans"/>
+              <w:b/>
+              <w:bCs/>
+            </w:rPr>
+            <w:t>Ax202, ind_distribuciontareas_202</w:t>
+          </w:r>
+          <w:r>
+            <w:rPr>
+              <w:rFonts w:ascii="Liberation Sans" w:eastAsia="Liberation Sans" w:hAnsi="Liberation Sans" w:cs="Liberation Sans"/>
+              <w:b/>
+              <w:bCs/>
+            </w:rPr>
+            <w:t xml:space="preserve"> (i</w:t>
+          </w:r>
+          <w:r>
+            <w:rPr>
+              <w:rFonts w:ascii="Liberation Sans" w:eastAsia="Liberation Sans" w:hAnsi="Liberation Sans" w:cs="Liberation Sans"/>
+              <w:b/>
+              <w:bCs/>
+            </w:rPr>
+            <w:t xml:space="preserve">mpacto declarado de la distribución en el </w:t>
+          </w:r>
+          <w:r>
+            <w:rPr>
+              <w:rFonts w:ascii="Liberation Sans" w:eastAsia="Liberation Sans" w:hAnsi="Liberation Sans" w:cs="Liberation Sans"/>
+              <w:b/>
+              <w:bCs/>
+            </w:rPr>
+            <w:tab/>
+          </w:r>
+          <w:r>
+            <w:rPr>
+              <w:rFonts w:ascii="Liberation Sans" w:eastAsia="Liberation Sans" w:hAnsi="Liberation Sans" w:cs="Liberation Sans"/>
+              <w:b/>
+              <w:bCs/>
+            </w:rPr>
+            <w:t>bienestar del hogar</w:t>
+          </w:r>
+          <w:r>
+            <w:rPr>
+              <w:rFonts w:ascii="Liberation Sans" w:eastAsia="Liberation Sans" w:hAnsi="Liberation Sans" w:cs="Liberation Sans"/>
+              <w:b/>
+              <w:bCs/>
+            </w:rPr>
+            <w:t>): Se usa como mediador.</w:t>
+          </w:r>
+          <w:r>
+            <w:rPr>
+              <w:rFonts w:ascii="Liberation Sans" w:eastAsia="Liberation Sans" w:hAnsi="Liberation Sans" w:cs="Liberation Sans"/>
+              <w:b/>
+              <w:bCs/>
+            </w:rPr>
+            <w:br/>
+          </w:r>
+          <w:r>
+            <w:rPr>
+              <w:rFonts w:ascii="Liberation Sans" w:eastAsia="Liberation Sans" w:hAnsi="Liberation Sans" w:cs="Liberation Sans"/>
+              <w:b/>
+              <w:bCs/>
+            </w:rPr>
+            <w:tab/>
+          </w:r>
+          <w:r>
+            <w:rPr>
+              <w:rFonts w:ascii="Liberation Sans" w:eastAsia="Liberation Sans" w:hAnsi="Liberation Sans" w:cs="Liberation Sans"/>
+              <w:b/>
+              <w:bCs/>
+            </w:rPr>
+            <w:t>Ax102–Gx102 / GAD-7</w:t>
+          </w:r>
+          <w:r>
+            <w:rPr>
+              <w:rFonts w:ascii="Liberation Sans" w:eastAsia="Liberation Sans" w:hAnsi="Liberation Sans" w:cs="Liberation Sans"/>
+              <w:b/>
+              <w:bCs/>
+            </w:rPr>
+            <w:t xml:space="preserve"> (e</w:t>
+          </w:r>
+          <w:r>
+            <w:rPr>
+              <w:rFonts w:ascii="Liberation Sans" w:eastAsia="Liberation Sans" w:hAnsi="Liberation Sans" w:cs="Liberation Sans"/>
+              <w:b/>
+              <w:bCs/>
+            </w:rPr>
+            <w:t>scala de Trastorno de Ansiedad Generalizada (0–21)</w:t>
+          </w:r>
+          <w:r>
+            <w:rPr>
+              <w:rFonts w:ascii="Liberation Sans" w:eastAsia="Liberation Sans" w:hAnsi="Liberation Sans" w:cs="Liberation Sans"/>
+              <w:b/>
+              <w:bCs/>
+            </w:rPr>
+            <w:t xml:space="preserve">): </w:t>
+          </w:r>
+          <w:r>
+            <w:rPr>
+              <w:rFonts w:ascii="Liberation Sans" w:eastAsia="Liberation Sans" w:hAnsi="Liberation Sans" w:cs="Liberation Sans"/>
+              <w:b/>
+              <w:bCs/>
+            </w:rPr>
+            <w:lastRenderedPageBreak/>
+            <w:tab/>
+            <w:t>Se usa como m</w:t>
+          </w:r>
+          <w:r>
+            <w:rPr>
+              <w:rFonts w:ascii="Liberation Sans" w:eastAsia="Liberation Sans" w:hAnsi="Liberation Sans" w:cs="Liberation Sans"/>
+              <w:b/>
+              <w:bCs/>
+            </w:rPr>
+            <w:t>ediador de carga mental</w:t>
+          </w:r>
+          <w:r>
+            <w:rPr>
+              <w:rFonts w:ascii="Liberation Sans" w:eastAsia="Liberation Sans" w:hAnsi="Liberation Sans" w:cs="Liberation Sans"/>
+              <w:b/>
+              <w:bCs/>
+            </w:rPr>
+            <w:t>.</w:t>
+          </w:r>
+          <w:r>
+            <w:rPr>
+              <w:rFonts w:ascii="Liberation Sans" w:eastAsia="Liberation Sans" w:hAnsi="Liberation Sans" w:cs="Liberation Sans"/>
+              <w:b/>
+              <w:bCs/>
+            </w:rPr>
+            <w:br/>
+          </w:r>
+          <w:r>
+            <w:rPr>
+              <w:rFonts w:ascii="Liberation Sans" w:eastAsia="Liberation Sans" w:hAnsi="Liberation Sans" w:cs="Liberation Sans"/>
+              <w:b/>
+              <w:bCs/>
+            </w:rPr>
+            <w:tab/>
+          </w:r>
+          <w:r>
+            <w:rPr>
+              <w:rFonts w:ascii="Liberation Sans" w:eastAsia="Liberation Sans" w:hAnsi="Liberation Sans" w:cs="Liberation Sans"/>
+              <w:b/>
+              <w:bCs/>
+            </w:rPr>
+            <w:t>C303</w:t>
+          </w:r>
+          <w:r>
+            <w:rPr>
+              <w:rFonts w:ascii="Liberation Sans" w:eastAsia="Liberation Sans" w:hAnsi="Liberation Sans" w:cs="Liberation Sans"/>
+              <w:b/>
+              <w:bCs/>
+            </w:rPr>
+            <w:t xml:space="preserve"> (</w:t>
+          </w:r>
+          <w:r>
+            <w:rPr>
+              <w:rFonts w:ascii="Liberation Sans" w:eastAsia="Liberation Sans" w:hAnsi="Liberation Sans" w:cs="Liberation Sans"/>
+              <w:b/>
+              <w:bCs/>
+              <w:i/>
+              <w:iCs/>
+            </w:rPr>
+            <w:t>¿Usted se considera pobre?</w:t>
+          </w:r>
+          <w:r>
+            <w:rPr>
+              <w:rFonts w:ascii="Liberation Sans" w:eastAsia="Liberation Sans" w:hAnsi="Liberation Sans" w:cs="Liberation Sans"/>
+              <w:b/>
+              <w:bCs/>
+            </w:rPr>
+            <w:t>): Se usa como v</w:t>
+          </w:r>
+          <w:r>
+            <w:rPr>
+              <w:rFonts w:ascii="Liberation Sans" w:eastAsia="Liberation Sans" w:hAnsi="Liberation Sans" w:cs="Liberation Sans"/>
+              <w:b/>
+              <w:bCs/>
+            </w:rPr>
+            <w:t>ulnerabilidad subjetiva</w:t>
+          </w:r>
+          <w:r>
+            <w:rPr>
+              <w:rFonts w:ascii="Liberation Sans" w:eastAsia="Liberation Sans" w:hAnsi="Liberation Sans" w:cs="Liberation Sans"/>
+              <w:b/>
+              <w:bCs/>
+            </w:rPr>
+            <w:t xml:space="preserve">, </w:t>
+          </w:r>
+          <w:r>
+            <w:rPr>
+              <w:rFonts w:ascii="Liberation Sans" w:eastAsia="Liberation Sans" w:hAnsi="Liberation Sans" w:cs="Liberation Sans"/>
+              <w:b/>
+              <w:bCs/>
+            </w:rPr>
+            <w:tab/>
+            <w:t xml:space="preserve">remplazando a los proxis de malnutrición y consumo de sustancias </w:t>
+          </w:r>
+          <w:r>
+            <w:rPr>
+              <w:rFonts w:ascii="Liberation Sans" w:eastAsia="Liberation Sans" w:hAnsi="Liberation Sans" w:cs="Liberation Sans"/>
+              <w:b/>
+              <w:bCs/>
+            </w:rPr>
+            <w:tab/>
+            <w:t xml:space="preserve">psicoactivas. </w:t>
+          </w:r>
+          <w:r>
+            <w:rPr>
+              <w:rFonts w:ascii="Liberation Sans" w:eastAsia="Liberation Sans" w:hAnsi="Liberation Sans" w:cs="Liberation Sans"/>
+              <w:b/>
+              <w:bCs/>
+            </w:rPr>
+            <w:br/>
+          </w:r>
+          <w:r>
+            <w:rPr>
+              <w:rFonts w:ascii="Liberation Sans" w:eastAsia="Liberation Sans" w:hAnsi="Liberation Sans" w:cs="Liberation Sans"/>
+              <w:b/>
+              <w:bCs/>
+            </w:rPr>
+            <w:tab/>
+            <w:t xml:space="preserve">H1 (estrato </w:t>
+          </w:r>
+          <w:proofErr w:type="spellStart"/>
+          <w:r>
+            <w:rPr>
+              <w:rFonts w:ascii="Liberation Sans" w:eastAsia="Liberation Sans" w:hAnsi="Liberation Sans" w:cs="Liberation Sans"/>
+              <w:b/>
+              <w:bCs/>
+            </w:rPr>
+            <w:t>socioeconomico</w:t>
+          </w:r>
+          <w:proofErr w:type="spellEnd"/>
+          <w:r>
+            <w:rPr>
+              <w:rFonts w:ascii="Liberation Sans" w:eastAsia="Liberation Sans" w:hAnsi="Liberation Sans" w:cs="Liberation Sans"/>
+              <w:b/>
+              <w:bCs/>
+            </w:rPr>
+            <w:t xml:space="preserve">): Se usa como control. </w:t>
+          </w:r>
+          <w:r>
+            <w:rPr>
+              <w:rFonts w:ascii="Liberation Sans" w:eastAsia="Liberation Sans" w:hAnsi="Liberation Sans" w:cs="Liberation Sans"/>
+              <w:b/>
+              <w:bCs/>
+            </w:rPr>
+            <w:br/>
+          </w:r>
+          <w:r>
+            <w:rPr>
+              <w:rFonts w:ascii="Liberation Sans" w:eastAsia="Liberation Sans" w:hAnsi="Liberation Sans" w:cs="Liberation Sans"/>
+              <w:b/>
+              <w:bCs/>
+            </w:rPr>
+            <w:tab/>
+          </w:r>
+          <w:r>
+            <w:rPr>
+              <w:rFonts w:ascii="Liberation Sans" w:eastAsia="Liberation Sans" w:hAnsi="Liberation Sans" w:cs="Liberation Sans"/>
+              <w:b/>
+              <w:bCs/>
+            </w:rPr>
+            <w:t>D1, E1 (s</w:t>
+          </w:r>
+          <w:r>
+            <w:rPr>
+              <w:rFonts w:ascii="Liberation Sans" w:eastAsia="Liberation Sans" w:hAnsi="Liberation Sans" w:cs="Liberation Sans"/>
+              <w:b/>
+              <w:bCs/>
+            </w:rPr>
+            <w:t>exo al nacer / autorreconocimiento de género</w:t>
+          </w:r>
+          <w:r>
+            <w:rPr>
+              <w:rFonts w:ascii="Liberation Sans" w:eastAsia="Liberation Sans" w:hAnsi="Liberation Sans" w:cs="Liberation Sans"/>
+              <w:b/>
+              <w:bCs/>
+            </w:rPr>
+            <w:t>):</w:t>
+          </w:r>
+          <w:r>
+            <w:rPr>
+              <w:rFonts w:ascii="Liberation Sans" w:eastAsia="Liberation Sans" w:hAnsi="Liberation Sans" w:cs="Liberation Sans"/>
+              <w:b/>
+              <w:bCs/>
+            </w:rPr>
+            <w:t xml:space="preserve"> Se usa como </w:t>
+          </w:r>
+          <w:r>
+            <w:rPr>
+              <w:rFonts w:ascii="Liberation Sans" w:eastAsia="Liberation Sans" w:hAnsi="Liberation Sans" w:cs="Liberation Sans"/>
+              <w:b/>
+              <w:bCs/>
+            </w:rPr>
+            <w:tab/>
+            <w:t>segmentación.</w:t>
+          </w:r>
+          <w:r>
+            <w:rPr>
+              <w:rFonts w:ascii="Liberation Sans" w:eastAsia="Liberation Sans" w:hAnsi="Liberation Sans" w:cs="Liberation Sans"/>
+              <w:b/>
+              <w:bCs/>
+            </w:rPr>
+            <w:t xml:space="preserve"> </w:t>
+          </w:r>
+          <w:r>
+            <w:rPr>
+              <w:rFonts w:ascii="Liberation Sans" w:eastAsia="Liberation Sans" w:hAnsi="Liberation Sans" w:cs="Liberation Sans"/>
+              <w:b/>
+              <w:bCs/>
+            </w:rPr>
+            <w:br/>
+          </w:r>
+          <w:r>
+            <w:rPr>
+              <w:rFonts w:ascii="Liberation Sans" w:eastAsia="Liberation Sans" w:hAnsi="Liberation Sans" w:cs="Liberation Sans"/>
+              <w:b/>
+              <w:bCs/>
+            </w:rPr>
+            <w:tab/>
+          </w:r>
+          <w:proofErr w:type="spellStart"/>
+          <w:r>
+            <w:rPr>
+              <w:rFonts w:ascii="Liberation Sans" w:eastAsia="Liberation Sans" w:hAnsi="Liberation Sans" w:cs="Liberation Sans"/>
+              <w:b/>
+              <w:bCs/>
+            </w:rPr>
+            <w:t>sexo_jefe</w:t>
+          </w:r>
+          <w:proofErr w:type="spellEnd"/>
+          <w:r>
+            <w:rPr>
+              <w:rFonts w:ascii="Liberation Sans" w:eastAsia="Liberation Sans" w:hAnsi="Liberation Sans" w:cs="Liberation Sans"/>
+              <w:b/>
+              <w:bCs/>
+            </w:rPr>
+            <w:t xml:space="preserve"> (sexo del jefe del hogar): Se usa como c</w:t>
+          </w:r>
+          <w:r>
+            <w:rPr>
+              <w:rFonts w:ascii="Liberation Sans" w:eastAsia="Liberation Sans" w:hAnsi="Liberation Sans" w:cs="Liberation Sans"/>
+              <w:b/>
+              <w:bCs/>
+            </w:rPr>
+            <w:t>ontrol e insumo del ICC</w:t>
+          </w:r>
+          <w:r>
+            <w:rPr>
+              <w:rFonts w:ascii="Liberation Sans" w:eastAsia="Liberation Sans" w:hAnsi="Liberation Sans" w:cs="Liberation Sans"/>
+              <w:b/>
+              <w:bCs/>
+            </w:rPr>
+            <w:br/>
+          </w:r>
+          <w:r>
+            <w:rPr>
+              <w:rFonts w:ascii="Liberation Sans" w:eastAsia="Liberation Sans" w:hAnsi="Liberation Sans" w:cs="Liberation Sans"/>
+              <w:b/>
+              <w:bCs/>
+            </w:rPr>
+            <w:tab/>
+          </w:r>
+          <w:r>
+            <w:rPr>
+              <w:rFonts w:ascii="Liberation Sans" w:eastAsia="Liberation Sans" w:hAnsi="Liberation Sans" w:cs="Liberation Sans"/>
+              <w:b/>
+              <w:bCs/>
+            </w:rPr>
+            <w:t>A6x2, A6x3</w:t>
+          </w:r>
+          <w:r>
+            <w:rPr>
+              <w:rFonts w:ascii="Liberation Sans" w:eastAsia="Liberation Sans" w:hAnsi="Liberation Sans" w:cs="Liberation Sans"/>
+              <w:b/>
+              <w:bCs/>
+            </w:rPr>
+            <w:t xml:space="preserve"> (p</w:t>
+          </w:r>
+          <w:r>
+            <w:rPr>
+              <w:rFonts w:ascii="Liberation Sans" w:eastAsia="Liberation Sans" w:hAnsi="Liberation Sans" w:cs="Liberation Sans"/>
+              <w:b/>
+              <w:bCs/>
+            </w:rPr>
+            <w:t>arentesco con el jefe de hogar, edad</w:t>
+          </w:r>
+          <w:r>
+            <w:rPr>
+              <w:rFonts w:ascii="Liberation Sans" w:eastAsia="Liberation Sans" w:hAnsi="Liberation Sans" w:cs="Liberation Sans"/>
+              <w:b/>
+              <w:bCs/>
+            </w:rPr>
+            <w:t>): Se usa como c</w:t>
+          </w:r>
+          <w:r>
+            <w:rPr>
+              <w:rFonts w:ascii="Liberation Sans" w:eastAsia="Liberation Sans" w:hAnsi="Liberation Sans" w:cs="Liberation Sans"/>
+              <w:b/>
+              <w:bCs/>
+            </w:rPr>
+            <w:t>ontrol</w:t>
+          </w:r>
+          <w:r>
+            <w:rPr>
+              <w:rFonts w:ascii="Liberation Sans" w:eastAsia="Liberation Sans" w:hAnsi="Liberation Sans" w:cs="Liberation Sans"/>
+              <w:b/>
+              <w:bCs/>
+            </w:rPr>
+            <w:t>.</w:t>
+          </w:r>
+          <w:r>
+            <w:rPr>
+              <w:rFonts w:ascii="Liberation Sans" w:eastAsia="Liberation Sans" w:hAnsi="Liberation Sans" w:cs="Liberation Sans"/>
+              <w:b/>
+              <w:bCs/>
+            </w:rPr>
+            <w:br/>
+          </w:r>
+          <w:r>
+            <w:rPr>
+              <w:rFonts w:ascii="Liberation Sans" w:eastAsia="Liberation Sans" w:hAnsi="Liberation Sans" w:cs="Liberation Sans"/>
+              <w:b/>
+              <w:bCs/>
+            </w:rPr>
+            <w:tab/>
+          </w:r>
+          <w:r>
+            <w:rPr>
+              <w:rFonts w:ascii="Liberation Sans" w:eastAsia="Liberation Sans" w:hAnsi="Liberation Sans" w:cs="Liberation Sans"/>
+              <w:b/>
+              <w:bCs/>
+            </w:rPr>
+            <w:t>F405, G406</w:t>
+          </w:r>
+          <w:r>
+            <w:rPr>
+              <w:rFonts w:ascii="Liberation Sans" w:eastAsia="Liberation Sans" w:hAnsi="Liberation Sans" w:cs="Liberation Sans"/>
+              <w:b/>
+              <w:bCs/>
+            </w:rPr>
+            <w:t xml:space="preserve"> (p</w:t>
+          </w:r>
+          <w:r>
+            <w:rPr>
+              <w:rFonts w:ascii="Liberation Sans" w:eastAsia="Liberation Sans" w:hAnsi="Liberation Sans" w:cs="Liberation Sans"/>
+              <w:b/>
+              <w:bCs/>
+            </w:rPr>
+            <w:t>ercepción de seguridad al caminar de día / de noche</w:t>
+          </w:r>
+          <w:r>
+            <w:rPr>
+              <w:rFonts w:ascii="Liberation Sans" w:eastAsia="Liberation Sans" w:hAnsi="Liberation Sans" w:cs="Liberation Sans"/>
+              <w:b/>
+              <w:bCs/>
+            </w:rPr>
+            <w:t xml:space="preserve">): Se usa </w:t>
+          </w:r>
+          <w:r>
+            <w:rPr>
+              <w:rFonts w:ascii="Liberation Sans" w:eastAsia="Liberation Sans" w:hAnsi="Liberation Sans" w:cs="Liberation Sans"/>
+              <w:b/>
+              <w:bCs/>
+            </w:rPr>
+            <w:tab/>
+            <w:t>como c</w:t>
+          </w:r>
+          <w:r>
+            <w:rPr>
+              <w:rFonts w:ascii="Liberation Sans" w:eastAsia="Liberation Sans" w:hAnsi="Liberation Sans" w:cs="Liberation Sans"/>
+              <w:b/>
+              <w:bCs/>
+            </w:rPr>
+            <w:t>ontexto</w:t>
+          </w:r>
+          <w:r>
+            <w:rPr>
+              <w:rFonts w:ascii="Liberation Sans" w:eastAsia="Liberation Sans" w:hAnsi="Liberation Sans" w:cs="Liberation Sans"/>
+              <w:b/>
+              <w:bCs/>
+            </w:rPr>
+            <w:t>.</w:t>
+          </w:r>
+          <w:r>
+            <w:rPr>
+              <w:rFonts w:ascii="Liberation Sans" w:eastAsia="Liberation Sans" w:hAnsi="Liberation Sans" w:cs="Liberation Sans"/>
+              <w:b/>
+              <w:bCs/>
+            </w:rPr>
+            <w:br/>
+          </w:r>
+          <w:r>
+            <w:rPr>
+              <w:rFonts w:ascii="Liberation Sans" w:eastAsia="Liberation Sans" w:hAnsi="Liberation Sans" w:cs="Liberation Sans"/>
+              <w:b/>
+              <w:bCs/>
+            </w:rPr>
+            <w:tab/>
+          </w:r>
+          <w:proofErr w:type="spellStart"/>
+          <w:r>
+            <w:rPr>
+              <w:rFonts w:ascii="Liberation Sans" w:eastAsia="Liberation Sans" w:hAnsi="Liberation Sans" w:cs="Liberation Sans"/>
+              <w:b/>
+              <w:bCs/>
+            </w:rPr>
+            <w:t>fexp_calp_anu</w:t>
+          </w:r>
+          <w:proofErr w:type="spellEnd"/>
+          <w:r>
+            <w:rPr>
+              <w:rFonts w:ascii="Liberation Sans" w:eastAsia="Liberation Sans" w:hAnsi="Liberation Sans" w:cs="Liberation Sans"/>
+              <w:b/>
+              <w:bCs/>
+            </w:rPr>
+            <w:t xml:space="preserve">, </w:t>
+          </w:r>
+          <w:proofErr w:type="spellStart"/>
+          <w:r>
+            <w:rPr>
+              <w:rFonts w:ascii="Liberation Sans" w:eastAsia="Liberation Sans" w:hAnsi="Liberation Sans" w:cs="Liberation Sans"/>
+              <w:b/>
+              <w:bCs/>
+            </w:rPr>
+            <w:t>fexp_calh_anu</w:t>
+          </w:r>
+          <w:proofErr w:type="spellEnd"/>
+          <w:r>
+            <w:rPr>
+              <w:rFonts w:ascii="Liberation Sans" w:eastAsia="Liberation Sans" w:hAnsi="Liberation Sans" w:cs="Liberation Sans"/>
+              <w:b/>
+              <w:bCs/>
+            </w:rPr>
+            <w:t xml:space="preserve"> (f</w:t>
+          </w:r>
+          <w:r>
+            <w:rPr>
+              <w:rFonts w:ascii="Liberation Sans" w:eastAsia="Liberation Sans" w:hAnsi="Liberation Sans" w:cs="Liberation Sans"/>
+              <w:b/>
+              <w:bCs/>
+            </w:rPr>
+            <w:t>actores de expansión (personas y hogares)</w:t>
+          </w:r>
+          <w:r>
+            <w:rPr>
+              <w:rFonts w:ascii="Liberation Sans" w:eastAsia="Liberation Sans" w:hAnsi="Liberation Sans" w:cs="Liberation Sans"/>
+              <w:b/>
+              <w:bCs/>
+            </w:rPr>
+            <w:t xml:space="preserve">) </w:t>
+          </w:r>
+          <w:r>
+            <w:rPr>
+              <w:rFonts w:ascii="Liberation Sans" w:eastAsia="Liberation Sans" w:hAnsi="Liberation Sans" w:cs="Liberation Sans"/>
+              <w:b/>
+              <w:bCs/>
+            </w:rPr>
+            <w:tab/>
+            <w:t>Se usa como p</w:t>
+          </w:r>
+          <w:r>
+            <w:rPr>
+              <w:rFonts w:ascii="Liberation Sans" w:eastAsia="Liberation Sans" w:hAnsi="Liberation Sans" w:cs="Liberation Sans"/>
+              <w:b/>
+              <w:bCs/>
+            </w:rPr>
+            <w:t>onderación obligatoria</w:t>
+          </w:r>
+          <w:r>
+            <w:rPr>
+              <w:rFonts w:ascii="Liberation Sans" w:eastAsia="Liberation Sans" w:hAnsi="Liberation Sans" w:cs="Liberation Sans"/>
+              <w:b/>
+              <w:bCs/>
+            </w:rPr>
+            <w:t>.</w:t>
+          </w:r>
+          <w:r>
+            <w:rPr>
+              <w:rFonts w:ascii="Liberation Sans" w:eastAsia="Liberation Sans" w:hAnsi="Liberation Sans" w:cs="Liberation Sans"/>
+              <w:b/>
+              <w:bCs/>
+            </w:rPr>
+            <w:br/>
           </w:r>
         </w:sdtContent>
       </w:sdt>
@@ -2981,7 +3723,6 @@
           <w:b/>
           <w:bCs/>
         </w:rPr>
-        <w:lastRenderedPageBreak/>
         <w:t>¿Los datos seleccionados contienen información geográfica, territorial o de segmentación institucional relevante para el análisis?</w:t>
       </w:r>
     </w:p>
@@ -3447,6 +4188,7 @@
           <w:bCs/>
         </w:rPr>
       </w:pPr>
+      <w:proofErr w:type="gramStart"/>
       <w:r>
         <w:rPr>
           <w:rFonts w:ascii="Liberation Sans" w:eastAsia="Liberation Sans" w:hAnsi="Liberation Sans" w:cs="Liberation Sans"/>
@@ -3455,6 +4197,7 @@
         </w:rPr>
         <w:t>Herramientas a utilizar</w:t>
       </w:r>
+      <w:proofErr w:type="gramEnd"/>
       <w:r>
         <w:rPr>
           <w:rFonts w:ascii="Liberation Sans" w:eastAsia="Liberation Sans" w:hAnsi="Liberation Sans" w:cs="Liberation Sans"/>
@@ -4344,14 +5087,7 @@
             <w:rPr>
               <w:rStyle w:val="Textodelmarcadordeposicin"/>
             </w:rPr>
-            <w:t xml:space="preserve">Describa la herramienta o visualización desarrollada por el equipo, indicando sus principales funcionalidades, la forma en que opera y los indicadores, análisis o visualizaciones más relevantes </w:t>
-          </w:r>
-          <w:r>
-            <w:rPr>
-              <w:rStyle w:val="Textodelmarcadordeposicin"/>
-            </w:rPr>
-            <w:lastRenderedPageBreak/>
-            <w:t>que presenta.</w:t>
+            <w:t>Describa la herramienta o visualización desarrollada por el equipo, indicando sus principales funcionalidades, la forma en que opera y los indicadores, análisis o visualizaciones más relevantes que presenta.</w:t>
           </w:r>
           <w:r>
             <w:rPr>
@@ -11142,8 +11878,8 @@
     <w:rsid w:val="00C05A05"/>
     <w:rsid w:val="00C40C34"/>
     <w:rsid w:val="00DA555B"/>
+    <w:rsid w:val="00DB57ED"/>
     <w:rsid w:val="00EE3589"/>
-    <w:rsid w:val="00F031BA"/>
     <w:rsid w:val="00F05331"/>
     <w:rsid w:val="00F80900"/>
     <w:rsid w:val="00FF05AD"/>

--- a/docs/5-1. FORMULARIO_CARACTERIZACIÓN_FORMULACIÓN_PROBLEMAS-2.docx
+++ b/docs/5-1. FORMULARIO_CARACTERIZACIÓN_FORMULACIÓN_PROBLEMAS-2.docx
@@ -3628,6 +3628,57 @@
             </w:rPr>
             <w:br/>
           </w:r>
+          <w:r>
+            <w:rPr>
+              <w:rFonts w:ascii="Liberation Sans" w:eastAsia="Liberation Sans" w:hAnsi="Liberation Sans" w:cs="Liberation Sans"/>
+              <w:b/>
+              <w:bCs/>
+            </w:rPr>
+            <w:tab/>
+          </w:r>
+          <w:proofErr w:type="spellStart"/>
+          <w:r>
+            <w:rPr>
+              <w:rFonts w:ascii="Liberation Sans" w:eastAsia="Liberation Sans" w:hAnsi="Liberation Sans" w:cs="Liberation Sans"/>
+              <w:b/>
+              <w:bCs/>
+            </w:rPr>
+            <w:t>Cod_Locali</w:t>
+          </w:r>
+          <w:proofErr w:type="spellEnd"/>
+          <w:r>
+            <w:rPr>
+              <w:rFonts w:ascii="Liberation Sans" w:eastAsia="Liberation Sans" w:hAnsi="Liberation Sans" w:cs="Liberation Sans"/>
+              <w:b/>
+              <w:bCs/>
+            </w:rPr>
+            <w:t xml:space="preserve"> (código de localidad): Se usa como llave territorial.</w:t>
+          </w:r>
+          <w:r>
+            <w:rPr>
+              <w:rFonts w:ascii="Liberation Sans" w:eastAsia="Liberation Sans" w:hAnsi="Liberation Sans" w:cs="Liberation Sans"/>
+              <w:b/>
+              <w:bCs/>
+            </w:rPr>
+            <w:br/>
+          </w:r>
+          <w:r>
+            <w:rPr>
+              <w:rFonts w:ascii="Liberation Sans" w:eastAsia="Liberation Sans" w:hAnsi="Liberation Sans" w:cs="Liberation Sans"/>
+              <w:b/>
+              <w:bCs/>
+            </w:rPr>
+            <w:tab/>
+            <w:t>Fecha: Se usa como llave temporal.</w:t>
+          </w:r>
+          <w:r>
+            <w:rPr>
+              <w:rFonts w:ascii="Liberation Sans" w:eastAsia="Liberation Sans" w:hAnsi="Liberation Sans" w:cs="Liberation Sans"/>
+              <w:b/>
+              <w:bCs/>
+            </w:rPr>
+            <w:br/>
+          </w:r>
         </w:sdtContent>
       </w:sdt>
     </w:p>
@@ -4523,6 +4574,7 @@
           <w:b/>
           <w:bCs/>
         </w:rPr>
+        <w:lastRenderedPageBreak/>
         <w:t xml:space="preserve">Looker Studio </w:t>
       </w:r>
       <w:sdt>
@@ -5498,6 +5550,7 @@
           <w:sz w:val="20"/>
           <w:szCs w:val="20"/>
         </w:rPr>
+        <w:lastRenderedPageBreak/>
         <w:t xml:space="preserve">Sección </w:t>
       </w:r>
       <w:r>
@@ -11855,6 +11908,7 @@
     <w:rsid w:val="00017FC6"/>
     <w:rsid w:val="000D0051"/>
     <w:rsid w:val="00192B9E"/>
+    <w:rsid w:val="003C10E2"/>
     <w:rsid w:val="005805C8"/>
     <w:rsid w:val="005A0D10"/>
     <w:rsid w:val="005F53B5"/>
@@ -11878,7 +11932,6 @@
     <w:rsid w:val="00C05A05"/>
     <w:rsid w:val="00C40C34"/>
     <w:rsid w:val="00DA555B"/>
-    <w:rsid w:val="00DB57ED"/>
     <w:rsid w:val="00EE3589"/>
     <w:rsid w:val="00F05331"/>
     <w:rsid w:val="00F80900"/>

--- a/docs/5-1. FORMULARIO_CARACTERIZACIÓN_FORMULACIÓN_PROBLEMAS-2.docx
+++ b/docs/5-1. FORMULARIO_CARACTERIZACIÓN_FORMULACIÓN_PROBLEMAS-2.docx
@@ -408,7 +408,6 @@
           <w:bCs/>
         </w:rPr>
       </w:pPr>
-      <w:proofErr w:type="gramStart"/>
       <w:r>
         <w:rPr>
           <w:rFonts w:ascii="Liberation Sans" w:eastAsia="Liberation Sans" w:hAnsi="Liberation Sans" w:cs="Liberation Sans"/>
@@ -417,7 +416,6 @@
         </w:rPr>
         <w:t>Problema público a abordar</w:t>
       </w:r>
-      <w:proofErr w:type="gramEnd"/>
       <w:r>
         <w:rPr>
           <w:rFonts w:ascii="Liberation Sans" w:eastAsia="Liberation Sans" w:hAnsi="Liberation Sans" w:cs="Liberation Sans"/>
@@ -1965,18 +1963,8 @@
           <w:b/>
           <w:bCs/>
         </w:rPr>
-        <w:t xml:space="preserve">Variables </w:t>
+        <w:t>Variables clave identificadas</w:t>
       </w:r>
-      <w:proofErr w:type="gramStart"/>
-      <w:r>
-        <w:rPr>
-          <w:rFonts w:ascii="Liberation Sans" w:eastAsia="Liberation Sans" w:hAnsi="Liberation Sans" w:cs="Liberation Sans"/>
-          <w:b/>
-          <w:bCs/>
-        </w:rPr>
-        <w:t>clave identificadas</w:t>
-      </w:r>
-      <w:proofErr w:type="gramEnd"/>
       <w:r>
         <w:rPr>
           <w:rFonts w:ascii="Liberation Sans" w:eastAsia="Liberation Sans" w:hAnsi="Liberation Sans" w:cs="Liberation Sans"/>
@@ -3670,6 +3658,569 @@
             </w:rPr>
             <w:tab/>
             <w:t>Fecha: Se usa como llave temporal.</w:t>
+          </w:r>
+          <w:r>
+            <w:rPr>
+              <w:rFonts w:ascii="Liberation Sans" w:eastAsia="Liberation Sans" w:hAnsi="Liberation Sans" w:cs="Liberation Sans"/>
+              <w:b/>
+              <w:bCs/>
+            </w:rPr>
+            <w:br/>
+            <w:t>De normas y actitudes (</w:t>
+          </w:r>
+          <w:r>
+            <w:rPr>
+              <w:rFonts w:ascii="Liberation Sans" w:eastAsia="Liberation Sans" w:hAnsi="Liberation Sans" w:cs="Liberation Sans"/>
+              <w:b/>
+              <w:bCs/>
+            </w:rPr>
+            <w:t>outputs/dataset_encuestaBienal_limpio.csv</w:t>
+          </w:r>
+          <w:r>
+            <w:rPr>
+              <w:rFonts w:ascii="Liberation Sans" w:eastAsia="Liberation Sans" w:hAnsi="Liberation Sans" w:cs="Liberation Sans"/>
+              <w:b/>
+              <w:bCs/>
+            </w:rPr>
+            <w:t>):</w:t>
+          </w:r>
+          <w:r>
+            <w:rPr>
+              <w:rFonts w:ascii="Liberation Sans" w:eastAsia="Liberation Sans" w:hAnsi="Liberation Sans" w:cs="Liberation Sans"/>
+              <w:b/>
+              <w:bCs/>
+            </w:rPr>
+            <w:br/>
+          </w:r>
+          <w:r>
+            <w:rPr>
+              <w:rFonts w:ascii="Liberation Sans" w:eastAsia="Liberation Sans" w:hAnsi="Liberation Sans" w:cs="Liberation Sans"/>
+              <w:b/>
+              <w:bCs/>
+            </w:rPr>
+            <w:tab/>
+          </w:r>
+          <w:r>
+            <w:rPr>
+              <w:rFonts w:ascii="Liberation Sans" w:eastAsia="Liberation Sans" w:hAnsi="Liberation Sans" w:cs="Liberation Sans"/>
+              <w:b/>
+              <w:bCs/>
+            </w:rPr>
+            <w:t>P10.1, P10.2</w:t>
+          </w:r>
+          <w:r>
+            <w:rPr>
+              <w:rFonts w:ascii="Liberation Sans" w:eastAsia="Liberation Sans" w:hAnsi="Liberation Sans" w:cs="Liberation Sans"/>
+              <w:b/>
+              <w:bCs/>
+            </w:rPr>
+            <w:t xml:space="preserve"> </w:t>
+          </w:r>
+          <w:r>
+            <w:rPr>
+              <w:rFonts w:ascii="Liberation Sans" w:eastAsia="Liberation Sans" w:hAnsi="Liberation Sans" w:cs="Liberation Sans"/>
+              <w:b/>
+              <w:bCs/>
+            </w:rPr>
+            <w:t xml:space="preserve">"Las mujeres por naturaleza cuidan mejor / hacen mejor los </w:t>
+          </w:r>
+          <w:r>
+            <w:rPr>
+              <w:rFonts w:ascii="Liberation Sans" w:eastAsia="Liberation Sans" w:hAnsi="Liberation Sans" w:cs="Liberation Sans"/>
+              <w:b/>
+              <w:bCs/>
+            </w:rPr>
+            <w:tab/>
+          </w:r>
+          <w:r>
+            <w:rPr>
+              <w:rFonts w:ascii="Liberation Sans" w:eastAsia="Liberation Sans" w:hAnsi="Liberation Sans" w:cs="Liberation Sans"/>
+              <w:b/>
+              <w:bCs/>
+            </w:rPr>
+            <w:t>oficios del hogar"</w:t>
+          </w:r>
+          <w:r>
+            <w:rPr>
+              <w:rFonts w:ascii="Liberation Sans" w:eastAsia="Liberation Sans" w:hAnsi="Liberation Sans" w:cs="Liberation Sans"/>
+              <w:b/>
+              <w:bCs/>
+            </w:rPr>
+            <w:t>: La dimensión esperada es ‘roles tradicionales’</w:t>
+          </w:r>
+          <w:r>
+            <w:rPr>
+              <w:rFonts w:ascii="Liberation Sans" w:eastAsia="Liberation Sans" w:hAnsi="Liberation Sans" w:cs="Liberation Sans"/>
+              <w:b/>
+              <w:bCs/>
+            </w:rPr>
+            <w:t>.</w:t>
+          </w:r>
+          <w:r>
+            <w:rPr>
+              <w:rFonts w:ascii="Liberation Sans" w:eastAsia="Liberation Sans" w:hAnsi="Liberation Sans" w:cs="Liberation Sans"/>
+              <w:b/>
+              <w:bCs/>
+            </w:rPr>
+            <w:br/>
+          </w:r>
+          <w:r>
+            <w:rPr>
+              <w:rFonts w:ascii="Liberation Sans" w:eastAsia="Liberation Sans" w:hAnsi="Liberation Sans" w:cs="Liberation Sans"/>
+              <w:b/>
+              <w:bCs/>
+            </w:rPr>
+            <w:tab/>
+          </w:r>
+          <w:r>
+            <w:rPr>
+              <w:rFonts w:ascii="Liberation Sans" w:eastAsia="Liberation Sans" w:hAnsi="Liberation Sans" w:cs="Liberation Sans"/>
+              <w:b/>
+              <w:bCs/>
+            </w:rPr>
+            <w:t>P10.3, P10.4, P10.6</w:t>
+          </w:r>
+          <w:r>
+            <w:rPr>
+              <w:rFonts w:ascii="Liberation Sans" w:eastAsia="Liberation Sans" w:hAnsi="Liberation Sans" w:cs="Liberation Sans"/>
+              <w:b/>
+              <w:bCs/>
+            </w:rPr>
+            <w:t xml:space="preserve"> </w:t>
+          </w:r>
+          <w:r>
+            <w:rPr>
+              <w:rFonts w:ascii="Liberation Sans" w:eastAsia="Liberation Sans" w:hAnsi="Liberation Sans" w:cs="Liberation Sans"/>
+              <w:b/>
+              <w:bCs/>
+            </w:rPr>
+            <w:t>"Toda familia necesita un hombre que la proteja"</w:t>
+          </w:r>
+          <w:r>
+            <w:rPr>
+              <w:rFonts w:ascii="Liberation Sans" w:eastAsia="Liberation Sans" w:hAnsi="Liberation Sans" w:cs="Liberation Sans"/>
+              <w:b/>
+              <w:bCs/>
+            </w:rPr>
+            <w:t xml:space="preserve">: </w:t>
+          </w:r>
+          <w:r>
+            <w:rPr>
+              <w:rFonts w:ascii="Liberation Sans" w:eastAsia="Liberation Sans" w:hAnsi="Liberation Sans" w:cs="Liberation Sans"/>
+              <w:b/>
+              <w:bCs/>
+            </w:rPr>
+            <w:t xml:space="preserve">La </w:t>
+          </w:r>
+          <w:r>
+            <w:rPr>
+              <w:rFonts w:ascii="Liberation Sans" w:eastAsia="Liberation Sans" w:hAnsi="Liberation Sans" w:cs="Liberation Sans"/>
+              <w:b/>
+              <w:bCs/>
+            </w:rPr>
+            <w:tab/>
+          </w:r>
+          <w:r>
+            <w:rPr>
+              <w:rFonts w:ascii="Liberation Sans" w:eastAsia="Liberation Sans" w:hAnsi="Liberation Sans" w:cs="Liberation Sans"/>
+              <w:b/>
+              <w:bCs/>
+            </w:rPr>
+            <w:t>dimensión esperada es ‘roles tradicionales’</w:t>
+          </w:r>
+          <w:r>
+            <w:rPr>
+              <w:rFonts w:ascii="Liberation Sans" w:eastAsia="Liberation Sans" w:hAnsi="Liberation Sans" w:cs="Liberation Sans"/>
+              <w:b/>
+              <w:bCs/>
+            </w:rPr>
+            <w:t>.</w:t>
+          </w:r>
+          <w:r>
+            <w:rPr>
+              <w:rFonts w:ascii="Liberation Sans" w:eastAsia="Liberation Sans" w:hAnsi="Liberation Sans" w:cs="Liberation Sans"/>
+              <w:b/>
+              <w:bCs/>
+            </w:rPr>
+            <w:br/>
+          </w:r>
+          <w:r>
+            <w:rPr>
+              <w:rFonts w:ascii="Liberation Sans" w:eastAsia="Liberation Sans" w:hAnsi="Liberation Sans" w:cs="Liberation Sans"/>
+              <w:b/>
+              <w:bCs/>
+            </w:rPr>
+            <w:tab/>
+          </w:r>
+          <w:r>
+            <w:rPr>
+              <w:rFonts w:ascii="Liberation Sans" w:eastAsia="Liberation Sans" w:hAnsi="Liberation Sans" w:cs="Liberation Sans"/>
+              <w:b/>
+              <w:bCs/>
+            </w:rPr>
+            <w:t>P10.5</w:t>
+          </w:r>
+          <w:r>
+            <w:rPr>
+              <w:rFonts w:ascii="Liberation Sans" w:eastAsia="Liberation Sans" w:hAnsi="Liberation Sans" w:cs="Liberation Sans"/>
+              <w:b/>
+              <w:bCs/>
+            </w:rPr>
+            <w:t xml:space="preserve"> </w:t>
+          </w:r>
+          <w:r>
+            <w:rPr>
+              <w:rFonts w:ascii="Liberation Sans" w:eastAsia="Liberation Sans" w:hAnsi="Liberation Sans" w:cs="Liberation Sans"/>
+              <w:b/>
+              <w:bCs/>
+            </w:rPr>
+            <w:t>"La mujer es la principal responsable de prevenir un embarazo"</w:t>
+          </w:r>
+          <w:r>
+            <w:rPr>
+              <w:rFonts w:ascii="Liberation Sans" w:eastAsia="Liberation Sans" w:hAnsi="Liberation Sans" w:cs="Liberation Sans"/>
+              <w:b/>
+              <w:bCs/>
+            </w:rPr>
+            <w:t xml:space="preserve">: La </w:t>
+          </w:r>
+          <w:r>
+            <w:rPr>
+              <w:rFonts w:ascii="Liberation Sans" w:eastAsia="Liberation Sans" w:hAnsi="Liberation Sans" w:cs="Liberation Sans"/>
+              <w:b/>
+              <w:bCs/>
+            </w:rPr>
+            <w:tab/>
+            <w:t>dimensión esperada es ‘responsabilización’.</w:t>
+          </w:r>
+          <w:r>
+            <w:rPr>
+              <w:rFonts w:ascii="Liberation Sans" w:eastAsia="Liberation Sans" w:hAnsi="Liberation Sans" w:cs="Liberation Sans"/>
+              <w:b/>
+              <w:bCs/>
+            </w:rPr>
+            <w:br/>
+          </w:r>
+          <w:r>
+            <w:rPr>
+              <w:rFonts w:ascii="Liberation Sans" w:eastAsia="Liberation Sans" w:hAnsi="Liberation Sans" w:cs="Liberation Sans"/>
+              <w:b/>
+              <w:bCs/>
+            </w:rPr>
+            <w:tab/>
+          </w:r>
+          <w:r>
+            <w:rPr>
+              <w:rFonts w:ascii="Liberation Sans" w:eastAsia="Liberation Sans" w:hAnsi="Liberation Sans" w:cs="Liberation Sans"/>
+              <w:b/>
+              <w:bCs/>
+            </w:rPr>
+            <w:t>P10.8</w:t>
+          </w:r>
+          <w:r>
+            <w:rPr>
+              <w:rFonts w:ascii="Liberation Sans" w:eastAsia="Liberation Sans" w:hAnsi="Liberation Sans" w:cs="Liberation Sans"/>
+              <w:b/>
+              <w:bCs/>
+            </w:rPr>
+            <w:t xml:space="preserve"> </w:t>
+          </w:r>
+          <w:r>
+            <w:rPr>
+              <w:rFonts w:ascii="Liberation Sans" w:eastAsia="Liberation Sans" w:hAnsi="Liberation Sans" w:cs="Liberation Sans"/>
+              <w:b/>
+              <w:bCs/>
+            </w:rPr>
+            <w:t>"La mujer que se deja maltratar por su pareja es porque le gusta"</w:t>
+          </w:r>
+          <w:r>
+            <w:rPr>
+              <w:rFonts w:ascii="Liberation Sans" w:eastAsia="Liberation Sans" w:hAnsi="Liberation Sans" w:cs="Liberation Sans"/>
+              <w:b/>
+              <w:bCs/>
+            </w:rPr>
+            <w:t xml:space="preserve">: La </w:t>
+          </w:r>
+          <w:r>
+            <w:rPr>
+              <w:rFonts w:ascii="Liberation Sans" w:eastAsia="Liberation Sans" w:hAnsi="Liberation Sans" w:cs="Liberation Sans"/>
+              <w:b/>
+              <w:bCs/>
+            </w:rPr>
+            <w:tab/>
+            <w:t>dimensión esperada es ‘c</w:t>
+          </w:r>
+          <w:r>
+            <w:rPr>
+              <w:rFonts w:ascii="Liberation Sans" w:eastAsia="Liberation Sans" w:hAnsi="Liberation Sans" w:cs="Liberation Sans"/>
+              <w:b/>
+              <w:bCs/>
+            </w:rPr>
+            <w:t>ulpabilización de la víctima</w:t>
+          </w:r>
+          <w:r>
+            <w:rPr>
+              <w:rFonts w:ascii="Liberation Sans" w:eastAsia="Liberation Sans" w:hAnsi="Liberation Sans" w:cs="Liberation Sans"/>
+              <w:b/>
+              <w:bCs/>
+            </w:rPr>
+            <w:t>’.</w:t>
+          </w:r>
+          <w:r>
+            <w:rPr>
+              <w:rFonts w:ascii="Liberation Sans" w:eastAsia="Liberation Sans" w:hAnsi="Liberation Sans" w:cs="Liberation Sans"/>
+              <w:b/>
+              <w:bCs/>
+            </w:rPr>
+            <w:br/>
+          </w:r>
+          <w:r>
+            <w:rPr>
+              <w:rFonts w:ascii="Liberation Sans" w:eastAsia="Liberation Sans" w:hAnsi="Liberation Sans" w:cs="Liberation Sans"/>
+              <w:b/>
+              <w:bCs/>
+            </w:rPr>
+            <w:tab/>
+          </w:r>
+          <w:r>
+            <w:rPr>
+              <w:rFonts w:ascii="Liberation Sans" w:eastAsia="Liberation Sans" w:hAnsi="Liberation Sans" w:cs="Liberation Sans"/>
+              <w:b/>
+              <w:bCs/>
+            </w:rPr>
+            <w:t>P10.9</w:t>
+          </w:r>
+          <w:r>
+            <w:rPr>
+              <w:rFonts w:ascii="Liberation Sans" w:eastAsia="Liberation Sans" w:hAnsi="Liberation Sans" w:cs="Liberation Sans"/>
+              <w:b/>
+              <w:bCs/>
+            </w:rPr>
+            <w:t xml:space="preserve"> </w:t>
+          </w:r>
+          <w:r>
+            <w:rPr>
+              <w:rFonts w:ascii="Liberation Sans" w:eastAsia="Liberation Sans" w:hAnsi="Liberation Sans" w:cs="Liberation Sans"/>
+              <w:b/>
+              <w:bCs/>
+            </w:rPr>
+            <w:t xml:space="preserve">"Lo más grave de que un hombre maltrate a su pareja es que lo haga en </w:t>
+          </w:r>
+          <w:r>
+            <w:rPr>
+              <w:rFonts w:ascii="Liberation Sans" w:eastAsia="Liberation Sans" w:hAnsi="Liberation Sans" w:cs="Liberation Sans"/>
+              <w:b/>
+              <w:bCs/>
+            </w:rPr>
+            <w:tab/>
+          </w:r>
+          <w:r>
+            <w:rPr>
+              <w:rFonts w:ascii="Liberation Sans" w:eastAsia="Liberation Sans" w:hAnsi="Liberation Sans" w:cs="Liberation Sans"/>
+              <w:b/>
+              <w:bCs/>
+            </w:rPr>
+            <w:t>público"</w:t>
+          </w:r>
+          <w:r>
+            <w:rPr>
+              <w:rFonts w:ascii="Liberation Sans" w:eastAsia="Liberation Sans" w:hAnsi="Liberation Sans" w:cs="Liberation Sans"/>
+              <w:b/>
+              <w:bCs/>
+            </w:rPr>
+            <w:t>: La dimensión esperada es ‘p</w:t>
+          </w:r>
+          <w:r>
+            <w:rPr>
+              <w:rFonts w:ascii="Liberation Sans" w:eastAsia="Liberation Sans" w:hAnsi="Liberation Sans" w:cs="Liberation Sans"/>
+              <w:b/>
+              <w:bCs/>
+            </w:rPr>
+            <w:t>rivatización de la violencia</w:t>
+          </w:r>
+          <w:r>
+            <w:rPr>
+              <w:rFonts w:ascii="Liberation Sans" w:eastAsia="Liberation Sans" w:hAnsi="Liberation Sans" w:cs="Liberation Sans"/>
+              <w:b/>
+              <w:bCs/>
+            </w:rPr>
+            <w:t>’.</w:t>
+          </w:r>
+          <w:r>
+            <w:rPr>
+              <w:rFonts w:ascii="Liberation Sans" w:eastAsia="Liberation Sans" w:hAnsi="Liberation Sans" w:cs="Liberation Sans"/>
+              <w:b/>
+              <w:bCs/>
+            </w:rPr>
+            <w:br/>
+          </w:r>
+          <w:r>
+            <w:rPr>
+              <w:rFonts w:ascii="Liberation Sans" w:eastAsia="Liberation Sans" w:hAnsi="Liberation Sans" w:cs="Liberation Sans"/>
+              <w:b/>
+              <w:bCs/>
+            </w:rPr>
+            <w:t>P10.10</w:t>
+          </w:r>
+          <w:r>
+            <w:rPr>
+              <w:rFonts w:ascii="Liberation Sans" w:eastAsia="Liberation Sans" w:hAnsi="Liberation Sans" w:cs="Liberation Sans"/>
+              <w:b/>
+              <w:bCs/>
+            </w:rPr>
+            <w:t xml:space="preserve"> </w:t>
+          </w:r>
+          <w:r>
+            <w:rPr>
+              <w:rFonts w:ascii="Liberation Sans" w:eastAsia="Liberation Sans" w:hAnsi="Liberation Sans" w:cs="Liberation Sans"/>
+              <w:b/>
+              <w:bCs/>
+            </w:rPr>
+            <w:t>"Una mujer que se viste con minifalda provoca que le falten al respeto"</w:t>
+          </w:r>
+          <w:r>
+            <w:rPr>
+              <w:rFonts w:ascii="Liberation Sans" w:eastAsia="Liberation Sans" w:hAnsi="Liberation Sans" w:cs="Liberation Sans"/>
+              <w:b/>
+              <w:bCs/>
+            </w:rPr>
+            <w:t>: La dimensión esperada es ‘c</w:t>
+          </w:r>
+          <w:r>
+            <w:rPr>
+              <w:rFonts w:ascii="Liberation Sans" w:eastAsia="Liberation Sans" w:hAnsi="Liberation Sans" w:cs="Liberation Sans"/>
+              <w:b/>
+              <w:bCs/>
+            </w:rPr>
+            <w:t>ulpabilización de la víctima</w:t>
+          </w:r>
+          <w:r>
+            <w:rPr>
+              <w:rFonts w:ascii="Liberation Sans" w:eastAsia="Liberation Sans" w:hAnsi="Liberation Sans" w:cs="Liberation Sans"/>
+              <w:b/>
+              <w:bCs/>
+            </w:rPr>
+            <w:t>’.</w:t>
+          </w:r>
+          <w:r>
+            <w:rPr>
+              <w:rFonts w:ascii="Liberation Sans" w:eastAsia="Liberation Sans" w:hAnsi="Liberation Sans" w:cs="Liberation Sans"/>
+              <w:b/>
+              <w:bCs/>
+            </w:rPr>
+            <w:br/>
+          </w:r>
+          <w:r>
+            <w:rPr>
+              <w:rFonts w:ascii="Liberation Sans" w:eastAsia="Liberation Sans" w:hAnsi="Liberation Sans" w:cs="Liberation Sans"/>
+              <w:b/>
+              <w:bCs/>
+            </w:rPr>
+            <w:t>P10.11</w:t>
+          </w:r>
+          <w:r>
+            <w:rPr>
+              <w:rFonts w:ascii="Liberation Sans" w:eastAsia="Liberation Sans" w:hAnsi="Liberation Sans" w:cs="Liberation Sans"/>
+              <w:b/>
+              <w:bCs/>
+            </w:rPr>
+            <w:t xml:space="preserve"> </w:t>
+          </w:r>
+          <w:r>
+            <w:rPr>
+              <w:rFonts w:ascii="Liberation Sans" w:eastAsia="Liberation Sans" w:hAnsi="Liberation Sans" w:cs="Liberation Sans"/>
+              <w:b/>
+              <w:bCs/>
+            </w:rPr>
+            <w:t>"El deber de todo hombre es defender su hombría"</w:t>
+          </w:r>
+          <w:r>
+            <w:rPr>
+              <w:rFonts w:ascii="Liberation Sans" w:eastAsia="Liberation Sans" w:hAnsi="Liberation Sans" w:cs="Liberation Sans"/>
+              <w:b/>
+              <w:bCs/>
+            </w:rPr>
+            <w:t>: La dimensión esperada es ‘m</w:t>
+          </w:r>
+          <w:r>
+            <w:rPr>
+              <w:rFonts w:ascii="Liberation Sans" w:eastAsia="Liberation Sans" w:hAnsi="Liberation Sans" w:cs="Liberation Sans"/>
+              <w:b/>
+              <w:bCs/>
+            </w:rPr>
+            <w:t>asculinidad hegemónica</w:t>
+          </w:r>
+          <w:r>
+            <w:rPr>
+              <w:rFonts w:ascii="Liberation Sans" w:eastAsia="Liberation Sans" w:hAnsi="Liberation Sans" w:cs="Liberation Sans"/>
+              <w:b/>
+              <w:bCs/>
+            </w:rPr>
+            <w:t>’.</w:t>
+          </w:r>
+          <w:r>
+            <w:rPr>
+              <w:rFonts w:ascii="Liberation Sans" w:eastAsia="Liberation Sans" w:hAnsi="Liberation Sans" w:cs="Liberation Sans"/>
+              <w:b/>
+              <w:bCs/>
+            </w:rPr>
+            <w:br/>
+          </w:r>
+          <w:r>
+            <w:rPr>
+              <w:rFonts w:ascii="Liberation Sans" w:eastAsia="Liberation Sans" w:hAnsi="Liberation Sans" w:cs="Liberation Sans"/>
+              <w:b/>
+              <w:bCs/>
+            </w:rPr>
+            <w:t>P12.1, P12.2</w:t>
+          </w:r>
+          <w:r>
+            <w:rPr>
+              <w:rFonts w:ascii="Liberation Sans" w:eastAsia="Liberation Sans" w:hAnsi="Liberation Sans" w:cs="Liberation Sans"/>
+              <w:b/>
+              <w:bCs/>
+            </w:rPr>
+            <w:t xml:space="preserve"> (</w:t>
+          </w:r>
+          <w:r>
+            <w:rPr>
+              <w:rFonts w:ascii="Liberation Sans" w:eastAsia="Liberation Sans" w:hAnsi="Liberation Sans" w:cs="Liberation Sans"/>
+              <w:b/>
+              <w:bCs/>
+            </w:rPr>
+            <w:t>Celos como muestra de afecto, control de la vida social</w:t>
+          </w:r>
+          <w:r>
+            <w:rPr>
+              <w:rFonts w:ascii="Liberation Sans" w:eastAsia="Liberation Sans" w:hAnsi="Liberation Sans" w:cs="Liberation Sans"/>
+              <w:b/>
+              <w:bCs/>
+            </w:rPr>
+            <w:t>): La dimensión esperada es ‘c</w:t>
+          </w:r>
+          <w:r>
+            <w:rPr>
+              <w:rFonts w:ascii="Liberation Sans" w:eastAsia="Liberation Sans" w:hAnsi="Liberation Sans" w:cs="Liberation Sans"/>
+              <w:b/>
+              <w:bCs/>
+            </w:rPr>
+            <w:t>ontrol en la pareja</w:t>
+          </w:r>
+          <w:r>
+            <w:rPr>
+              <w:rFonts w:ascii="Liberation Sans" w:eastAsia="Liberation Sans" w:hAnsi="Liberation Sans" w:cs="Liberation Sans"/>
+              <w:b/>
+              <w:bCs/>
+            </w:rPr>
+            <w:t>’.</w:t>
+          </w:r>
+          <w:r>
+            <w:rPr>
+              <w:rFonts w:ascii="Liberation Sans" w:eastAsia="Liberation Sans" w:hAnsi="Liberation Sans" w:cs="Liberation Sans"/>
+              <w:b/>
+              <w:bCs/>
+            </w:rPr>
+            <w:br/>
           </w:r>
           <w:r>
             <w:rPr>
@@ -4007,6 +4558,7 @@
           <w:sz w:val="20"/>
           <w:szCs w:val="20"/>
         </w:rPr>
+        <w:lastRenderedPageBreak/>
         <w:t xml:space="preserve">Sección 4 – </w:t>
       </w:r>
       <w:r>
@@ -4239,7 +4791,6 @@
           <w:bCs/>
         </w:rPr>
       </w:pPr>
-      <w:proofErr w:type="gramStart"/>
       <w:r>
         <w:rPr>
           <w:rFonts w:ascii="Liberation Sans" w:eastAsia="Liberation Sans" w:hAnsi="Liberation Sans" w:cs="Liberation Sans"/>
@@ -4248,7 +4799,6 @@
         </w:rPr>
         <w:t>Herramientas a utilizar</w:t>
       </w:r>
-      <w:proofErr w:type="gramEnd"/>
       <w:r>
         <w:rPr>
           <w:rFonts w:ascii="Liberation Sans" w:eastAsia="Liberation Sans" w:hAnsi="Liberation Sans" w:cs="Liberation Sans"/>
@@ -4574,7 +5124,6 @@
           <w:b/>
           <w:bCs/>
         </w:rPr>
-        <w:lastRenderedPageBreak/>
         <w:t xml:space="preserve">Looker Studio </w:t>
       </w:r>
       <w:sdt>
@@ -5550,7 +6099,6 @@
           <w:sz w:val="20"/>
           <w:szCs w:val="20"/>
         </w:rPr>
-        <w:lastRenderedPageBreak/>
         <w:t xml:space="preserve">Sección </w:t>
       </w:r>
       <w:r>
@@ -11908,12 +12456,12 @@
     <w:rsid w:val="00017FC6"/>
     <w:rsid w:val="000D0051"/>
     <w:rsid w:val="00192B9E"/>
-    <w:rsid w:val="003C10E2"/>
     <w:rsid w:val="005805C8"/>
     <w:rsid w:val="005A0D10"/>
     <w:rsid w:val="005F53B5"/>
     <w:rsid w:val="00604B12"/>
     <w:rsid w:val="00651B02"/>
+    <w:rsid w:val="0066773B"/>
     <w:rsid w:val="00677794"/>
     <w:rsid w:val="006A451D"/>
     <w:rsid w:val="0081050B"/>

--- a/docs/5-1. FORMULARIO_CARACTERIZACIÓN_FORMULACIÓN_PROBLEMAS-2.docx
+++ b/docs/5-1. FORMULARIO_CARACTERIZACIÓN_FORMULACIÓN_PROBLEMAS-2.docx
@@ -137,19 +137,11 @@
         </w:sdtPr>
         <w:sdtEndPr/>
         <w:sdtContent>
-          <w:proofErr w:type="spellStart"/>
-          <w:r>
-            <w:rPr>
-              <w:rFonts w:ascii="Liberation Sans" w:eastAsia="Liberation Sans" w:hAnsi="Liberation Sans" w:cs="Liberation Sans"/>
-            </w:rPr>
-            <w:t>Siseven</w:t>
-          </w:r>
-          <w:proofErr w:type="spellEnd"/>
-          <w:r>
-            <w:rPr>
-              <w:rFonts w:ascii="Liberation Sans" w:eastAsia="Liberation Sans" w:hAnsi="Liberation Sans" w:cs="Liberation Sans"/>
-            </w:rPr>
-            <w:t xml:space="preserve"> Larpsito Sahur Devs</w:t>
+          <w:r>
+            <w:rPr>
+              <w:rFonts w:ascii="Liberation Sans" w:eastAsia="Liberation Sans" w:hAnsi="Liberation Sans" w:cs="Liberation Sans"/>
+            </w:rPr>
+            <w:t>Siseven Larpsito Sahur Devs</w:t>
           </w:r>
         </w:sdtContent>
       </w:sdt>
@@ -455,15 +447,7 @@
             <w:ind w:left="709"/>
           </w:pPr>
           <w:r>
-            <w:t xml:space="preserve">La ciudad no sabe dónde está la violencia que nunca entró al sistema, y por lo tanto distribuye su infraestructura de atención y cuidado según un mapa que sistemáticamente </w:t>
-          </w:r>
-          <w:proofErr w:type="spellStart"/>
-          <w:r>
-            <w:t>subrepresenta</w:t>
-          </w:r>
-          <w:proofErr w:type="spellEnd"/>
-          <w:r>
-            <w:t xml:space="preserve"> a las mujeres que no denuncian.</w:t>
+            <w:t>La ciudad no sabe dónde está la violencia que nunca entró al sistema, y por lo tanto distribuye su infraestructura de atención y cuidado según un mapa que sistemáticamente subrepresenta a las mujeres que no denuncian.</w:t>
           </w:r>
         </w:p>
         <w:p>
@@ -656,23 +640,7 @@
             <w:br/>
           </w:r>
           <w:r>
-            <w:t xml:space="preserve">Fuera de alcance: Inferencia causal individual; caracterización de agresores; series históricas anteriores a 2025; los </w:t>
-          </w:r>
-          <w:proofErr w:type="spellStart"/>
-          <w:r>
-            <w:t>datasets</w:t>
-          </w:r>
-          <w:proofErr w:type="spellEnd"/>
-          <w:r>
-            <w:t xml:space="preserve"> osb_malnutricion18_64 y </w:t>
-          </w:r>
-          <w:proofErr w:type="spellStart"/>
-          <w:r>
-            <w:t>osb_saludmental-consumoabusivo</w:t>
-          </w:r>
-          <w:proofErr w:type="spellEnd"/>
-          <w:r>
-            <w:t xml:space="preserve"> (se descartan por desalineación temporal y por medir demanda de tratamiento, no prevalencia)</w:t>
+            <w:t>Fuera de alcance: Inferencia causal individual; caracterización de agresores; series históricas anteriores a 2025; los datasets osb_malnutricion18_64 y osb_saludmental-consumoabusivo (se descartan por desalineación temporal y por medir demanda de tratamiento, no prevalencia)</w:t>
           </w:r>
         </w:sdtContent>
       </w:sdt>
@@ -865,7 +833,6 @@
             </w:rPr>
             <w:t xml:space="preserve">En hogares donde el trabajo doméstico y de cuidado se concentra en una sola mujer, la probabilidad de haber vivido violencia intrafamiliar es mayor y, condicional a haberla vivido, la probabilidad de haberla denunciado es menor. Se espera un </w:t>
           </w:r>
-          <w:proofErr w:type="spellStart"/>
           <w:r>
             <w:rPr>
               <w:rFonts w:ascii="Liberation Sans" w:eastAsia="Liberation Sans" w:hAnsi="Liberation Sans" w:cs="Liberation Sans"/>
@@ -874,18 +841,7 @@
               <w:i/>
               <w:iCs/>
             </w:rPr>
-            <w:t>odds</w:t>
-          </w:r>
-          <w:proofErr w:type="spellEnd"/>
-          <w:r>
-            <w:rPr>
-              <w:rFonts w:ascii="Liberation Sans" w:eastAsia="Liberation Sans" w:hAnsi="Liberation Sans" w:cs="Liberation Sans"/>
-              <w:b/>
-              <w:bCs/>
-              <w:i/>
-              <w:iCs/>
-            </w:rPr>
-            <w:t xml:space="preserve"> ratio</w:t>
+            <w:t>odds ratio</w:t>
           </w:r>
           <w:r>
             <w:rPr>
@@ -2010,42 +1966,7 @@
               <w:bCs/>
             </w:rPr>
             <w:tab/>
-          </w:r>
-          <w:proofErr w:type="spellStart"/>
-          <w:r>
-            <w:rPr>
-              <w:rFonts w:ascii="Liberation Sans" w:eastAsia="Liberation Sans" w:hAnsi="Liberation Sans" w:cs="Liberation Sans"/>
-              <w:b/>
-              <w:bCs/>
-            </w:rPr>
-            <w:t>TotalAtenciones</w:t>
-          </w:r>
-          <w:proofErr w:type="spellEnd"/>
-          <w:r>
-            <w:rPr>
-              <w:rFonts w:ascii="Liberation Sans" w:eastAsia="Liberation Sans" w:hAnsi="Liberation Sans" w:cs="Liberation Sans"/>
-              <w:b/>
-              <w:bCs/>
-            </w:rPr>
-            <w:t xml:space="preserve"> (</w:t>
-          </w:r>
-          <w:proofErr w:type="spellStart"/>
-          <w:r>
-            <w:rPr>
-              <w:rFonts w:ascii="Liberation Sans" w:eastAsia="Liberation Sans" w:hAnsi="Liberation Sans" w:cs="Liberation Sans"/>
-              <w:b/>
-              <w:bCs/>
-            </w:rPr>
-            <w:t>Linea</w:t>
-          </w:r>
-          <w:proofErr w:type="spellEnd"/>
-          <w:r>
-            <w:rPr>
-              <w:rFonts w:ascii="Liberation Sans" w:eastAsia="Liberation Sans" w:hAnsi="Liberation Sans" w:cs="Liberation Sans"/>
-              <w:b/>
-              <w:bCs/>
-            </w:rPr>
-            <w:t xml:space="preserve"> Púrpura): a</w:t>
+            <w:t>TotalAtenciones (Linea Púrpura): a</w:t>
           </w:r>
           <w:r>
             <w:rPr>
@@ -2077,25 +1998,7 @@
               <w:b/>
               <w:bCs/>
             </w:rPr>
-            <w:t xml:space="preserve">. Se usa como </w:t>
-          </w:r>
-          <w:proofErr w:type="spellStart"/>
-          <w:r>
-            <w:rPr>
-              <w:rFonts w:ascii="Liberation Sans" w:eastAsia="Liberation Sans" w:hAnsi="Liberation Sans" w:cs="Liberation Sans"/>
-              <w:b/>
-              <w:bCs/>
-            </w:rPr>
-            <w:t>numedador</w:t>
-          </w:r>
-          <w:proofErr w:type="spellEnd"/>
-          <w:r>
-            <w:rPr>
-              <w:rFonts w:ascii="Liberation Sans" w:eastAsia="Liberation Sans" w:hAnsi="Liberation Sans" w:cs="Liberation Sans"/>
-              <w:b/>
-              <w:bCs/>
-            </w:rPr>
-            <w:t xml:space="preserve"> de cobertura.</w:t>
+            <w:t>. Se usa como numedador de cobertura.</w:t>
           </w:r>
           <w:r>
             <w:rPr>
@@ -2113,23 +2016,13 @@
             </w:rPr>
             <w:tab/>
           </w:r>
-          <w:proofErr w:type="spellStart"/>
-          <w:r>
-            <w:rPr>
-              <w:rFonts w:ascii="Liberation Sans" w:eastAsia="Liberation Sans" w:hAnsi="Liberation Sans" w:cs="Liberation Sans"/>
-              <w:b/>
-              <w:bCs/>
-            </w:rPr>
-            <w:t>TotalAtenciones</w:t>
-          </w:r>
-          <w:proofErr w:type="spellEnd"/>
-          <w:r>
-            <w:rPr>
-              <w:rFonts w:ascii="Liberation Sans" w:eastAsia="Liberation Sans" w:hAnsi="Liberation Sans" w:cs="Liberation Sans"/>
-              <w:b/>
-              <w:bCs/>
-            </w:rPr>
-            <w:t xml:space="preserve"> (</w:t>
+          <w:r>
+            <w:rPr>
+              <w:rFonts w:ascii="Liberation Sans" w:eastAsia="Liberation Sans" w:hAnsi="Liberation Sans" w:cs="Liberation Sans"/>
+              <w:b/>
+              <w:bCs/>
+            </w:rPr>
+            <w:t>TotalAtenciones (</w:t>
           </w:r>
           <w:r>
             <w:rPr>
@@ -2180,23 +2073,13 @@
             <w:tab/>
             <w:t xml:space="preserve">usa como </w:t>
           </w:r>
-          <w:proofErr w:type="spellStart"/>
-          <w:r>
-            <w:rPr>
-              <w:rFonts w:ascii="Liberation Sans" w:eastAsia="Liberation Sans" w:hAnsi="Liberation Sans" w:cs="Liberation Sans"/>
-              <w:b/>
-              <w:bCs/>
-            </w:rPr>
-            <w:t>numedador</w:t>
-          </w:r>
-          <w:proofErr w:type="spellEnd"/>
-          <w:r>
-            <w:rPr>
-              <w:rFonts w:ascii="Liberation Sans" w:eastAsia="Liberation Sans" w:hAnsi="Liberation Sans" w:cs="Liberation Sans"/>
-              <w:b/>
-              <w:bCs/>
-            </w:rPr>
-            <w:t xml:space="preserve"> de cobertura.</w:t>
+          <w:r>
+            <w:rPr>
+              <w:rFonts w:ascii="Liberation Sans" w:eastAsia="Liberation Sans" w:hAnsi="Liberation Sans" w:cs="Liberation Sans"/>
+              <w:b/>
+              <w:bCs/>
+            </w:rPr>
+            <w:t>numedador de cobertura.</w:t>
           </w:r>
           <w:r>
             <w:rPr>
@@ -2214,7 +2097,6 @@
             </w:rPr>
             <w:tab/>
           </w:r>
-          <w:proofErr w:type="spellStart"/>
           <w:r>
             <w:rPr>
               <w:rFonts w:ascii="Liberation Sans" w:eastAsia="Liberation Sans" w:hAnsi="Liberation Sans" w:cs="Liberation Sans"/>
@@ -2231,7 +2113,6 @@
             </w:rPr>
             <w:t>_Publico</w:t>
           </w:r>
-          <w:proofErr w:type="spellEnd"/>
           <w:r>
             <w:rPr>
               <w:rFonts w:ascii="Liberation Sans" w:eastAsia="Liberation Sans" w:hAnsi="Liberation Sans" w:cs="Liberation Sans"/>
@@ -2412,24 +2293,7 @@
               <w:bCs/>
             </w:rPr>
             <w:tab/>
-          </w:r>
-          <w:proofErr w:type="spellStart"/>
-          <w:r>
-            <w:rPr>
-              <w:rFonts w:ascii="Liberation Sans" w:eastAsia="Liberation Sans" w:hAnsi="Liberation Sans" w:cs="Liberation Sans"/>
-              <w:b/>
-              <w:bCs/>
-            </w:rPr>
-            <w:t>PobMujeres</w:t>
-          </w:r>
-          <w:proofErr w:type="spellEnd"/>
-          <w:r>
-            <w:rPr>
-              <w:rFonts w:ascii="Liberation Sans" w:eastAsia="Liberation Sans" w:hAnsi="Liberation Sans" w:cs="Liberation Sans"/>
-              <w:b/>
-              <w:bCs/>
-            </w:rPr>
-            <w:t>:</w:t>
+            <w:t>PobMujeres:</w:t>
           </w:r>
           <w:r>
             <w:rPr>
@@ -3251,25 +3115,7 @@
               <w:bCs/>
             </w:rPr>
             <w:tab/>
-            <w:t xml:space="preserve">H1 (estrato </w:t>
-          </w:r>
-          <w:proofErr w:type="spellStart"/>
-          <w:r>
-            <w:rPr>
-              <w:rFonts w:ascii="Liberation Sans" w:eastAsia="Liberation Sans" w:hAnsi="Liberation Sans" w:cs="Liberation Sans"/>
-              <w:b/>
-              <w:bCs/>
-            </w:rPr>
-            <w:t>socioeconomico</w:t>
-          </w:r>
-          <w:proofErr w:type="spellEnd"/>
-          <w:r>
-            <w:rPr>
-              <w:rFonts w:ascii="Liberation Sans" w:eastAsia="Liberation Sans" w:hAnsi="Liberation Sans" w:cs="Liberation Sans"/>
-              <w:b/>
-              <w:bCs/>
-            </w:rPr>
-            <w:t xml:space="preserve">): Se usa como control. </w:t>
+            <w:t xml:space="preserve">H1 (estrato socioeconomico): Se usa como control. </w:t>
           </w:r>
           <w:r>
             <w:rPr>
@@ -3351,24 +3197,7 @@
               <w:bCs/>
             </w:rPr>
             <w:tab/>
-          </w:r>
-          <w:proofErr w:type="spellStart"/>
-          <w:r>
-            <w:rPr>
-              <w:rFonts w:ascii="Liberation Sans" w:eastAsia="Liberation Sans" w:hAnsi="Liberation Sans" w:cs="Liberation Sans"/>
-              <w:b/>
-              <w:bCs/>
-            </w:rPr>
-            <w:t>sexo_jefe</w:t>
-          </w:r>
-          <w:proofErr w:type="spellEnd"/>
-          <w:r>
-            <w:rPr>
-              <w:rFonts w:ascii="Liberation Sans" w:eastAsia="Liberation Sans" w:hAnsi="Liberation Sans" w:cs="Liberation Sans"/>
-              <w:b/>
-              <w:bCs/>
-            </w:rPr>
-            <w:t xml:space="preserve"> (sexo del jefe del hogar): Se usa como c</w:t>
+            <w:t>sexo_jefe (sexo del jefe del hogar): Se usa como c</w:t>
           </w:r>
           <w:r>
             <w:rPr>
@@ -3531,34 +3360,14 @@
             </w:rPr>
             <w:tab/>
           </w:r>
-          <w:proofErr w:type="spellStart"/>
-          <w:r>
-            <w:rPr>
-              <w:rFonts w:ascii="Liberation Sans" w:eastAsia="Liberation Sans" w:hAnsi="Liberation Sans" w:cs="Liberation Sans"/>
-              <w:b/>
-              <w:bCs/>
-            </w:rPr>
-            <w:t>fexp_calp_anu</w:t>
-          </w:r>
-          <w:proofErr w:type="spellEnd"/>
-          <w:r>
-            <w:rPr>
-              <w:rFonts w:ascii="Liberation Sans" w:eastAsia="Liberation Sans" w:hAnsi="Liberation Sans" w:cs="Liberation Sans"/>
-              <w:b/>
-              <w:bCs/>
-            </w:rPr>
-            <w:t xml:space="preserve">, </w:t>
-          </w:r>
-          <w:proofErr w:type="spellStart"/>
-          <w:r>
-            <w:rPr>
-              <w:rFonts w:ascii="Liberation Sans" w:eastAsia="Liberation Sans" w:hAnsi="Liberation Sans" w:cs="Liberation Sans"/>
-              <w:b/>
-              <w:bCs/>
-            </w:rPr>
-            <w:t>fexp_calh_anu</w:t>
-          </w:r>
-          <w:proofErr w:type="spellEnd"/>
+          <w:r>
+            <w:rPr>
+              <w:rFonts w:ascii="Liberation Sans" w:eastAsia="Liberation Sans" w:hAnsi="Liberation Sans" w:cs="Liberation Sans"/>
+              <w:b/>
+              <w:bCs/>
+            </w:rPr>
+            <w:t>fexp_calp_anu, fexp_calh_anu</w:t>
+          </w:r>
           <w:r>
             <w:rPr>
               <w:rFonts w:ascii="Liberation Sans" w:eastAsia="Liberation Sans" w:hAnsi="Liberation Sans" w:cs="Liberation Sans"/>
@@ -3624,7 +3433,6 @@
             </w:rPr>
             <w:tab/>
           </w:r>
-          <w:proofErr w:type="spellStart"/>
           <w:r>
             <w:rPr>
               <w:rFonts w:ascii="Liberation Sans" w:eastAsia="Liberation Sans" w:hAnsi="Liberation Sans" w:cs="Liberation Sans"/>
@@ -3633,7 +3441,6 @@
             </w:rPr>
             <w:t>Cod_Locali</w:t>
           </w:r>
-          <w:proofErr w:type="spellEnd"/>
           <w:r>
             <w:rPr>
               <w:rFonts w:ascii="Liberation Sans" w:eastAsia="Liberation Sans" w:hAnsi="Liberation Sans" w:cs="Liberation Sans"/>
@@ -4060,6 +3867,14 @@
               <w:b/>
               <w:bCs/>
             </w:rPr>
+            <w:tab/>
+          </w:r>
+          <w:r>
+            <w:rPr>
+              <w:rFonts w:ascii="Liberation Sans" w:eastAsia="Liberation Sans" w:hAnsi="Liberation Sans" w:cs="Liberation Sans"/>
+              <w:b/>
+              <w:bCs/>
+            </w:rPr>
             <w:t>P10.10</w:t>
           </w:r>
           <w:r>
@@ -4076,7 +3891,23 @@
               <w:b/>
               <w:bCs/>
             </w:rPr>
-            <w:t>"Una mujer que se viste con minifalda provoca que le falten al respeto"</w:t>
+            <w:t xml:space="preserve">"Una mujer que se viste con minifalda provoca que le falten al </w:t>
+          </w:r>
+          <w:r>
+            <w:rPr>
+              <w:rFonts w:ascii="Liberation Sans" w:eastAsia="Liberation Sans" w:hAnsi="Liberation Sans" w:cs="Liberation Sans"/>
+              <w:b/>
+              <w:bCs/>
+            </w:rPr>
+            <w:tab/>
+          </w:r>
+          <w:r>
+            <w:rPr>
+              <w:rFonts w:ascii="Liberation Sans" w:eastAsia="Liberation Sans" w:hAnsi="Liberation Sans" w:cs="Liberation Sans"/>
+              <w:b/>
+              <w:bCs/>
+            </w:rPr>
+            <w:t>respeto"</w:t>
           </w:r>
           <w:r>
             <w:rPr>
@@ -4116,6 +3947,14 @@
               <w:b/>
               <w:bCs/>
             </w:rPr>
+            <w:tab/>
+          </w:r>
+          <w:r>
+            <w:rPr>
+              <w:rFonts w:ascii="Liberation Sans" w:eastAsia="Liberation Sans" w:hAnsi="Liberation Sans" w:cs="Liberation Sans"/>
+              <w:b/>
+              <w:bCs/>
+            </w:rPr>
             <w:t>P10.11</w:t>
           </w:r>
           <w:r>
@@ -4140,7 +3979,23 @@
               <w:b/>
               <w:bCs/>
             </w:rPr>
-            <w:t>: La dimensión esperada es ‘m</w:t>
+            <w:t xml:space="preserve">: La dimensión </w:t>
+          </w:r>
+          <w:r>
+            <w:rPr>
+              <w:rFonts w:ascii="Liberation Sans" w:eastAsia="Liberation Sans" w:hAnsi="Liberation Sans" w:cs="Liberation Sans"/>
+              <w:b/>
+              <w:bCs/>
+            </w:rPr>
+            <w:tab/>
+          </w:r>
+          <w:r>
+            <w:rPr>
+              <w:rFonts w:ascii="Liberation Sans" w:eastAsia="Liberation Sans" w:hAnsi="Liberation Sans" w:cs="Liberation Sans"/>
+              <w:b/>
+              <w:bCs/>
+            </w:rPr>
+            <w:t>esperada es ‘m</w:t>
           </w:r>
           <w:r>
             <w:rPr>
@@ -4172,6 +4027,14 @@
               <w:b/>
               <w:bCs/>
             </w:rPr>
+            <w:tab/>
+          </w:r>
+          <w:r>
+            <w:rPr>
+              <w:rFonts w:ascii="Liberation Sans" w:eastAsia="Liberation Sans" w:hAnsi="Liberation Sans" w:cs="Liberation Sans"/>
+              <w:b/>
+              <w:bCs/>
+            </w:rPr>
             <w:t>P12.1, P12.2</w:t>
           </w:r>
           <w:r>
@@ -4196,7 +4059,23 @@
               <w:b/>
               <w:bCs/>
             </w:rPr>
-            <w:t>): La dimensión esperada es ‘c</w:t>
+            <w:t xml:space="preserve">): La </w:t>
+          </w:r>
+          <w:r>
+            <w:rPr>
+              <w:rFonts w:ascii="Liberation Sans" w:eastAsia="Liberation Sans" w:hAnsi="Liberation Sans" w:cs="Liberation Sans"/>
+              <w:b/>
+              <w:bCs/>
+            </w:rPr>
+            <w:tab/>
+          </w:r>
+          <w:r>
+            <w:rPr>
+              <w:rFonts w:ascii="Liberation Sans" w:eastAsia="Liberation Sans" w:hAnsi="Liberation Sans" w:cs="Liberation Sans"/>
+              <w:b/>
+              <w:bCs/>
+            </w:rPr>
+            <w:t>dimensión esperada es ‘c</w:t>
           </w:r>
           <w:r>
             <w:rPr>
@@ -4221,6 +4100,656 @@
               <w:bCs/>
             </w:rPr>
             <w:br/>
+          </w:r>
+          <w:r>
+            <w:rPr>
+              <w:rFonts w:ascii="Liberation Sans" w:eastAsia="Liberation Sans" w:hAnsi="Liberation Sans" w:cs="Liberation Sans"/>
+              <w:b/>
+              <w:bCs/>
+            </w:rPr>
+            <w:tab/>
+          </w:r>
+          <w:r>
+            <w:rPr>
+              <w:rFonts w:ascii="Liberation Sans" w:eastAsia="Liberation Sans" w:hAnsi="Liberation Sans" w:cs="Liberation Sans"/>
+              <w:b/>
+              <w:bCs/>
+            </w:rPr>
+            <w:t>P12.3</w:t>
+          </w:r>
+          <w:r>
+            <w:rPr>
+              <w:rFonts w:ascii="Liberation Sans" w:eastAsia="Liberation Sans" w:hAnsi="Liberation Sans" w:cs="Liberation Sans"/>
+              <w:b/>
+              <w:bCs/>
+            </w:rPr>
+            <w:t xml:space="preserve"> </w:t>
+          </w:r>
+          <w:r>
+            <w:rPr>
+              <w:rFonts w:ascii="Liberation Sans" w:eastAsia="Liberation Sans" w:hAnsi="Liberation Sans" w:cs="Liberation Sans"/>
+              <w:b/>
+              <w:bCs/>
+            </w:rPr>
+            <w:t>"Un hombre de verdad debe imponerse, así le toque usar la fuerza"</w:t>
+          </w:r>
+          <w:r>
+            <w:rPr>
+              <w:rFonts w:ascii="Liberation Sans" w:eastAsia="Liberation Sans" w:hAnsi="Liberation Sans" w:cs="Liberation Sans"/>
+              <w:b/>
+              <w:bCs/>
+            </w:rPr>
+            <w:t xml:space="preserve"> La </w:t>
+          </w:r>
+          <w:r>
+            <w:rPr>
+              <w:rFonts w:ascii="Liberation Sans" w:eastAsia="Liberation Sans" w:hAnsi="Liberation Sans" w:cs="Liberation Sans"/>
+              <w:b/>
+              <w:bCs/>
+            </w:rPr>
+            <w:tab/>
+          </w:r>
+          <w:r>
+            <w:rPr>
+              <w:rFonts w:ascii="Liberation Sans" w:eastAsia="Liberation Sans" w:hAnsi="Liberation Sans" w:cs="Liberation Sans"/>
+              <w:b/>
+              <w:bCs/>
+            </w:rPr>
+            <w:t>dimensión esperada es ‘l</w:t>
+          </w:r>
+          <w:r>
+            <w:rPr>
+              <w:rFonts w:ascii="Liberation Sans" w:eastAsia="Liberation Sans" w:hAnsi="Liberation Sans" w:cs="Liberation Sans"/>
+              <w:b/>
+              <w:bCs/>
+            </w:rPr>
+            <w:t>egitimación de la violencia</w:t>
+          </w:r>
+          <w:r>
+            <w:rPr>
+              <w:rFonts w:ascii="Liberation Sans" w:eastAsia="Liberation Sans" w:hAnsi="Liberation Sans" w:cs="Liberation Sans"/>
+              <w:b/>
+              <w:bCs/>
+            </w:rPr>
+            <w:t>’.</w:t>
+          </w:r>
+          <w:r>
+            <w:rPr>
+              <w:rFonts w:ascii="Liberation Sans" w:eastAsia="Liberation Sans" w:hAnsi="Liberation Sans" w:cs="Liberation Sans"/>
+              <w:b/>
+              <w:bCs/>
+            </w:rPr>
+            <w:br/>
+          </w:r>
+          <w:r>
+            <w:rPr>
+              <w:rFonts w:ascii="Liberation Sans" w:eastAsia="Liberation Sans" w:hAnsi="Liberation Sans" w:cs="Liberation Sans"/>
+              <w:b/>
+              <w:bCs/>
+            </w:rPr>
+            <w:tab/>
+          </w:r>
+          <w:r>
+            <w:rPr>
+              <w:rFonts w:ascii="Liberation Sans" w:eastAsia="Liberation Sans" w:hAnsi="Liberation Sans" w:cs="Liberation Sans"/>
+              <w:b/>
+              <w:bCs/>
+            </w:rPr>
+            <w:t>P12.5</w:t>
+          </w:r>
+          <w:r>
+            <w:rPr>
+              <w:rFonts w:ascii="Liberation Sans" w:eastAsia="Liberation Sans" w:hAnsi="Liberation Sans" w:cs="Liberation Sans"/>
+              <w:b/>
+              <w:bCs/>
+            </w:rPr>
+            <w:t xml:space="preserve"> </w:t>
+          </w:r>
+          <w:r>
+            <w:rPr>
+              <w:rFonts w:ascii="Liberation Sans" w:eastAsia="Liberation Sans" w:hAnsi="Liberation Sans" w:cs="Liberation Sans"/>
+              <w:b/>
+              <w:bCs/>
+            </w:rPr>
+            <w:t xml:space="preserve">"Cuando hay violencia en una relación de pareja, uno no tiene por qué </w:t>
+          </w:r>
+          <w:r>
+            <w:rPr>
+              <w:rFonts w:ascii="Liberation Sans" w:eastAsia="Liberation Sans" w:hAnsi="Liberation Sans" w:cs="Liberation Sans"/>
+              <w:b/>
+              <w:bCs/>
+            </w:rPr>
+            <w:tab/>
+          </w:r>
+          <w:r>
+            <w:rPr>
+              <w:rFonts w:ascii="Liberation Sans" w:eastAsia="Liberation Sans" w:hAnsi="Liberation Sans" w:cs="Liberation Sans"/>
+              <w:b/>
+              <w:bCs/>
+            </w:rPr>
+            <w:t>meterse"</w:t>
+          </w:r>
+          <w:r>
+            <w:rPr>
+              <w:rFonts w:ascii="Liberation Sans" w:eastAsia="Liberation Sans" w:hAnsi="Liberation Sans" w:cs="Liberation Sans"/>
+              <w:b/>
+              <w:bCs/>
+            </w:rPr>
+            <w:t>: La dimensión esperada es ‘n</w:t>
+          </w:r>
+          <w:r>
+            <w:rPr>
+              <w:rFonts w:ascii="Liberation Sans" w:eastAsia="Liberation Sans" w:hAnsi="Liberation Sans" w:cs="Liberation Sans"/>
+              <w:b/>
+              <w:bCs/>
+            </w:rPr>
+            <w:t>o-injerencia</w:t>
+          </w:r>
+          <w:r>
+            <w:rPr>
+              <w:rFonts w:ascii="Liberation Sans" w:eastAsia="Liberation Sans" w:hAnsi="Liberation Sans" w:cs="Liberation Sans"/>
+              <w:b/>
+              <w:bCs/>
+            </w:rPr>
+            <w:t>’.</w:t>
+          </w:r>
+          <w:r>
+            <w:rPr>
+              <w:rFonts w:ascii="Liberation Sans" w:eastAsia="Liberation Sans" w:hAnsi="Liberation Sans" w:cs="Liberation Sans"/>
+              <w:b/>
+              <w:bCs/>
+            </w:rPr>
+            <w:br/>
+          </w:r>
+          <w:r>
+            <w:rPr>
+              <w:rFonts w:ascii="Liberation Sans" w:eastAsia="Liberation Sans" w:hAnsi="Liberation Sans" w:cs="Liberation Sans"/>
+              <w:b/>
+              <w:bCs/>
+            </w:rPr>
+            <w:tab/>
+          </w:r>
+          <w:r>
+            <w:rPr>
+              <w:rFonts w:ascii="Liberation Sans" w:eastAsia="Liberation Sans" w:hAnsi="Liberation Sans" w:cs="Liberation Sans"/>
+              <w:b/>
+              <w:bCs/>
+            </w:rPr>
+            <w:t>P11.1–P11.4</w:t>
+          </w:r>
+          <w:r>
+            <w:rPr>
+              <w:rFonts w:ascii="Liberation Sans" w:eastAsia="Liberation Sans" w:hAnsi="Liberation Sans" w:cs="Liberation Sans"/>
+              <w:b/>
+              <w:bCs/>
+            </w:rPr>
+            <w:t xml:space="preserve"> (</w:t>
+          </w:r>
+          <w:r>
+            <w:rPr>
+              <w:rFonts w:ascii="Liberation Sans" w:eastAsia="Liberation Sans" w:hAnsi="Liberation Sans" w:cs="Liberation Sans"/>
+              <w:b/>
+              <w:bCs/>
+            </w:rPr>
+            <w:t xml:space="preserve">Presenció acoso / hechos violentos contra mujeres en el último </w:t>
+          </w:r>
+          <w:r>
+            <w:rPr>
+              <w:rFonts w:ascii="Liberation Sans" w:eastAsia="Liberation Sans" w:hAnsi="Liberation Sans" w:cs="Liberation Sans"/>
+              <w:b/>
+              <w:bCs/>
+            </w:rPr>
+            <w:tab/>
+          </w:r>
+          <w:r>
+            <w:rPr>
+              <w:rFonts w:ascii="Liberation Sans" w:eastAsia="Liberation Sans" w:hAnsi="Liberation Sans" w:cs="Liberation Sans"/>
+              <w:b/>
+              <w:bCs/>
+            </w:rPr>
+            <w:t>mes</w:t>
+          </w:r>
+          <w:r>
+            <w:rPr>
+              <w:rFonts w:ascii="Liberation Sans" w:eastAsia="Liberation Sans" w:hAnsi="Liberation Sans" w:cs="Liberation Sans"/>
+              <w:b/>
+              <w:bCs/>
+            </w:rPr>
+            <w:t>): La dimensión esperada es ‘e</w:t>
+          </w:r>
+          <w:r>
+            <w:rPr>
+              <w:rFonts w:ascii="Liberation Sans" w:eastAsia="Liberation Sans" w:hAnsi="Liberation Sans" w:cs="Liberation Sans"/>
+              <w:b/>
+              <w:bCs/>
+            </w:rPr>
+            <w:t>xposición</w:t>
+          </w:r>
+          <w:r>
+            <w:rPr>
+              <w:rFonts w:ascii="Liberation Sans" w:eastAsia="Liberation Sans" w:hAnsi="Liberation Sans" w:cs="Liberation Sans"/>
+              <w:b/>
+              <w:bCs/>
+            </w:rPr>
+            <w:t>’</w:t>
+          </w:r>
+          <w:r>
+            <w:rPr>
+              <w:rFonts w:ascii="Liberation Sans" w:eastAsia="Liberation Sans" w:hAnsi="Liberation Sans" w:cs="Liberation Sans"/>
+              <w:b/>
+              <w:bCs/>
+            </w:rPr>
+            <w:t xml:space="preserve"> (validación cruzada del bloque </w:t>
+          </w:r>
+          <w:r>
+            <w:rPr>
+              <w:rFonts w:ascii="Liberation Sans" w:eastAsia="Liberation Sans" w:hAnsi="Liberation Sans" w:cs="Liberation Sans"/>
+              <w:b/>
+              <w:bCs/>
+            </w:rPr>
+            <w:tab/>
+          </w:r>
+          <w:r>
+            <w:rPr>
+              <w:rFonts w:ascii="Liberation Sans" w:eastAsia="Liberation Sans" w:hAnsi="Liberation Sans" w:cs="Liberation Sans"/>
+              <w:b/>
+              <w:bCs/>
+            </w:rPr>
+            <w:t>404)</w:t>
+          </w:r>
+          <w:r>
+            <w:rPr>
+              <w:rFonts w:ascii="Liberation Sans" w:eastAsia="Liberation Sans" w:hAnsi="Liberation Sans" w:cs="Liberation Sans"/>
+              <w:b/>
+              <w:bCs/>
+            </w:rPr>
+            <w:t>.</w:t>
+          </w:r>
+          <w:r>
+            <w:rPr>
+              <w:rFonts w:ascii="Liberation Sans" w:eastAsia="Liberation Sans" w:hAnsi="Liberation Sans" w:cs="Liberation Sans"/>
+              <w:b/>
+              <w:bCs/>
+            </w:rPr>
+            <w:br/>
+          </w:r>
+          <w:r>
+            <w:rPr>
+              <w:rFonts w:ascii="Liberation Sans" w:eastAsia="Liberation Sans" w:hAnsi="Liberation Sans" w:cs="Liberation Sans"/>
+              <w:b/>
+              <w:bCs/>
+            </w:rPr>
+            <w:tab/>
+          </w:r>
+          <w:r>
+            <w:rPr>
+              <w:rFonts w:ascii="Liberation Sans" w:eastAsia="Liberation Sans" w:hAnsi="Liberation Sans" w:cs="Liberation Sans"/>
+              <w:b/>
+              <w:bCs/>
+            </w:rPr>
+            <w:t>P53.6, P53.12, P53.13</w:t>
+          </w:r>
+          <w:r>
+            <w:rPr>
+              <w:rFonts w:ascii="Liberation Sans" w:eastAsia="Liberation Sans" w:hAnsi="Liberation Sans" w:cs="Liberation Sans"/>
+              <w:b/>
+              <w:bCs/>
+            </w:rPr>
+            <w:t xml:space="preserve"> (</w:t>
+          </w:r>
+          <w:r>
+            <w:rPr>
+              <w:rFonts w:ascii="Liberation Sans" w:eastAsia="Liberation Sans" w:hAnsi="Liberation Sans" w:cs="Liberation Sans"/>
+              <w:b/>
+              <w:bCs/>
+            </w:rPr>
+            <w:t xml:space="preserve">Familias conflictivas, venta y consumo de SPA en el </w:t>
+          </w:r>
+          <w:r>
+            <w:rPr>
+              <w:rFonts w:ascii="Liberation Sans" w:eastAsia="Liberation Sans" w:hAnsi="Liberation Sans" w:cs="Liberation Sans"/>
+              <w:b/>
+              <w:bCs/>
+            </w:rPr>
+            <w:tab/>
+          </w:r>
+          <w:r>
+            <w:rPr>
+              <w:rFonts w:ascii="Liberation Sans" w:eastAsia="Liberation Sans" w:hAnsi="Liberation Sans" w:cs="Liberation Sans"/>
+              <w:b/>
+              <w:bCs/>
+            </w:rPr>
+            <w:t>barrio</w:t>
+          </w:r>
+          <w:r>
+            <w:rPr>
+              <w:rFonts w:ascii="Liberation Sans" w:eastAsia="Liberation Sans" w:hAnsi="Liberation Sans" w:cs="Liberation Sans"/>
+              <w:b/>
+              <w:bCs/>
+            </w:rPr>
+            <w:t xml:space="preserve">): </w:t>
+          </w:r>
+          <w:r>
+            <w:rPr>
+              <w:rFonts w:ascii="Liberation Sans" w:eastAsia="Liberation Sans" w:hAnsi="Liberation Sans" w:cs="Liberation Sans"/>
+              <w:b/>
+              <w:bCs/>
+            </w:rPr>
+            <w:t>La dimensión esperada es ‘</w:t>
+          </w:r>
+          <w:r>
+            <w:rPr>
+              <w:rFonts w:ascii="Liberation Sans" w:eastAsia="Liberation Sans" w:hAnsi="Liberation Sans" w:cs="Liberation Sans"/>
+              <w:b/>
+              <w:bCs/>
+            </w:rPr>
+            <w:t>c</w:t>
+          </w:r>
+          <w:r>
+            <w:rPr>
+              <w:rFonts w:ascii="Liberation Sans" w:eastAsia="Liberation Sans" w:hAnsi="Liberation Sans" w:cs="Liberation Sans"/>
+              <w:b/>
+              <w:bCs/>
+            </w:rPr>
+            <w:t>ontexto del entorno</w:t>
+          </w:r>
+          <w:r>
+            <w:rPr>
+              <w:rFonts w:ascii="Liberation Sans" w:eastAsia="Liberation Sans" w:hAnsi="Liberation Sans" w:cs="Liberation Sans"/>
+              <w:b/>
+              <w:bCs/>
+            </w:rPr>
+            <w:t>’</w:t>
+          </w:r>
+          <w:r>
+            <w:rPr>
+              <w:rFonts w:ascii="Liberation Sans" w:eastAsia="Liberation Sans" w:hAnsi="Liberation Sans" w:cs="Liberation Sans"/>
+              <w:b/>
+              <w:bCs/>
+            </w:rPr>
+            <w:t xml:space="preserve">  </w:t>
+          </w:r>
+          <w:r>
+            <w:rPr>
+              <w:rFonts w:ascii="Liberation Sans" w:eastAsia="Liberation Sans" w:hAnsi="Liberation Sans" w:cs="Liberation Sans"/>
+              <w:b/>
+              <w:bCs/>
+            </w:rPr>
+            <w:t>(</w:t>
+          </w:r>
+          <w:r>
+            <w:rPr>
+              <w:rFonts w:ascii="Liberation Sans" w:eastAsia="Liberation Sans" w:hAnsi="Liberation Sans" w:cs="Liberation Sans"/>
+              <w:b/>
+              <w:bCs/>
+            </w:rPr>
+            <w:t>sustituye a</w:t>
+          </w:r>
+          <w:r>
+            <w:rPr>
+              <w:rFonts w:ascii="Liberation Sans" w:eastAsia="Liberation Sans" w:hAnsi="Liberation Sans" w:cs="Liberation Sans"/>
+              <w:b/>
+              <w:bCs/>
+            </w:rPr>
+            <w:tab/>
+          </w:r>
+          <w:r>
+            <w:rPr>
+              <w:rFonts w:ascii="Liberation Sans" w:eastAsia="Liberation Sans" w:hAnsi="Liberation Sans" w:cs="Liberation Sans"/>
+              <w:b/>
+              <w:bCs/>
+            </w:rPr>
+            <w:t>osb_SPA</w:t>
+          </w:r>
+          <w:r>
+            <w:rPr>
+              <w:rFonts w:ascii="Liberation Sans" w:eastAsia="Liberation Sans" w:hAnsi="Liberation Sans" w:cs="Liberation Sans"/>
+              <w:b/>
+              <w:bCs/>
+            </w:rPr>
+            <w:t>)</w:t>
+          </w:r>
+          <w:r>
+            <w:rPr>
+              <w:rFonts w:ascii="Liberation Sans" w:eastAsia="Liberation Sans" w:hAnsi="Liberation Sans" w:cs="Liberation Sans"/>
+              <w:b/>
+              <w:bCs/>
+            </w:rPr>
+            <w:br/>
+          </w:r>
+          <w:r>
+            <w:rPr>
+              <w:rFonts w:ascii="Liberation Sans" w:eastAsia="Liberation Sans" w:hAnsi="Liberation Sans" w:cs="Liberation Sans"/>
+              <w:b/>
+              <w:bCs/>
+            </w:rPr>
+            <w:tab/>
+          </w:r>
+          <w:r>
+            <w:rPr>
+              <w:rFonts w:ascii="Liberation Sans" w:eastAsia="Liberation Sans" w:hAnsi="Liberation Sans" w:cs="Liberation Sans"/>
+              <w:b/>
+              <w:bCs/>
+            </w:rPr>
+            <w:t>P72.12</w:t>
+          </w:r>
+          <w:r>
+            <w:rPr>
+              <w:rFonts w:ascii="Liberation Sans" w:eastAsia="Liberation Sans" w:hAnsi="Liberation Sans" w:cs="Liberation Sans"/>
+              <w:b/>
+              <w:bCs/>
+            </w:rPr>
+            <w:t xml:space="preserve"> (</w:t>
+          </w:r>
+          <w:r>
+            <w:rPr>
+              <w:rFonts w:ascii="Liberation Sans" w:eastAsia="Liberation Sans" w:hAnsi="Liberation Sans" w:cs="Liberation Sans"/>
+              <w:b/>
+              <w:bCs/>
+            </w:rPr>
+            <w:t>Casos de acoso o abuso sexual en el parque más cercano</w:t>
+          </w:r>
+          <w:r>
+            <w:rPr>
+              <w:rFonts w:ascii="Liberation Sans" w:eastAsia="Liberation Sans" w:hAnsi="Liberation Sans" w:cs="Liberation Sans"/>
+              <w:b/>
+              <w:bCs/>
+            </w:rPr>
+            <w:t xml:space="preserve">): La </w:t>
+          </w:r>
+          <w:r>
+            <w:rPr>
+              <w:rFonts w:ascii="Liberation Sans" w:eastAsia="Liberation Sans" w:hAnsi="Liberation Sans" w:cs="Liberation Sans"/>
+              <w:b/>
+              <w:bCs/>
+            </w:rPr>
+            <w:tab/>
+            <w:t>dimensión esperada es ‘c</w:t>
+          </w:r>
+          <w:r>
+            <w:rPr>
+              <w:rFonts w:ascii="Liberation Sans" w:eastAsia="Liberation Sans" w:hAnsi="Liberation Sans" w:cs="Liberation Sans"/>
+              <w:b/>
+              <w:bCs/>
+            </w:rPr>
+            <w:t>ontexto de espacio público</w:t>
+          </w:r>
+          <w:r>
+            <w:rPr>
+              <w:rFonts w:ascii="Liberation Sans" w:eastAsia="Liberation Sans" w:hAnsi="Liberation Sans" w:cs="Liberation Sans"/>
+              <w:b/>
+              <w:bCs/>
+            </w:rPr>
+            <w:t>’</w:t>
+          </w:r>
+          <w:r>
+            <w:rPr>
+              <w:rFonts w:ascii="Liberation Sans" w:eastAsia="Liberation Sans" w:hAnsi="Liberation Sans" w:cs="Liberation Sans"/>
+              <w:b/>
+              <w:bCs/>
+            </w:rPr>
+            <w:t>.</w:t>
+          </w:r>
+          <w:r>
+            <w:rPr>
+              <w:rFonts w:ascii="Liberation Sans" w:eastAsia="Liberation Sans" w:hAnsi="Liberation Sans" w:cs="Liberation Sans"/>
+              <w:b/>
+              <w:bCs/>
+            </w:rPr>
+            <w:br/>
+          </w:r>
+          <w:r>
+            <w:rPr>
+              <w:rFonts w:ascii="Liberation Sans" w:eastAsia="Liberation Sans" w:hAnsi="Liberation Sans" w:cs="Liberation Sans"/>
+              <w:b/>
+              <w:bCs/>
+            </w:rPr>
+            <w:tab/>
+          </w:r>
+          <w:r>
+            <w:rPr>
+              <w:rFonts w:ascii="Liberation Sans" w:eastAsia="Liberation Sans" w:hAnsi="Liberation Sans" w:cs="Liberation Sans"/>
+              <w:b/>
+              <w:bCs/>
+            </w:rPr>
+            <w:t>V1, V2, FACTOR</w:t>
+          </w:r>
+          <w:r>
+            <w:rPr>
+              <w:rFonts w:ascii="Liberation Sans" w:eastAsia="Liberation Sans" w:hAnsi="Liberation Sans" w:cs="Liberation Sans"/>
+              <w:b/>
+              <w:bCs/>
+            </w:rPr>
+            <w:t xml:space="preserve"> (</w:t>
+          </w:r>
+          <w:r>
+            <w:rPr>
+              <w:rFonts w:ascii="Liberation Sans" w:eastAsia="Liberation Sans" w:hAnsi="Liberation Sans" w:cs="Liberation Sans"/>
+              <w:b/>
+              <w:bCs/>
+            </w:rPr>
+            <w:t>Localidad, estrato, factor de expansión</w:t>
+          </w:r>
+          <w:r>
+            <w:rPr>
+              <w:rFonts w:ascii="Liberation Sans" w:eastAsia="Liberation Sans" w:hAnsi="Liberation Sans" w:cs="Liberation Sans"/>
+              <w:b/>
+              <w:bCs/>
+            </w:rPr>
+            <w:t xml:space="preserve">): </w:t>
+          </w:r>
+          <w:r>
+            <w:rPr>
+              <w:rFonts w:ascii="Liberation Sans" w:eastAsia="Liberation Sans" w:hAnsi="Liberation Sans" w:cs="Liberation Sans"/>
+              <w:b/>
+              <w:bCs/>
+            </w:rPr>
+            <w:t xml:space="preserve">Llaves y </w:t>
+          </w:r>
+          <w:r>
+            <w:rPr>
+              <w:rFonts w:ascii="Liberation Sans" w:eastAsia="Liberation Sans" w:hAnsi="Liberation Sans" w:cs="Liberation Sans"/>
+              <w:b/>
+              <w:bCs/>
+            </w:rPr>
+            <w:tab/>
+          </w:r>
+          <w:r>
+            <w:rPr>
+              <w:rFonts w:ascii="Liberation Sans" w:eastAsia="Liberation Sans" w:hAnsi="Liberation Sans" w:cs="Liberation Sans"/>
+              <w:b/>
+              <w:bCs/>
+            </w:rPr>
+            <w:t>ponderación</w:t>
+          </w:r>
+          <w:r>
+            <w:rPr>
+              <w:rFonts w:ascii="Liberation Sans" w:eastAsia="Liberation Sans" w:hAnsi="Liberation Sans" w:cs="Liberation Sans"/>
+              <w:b/>
+              <w:bCs/>
+            </w:rPr>
+            <w:t>.</w:t>
+          </w:r>
+          <w:r>
+            <w:rPr>
+              <w:rFonts w:ascii="Liberation Sans" w:eastAsia="Liberation Sans" w:hAnsi="Liberation Sans" w:cs="Liberation Sans"/>
+              <w:b/>
+              <w:bCs/>
+            </w:rPr>
+            <w:br/>
+          </w:r>
+          <w:r>
+            <w:rPr>
+              <w:rFonts w:ascii="Liberation Sans" w:eastAsia="Liberation Sans" w:hAnsi="Liberation Sans" w:cs="Liberation Sans"/>
+              <w:b/>
+              <w:bCs/>
+            </w:rPr>
+            <w:tab/>
+          </w:r>
+          <w:r>
+            <w:rPr>
+              <w:rFonts w:ascii="Liberation Sans" w:eastAsia="Liberation Sans" w:hAnsi="Liberation Sans" w:cs="Liberation Sans"/>
+              <w:b/>
+              <w:bCs/>
+            </w:rPr>
+            <w:t>D1, D2, D3_1, D9, D14</w:t>
+          </w:r>
+          <w:r>
+            <w:rPr>
+              <w:rFonts w:ascii="Liberation Sans" w:eastAsia="Liberation Sans" w:hAnsi="Liberation Sans" w:cs="Liberation Sans"/>
+              <w:b/>
+              <w:bCs/>
+            </w:rPr>
+            <w:t xml:space="preserve"> (</w:t>
+          </w:r>
+          <w:r>
+            <w:rPr>
+              <w:rFonts w:ascii="Liberation Sans" w:eastAsia="Liberation Sans" w:hAnsi="Liberation Sans" w:cs="Liberation Sans"/>
+              <w:b/>
+              <w:bCs/>
+            </w:rPr>
+            <w:t>Sexo, género, rango etario, educación, ingreso</w:t>
+          </w:r>
+          <w:r>
+            <w:rPr>
+              <w:rFonts w:ascii="Liberation Sans" w:eastAsia="Liberation Sans" w:hAnsi="Liberation Sans" w:cs="Liberation Sans"/>
+              <w:b/>
+              <w:bCs/>
+            </w:rPr>
+            <w:t xml:space="preserve">): </w:t>
+          </w:r>
+          <w:r>
+            <w:rPr>
+              <w:rFonts w:ascii="Liberation Sans" w:eastAsia="Liberation Sans" w:hAnsi="Liberation Sans" w:cs="Liberation Sans"/>
+              <w:b/>
+              <w:bCs/>
+            </w:rPr>
+            <w:tab/>
+          </w:r>
+          <w:r>
+            <w:rPr>
+              <w:rFonts w:ascii="Liberation Sans" w:eastAsia="Liberation Sans" w:hAnsi="Liberation Sans" w:cs="Liberation Sans"/>
+              <w:b/>
+              <w:bCs/>
+            </w:rPr>
+            <w:t>Controles</w:t>
+          </w:r>
+          <w:r>
+            <w:rPr>
+              <w:rFonts w:ascii="Liberation Sans" w:eastAsia="Liberation Sans" w:hAnsi="Liberation Sans" w:cs="Liberation Sans"/>
+              <w:b/>
+              <w:bCs/>
+            </w:rPr>
+            <w:t>.</w:t>
+          </w:r>
+          <w:r>
+            <w:rPr>
+              <w:rFonts w:ascii="Liberation Sans" w:eastAsia="Liberation Sans" w:hAnsi="Liberation Sans" w:cs="Liberation Sans"/>
+              <w:b/>
+              <w:bCs/>
+            </w:rPr>
+            <w:br/>
+            <w:t>De demanda de emergencia:</w:t>
           </w:r>
           <w:r>
             <w:rPr>
@@ -4262,6 +4791,7 @@
           <w:b/>
           <w:bCs/>
         </w:rPr>
+        <w:lastRenderedPageBreak/>
         <w:t>Posible estrategia de integración de datos</w:t>
       </w:r>
       <w:r>
@@ -4558,7 +5088,6 @@
           <w:sz w:val="20"/>
           <w:szCs w:val="20"/>
         </w:rPr>
-        <w:lastRenderedPageBreak/>
         <w:t xml:space="preserve">Sección 4 – </w:t>
       </w:r>
       <w:r>
@@ -5199,7 +5728,6 @@
         </w:sdtPr>
         <w:sdtEndPr/>
         <w:sdtContent>
-          <w:proofErr w:type="spellStart"/>
           <w:r>
             <w:rPr>
               <w:rFonts w:ascii="Liberation Sans" w:eastAsia="Liberation Sans" w:hAnsi="Liberation Sans" w:cs="Liberation Sans"/>
@@ -5207,17 +5735,7 @@
               <w:bCs/>
               <w:lang w:val="en-US"/>
             </w:rPr>
-            <w:t>Deepseek</w:t>
-          </w:r>
-          <w:proofErr w:type="spellEnd"/>
-          <w:r>
-            <w:rPr>
-              <w:rFonts w:ascii="Liberation Sans" w:eastAsia="Liberation Sans" w:hAnsi="Liberation Sans" w:cs="Liberation Sans"/>
-              <w:b/>
-              <w:bCs/>
-              <w:lang w:val="en-US"/>
-            </w:rPr>
-            <w:t>, ChatGPT, Gemini, C</w:t>
+            <w:t>Deepseek, ChatGPT, Gemini, C</w:t>
           </w:r>
           <w:r>
             <w:rPr>
@@ -5636,6 +6154,7 @@
           <w:sz w:val="20"/>
           <w:szCs w:val="20"/>
         </w:rPr>
+        <w:lastRenderedPageBreak/>
         <w:t xml:space="preserve">Sección 5 – Visualización desarrollada y principales resultados </w:t>
       </w:r>
     </w:p>
@@ -6349,7 +6868,6 @@
             </w:rPr>
             <w:t xml:space="preserve">y </w:t>
           </w:r>
-          <w:proofErr w:type="spellStart"/>
           <w:r>
             <w:rPr>
               <w:rFonts w:ascii="Liberation Sans" w:eastAsia="Liberation Sans" w:hAnsi="Liberation Sans" w:cs="Liberation Sans"/>
@@ -6358,7 +6876,6 @@
             </w:rPr>
             <w:t>estandar</w:t>
           </w:r>
-          <w:proofErr w:type="spellEnd"/>
           <w:r>
             <w:rPr>
               <w:rFonts w:ascii="Liberation Sans" w:eastAsia="Liberation Sans" w:hAnsi="Liberation Sans" w:cs="Liberation Sans"/>
@@ -12461,7 +12978,6 @@
     <w:rsid w:val="005F53B5"/>
     <w:rsid w:val="00604B12"/>
     <w:rsid w:val="00651B02"/>
-    <w:rsid w:val="0066773B"/>
     <w:rsid w:val="00677794"/>
     <w:rsid w:val="006A451D"/>
     <w:rsid w:val="0081050B"/>
@@ -12482,6 +12998,7 @@
     <w:rsid w:val="00DA555B"/>
     <w:rsid w:val="00EE3589"/>
     <w:rsid w:val="00F05331"/>
+    <w:rsid w:val="00F443E1"/>
     <w:rsid w:val="00F80900"/>
     <w:rsid w:val="00FF05AD"/>
   </w:rsids>

--- a/docs/5-1. FORMULARIO_CARACTERIZACIÓN_FORMULACIÓN_PROBLEMAS-2.docx
+++ b/docs/5-1. FORMULARIO_CARACTERIZACIÓN_FORMULACIÓN_PROBLEMAS-2.docx
@@ -137,11 +137,19 @@
         </w:sdtPr>
         <w:sdtEndPr/>
         <w:sdtContent>
-          <w:r>
-            <w:rPr>
-              <w:rFonts w:ascii="Liberation Sans" w:eastAsia="Liberation Sans" w:hAnsi="Liberation Sans" w:cs="Liberation Sans"/>
-            </w:rPr>
-            <w:t>Siseven Larpsito Sahur Devs</w:t>
+          <w:proofErr w:type="spellStart"/>
+          <w:r>
+            <w:rPr>
+              <w:rFonts w:ascii="Liberation Sans" w:eastAsia="Liberation Sans" w:hAnsi="Liberation Sans" w:cs="Liberation Sans"/>
+            </w:rPr>
+            <w:t>Siseven</w:t>
+          </w:r>
+          <w:proofErr w:type="spellEnd"/>
+          <w:r>
+            <w:rPr>
+              <w:rFonts w:ascii="Liberation Sans" w:eastAsia="Liberation Sans" w:hAnsi="Liberation Sans" w:cs="Liberation Sans"/>
+            </w:rPr>
+            <w:t xml:space="preserve"> Larpsito Sahur Devs</w:t>
           </w:r>
         </w:sdtContent>
       </w:sdt>
@@ -400,6 +408,7 @@
           <w:bCs/>
         </w:rPr>
       </w:pPr>
+      <w:proofErr w:type="gramStart"/>
       <w:r>
         <w:rPr>
           <w:rFonts w:ascii="Liberation Sans" w:eastAsia="Liberation Sans" w:hAnsi="Liberation Sans" w:cs="Liberation Sans"/>
@@ -408,6 +417,7 @@
         </w:rPr>
         <w:t>Problema público a abordar</w:t>
       </w:r>
+      <w:proofErr w:type="gramEnd"/>
       <w:r>
         <w:rPr>
           <w:rFonts w:ascii="Liberation Sans" w:eastAsia="Liberation Sans" w:hAnsi="Liberation Sans" w:cs="Liberation Sans"/>
@@ -447,7 +457,15 @@
             <w:ind w:left="709"/>
           </w:pPr>
           <w:r>
-            <w:t>La ciudad no sabe dónde está la violencia que nunca entró al sistema, y por lo tanto distribuye su infraestructura de atención y cuidado según un mapa que sistemáticamente subrepresenta a las mujeres que no denuncian.</w:t>
+            <w:t xml:space="preserve">La ciudad no sabe dónde está la violencia que nunca entró al sistema, y por lo tanto distribuye su infraestructura de atención y cuidado según un mapa que sistemáticamente </w:t>
+          </w:r>
+          <w:proofErr w:type="spellStart"/>
+          <w:r>
+            <w:t>subrepresenta</w:t>
+          </w:r>
+          <w:proofErr w:type="spellEnd"/>
+          <w:r>
+            <w:t xml:space="preserve"> a las mujeres que no denuncian.</w:t>
           </w:r>
         </w:p>
         <w:p>
@@ -640,7 +658,23 @@
             <w:br/>
           </w:r>
           <w:r>
-            <w:t>Fuera de alcance: Inferencia causal individual; caracterización de agresores; series históricas anteriores a 2025; los datasets osb_malnutricion18_64 y osb_saludmental-consumoabusivo (se descartan por desalineación temporal y por medir demanda de tratamiento, no prevalencia)</w:t>
+            <w:t xml:space="preserve">Fuera de alcance: Inferencia causal individual; caracterización de agresores; series históricas anteriores a 2025; los </w:t>
+          </w:r>
+          <w:proofErr w:type="spellStart"/>
+          <w:r>
+            <w:t>datasets</w:t>
+          </w:r>
+          <w:proofErr w:type="spellEnd"/>
+          <w:r>
+            <w:t xml:space="preserve"> osb_malnutricion18_64 y </w:t>
+          </w:r>
+          <w:proofErr w:type="spellStart"/>
+          <w:r>
+            <w:t>osb_saludmental-consumoabusivo</w:t>
+          </w:r>
+          <w:proofErr w:type="spellEnd"/>
+          <w:r>
+            <w:t xml:space="preserve"> (se descartan por desalineación temporal y por medir demanda de tratamiento, no prevalencia)</w:t>
           </w:r>
         </w:sdtContent>
       </w:sdt>
@@ -833,6 +867,7 @@
             </w:rPr>
             <w:t xml:space="preserve">En hogares donde el trabajo doméstico y de cuidado se concentra en una sola mujer, la probabilidad de haber vivido violencia intrafamiliar es mayor y, condicional a haberla vivido, la probabilidad de haberla denunciado es menor. Se espera un </w:t>
           </w:r>
+          <w:proofErr w:type="spellStart"/>
           <w:r>
             <w:rPr>
               <w:rFonts w:ascii="Liberation Sans" w:eastAsia="Liberation Sans" w:hAnsi="Liberation Sans" w:cs="Liberation Sans"/>
@@ -841,7 +876,18 @@
               <w:i/>
               <w:iCs/>
             </w:rPr>
-            <w:t>odds ratio</w:t>
+            <w:t>odds</w:t>
+          </w:r>
+          <w:proofErr w:type="spellEnd"/>
+          <w:r>
+            <w:rPr>
+              <w:rFonts w:ascii="Liberation Sans" w:eastAsia="Liberation Sans" w:hAnsi="Liberation Sans" w:cs="Liberation Sans"/>
+              <w:b/>
+              <w:bCs/>
+              <w:i/>
+              <w:iCs/>
+            </w:rPr>
+            <w:t xml:space="preserve"> ratio</w:t>
           </w:r>
           <w:r>
             <w:rPr>
@@ -1919,8 +1965,18 @@
           <w:b/>
           <w:bCs/>
         </w:rPr>
-        <w:t>Variables clave identificadas</w:t>
+        <w:t xml:space="preserve">Variables </w:t>
       </w:r>
+      <w:proofErr w:type="gramStart"/>
+      <w:r>
+        <w:rPr>
+          <w:rFonts w:ascii="Liberation Sans" w:eastAsia="Liberation Sans" w:hAnsi="Liberation Sans" w:cs="Liberation Sans"/>
+          <w:b/>
+          <w:bCs/>
+        </w:rPr>
+        <w:t>clave identificadas</w:t>
+      </w:r>
+      <w:proofErr w:type="gramEnd"/>
       <w:r>
         <w:rPr>
           <w:rFonts w:ascii="Liberation Sans" w:eastAsia="Liberation Sans" w:hAnsi="Liberation Sans" w:cs="Liberation Sans"/>
@@ -1966,7 +2022,42 @@
               <w:bCs/>
             </w:rPr>
             <w:tab/>
-            <w:t>TotalAtenciones (Linea Púrpura): a</w:t>
+          </w:r>
+          <w:proofErr w:type="spellStart"/>
+          <w:r>
+            <w:rPr>
+              <w:rFonts w:ascii="Liberation Sans" w:eastAsia="Liberation Sans" w:hAnsi="Liberation Sans" w:cs="Liberation Sans"/>
+              <w:b/>
+              <w:bCs/>
+            </w:rPr>
+            <w:t>TotalAtenciones</w:t>
+          </w:r>
+          <w:proofErr w:type="spellEnd"/>
+          <w:r>
+            <w:rPr>
+              <w:rFonts w:ascii="Liberation Sans" w:eastAsia="Liberation Sans" w:hAnsi="Liberation Sans" w:cs="Liberation Sans"/>
+              <w:b/>
+              <w:bCs/>
+            </w:rPr>
+            <w:t xml:space="preserve"> (</w:t>
+          </w:r>
+          <w:proofErr w:type="spellStart"/>
+          <w:r>
+            <w:rPr>
+              <w:rFonts w:ascii="Liberation Sans" w:eastAsia="Liberation Sans" w:hAnsi="Liberation Sans" w:cs="Liberation Sans"/>
+              <w:b/>
+              <w:bCs/>
+            </w:rPr>
+            <w:t>Linea</w:t>
+          </w:r>
+          <w:proofErr w:type="spellEnd"/>
+          <w:r>
+            <w:rPr>
+              <w:rFonts w:ascii="Liberation Sans" w:eastAsia="Liberation Sans" w:hAnsi="Liberation Sans" w:cs="Liberation Sans"/>
+              <w:b/>
+              <w:bCs/>
+            </w:rPr>
+            <w:t xml:space="preserve"> Púrpura): a</w:t>
           </w:r>
           <w:r>
             <w:rPr>
@@ -1998,7 +2089,25 @@
               <w:b/>
               <w:bCs/>
             </w:rPr>
-            <w:t>. Se usa como numedador de cobertura.</w:t>
+            <w:t xml:space="preserve">. Se usa como </w:t>
+          </w:r>
+          <w:proofErr w:type="spellStart"/>
+          <w:r>
+            <w:rPr>
+              <w:rFonts w:ascii="Liberation Sans" w:eastAsia="Liberation Sans" w:hAnsi="Liberation Sans" w:cs="Liberation Sans"/>
+              <w:b/>
+              <w:bCs/>
+            </w:rPr>
+            <w:t>numedador</w:t>
+          </w:r>
+          <w:proofErr w:type="spellEnd"/>
+          <w:r>
+            <w:rPr>
+              <w:rFonts w:ascii="Liberation Sans" w:eastAsia="Liberation Sans" w:hAnsi="Liberation Sans" w:cs="Liberation Sans"/>
+              <w:b/>
+              <w:bCs/>
+            </w:rPr>
+            <w:t xml:space="preserve"> de cobertura.</w:t>
           </w:r>
           <w:r>
             <w:rPr>
@@ -2016,13 +2125,23 @@
             </w:rPr>
             <w:tab/>
           </w:r>
-          <w:r>
-            <w:rPr>
-              <w:rFonts w:ascii="Liberation Sans" w:eastAsia="Liberation Sans" w:hAnsi="Liberation Sans" w:cs="Liberation Sans"/>
-              <w:b/>
-              <w:bCs/>
-            </w:rPr>
-            <w:t>TotalAtenciones (</w:t>
+          <w:proofErr w:type="spellStart"/>
+          <w:r>
+            <w:rPr>
+              <w:rFonts w:ascii="Liberation Sans" w:eastAsia="Liberation Sans" w:hAnsi="Liberation Sans" w:cs="Liberation Sans"/>
+              <w:b/>
+              <w:bCs/>
+            </w:rPr>
+            <w:t>TotalAtenciones</w:t>
+          </w:r>
+          <w:proofErr w:type="spellEnd"/>
+          <w:r>
+            <w:rPr>
+              <w:rFonts w:ascii="Liberation Sans" w:eastAsia="Liberation Sans" w:hAnsi="Liberation Sans" w:cs="Liberation Sans"/>
+              <w:b/>
+              <w:bCs/>
+            </w:rPr>
+            <w:t xml:space="preserve"> (</w:t>
           </w:r>
           <w:r>
             <w:rPr>
@@ -2073,13 +2192,23 @@
             <w:tab/>
             <w:t xml:space="preserve">usa como </w:t>
           </w:r>
-          <w:r>
-            <w:rPr>
-              <w:rFonts w:ascii="Liberation Sans" w:eastAsia="Liberation Sans" w:hAnsi="Liberation Sans" w:cs="Liberation Sans"/>
-              <w:b/>
-              <w:bCs/>
-            </w:rPr>
-            <w:t>numedador de cobertura.</w:t>
+          <w:proofErr w:type="spellStart"/>
+          <w:r>
+            <w:rPr>
+              <w:rFonts w:ascii="Liberation Sans" w:eastAsia="Liberation Sans" w:hAnsi="Liberation Sans" w:cs="Liberation Sans"/>
+              <w:b/>
+              <w:bCs/>
+            </w:rPr>
+            <w:t>numedador</w:t>
+          </w:r>
+          <w:proofErr w:type="spellEnd"/>
+          <w:r>
+            <w:rPr>
+              <w:rFonts w:ascii="Liberation Sans" w:eastAsia="Liberation Sans" w:hAnsi="Liberation Sans" w:cs="Liberation Sans"/>
+              <w:b/>
+              <w:bCs/>
+            </w:rPr>
+            <w:t xml:space="preserve"> de cobertura.</w:t>
           </w:r>
           <w:r>
             <w:rPr>
@@ -2097,6 +2226,7 @@
             </w:rPr>
             <w:tab/>
           </w:r>
+          <w:proofErr w:type="spellStart"/>
           <w:r>
             <w:rPr>
               <w:rFonts w:ascii="Liberation Sans" w:eastAsia="Liberation Sans" w:hAnsi="Liberation Sans" w:cs="Liberation Sans"/>
@@ -2113,6 +2243,7 @@
             </w:rPr>
             <w:t>_Publico</w:t>
           </w:r>
+          <w:proofErr w:type="spellEnd"/>
           <w:r>
             <w:rPr>
               <w:rFonts w:ascii="Liberation Sans" w:eastAsia="Liberation Sans" w:hAnsi="Liberation Sans" w:cs="Liberation Sans"/>
@@ -2293,7 +2424,24 @@
               <w:bCs/>
             </w:rPr>
             <w:tab/>
-            <w:t>PobMujeres:</w:t>
+          </w:r>
+          <w:proofErr w:type="spellStart"/>
+          <w:r>
+            <w:rPr>
+              <w:rFonts w:ascii="Liberation Sans" w:eastAsia="Liberation Sans" w:hAnsi="Liberation Sans" w:cs="Liberation Sans"/>
+              <w:b/>
+              <w:bCs/>
+            </w:rPr>
+            <w:t>PobMujeres</w:t>
+          </w:r>
+          <w:proofErr w:type="spellEnd"/>
+          <w:r>
+            <w:rPr>
+              <w:rFonts w:ascii="Liberation Sans" w:eastAsia="Liberation Sans" w:hAnsi="Liberation Sans" w:cs="Liberation Sans"/>
+              <w:b/>
+              <w:bCs/>
+            </w:rPr>
+            <w:t>:</w:t>
           </w:r>
           <w:r>
             <w:rPr>
@@ -3115,7 +3263,25 @@
               <w:bCs/>
             </w:rPr>
             <w:tab/>
-            <w:t xml:space="preserve">H1 (estrato socioeconomico): Se usa como control. </w:t>
+            <w:t xml:space="preserve">H1 (estrato </w:t>
+          </w:r>
+          <w:proofErr w:type="spellStart"/>
+          <w:r>
+            <w:rPr>
+              <w:rFonts w:ascii="Liberation Sans" w:eastAsia="Liberation Sans" w:hAnsi="Liberation Sans" w:cs="Liberation Sans"/>
+              <w:b/>
+              <w:bCs/>
+            </w:rPr>
+            <w:t>socioeconomico</w:t>
+          </w:r>
+          <w:proofErr w:type="spellEnd"/>
+          <w:r>
+            <w:rPr>
+              <w:rFonts w:ascii="Liberation Sans" w:eastAsia="Liberation Sans" w:hAnsi="Liberation Sans" w:cs="Liberation Sans"/>
+              <w:b/>
+              <w:bCs/>
+            </w:rPr>
+            <w:t xml:space="preserve">): Se usa como control. </w:t>
           </w:r>
           <w:r>
             <w:rPr>
@@ -3197,7 +3363,24 @@
               <w:bCs/>
             </w:rPr>
             <w:tab/>
-            <w:t>sexo_jefe (sexo del jefe del hogar): Se usa como c</w:t>
+          </w:r>
+          <w:proofErr w:type="spellStart"/>
+          <w:r>
+            <w:rPr>
+              <w:rFonts w:ascii="Liberation Sans" w:eastAsia="Liberation Sans" w:hAnsi="Liberation Sans" w:cs="Liberation Sans"/>
+              <w:b/>
+              <w:bCs/>
+            </w:rPr>
+            <w:t>sexo_jefe</w:t>
+          </w:r>
+          <w:proofErr w:type="spellEnd"/>
+          <w:r>
+            <w:rPr>
+              <w:rFonts w:ascii="Liberation Sans" w:eastAsia="Liberation Sans" w:hAnsi="Liberation Sans" w:cs="Liberation Sans"/>
+              <w:b/>
+              <w:bCs/>
+            </w:rPr>
+            <w:t xml:space="preserve"> (sexo del jefe del hogar): Se usa como c</w:t>
           </w:r>
           <w:r>
             <w:rPr>
@@ -3360,14 +3543,34 @@
             </w:rPr>
             <w:tab/>
           </w:r>
-          <w:r>
-            <w:rPr>
-              <w:rFonts w:ascii="Liberation Sans" w:eastAsia="Liberation Sans" w:hAnsi="Liberation Sans" w:cs="Liberation Sans"/>
-              <w:b/>
-              <w:bCs/>
-            </w:rPr>
-            <w:t>fexp_calp_anu, fexp_calh_anu</w:t>
-          </w:r>
+          <w:proofErr w:type="spellStart"/>
+          <w:r>
+            <w:rPr>
+              <w:rFonts w:ascii="Liberation Sans" w:eastAsia="Liberation Sans" w:hAnsi="Liberation Sans" w:cs="Liberation Sans"/>
+              <w:b/>
+              <w:bCs/>
+            </w:rPr>
+            <w:t>fexp_calp_anu</w:t>
+          </w:r>
+          <w:proofErr w:type="spellEnd"/>
+          <w:r>
+            <w:rPr>
+              <w:rFonts w:ascii="Liberation Sans" w:eastAsia="Liberation Sans" w:hAnsi="Liberation Sans" w:cs="Liberation Sans"/>
+              <w:b/>
+              <w:bCs/>
+            </w:rPr>
+            <w:t xml:space="preserve">, </w:t>
+          </w:r>
+          <w:proofErr w:type="spellStart"/>
+          <w:r>
+            <w:rPr>
+              <w:rFonts w:ascii="Liberation Sans" w:eastAsia="Liberation Sans" w:hAnsi="Liberation Sans" w:cs="Liberation Sans"/>
+              <w:b/>
+              <w:bCs/>
+            </w:rPr>
+            <w:t>fexp_calh_anu</w:t>
+          </w:r>
+          <w:proofErr w:type="spellEnd"/>
           <w:r>
             <w:rPr>
               <w:rFonts w:ascii="Liberation Sans" w:eastAsia="Liberation Sans" w:hAnsi="Liberation Sans" w:cs="Liberation Sans"/>
@@ -3433,6 +3636,7 @@
             </w:rPr>
             <w:tab/>
           </w:r>
+          <w:proofErr w:type="spellStart"/>
           <w:r>
             <w:rPr>
               <w:rFonts w:ascii="Liberation Sans" w:eastAsia="Liberation Sans" w:hAnsi="Liberation Sans" w:cs="Liberation Sans"/>
@@ -3441,6 +3645,7 @@
             </w:rPr>
             <w:t>Cod_Locali</w:t>
           </w:r>
+          <w:proofErr w:type="spellEnd"/>
           <w:r>
             <w:rPr>
               <w:rFonts w:ascii="Liberation Sans" w:eastAsia="Liberation Sans" w:hAnsi="Liberation Sans" w:cs="Liberation Sans"/>
@@ -4493,6 +4698,7 @@
             </w:rPr>
             <w:tab/>
           </w:r>
+          <w:proofErr w:type="spellStart"/>
           <w:r>
             <w:rPr>
               <w:rFonts w:ascii="Liberation Sans" w:eastAsia="Liberation Sans" w:hAnsi="Liberation Sans" w:cs="Liberation Sans"/>
@@ -4501,6 +4707,7 @@
             </w:rPr>
             <w:t>osb_SPA</w:t>
           </w:r>
+          <w:proofErr w:type="spellEnd"/>
           <w:r>
             <w:rPr>
               <w:rFonts w:ascii="Liberation Sans" w:eastAsia="Liberation Sans" w:hAnsi="Liberation Sans" w:cs="Liberation Sans"/>
@@ -4749,7 +4956,254 @@
               <w:bCs/>
             </w:rPr>
             <w:br/>
-            <w:t>De demanda de emergencia:</w:t>
+            <w:t>De demanda de emergencia</w:t>
+          </w:r>
+          <w:r>
+            <w:rPr>
+              <w:rFonts w:ascii="Liberation Sans" w:eastAsia="Liberation Sans" w:hAnsi="Liberation Sans" w:cs="Liberation Sans"/>
+              <w:b/>
+              <w:bCs/>
+            </w:rPr>
+            <w:t xml:space="preserve"> </w:t>
+          </w:r>
+          <w:r>
+            <w:rPr>
+              <w:rFonts w:ascii="Liberation Sans" w:eastAsia="Liberation Sans" w:hAnsi="Liberation Sans" w:cs="Liberation Sans"/>
+              <w:b/>
+              <w:bCs/>
+            </w:rPr>
+            <w:t>(outputs/llamadas123_consolidado_limpio.csv)</w:t>
+          </w:r>
+          <w:r>
+            <w:rPr>
+              <w:rFonts w:ascii="Liberation Sans" w:eastAsia="Liberation Sans" w:hAnsi="Liberation Sans" w:cs="Liberation Sans"/>
+              <w:b/>
+              <w:bCs/>
+            </w:rPr>
+            <w:t>:</w:t>
+          </w:r>
+          <w:r>
+            <w:rPr>
+              <w:rFonts w:ascii="Liberation Sans" w:eastAsia="Liberation Sans" w:hAnsi="Liberation Sans" w:cs="Liberation Sans"/>
+              <w:b/>
+              <w:bCs/>
+            </w:rPr>
+            <w:br/>
+          </w:r>
+          <w:r>
+            <w:rPr>
+              <w:rFonts w:ascii="Liberation Sans" w:eastAsia="Liberation Sans" w:hAnsi="Liberation Sans" w:cs="Liberation Sans"/>
+              <w:b/>
+              <w:bCs/>
+            </w:rPr>
+            <w:tab/>
+          </w:r>
+          <w:r>
+            <w:rPr>
+              <w:rFonts w:ascii="Liberation Sans" w:eastAsia="Liberation Sans" w:hAnsi="Liberation Sans" w:cs="Liberation Sans"/>
+              <w:b/>
+              <w:bCs/>
+            </w:rPr>
+            <w:t>CODIGO_LOCALIDAD, GENERO, TIPO_INCIDENTE, PRIORIDAD_FINAL</w:t>
+          </w:r>
+          <w:r>
+            <w:rPr>
+              <w:rFonts w:ascii="Liberation Sans" w:eastAsia="Liberation Sans" w:hAnsi="Liberation Sans" w:cs="Liberation Sans"/>
+              <w:b/>
+              <w:bCs/>
+            </w:rPr>
+            <w:t xml:space="preserve">: </w:t>
+          </w:r>
+          <w:r>
+            <w:rPr>
+              <w:rFonts w:ascii="Liberation Sans" w:eastAsia="Liberation Sans" w:hAnsi="Liberation Sans" w:cs="Liberation Sans"/>
+              <w:b/>
+              <w:bCs/>
+            </w:rPr>
+            <w:tab/>
+          </w:r>
+          <w:r>
+            <w:rPr>
+              <w:rFonts w:ascii="Liberation Sans" w:eastAsia="Liberation Sans" w:hAnsi="Liberation Sans" w:cs="Liberation Sans"/>
+              <w:b/>
+              <w:bCs/>
+            </w:rPr>
+            <w:t>Volumen de demanda femenina por tipo de incidente</w:t>
+          </w:r>
+          <w:r>
+            <w:rPr>
+              <w:rFonts w:ascii="Liberation Sans" w:eastAsia="Liberation Sans" w:hAnsi="Liberation Sans" w:cs="Liberation Sans"/>
+              <w:b/>
+              <w:bCs/>
+            </w:rPr>
+            <w:t>.</w:t>
+          </w:r>
+          <w:r>
+            <w:rPr>
+              <w:rFonts w:ascii="Liberation Sans" w:eastAsia="Liberation Sans" w:hAnsi="Liberation Sans" w:cs="Liberation Sans"/>
+              <w:b/>
+              <w:bCs/>
+            </w:rPr>
+            <w:br/>
+          </w:r>
+          <w:r>
+            <w:rPr>
+              <w:rFonts w:ascii="Liberation Sans" w:eastAsia="Liberation Sans" w:hAnsi="Liberation Sans" w:cs="Liberation Sans"/>
+              <w:b/>
+              <w:bCs/>
+            </w:rPr>
+            <w:lastRenderedPageBreak/>
+            <w:tab/>
+          </w:r>
+          <w:r>
+            <w:rPr>
+              <w:rFonts w:ascii="Liberation Sans" w:eastAsia="Liberation Sans" w:hAnsi="Liberation Sans" w:cs="Liberation Sans"/>
+              <w:b/>
+              <w:bCs/>
+            </w:rPr>
+            <w:t>FECHA_INICIO_DESPLAZAMIENTO_MOVIL, RECEPCION</w:t>
+          </w:r>
+          <w:r>
+            <w:rPr>
+              <w:rFonts w:ascii="Liberation Sans" w:eastAsia="Liberation Sans" w:hAnsi="Liberation Sans" w:cs="Liberation Sans"/>
+              <w:b/>
+              <w:bCs/>
+            </w:rPr>
+            <w:t xml:space="preserve">: </w:t>
+          </w:r>
+          <w:r>
+            <w:rPr>
+              <w:rFonts w:ascii="Liberation Sans" w:eastAsia="Liberation Sans" w:hAnsi="Liberation Sans" w:cs="Liberation Sans"/>
+              <w:b/>
+              <w:bCs/>
+            </w:rPr>
+            <w:t xml:space="preserve">Diferencial de </w:t>
+          </w:r>
+          <w:r>
+            <w:rPr>
+              <w:rFonts w:ascii="Liberation Sans" w:eastAsia="Liberation Sans" w:hAnsi="Liberation Sans" w:cs="Liberation Sans"/>
+              <w:b/>
+              <w:bCs/>
+            </w:rPr>
+            <w:tab/>
+          </w:r>
+          <w:r>
+            <w:rPr>
+              <w:rFonts w:ascii="Liberation Sans" w:eastAsia="Liberation Sans" w:hAnsi="Liberation Sans" w:cs="Liberation Sans"/>
+              <w:b/>
+              <w:bCs/>
+            </w:rPr>
+            <w:t>tiempo de respuesta</w:t>
+          </w:r>
+          <w:r>
+            <w:rPr>
+              <w:rFonts w:ascii="Liberation Sans" w:eastAsia="Liberation Sans" w:hAnsi="Liberation Sans" w:cs="Liberation Sans"/>
+              <w:b/>
+              <w:bCs/>
+            </w:rPr>
+            <w:t>.</w:t>
+          </w:r>
+          <w:r>
+            <w:rPr>
+              <w:rFonts w:ascii="Liberation Sans" w:eastAsia="Liberation Sans" w:hAnsi="Liberation Sans" w:cs="Liberation Sans"/>
+              <w:b/>
+              <w:bCs/>
+            </w:rPr>
+            <w:br/>
+            <w:t>De geometría (</w:t>
+          </w:r>
+          <w:r>
+            <w:rPr>
+              <w:rFonts w:ascii="Liberation Sans" w:eastAsia="Liberation Sans" w:hAnsi="Liberation Sans" w:cs="Liberation Sans"/>
+              <w:b/>
+              <w:bCs/>
+            </w:rPr>
+            <w:t>outputs/</w:t>
+          </w:r>
+          <w:proofErr w:type="spellStart"/>
+          <w:r>
+            <w:rPr>
+              <w:rFonts w:ascii="Liberation Sans" w:eastAsia="Liberation Sans" w:hAnsi="Liberation Sans" w:cs="Liberation Sans"/>
+              <w:b/>
+              <w:bCs/>
+            </w:rPr>
+            <w:t>localidades_con_nombres.geojson</w:t>
+          </w:r>
+          <w:proofErr w:type="spellEnd"/>
+          <w:r>
+            <w:rPr>
+              <w:rFonts w:ascii="Liberation Sans" w:eastAsia="Liberation Sans" w:hAnsi="Liberation Sans" w:cs="Liberation Sans"/>
+              <w:b/>
+              <w:bCs/>
+            </w:rPr>
+            <w:t>):</w:t>
+          </w:r>
+          <w:r>
+            <w:rPr>
+              <w:rFonts w:ascii="Liberation Sans" w:eastAsia="Liberation Sans" w:hAnsi="Liberation Sans" w:cs="Liberation Sans"/>
+              <w:b/>
+              <w:bCs/>
+            </w:rPr>
+            <w:br/>
+          </w:r>
+          <w:r>
+            <w:rPr>
+              <w:rFonts w:ascii="Liberation Sans" w:eastAsia="Liberation Sans" w:hAnsi="Liberation Sans" w:cs="Liberation Sans"/>
+              <w:b/>
+              <w:bCs/>
+            </w:rPr>
+            <w:tab/>
+          </w:r>
+          <w:proofErr w:type="spellStart"/>
+          <w:r>
+            <w:rPr>
+              <w:rFonts w:ascii="Liberation Sans" w:eastAsia="Liberation Sans" w:hAnsi="Liberation Sans" w:cs="Liberation Sans"/>
+              <w:b/>
+              <w:bCs/>
+            </w:rPr>
+            <w:t>codigo_localidad</w:t>
+          </w:r>
+          <w:proofErr w:type="spellEnd"/>
+          <w:r>
+            <w:rPr>
+              <w:rFonts w:ascii="Liberation Sans" w:eastAsia="Liberation Sans" w:hAnsi="Liberation Sans" w:cs="Liberation Sans"/>
+              <w:b/>
+              <w:bCs/>
+            </w:rPr>
+            <w:t>, localidad</w:t>
+          </w:r>
+          <w:r>
+            <w:rPr>
+              <w:rFonts w:ascii="Liberation Sans" w:eastAsia="Liberation Sans" w:hAnsi="Liberation Sans" w:cs="Liberation Sans"/>
+              <w:b/>
+              <w:bCs/>
+            </w:rPr>
+            <w:t>,</w:t>
+          </w:r>
+          <w:r>
+            <w:rPr>
+              <w:rFonts w:ascii="Liberation Sans" w:eastAsia="Liberation Sans" w:hAnsi="Liberation Sans" w:cs="Liberation Sans"/>
+              <w:b/>
+              <w:bCs/>
+            </w:rPr>
+            <w:t xml:space="preserve"> geometría de polígonos</w:t>
+          </w:r>
+          <w:r>
+            <w:rPr>
+              <w:rFonts w:ascii="Liberation Sans" w:eastAsia="Liberation Sans" w:hAnsi="Liberation Sans" w:cs="Liberation Sans"/>
+              <w:b/>
+              <w:bCs/>
+            </w:rPr>
+            <w:t xml:space="preserve">: Descripción de las </w:t>
+          </w:r>
+          <w:r>
+            <w:rPr>
+              <w:rFonts w:ascii="Liberation Sans" w:eastAsia="Liberation Sans" w:hAnsi="Liberation Sans" w:cs="Liberation Sans"/>
+              <w:b/>
+              <w:bCs/>
+            </w:rPr>
+            <w:tab/>
+            <w:t>localidades.</w:t>
           </w:r>
           <w:r>
             <w:rPr>
@@ -4791,7 +5245,6 @@
           <w:b/>
           <w:bCs/>
         </w:rPr>
-        <w:lastRenderedPageBreak/>
         <w:t>Posible estrategia de integración de datos</w:t>
       </w:r>
       <w:r>
@@ -5320,6 +5773,7 @@
           <w:bCs/>
         </w:rPr>
       </w:pPr>
+      <w:proofErr w:type="gramStart"/>
       <w:r>
         <w:rPr>
           <w:rFonts w:ascii="Liberation Sans" w:eastAsia="Liberation Sans" w:hAnsi="Liberation Sans" w:cs="Liberation Sans"/>
@@ -5328,6 +5782,7 @@
         </w:rPr>
         <w:t>Herramientas a utilizar</w:t>
       </w:r>
+      <w:proofErr w:type="gramEnd"/>
       <w:r>
         <w:rPr>
           <w:rFonts w:ascii="Liberation Sans" w:eastAsia="Liberation Sans" w:hAnsi="Liberation Sans" w:cs="Liberation Sans"/>
@@ -5728,6 +6183,7 @@
         </w:sdtPr>
         <w:sdtEndPr/>
         <w:sdtContent>
+          <w:proofErr w:type="spellStart"/>
           <w:r>
             <w:rPr>
               <w:rFonts w:ascii="Liberation Sans" w:eastAsia="Liberation Sans" w:hAnsi="Liberation Sans" w:cs="Liberation Sans"/>
@@ -5735,7 +6191,17 @@
               <w:bCs/>
               <w:lang w:val="en-US"/>
             </w:rPr>
-            <w:t>Deepseek, ChatGPT, Gemini, C</w:t>
+            <w:t>Deepseek</w:t>
+          </w:r>
+          <w:proofErr w:type="spellEnd"/>
+          <w:r>
+            <w:rPr>
+              <w:rFonts w:ascii="Liberation Sans" w:eastAsia="Liberation Sans" w:hAnsi="Liberation Sans" w:cs="Liberation Sans"/>
+              <w:b/>
+              <w:bCs/>
+              <w:lang w:val="en-US"/>
+            </w:rPr>
+            <w:t>, ChatGPT, Gemini, C</w:t>
           </w:r>
           <w:r>
             <w:rPr>
@@ -6002,6 +6468,7 @@
           <w:b/>
           <w:bCs/>
         </w:rPr>
+        <w:lastRenderedPageBreak/>
         <w:t xml:space="preserve">Modelos de IA </w:t>
       </w:r>
       <w:sdt>
@@ -6154,7 +6621,6 @@
           <w:sz w:val="20"/>
           <w:szCs w:val="20"/>
         </w:rPr>
-        <w:lastRenderedPageBreak/>
         <w:t xml:space="preserve">Sección 5 – Visualización desarrollada y principales resultados </w:t>
       </w:r>
     </w:p>
@@ -6868,6 +7334,7 @@
             </w:rPr>
             <w:t xml:space="preserve">y </w:t>
           </w:r>
+          <w:proofErr w:type="spellStart"/>
           <w:r>
             <w:rPr>
               <w:rFonts w:ascii="Liberation Sans" w:eastAsia="Liberation Sans" w:hAnsi="Liberation Sans" w:cs="Liberation Sans"/>
@@ -6876,6 +7343,7 @@
             </w:rPr>
             <w:t>estandar</w:t>
           </w:r>
+          <w:proofErr w:type="spellEnd"/>
           <w:r>
             <w:rPr>
               <w:rFonts w:ascii="Liberation Sans" w:eastAsia="Liberation Sans" w:hAnsi="Liberation Sans" w:cs="Liberation Sans"/>
@@ -12971,6 +13439,7 @@
     <w:rsidRoot w:val="00017FC6"/>
     <w:rsid w:val="000011C6"/>
     <w:rsid w:val="00017FC6"/>
+    <w:rsid w:val="0008518B"/>
     <w:rsid w:val="000D0051"/>
     <w:rsid w:val="00192B9E"/>
     <w:rsid w:val="005805C8"/>
@@ -12998,7 +13467,6 @@
     <w:rsid w:val="00DA555B"/>
     <w:rsid w:val="00EE3589"/>
     <w:rsid w:val="00F05331"/>
-    <w:rsid w:val="00F443E1"/>
     <w:rsid w:val="00F80900"/>
     <w:rsid w:val="00FF05AD"/>
   </w:rsids>

--- a/docs/5-1. FORMULARIO_CARACTERIZACIÓN_FORMULACIÓN_PROBLEMAS-2.docx
+++ b/docs/5-1. FORMULARIO_CARACTERIZACIÓN_FORMULACIÓN_PROBLEMAS-2.docx
@@ -137,19 +137,11 @@
         </w:sdtPr>
         <w:sdtEndPr/>
         <w:sdtContent>
-          <w:proofErr w:type="spellStart"/>
-          <w:r>
-            <w:rPr>
-              <w:rFonts w:ascii="Liberation Sans" w:eastAsia="Liberation Sans" w:hAnsi="Liberation Sans" w:cs="Liberation Sans"/>
-            </w:rPr>
-            <w:t>Siseven</w:t>
-          </w:r>
-          <w:proofErr w:type="spellEnd"/>
-          <w:r>
-            <w:rPr>
-              <w:rFonts w:ascii="Liberation Sans" w:eastAsia="Liberation Sans" w:hAnsi="Liberation Sans" w:cs="Liberation Sans"/>
-            </w:rPr>
-            <w:t xml:space="preserve"> Larpsito Sahur Devs</w:t>
+          <w:r>
+            <w:rPr>
+              <w:rFonts w:ascii="Liberation Sans" w:eastAsia="Liberation Sans" w:hAnsi="Liberation Sans" w:cs="Liberation Sans"/>
+            </w:rPr>
+            <w:t>Siseven Larpsito Sahur Devs</w:t>
           </w:r>
         </w:sdtContent>
       </w:sdt>
@@ -408,7 +400,6 @@
           <w:bCs/>
         </w:rPr>
       </w:pPr>
-      <w:proofErr w:type="gramStart"/>
       <w:r>
         <w:rPr>
           <w:rFonts w:ascii="Liberation Sans" w:eastAsia="Liberation Sans" w:hAnsi="Liberation Sans" w:cs="Liberation Sans"/>
@@ -417,7 +408,6 @@
         </w:rPr>
         <w:t>Problema público a abordar</w:t>
       </w:r>
-      <w:proofErr w:type="gramEnd"/>
       <w:r>
         <w:rPr>
           <w:rFonts w:ascii="Liberation Sans" w:eastAsia="Liberation Sans" w:hAnsi="Liberation Sans" w:cs="Liberation Sans"/>
@@ -457,15 +447,7 @@
             <w:ind w:left="709"/>
           </w:pPr>
           <w:r>
-            <w:t xml:space="preserve">La ciudad no sabe dónde está la violencia que nunca entró al sistema, y por lo tanto distribuye su infraestructura de atención y cuidado según un mapa que sistemáticamente </w:t>
-          </w:r>
-          <w:proofErr w:type="spellStart"/>
-          <w:r>
-            <w:t>subrepresenta</w:t>
-          </w:r>
-          <w:proofErr w:type="spellEnd"/>
-          <w:r>
-            <w:t xml:space="preserve"> a las mujeres que no denuncian.</w:t>
+            <w:t>La ciudad no sabe dónde está la violencia que nunca entró al sistema, y por lo tanto distribuye su infraestructura de atención y cuidado según un mapa que sistemáticamente subrepresenta a las mujeres que no denuncian.</w:t>
           </w:r>
         </w:p>
         <w:p>
@@ -658,23 +640,7 @@
             <w:br/>
           </w:r>
           <w:r>
-            <w:t xml:space="preserve">Fuera de alcance: Inferencia causal individual; caracterización de agresores; series históricas anteriores a 2025; los </w:t>
-          </w:r>
-          <w:proofErr w:type="spellStart"/>
-          <w:r>
-            <w:t>datasets</w:t>
-          </w:r>
-          <w:proofErr w:type="spellEnd"/>
-          <w:r>
-            <w:t xml:space="preserve"> osb_malnutricion18_64 y </w:t>
-          </w:r>
-          <w:proofErr w:type="spellStart"/>
-          <w:r>
-            <w:t>osb_saludmental-consumoabusivo</w:t>
-          </w:r>
-          <w:proofErr w:type="spellEnd"/>
-          <w:r>
-            <w:t xml:space="preserve"> (se descartan por desalineación temporal y por medir demanda de tratamiento, no prevalencia)</w:t>
+            <w:t>Fuera de alcance: Inferencia causal individual; caracterización de agresores; series históricas anteriores a 2025; los datasets osb_malnutricion18_64 y osb_saludmental-consumoabusivo (se descartan por desalineación temporal y por medir demanda de tratamiento, no prevalencia)</w:t>
           </w:r>
         </w:sdtContent>
       </w:sdt>
@@ -867,7 +833,6 @@
             </w:rPr>
             <w:t xml:space="preserve">En hogares donde el trabajo doméstico y de cuidado se concentra en una sola mujer, la probabilidad de haber vivido violencia intrafamiliar es mayor y, condicional a haberla vivido, la probabilidad de haberla denunciado es menor. Se espera un </w:t>
           </w:r>
-          <w:proofErr w:type="spellStart"/>
           <w:r>
             <w:rPr>
               <w:rFonts w:ascii="Liberation Sans" w:eastAsia="Liberation Sans" w:hAnsi="Liberation Sans" w:cs="Liberation Sans"/>
@@ -876,18 +841,7 @@
               <w:i/>
               <w:iCs/>
             </w:rPr>
-            <w:t>odds</w:t>
-          </w:r>
-          <w:proofErr w:type="spellEnd"/>
-          <w:r>
-            <w:rPr>
-              <w:rFonts w:ascii="Liberation Sans" w:eastAsia="Liberation Sans" w:hAnsi="Liberation Sans" w:cs="Liberation Sans"/>
-              <w:b/>
-              <w:bCs/>
-              <w:i/>
-              <w:iCs/>
-            </w:rPr>
-            <w:t xml:space="preserve"> ratio</w:t>
+            <w:t>odds ratio</w:t>
           </w:r>
           <w:r>
             <w:rPr>
@@ -1965,18 +1919,8 @@
           <w:b/>
           <w:bCs/>
         </w:rPr>
-        <w:t xml:space="preserve">Variables </w:t>
+        <w:t>Variables clave identificadas</w:t>
       </w:r>
-      <w:proofErr w:type="gramStart"/>
-      <w:r>
-        <w:rPr>
-          <w:rFonts w:ascii="Liberation Sans" w:eastAsia="Liberation Sans" w:hAnsi="Liberation Sans" w:cs="Liberation Sans"/>
-          <w:b/>
-          <w:bCs/>
-        </w:rPr>
-        <w:t>clave identificadas</w:t>
-      </w:r>
-      <w:proofErr w:type="gramEnd"/>
       <w:r>
         <w:rPr>
           <w:rFonts w:ascii="Liberation Sans" w:eastAsia="Liberation Sans" w:hAnsi="Liberation Sans" w:cs="Liberation Sans"/>
@@ -2022,42 +1966,7 @@
               <w:bCs/>
             </w:rPr>
             <w:tab/>
-          </w:r>
-          <w:proofErr w:type="spellStart"/>
-          <w:r>
-            <w:rPr>
-              <w:rFonts w:ascii="Liberation Sans" w:eastAsia="Liberation Sans" w:hAnsi="Liberation Sans" w:cs="Liberation Sans"/>
-              <w:b/>
-              <w:bCs/>
-            </w:rPr>
-            <w:t>TotalAtenciones</w:t>
-          </w:r>
-          <w:proofErr w:type="spellEnd"/>
-          <w:r>
-            <w:rPr>
-              <w:rFonts w:ascii="Liberation Sans" w:eastAsia="Liberation Sans" w:hAnsi="Liberation Sans" w:cs="Liberation Sans"/>
-              <w:b/>
-              <w:bCs/>
-            </w:rPr>
-            <w:t xml:space="preserve"> (</w:t>
-          </w:r>
-          <w:proofErr w:type="spellStart"/>
-          <w:r>
-            <w:rPr>
-              <w:rFonts w:ascii="Liberation Sans" w:eastAsia="Liberation Sans" w:hAnsi="Liberation Sans" w:cs="Liberation Sans"/>
-              <w:b/>
-              <w:bCs/>
-            </w:rPr>
-            <w:t>Linea</w:t>
-          </w:r>
-          <w:proofErr w:type="spellEnd"/>
-          <w:r>
-            <w:rPr>
-              <w:rFonts w:ascii="Liberation Sans" w:eastAsia="Liberation Sans" w:hAnsi="Liberation Sans" w:cs="Liberation Sans"/>
-              <w:b/>
-              <w:bCs/>
-            </w:rPr>
-            <w:t xml:space="preserve"> Púrpura): a</w:t>
+            <w:t>TotalAtenciones (Linea Púrpura): a</w:t>
           </w:r>
           <w:r>
             <w:rPr>
@@ -2089,25 +1998,7 @@
               <w:b/>
               <w:bCs/>
             </w:rPr>
-            <w:t xml:space="preserve">. Se usa como </w:t>
-          </w:r>
-          <w:proofErr w:type="spellStart"/>
-          <w:r>
-            <w:rPr>
-              <w:rFonts w:ascii="Liberation Sans" w:eastAsia="Liberation Sans" w:hAnsi="Liberation Sans" w:cs="Liberation Sans"/>
-              <w:b/>
-              <w:bCs/>
-            </w:rPr>
-            <w:t>numedador</w:t>
-          </w:r>
-          <w:proofErr w:type="spellEnd"/>
-          <w:r>
-            <w:rPr>
-              <w:rFonts w:ascii="Liberation Sans" w:eastAsia="Liberation Sans" w:hAnsi="Liberation Sans" w:cs="Liberation Sans"/>
-              <w:b/>
-              <w:bCs/>
-            </w:rPr>
-            <w:t xml:space="preserve"> de cobertura.</w:t>
+            <w:t>. Se usa como numedador de cobertura.</w:t>
           </w:r>
           <w:r>
             <w:rPr>
@@ -2125,23 +2016,13 @@
             </w:rPr>
             <w:tab/>
           </w:r>
-          <w:proofErr w:type="spellStart"/>
-          <w:r>
-            <w:rPr>
-              <w:rFonts w:ascii="Liberation Sans" w:eastAsia="Liberation Sans" w:hAnsi="Liberation Sans" w:cs="Liberation Sans"/>
-              <w:b/>
-              <w:bCs/>
-            </w:rPr>
-            <w:t>TotalAtenciones</w:t>
-          </w:r>
-          <w:proofErr w:type="spellEnd"/>
-          <w:r>
-            <w:rPr>
-              <w:rFonts w:ascii="Liberation Sans" w:eastAsia="Liberation Sans" w:hAnsi="Liberation Sans" w:cs="Liberation Sans"/>
-              <w:b/>
-              <w:bCs/>
-            </w:rPr>
-            <w:t xml:space="preserve"> (</w:t>
+          <w:r>
+            <w:rPr>
+              <w:rFonts w:ascii="Liberation Sans" w:eastAsia="Liberation Sans" w:hAnsi="Liberation Sans" w:cs="Liberation Sans"/>
+              <w:b/>
+              <w:bCs/>
+            </w:rPr>
+            <w:t>TotalAtenciones (</w:t>
           </w:r>
           <w:r>
             <w:rPr>
@@ -2192,23 +2073,13 @@
             <w:tab/>
             <w:t xml:space="preserve">usa como </w:t>
           </w:r>
-          <w:proofErr w:type="spellStart"/>
-          <w:r>
-            <w:rPr>
-              <w:rFonts w:ascii="Liberation Sans" w:eastAsia="Liberation Sans" w:hAnsi="Liberation Sans" w:cs="Liberation Sans"/>
-              <w:b/>
-              <w:bCs/>
-            </w:rPr>
-            <w:t>numedador</w:t>
-          </w:r>
-          <w:proofErr w:type="spellEnd"/>
-          <w:r>
-            <w:rPr>
-              <w:rFonts w:ascii="Liberation Sans" w:eastAsia="Liberation Sans" w:hAnsi="Liberation Sans" w:cs="Liberation Sans"/>
-              <w:b/>
-              <w:bCs/>
-            </w:rPr>
-            <w:t xml:space="preserve"> de cobertura.</w:t>
+          <w:r>
+            <w:rPr>
+              <w:rFonts w:ascii="Liberation Sans" w:eastAsia="Liberation Sans" w:hAnsi="Liberation Sans" w:cs="Liberation Sans"/>
+              <w:b/>
+              <w:bCs/>
+            </w:rPr>
+            <w:t>numedador de cobertura.</w:t>
           </w:r>
           <w:r>
             <w:rPr>
@@ -2226,7 +2097,6 @@
             </w:rPr>
             <w:tab/>
           </w:r>
-          <w:proofErr w:type="spellStart"/>
           <w:r>
             <w:rPr>
               <w:rFonts w:ascii="Liberation Sans" w:eastAsia="Liberation Sans" w:hAnsi="Liberation Sans" w:cs="Liberation Sans"/>
@@ -2243,7 +2113,6 @@
             </w:rPr>
             <w:t>_Publico</w:t>
           </w:r>
-          <w:proofErr w:type="spellEnd"/>
           <w:r>
             <w:rPr>
               <w:rFonts w:ascii="Liberation Sans" w:eastAsia="Liberation Sans" w:hAnsi="Liberation Sans" w:cs="Liberation Sans"/>
@@ -2424,24 +2293,7 @@
               <w:bCs/>
             </w:rPr>
             <w:tab/>
-          </w:r>
-          <w:proofErr w:type="spellStart"/>
-          <w:r>
-            <w:rPr>
-              <w:rFonts w:ascii="Liberation Sans" w:eastAsia="Liberation Sans" w:hAnsi="Liberation Sans" w:cs="Liberation Sans"/>
-              <w:b/>
-              <w:bCs/>
-            </w:rPr>
-            <w:t>PobMujeres</w:t>
-          </w:r>
-          <w:proofErr w:type="spellEnd"/>
-          <w:r>
-            <w:rPr>
-              <w:rFonts w:ascii="Liberation Sans" w:eastAsia="Liberation Sans" w:hAnsi="Liberation Sans" w:cs="Liberation Sans"/>
-              <w:b/>
-              <w:bCs/>
-            </w:rPr>
-            <w:t>:</w:t>
+            <w:t>PobMujeres:</w:t>
           </w:r>
           <w:r>
             <w:rPr>
@@ -3263,25 +3115,7 @@
               <w:bCs/>
             </w:rPr>
             <w:tab/>
-            <w:t xml:space="preserve">H1 (estrato </w:t>
-          </w:r>
-          <w:proofErr w:type="spellStart"/>
-          <w:r>
-            <w:rPr>
-              <w:rFonts w:ascii="Liberation Sans" w:eastAsia="Liberation Sans" w:hAnsi="Liberation Sans" w:cs="Liberation Sans"/>
-              <w:b/>
-              <w:bCs/>
-            </w:rPr>
-            <w:t>socioeconomico</w:t>
-          </w:r>
-          <w:proofErr w:type="spellEnd"/>
-          <w:r>
-            <w:rPr>
-              <w:rFonts w:ascii="Liberation Sans" w:eastAsia="Liberation Sans" w:hAnsi="Liberation Sans" w:cs="Liberation Sans"/>
-              <w:b/>
-              <w:bCs/>
-            </w:rPr>
-            <w:t xml:space="preserve">): Se usa como control. </w:t>
+            <w:t xml:space="preserve">H1 (estrato socioeconomico): Se usa como control. </w:t>
           </w:r>
           <w:r>
             <w:rPr>
@@ -3363,24 +3197,7 @@
               <w:bCs/>
             </w:rPr>
             <w:tab/>
-          </w:r>
-          <w:proofErr w:type="spellStart"/>
-          <w:r>
-            <w:rPr>
-              <w:rFonts w:ascii="Liberation Sans" w:eastAsia="Liberation Sans" w:hAnsi="Liberation Sans" w:cs="Liberation Sans"/>
-              <w:b/>
-              <w:bCs/>
-            </w:rPr>
-            <w:t>sexo_jefe</w:t>
-          </w:r>
-          <w:proofErr w:type="spellEnd"/>
-          <w:r>
-            <w:rPr>
-              <w:rFonts w:ascii="Liberation Sans" w:eastAsia="Liberation Sans" w:hAnsi="Liberation Sans" w:cs="Liberation Sans"/>
-              <w:b/>
-              <w:bCs/>
-            </w:rPr>
-            <w:t xml:space="preserve"> (sexo del jefe del hogar): Se usa como c</w:t>
+            <w:t>sexo_jefe (sexo del jefe del hogar): Se usa como c</w:t>
           </w:r>
           <w:r>
             <w:rPr>
@@ -3543,34 +3360,14 @@
             </w:rPr>
             <w:tab/>
           </w:r>
-          <w:proofErr w:type="spellStart"/>
-          <w:r>
-            <w:rPr>
-              <w:rFonts w:ascii="Liberation Sans" w:eastAsia="Liberation Sans" w:hAnsi="Liberation Sans" w:cs="Liberation Sans"/>
-              <w:b/>
-              <w:bCs/>
-            </w:rPr>
-            <w:t>fexp_calp_anu</w:t>
-          </w:r>
-          <w:proofErr w:type="spellEnd"/>
-          <w:r>
-            <w:rPr>
-              <w:rFonts w:ascii="Liberation Sans" w:eastAsia="Liberation Sans" w:hAnsi="Liberation Sans" w:cs="Liberation Sans"/>
-              <w:b/>
-              <w:bCs/>
-            </w:rPr>
-            <w:t xml:space="preserve">, </w:t>
-          </w:r>
-          <w:proofErr w:type="spellStart"/>
-          <w:r>
-            <w:rPr>
-              <w:rFonts w:ascii="Liberation Sans" w:eastAsia="Liberation Sans" w:hAnsi="Liberation Sans" w:cs="Liberation Sans"/>
-              <w:b/>
-              <w:bCs/>
-            </w:rPr>
-            <w:t>fexp_calh_anu</w:t>
-          </w:r>
-          <w:proofErr w:type="spellEnd"/>
+          <w:r>
+            <w:rPr>
+              <w:rFonts w:ascii="Liberation Sans" w:eastAsia="Liberation Sans" w:hAnsi="Liberation Sans" w:cs="Liberation Sans"/>
+              <w:b/>
+              <w:bCs/>
+            </w:rPr>
+            <w:t>fexp_calp_anu, fexp_calh_anu</w:t>
+          </w:r>
           <w:r>
             <w:rPr>
               <w:rFonts w:ascii="Liberation Sans" w:eastAsia="Liberation Sans" w:hAnsi="Liberation Sans" w:cs="Liberation Sans"/>
@@ -3636,7 +3433,6 @@
             </w:rPr>
             <w:tab/>
           </w:r>
-          <w:proofErr w:type="spellStart"/>
           <w:r>
             <w:rPr>
               <w:rFonts w:ascii="Liberation Sans" w:eastAsia="Liberation Sans" w:hAnsi="Liberation Sans" w:cs="Liberation Sans"/>
@@ -3645,7 +3441,6 @@
             </w:rPr>
             <w:t>Cod_Locali</w:t>
           </w:r>
-          <w:proofErr w:type="spellEnd"/>
           <w:r>
             <w:rPr>
               <w:rFonts w:ascii="Liberation Sans" w:eastAsia="Liberation Sans" w:hAnsi="Liberation Sans" w:cs="Liberation Sans"/>
@@ -4698,7 +4493,6 @@
             </w:rPr>
             <w:tab/>
           </w:r>
-          <w:proofErr w:type="spellStart"/>
           <w:r>
             <w:rPr>
               <w:rFonts w:ascii="Liberation Sans" w:eastAsia="Liberation Sans" w:hAnsi="Liberation Sans" w:cs="Liberation Sans"/>
@@ -4707,7 +4501,6 @@
             </w:rPr>
             <w:t>osb_SPA</w:t>
           </w:r>
-          <w:proofErr w:type="spellEnd"/>
           <w:r>
             <w:rPr>
               <w:rFonts w:ascii="Liberation Sans" w:eastAsia="Liberation Sans" w:hAnsi="Liberation Sans" w:cs="Liberation Sans"/>
@@ -5118,18 +4911,8 @@
               <w:b/>
               <w:bCs/>
             </w:rPr>
-            <w:t>outputs/</w:t>
-          </w:r>
-          <w:proofErr w:type="spellStart"/>
-          <w:r>
-            <w:rPr>
-              <w:rFonts w:ascii="Liberation Sans" w:eastAsia="Liberation Sans" w:hAnsi="Liberation Sans" w:cs="Liberation Sans"/>
-              <w:b/>
-              <w:bCs/>
-            </w:rPr>
-            <w:t>localidades_con_nombres.geojson</w:t>
-          </w:r>
-          <w:proofErr w:type="spellEnd"/>
+            <w:t>outputs/localidades_con_nombres.geojson</w:t>
+          </w:r>
           <w:r>
             <w:rPr>
               <w:rFonts w:ascii="Liberation Sans" w:eastAsia="Liberation Sans" w:hAnsi="Liberation Sans" w:cs="Liberation Sans"/>
@@ -5154,23 +4937,13 @@
             </w:rPr>
             <w:tab/>
           </w:r>
-          <w:proofErr w:type="spellStart"/>
-          <w:r>
-            <w:rPr>
-              <w:rFonts w:ascii="Liberation Sans" w:eastAsia="Liberation Sans" w:hAnsi="Liberation Sans" w:cs="Liberation Sans"/>
-              <w:b/>
-              <w:bCs/>
-            </w:rPr>
-            <w:t>codigo_localidad</w:t>
-          </w:r>
-          <w:proofErr w:type="spellEnd"/>
-          <w:r>
-            <w:rPr>
-              <w:rFonts w:ascii="Liberation Sans" w:eastAsia="Liberation Sans" w:hAnsi="Liberation Sans" w:cs="Liberation Sans"/>
-              <w:b/>
-              <w:bCs/>
-            </w:rPr>
-            <w:t>, localidad</w:t>
+          <w:r>
+            <w:rPr>
+              <w:rFonts w:ascii="Liberation Sans" w:eastAsia="Liberation Sans" w:hAnsi="Liberation Sans" w:cs="Liberation Sans"/>
+              <w:b/>
+              <w:bCs/>
+            </w:rPr>
+            <w:t>codigo_localidad, localidad</w:t>
           </w:r>
           <w:r>
             <w:rPr>
@@ -5266,15 +5039,505 @@
           <w:placeholder>
             <w:docPart w:val="134006B88C3C40EEA9E52A3CCE4E328B"/>
           </w:placeholder>
-          <w:showingPlcHdr/>
         </w:sdtPr>
         <w:sdtEndPr/>
         <w:sdtContent>
           <w:r>
             <w:rPr>
-              <w:rStyle w:val="Textodelmarcadordeposicin"/>
-            </w:rPr>
-            <w:t>¿Cómo planean relacionar las diferentes fuentes? (llaves, territorio, tiempo, etc.)</w:t>
+              <w:rFonts w:ascii="Liberation Sans" w:eastAsia="Liberation Sans" w:hAnsi="Liberation Sans" w:cs="Liberation Sans"/>
+              <w:b/>
+              <w:bCs/>
+            </w:rPr>
+            <w:t>Se planea realizar la integración mediante tres niveles jerárquicos:</w:t>
+          </w:r>
+          <w:r>
+            <w:rPr>
+              <w:rFonts w:ascii="Liberation Sans" w:eastAsia="Liberation Sans" w:hAnsi="Liberation Sans" w:cs="Liberation Sans"/>
+              <w:b/>
+              <w:bCs/>
+            </w:rPr>
+            <w:br/>
+          </w:r>
+          <w:r>
+            <w:rPr>
+              <w:rFonts w:ascii="Liberation Sans" w:eastAsia="Liberation Sans" w:hAnsi="Liberation Sans" w:cs="Liberation Sans"/>
+              <w:b/>
+              <w:bCs/>
+            </w:rPr>
+            <w:t>NIVEL 1 — INDIVIDUAL (no se integra entre encuestas)</w:t>
+          </w:r>
+          <w:r>
+            <w:rPr>
+              <w:rFonts w:ascii="Liberation Sans" w:eastAsia="Liberation Sans" w:hAnsi="Liberation Sans" w:cs="Liberation Sans"/>
+              <w:b/>
+              <w:bCs/>
+            </w:rPr>
+            <w:t xml:space="preserve"> </w:t>
+          </w:r>
+          <w:r>
+            <w:rPr>
+              <w:rFonts w:ascii="Liberation Sans" w:eastAsia="Liberation Sans" w:hAnsi="Liberation Sans" w:cs="Liberation Sans"/>
+              <w:b/>
+              <w:bCs/>
+            </w:rPr>
+            <w:br/>
+          </w:r>
+          <w:r>
+            <w:rPr>
+              <w:rFonts w:ascii="Liberation Sans" w:eastAsia="Liberation Sans" w:hAnsi="Liberation Sans" w:cs="Liberation Sans"/>
+              <w:b/>
+              <w:bCs/>
+            </w:rPr>
+            <w:t>├── Encuesta Percepción (13.082 personas)   → modelos H</w:t>
+          </w:r>
+          <w:r>
+            <w:rPr>
+              <w:rFonts w:ascii="Liberation Sans" w:eastAsia="Liberation Sans" w:hAnsi="Liberation Sans" w:cs="Liberation Sans"/>
+              <w:b/>
+              <w:bCs/>
+            </w:rPr>
+            <w:t>ip.Sorporte</w:t>
+          </w:r>
+          <w:r>
+            <w:rPr>
+              <w:rFonts w:ascii="Liberation Sans" w:eastAsia="Liberation Sans" w:hAnsi="Liberation Sans" w:cs="Liberation Sans"/>
+              <w:b/>
+              <w:bCs/>
+            </w:rPr>
+            <w:t xml:space="preserve"> </w:t>
+          </w:r>
+          <w:r>
+            <w:rPr>
+              <w:rFonts w:ascii="Liberation Sans" w:eastAsia="Liberation Sans" w:hAnsi="Liberation Sans" w:cs="Liberation Sans"/>
+              <w:b/>
+              <w:bCs/>
+            </w:rPr>
+            <w:br/>
+          </w:r>
+          <w:r>
+            <w:rPr>
+              <w:rFonts w:ascii="Liberation Sans" w:eastAsia="Liberation Sans" w:hAnsi="Liberation Sans" w:cs="Liberation Sans"/>
+              <w:b/>
+              <w:bCs/>
+            </w:rPr>
+            <w:t>└── Encuesta Bienal    (5.860 personas)     → análisis factorial H</w:t>
+          </w:r>
+          <w:r>
+            <w:rPr>
+              <w:rFonts w:ascii="Liberation Sans" w:eastAsia="Liberation Sans" w:hAnsi="Liberation Sans" w:cs="Liberation Sans"/>
+              <w:b/>
+              <w:bCs/>
+            </w:rPr>
+            <w:t>ip.Normativa</w:t>
+          </w:r>
+          <w:r>
+            <w:rPr>
+              <w:rFonts w:ascii="Liberation Sans" w:eastAsia="Liberation Sans" w:hAnsi="Liberation Sans" w:cs="Liberation Sans"/>
+              <w:b/>
+              <w:bCs/>
+            </w:rPr>
+            <w:t xml:space="preserve">       </w:t>
+          </w:r>
+          <w:r>
+            <w:rPr>
+              <w:rFonts w:ascii="Liberation Sans" w:eastAsia="Liberation Sans" w:hAnsi="Liberation Sans" w:cs="Liberation Sans"/>
+              <w:b/>
+              <w:bCs/>
+            </w:rPr>
+            <w:br/>
+          </w:r>
+          <w:r>
+            <w:rPr>
+              <w:rFonts w:ascii="Liberation Sans" w:eastAsia="Liberation Sans" w:hAnsi="Liberation Sans" w:cs="Liberation Sans"/>
+              <w:b/>
+              <w:bCs/>
+            </w:rPr>
+            <w:tab/>
+          </w:r>
+          <w:r>
+            <w:rPr>
+              <w:rFonts w:ascii="Liberation Sans" w:eastAsia="Liberation Sans" w:hAnsi="Liberation Sans" w:cs="Liberation Sans"/>
+              <w:b/>
+              <w:bCs/>
+            </w:rPr>
+            <w:t>↓ agregación ponderada por factor de expansión</w:t>
+          </w:r>
+          <w:r>
+            <w:rPr>
+              <w:rFonts w:ascii="Liberation Sans" w:eastAsia="Liberation Sans" w:hAnsi="Liberation Sans" w:cs="Liberation Sans"/>
+              <w:b/>
+              <w:bCs/>
+            </w:rPr>
+            <w:t xml:space="preserve"> </w:t>
+          </w:r>
+          <w:r>
+            <w:rPr>
+              <w:rFonts w:ascii="Liberation Sans" w:eastAsia="Liberation Sans" w:hAnsi="Liberation Sans" w:cs="Liberation Sans"/>
+              <w:b/>
+              <w:bCs/>
+            </w:rPr>
+            <w:br/>
+          </w:r>
+          <w:r>
+            <w:rPr>
+              <w:rFonts w:ascii="Liberation Sans" w:eastAsia="Liberation Sans" w:hAnsi="Liberation Sans" w:cs="Liberation Sans"/>
+              <w:b/>
+              <w:bCs/>
+            </w:rPr>
+            <w:t xml:space="preserve">NIVEL 2 — LOCALIDAD </w:t>
+          </w:r>
+          <w:r>
+            <w:rPr>
+              <w:rFonts w:ascii="Liberation Sans" w:eastAsia="Liberation Sans" w:hAnsi="Liberation Sans" w:cs="Liberation Sans"/>
+              <w:b/>
+              <w:bCs/>
+            </w:rPr>
+            <w:br/>
+          </w:r>
+          <w:r>
+            <w:rPr>
+              <w:rFonts w:ascii="Liberation Sans" w:eastAsia="Liberation Sans" w:hAnsi="Liberation Sans" w:cs="Liberation Sans"/>
+              <w:b/>
+              <w:bCs/>
+            </w:rPr>
+            <w:t>├── Indicadores de encuesta con IC 95%</w:t>
+          </w:r>
+          <w:r>
+            <w:rPr>
+              <w:rFonts w:ascii="Liberation Sans" w:eastAsia="Liberation Sans" w:hAnsi="Liberation Sans" w:cs="Liberation Sans"/>
+              <w:b/>
+              <w:bCs/>
+            </w:rPr>
+            <w:t xml:space="preserve"> </w:t>
+          </w:r>
+          <w:r>
+            <w:rPr>
+              <w:rFonts w:ascii="Liberation Sans" w:eastAsia="Liberation Sans" w:hAnsi="Liberation Sans" w:cs="Liberation Sans"/>
+              <w:b/>
+              <w:bCs/>
+            </w:rPr>
+            <w:br/>
+          </w:r>
+          <w:r>
+            <w:rPr>
+              <w:rFonts w:ascii="Liberation Sans" w:eastAsia="Liberation Sans" w:hAnsi="Liberation Sans" w:cs="Liberation Sans"/>
+              <w:b/>
+              <w:bCs/>
+            </w:rPr>
+            <w:t>├── Registros administrativos (LP, Duplas, Riesgo, Delitos)</w:t>
+          </w:r>
+          <w:r>
+            <w:rPr>
+              <w:rFonts w:ascii="Liberation Sans" w:eastAsia="Liberation Sans" w:hAnsi="Liberation Sans" w:cs="Liberation Sans"/>
+              <w:b/>
+              <w:bCs/>
+            </w:rPr>
+            <w:t xml:space="preserve"> </w:t>
+          </w:r>
+          <w:r>
+            <w:rPr>
+              <w:rFonts w:ascii="Liberation Sans" w:eastAsia="Liberation Sans" w:hAnsi="Liberation Sans" w:cs="Liberation Sans"/>
+              <w:b/>
+              <w:bCs/>
+            </w:rPr>
+            <w:br/>
+          </w:r>
+          <w:r>
+            <w:rPr>
+              <w:rFonts w:ascii="Liberation Sans" w:eastAsia="Liberation Sans" w:hAnsi="Liberation Sans" w:cs="Liberation Sans"/>
+              <w:b/>
+              <w:bCs/>
+            </w:rPr>
+            <w:t>└── Llamadas 123 agregadas</w:t>
+          </w:r>
+          <w:r>
+            <w:rPr>
+              <w:rFonts w:ascii="Liberation Sans" w:eastAsia="Liberation Sans" w:hAnsi="Liberation Sans" w:cs="Liberation Sans"/>
+              <w:b/>
+              <w:bCs/>
+            </w:rPr>
+            <w:t xml:space="preserve"> </w:t>
+          </w:r>
+          <w:r>
+            <w:rPr>
+              <w:rFonts w:ascii="Liberation Sans" w:eastAsia="Liberation Sans" w:hAnsi="Liberation Sans" w:cs="Liberation Sans"/>
+              <w:b/>
+              <w:bCs/>
+            </w:rPr>
+            <w:t xml:space="preserve">        </w:t>
+          </w:r>
+          <w:r>
+            <w:rPr>
+              <w:rFonts w:ascii="Liberation Sans" w:eastAsia="Liberation Sans" w:hAnsi="Liberation Sans" w:cs="Liberation Sans"/>
+              <w:b/>
+              <w:bCs/>
+            </w:rPr>
+            <w:br/>
+          </w:r>
+          <w:r>
+            <w:rPr>
+              <w:rFonts w:ascii="Liberation Sans" w:eastAsia="Liberation Sans" w:hAnsi="Liberation Sans" w:cs="Liberation Sans"/>
+              <w:b/>
+              <w:bCs/>
+            </w:rPr>
+            <w:tab/>
+          </w:r>
+          <w:r>
+            <w:rPr>
+              <w:rFonts w:ascii="Liberation Sans" w:eastAsia="Liberation Sans" w:hAnsi="Liberation Sans" w:cs="Liberation Sans"/>
+              <w:b/>
+              <w:bCs/>
+            </w:rPr>
+            <w:t>↓ join espacial</w:t>
+          </w:r>
+          <w:r>
+            <w:rPr>
+              <w:rFonts w:ascii="Liberation Sans" w:eastAsia="Liberation Sans" w:hAnsi="Liberation Sans" w:cs="Liberation Sans"/>
+              <w:b/>
+              <w:bCs/>
+            </w:rPr>
+            <w:t xml:space="preserve"> </w:t>
+          </w:r>
+          <w:r>
+            <w:rPr>
+              <w:rFonts w:ascii="Liberation Sans" w:eastAsia="Liberation Sans" w:hAnsi="Liberation Sans" w:cs="Liberation Sans"/>
+              <w:b/>
+              <w:bCs/>
+            </w:rPr>
+            <w:br/>
+          </w:r>
+          <w:r>
+            <w:rPr>
+              <w:rFonts w:ascii="Liberation Sans" w:eastAsia="Liberation Sans" w:hAnsi="Liberation Sans" w:cs="Liberation Sans"/>
+              <w:b/>
+              <w:bCs/>
+            </w:rPr>
+            <w:t>NIVEL 3 — GEOMETRÍA</w:t>
+          </w:r>
+          <w:r>
+            <w:rPr>
+              <w:rFonts w:ascii="Liberation Sans" w:eastAsia="Liberation Sans" w:hAnsi="Liberation Sans" w:cs="Liberation Sans"/>
+              <w:b/>
+              <w:bCs/>
+            </w:rPr>
+            <w:t xml:space="preserve"> </w:t>
+          </w:r>
+          <w:r>
+            <w:rPr>
+              <w:rFonts w:ascii="Liberation Sans" w:eastAsia="Liberation Sans" w:hAnsi="Liberation Sans" w:cs="Liberation Sans"/>
+              <w:b/>
+              <w:bCs/>
+            </w:rPr>
+            <w:br/>
+          </w:r>
+          <w:r>
+            <w:rPr>
+              <w:rFonts w:ascii="Liberation Sans" w:eastAsia="Liberation Sans" w:hAnsi="Liberation Sans" w:cs="Liberation Sans"/>
+              <w:b/>
+              <w:bCs/>
+            </w:rPr>
+            <w:t>└── localidades_con_nombres.geojson</w:t>
+          </w:r>
+          <w:r>
+            <w:rPr>
+              <w:rFonts w:ascii="Liberation Sans" w:eastAsia="Liberation Sans" w:hAnsi="Liberation Sans" w:cs="Liberation Sans"/>
+              <w:b/>
+              <w:bCs/>
+            </w:rPr>
+            <w:br/>
+          </w:r>
+          <w:r>
+            <w:rPr>
+              <w:rFonts w:ascii="Liberation Sans" w:eastAsia="Liberation Sans" w:hAnsi="Liberation Sans" w:cs="Liberation Sans"/>
+              <w:b/>
+              <w:bCs/>
+            </w:rPr>
+            <w:br/>
+          </w:r>
+          <w:r>
+            <w:rPr>
+              <w:rFonts w:ascii="Liberation Sans" w:eastAsia="Liberation Sans" w:hAnsi="Liberation Sans" w:cs="Liberation Sans"/>
+              <w:b/>
+              <w:bCs/>
+            </w:rPr>
+            <w:t>Todo converge sobre una única dimensión maestra</w:t>
+          </w:r>
+          <w:r>
+            <w:rPr>
+              <w:rFonts w:ascii="Liberation Sans" w:eastAsia="Liberation Sans" w:hAnsi="Liberation Sans" w:cs="Liberation Sans"/>
+              <w:b/>
+              <w:bCs/>
+            </w:rPr>
+            <w:t xml:space="preserve"> (</w:t>
+          </w:r>
+          <w:r>
+            <w:rPr>
+              <w:rFonts w:ascii="Liberation Sans" w:eastAsia="Liberation Sans" w:hAnsi="Liberation Sans" w:cs="Liberation Sans"/>
+              <w:b/>
+              <w:bCs/>
+            </w:rPr>
+            <w:t>dim_localidad</w:t>
+          </w:r>
+          <w:r>
+            <w:rPr>
+              <w:rFonts w:ascii="Liberation Sans" w:eastAsia="Liberation Sans" w:hAnsi="Liberation Sans" w:cs="Liberation Sans"/>
+              <w:b/>
+              <w:bCs/>
+            </w:rPr>
+            <w:t>)</w:t>
+          </w:r>
+          <w:r>
+            <w:rPr>
+              <w:rFonts w:ascii="Liberation Sans" w:eastAsia="Liberation Sans" w:hAnsi="Liberation Sans" w:cs="Liberation Sans"/>
+              <w:b/>
+              <w:bCs/>
+            </w:rPr>
+            <w:t xml:space="preserve"> cuya llave es codigo_localidad (entero 1</w:t>
+          </w:r>
+          <w:r>
+            <w:rPr>
+              <w:rFonts w:ascii="Liberation Sans" w:eastAsia="Liberation Sans" w:hAnsi="Liberation Sans" w:cs="Liberation Sans"/>
+              <w:b/>
+              <w:bCs/>
+            </w:rPr>
+            <w:t>-</w:t>
+          </w:r>
+          <w:r>
+            <w:rPr>
+              <w:rFonts w:ascii="Liberation Sans" w:eastAsia="Liberation Sans" w:hAnsi="Liberation Sans" w:cs="Liberation Sans"/>
+              <w:b/>
+              <w:bCs/>
+            </w:rPr>
+            <w:t xml:space="preserve">20); </w:t>
+          </w:r>
+          <w:r>
+            <w:rPr>
+              <w:rFonts w:ascii="Liberation Sans" w:eastAsia="Liberation Sans" w:hAnsi="Liberation Sans" w:cs="Liberation Sans"/>
+              <w:b/>
+              <w:bCs/>
+            </w:rPr>
+            <w:t>no se emplea el nombre de la localidad</w:t>
+          </w:r>
+          <w:r>
+            <w:rPr>
+              <w:rFonts w:ascii="Liberation Sans" w:eastAsia="Liberation Sans" w:hAnsi="Liberation Sans" w:cs="Liberation Sans"/>
+              <w:b/>
+              <w:bCs/>
+            </w:rPr>
+            <w:t xml:space="preserve"> </w:t>
+          </w:r>
+          <w:r>
+            <w:rPr>
+              <w:rFonts w:ascii="Liberation Sans" w:eastAsia="Liberation Sans" w:hAnsi="Liberation Sans" w:cs="Liberation Sans"/>
+              <w:b/>
+              <w:bCs/>
+            </w:rPr>
+            <w:t>debido a que</w:t>
+          </w:r>
+          <w:r>
+            <w:rPr>
+              <w:rFonts w:ascii="Liberation Sans" w:eastAsia="Liberation Sans" w:hAnsi="Liberation Sans" w:cs="Liberation Sans"/>
+              <w:b/>
+              <w:bCs/>
+            </w:rPr>
+            <w:t xml:space="preserve"> las fuentes usan mayúsculas, tildes y abreviaturas distintas (Ciudad Bolívar / CIUDAD BOLIVAR, LOS MÁRTIRES / Mártires). Cada fuente aporta su propia variante de esa llave: Cod_Locali en la Encuesta de Percepción</w:t>
+          </w:r>
+          <w:r>
+            <w:rPr>
+              <w:rFonts w:ascii="Liberation Sans" w:eastAsia="Liberation Sans" w:hAnsi="Liberation Sans" w:cs="Liberation Sans"/>
+              <w:b/>
+              <w:bCs/>
+            </w:rPr>
+            <w:t>,</w:t>
+          </w:r>
+          <w:r>
+            <w:rPr>
+              <w:rFonts w:ascii="Liberation Sans" w:eastAsia="Liberation Sans" w:hAnsi="Liberation Sans" w:cs="Liberation Sans"/>
+              <w:b/>
+              <w:bCs/>
+            </w:rPr>
+            <w:t xml:space="preserve"> V1 en la Bienal, CODIGO_LOCALIDAD en las llamadas 123, ya como entero pero con verificación de que ningún valor caiga fuera del rango 1</w:t>
+          </w:r>
+          <w:r>
+            <w:rPr>
+              <w:rFonts w:ascii="Liberation Sans" w:eastAsia="Liberation Sans" w:hAnsi="Liberation Sans" w:cs="Liberation Sans"/>
+              <w:b/>
+              <w:bCs/>
+            </w:rPr>
+            <w:t>-</w:t>
+          </w:r>
+          <w:r>
+            <w:rPr>
+              <w:rFonts w:ascii="Liberation Sans" w:eastAsia="Liberation Sans" w:hAnsi="Liberation Sans" w:cs="Liberation Sans"/>
+              <w:b/>
+              <w:bCs/>
+            </w:rPr>
+            <w:t xml:space="preserve">20. Las series administrativas requieren además fecha como segunda llave, con la advertencia de que riesgo de feminicidio y delitos sexuales tienen cuatro cortes mientras que Línea Púrpura y Duplas tienen cinco: al unirlas, marzo-2025 queda sin comparador administrativo. Toda agregación desde las encuestas debe ponderarse siempre </w:t>
+          </w:r>
+          <w:r>
+            <w:rPr>
+              <w:rFonts w:ascii="Liberation Sans" w:eastAsia="Liberation Sans" w:hAnsi="Liberation Sans" w:cs="Liberation Sans"/>
+              <w:b/>
+              <w:bCs/>
+            </w:rPr>
+            <w:t>(</w:t>
+          </w:r>
+          <w:r>
+            <w:rPr>
+              <w:rFonts w:ascii="Liberation Sans" w:eastAsia="Liberation Sans" w:hAnsi="Liberation Sans" w:cs="Liberation Sans"/>
+              <w:b/>
+              <w:bCs/>
+            </w:rPr>
+            <w:t>fexp_calp_anu o fexp_calh_anu según se trate de personas u hogares, FACTOR en la Bienal</w:t>
+          </w:r>
+          <w:r>
+            <w:rPr>
+              <w:rFonts w:ascii="Liberation Sans" w:eastAsia="Liberation Sans" w:hAnsi="Liberation Sans" w:cs="Liberation Sans"/>
+              <w:b/>
+              <w:bCs/>
+            </w:rPr>
+            <w:t>)</w:t>
+          </w:r>
+          <w:r>
+            <w:rPr>
+              <w:rFonts w:ascii="Liberation Sans" w:eastAsia="Liberation Sans" w:hAnsi="Liberation Sans" w:cs="Liberation Sans"/>
+              <w:b/>
+              <w:bCs/>
+            </w:rPr>
+            <w:t xml:space="preserve"> y la geometría se une por codigo_localidad</w:t>
+          </w:r>
+          <w:r>
+            <w:rPr>
+              <w:rFonts w:ascii="Liberation Sans" w:eastAsia="Liberation Sans" w:hAnsi="Liberation Sans" w:cs="Liberation Sans"/>
+              <w:b/>
+              <w:bCs/>
+            </w:rPr>
+            <w:t>.</w:t>
+          </w:r>
+          <w:r>
+            <w:rPr>
+              <w:rFonts w:ascii="Liberation Sans" w:eastAsia="Liberation Sans" w:hAnsi="Liberation Sans" w:cs="Liberation Sans"/>
+              <w:b/>
+              <w:bCs/>
+            </w:rPr>
+            <w:br/>
+          </w:r>
+          <w:r>
+            <w:rPr>
+              <w:rFonts w:ascii="Liberation Sans" w:eastAsia="Liberation Sans" w:hAnsi="Liberation Sans" w:cs="Liberation Sans"/>
+              <w:b/>
+              <w:bCs/>
+            </w:rPr>
+            <w:br/>
+            <w:t xml:space="preserve">NO se unirá </w:t>
+          </w:r>
+          <w:r>
+            <w:rPr>
+              <w:rFonts w:ascii="Liberation Sans" w:eastAsia="Liberation Sans" w:hAnsi="Liberation Sans" w:cs="Liberation Sans"/>
+              <w:b/>
+              <w:bCs/>
+            </w:rPr>
+            <w:t>la Encuesta de Percepción con la Bienal a nivel individual. No comparten marco muestral, ni identificador de hogar, ni unidad geográfica más fina que la localidad.</w:t>
           </w:r>
         </w:sdtContent>
       </w:sdt>
@@ -5493,11 +5756,6 @@
     </w:p>
     <w:sdt>
       <w:sdtPr>
-        <w:rPr>
-          <w:rFonts w:ascii="Liberation Sans" w:eastAsia="Liberation Sans" w:hAnsi="Liberation Sans" w:cs="Liberation Sans"/>
-          <w:b/>
-          <w:bCs/>
-        </w:rPr>
         <w:id w:val="1926300682"/>
         <w:placeholder>
           <w:docPart w:val="697B6D952DDD420C81D4CFABDD1DD48A"/>
@@ -5507,7 +5765,7 @@
       <w:sdtContent>
         <w:p>
           <w:pPr>
-            <w:pStyle w:val="Prrafodelista"/>
+            <w:ind w:left="576"/>
             <w:rPr>
               <w:rFonts w:ascii="Liberation Sans" w:eastAsia="Liberation Sans" w:hAnsi="Liberation Sans" w:cs="Liberation Sans"/>
               <w:b/>
@@ -5515,12 +5773,10 @@
             </w:rPr>
           </w:pPr>
           <w:r>
-            <w:rPr>
-              <w:rFonts w:ascii="Liberation Sans" w:eastAsia="Liberation Sans" w:hAnsi="Liberation Sans" w:cs="Liberation Sans"/>
-              <w:b/>
-              <w:bCs/>
-            </w:rPr>
-            <w:t>Mujer</w:t>
+            <w:t xml:space="preserve">Mujer, </w:t>
+          </w:r>
+          <w:r>
+            <w:t>con enfoque en la brecha entre la violencia vivida y la violencia atendida.</w:t>
           </w:r>
         </w:p>
       </w:sdtContent>
@@ -5541,6 +5797,7 @@
           <w:sz w:val="20"/>
           <w:szCs w:val="20"/>
         </w:rPr>
+        <w:lastRenderedPageBreak/>
         <w:t xml:space="preserve">Sección 4 – </w:t>
       </w:r>
       <w:r>
@@ -5723,9 +5980,12 @@
         <w:placeholder>
           <w:docPart w:val="3A394460C07C421E8AA8A6D0AA903764"/>
         </w:placeholder>
-        <w:showingPlcHdr/>
       </w:sdtPr>
-      <w:sdtEndPr/>
+      <w:sdtEndPr>
+        <w:rPr>
+          <w:rFonts w:ascii="Calibri" w:eastAsia="Calibri" w:hAnsi="Calibri" w:cs="Calibri"/>
+        </w:rPr>
+      </w:sdtEndPr>
       <w:sdtContent>
         <w:p>
           <w:pPr>
@@ -5738,14 +5998,251 @@
             <w:rPr>
               <w:rFonts w:ascii="Liberation Sans" w:eastAsia="Liberation Sans" w:hAnsi="Liberation Sans" w:cs="Liberation Sans"/>
             </w:rPr>
-            <w:t>En caso afirmativo, describa brevemente cómo se incorporan estos enfoques en el análisis</w:t>
-          </w:r>
-          <w:r>
-            <w:rPr>
-              <w:rStyle w:val="Textodelmarcadordeposicin"/>
-              <w:lang w:eastAsia="es-CO"/>
-            </w:rPr>
-            <w:t>.</w:t>
+            <w:t xml:space="preserve">1. </w:t>
+          </w:r>
+          <w:r>
+            <w:rPr>
+              <w:rFonts w:ascii="Liberation Sans" w:eastAsia="Liberation Sans" w:hAnsi="Liberation Sans" w:cs="Liberation Sans"/>
+            </w:rPr>
+            <w:t>Como variable dependiente</w:t>
+          </w:r>
+          <w:r>
+            <w:rPr>
+              <w:rFonts w:ascii="Liberation Sans" w:eastAsia="Liberation Sans" w:hAnsi="Liberation Sans" w:cs="Liberation Sans"/>
+            </w:rPr>
+            <w:t>:</w:t>
+          </w:r>
+          <w:r>
+            <w:rPr>
+              <w:rFonts w:ascii="Liberation Sans" w:eastAsia="Liberation Sans" w:hAnsi="Liberation Sans" w:cs="Liberation Sans"/>
+            </w:rPr>
+            <w:t xml:space="preserve"> El objeto de análisis es la violencia contra las mujeres y su no-denuncia, medidas directamente (Jx402, Jx403, Mx404_*) y no inferidas de proxis.</w:t>
+          </w:r>
+          <w:r>
+            <w:rPr>
+              <w:rFonts w:ascii="Liberation Sans" w:eastAsia="Liberation Sans" w:hAnsi="Liberation Sans" w:cs="Liberation Sans"/>
+            </w:rPr>
+            <w:br/>
+          </w:r>
+        </w:p>
+        <w:p>
+          <w:pPr>
+            <w:pStyle w:val="Prrafodelista"/>
+            <w:rPr>
+              <w:rFonts w:ascii="Liberation Sans" w:eastAsia="Liberation Sans" w:hAnsi="Liberation Sans" w:cs="Liberation Sans"/>
+            </w:rPr>
+          </w:pPr>
+          <w:r>
+            <w:rPr>
+              <w:rFonts w:ascii="Liberation Sans" w:eastAsia="Liberation Sans" w:hAnsi="Liberation Sans" w:cs="Liberation Sans"/>
+            </w:rPr>
+            <w:t xml:space="preserve">2. </w:t>
+          </w:r>
+          <w:r>
+            <w:rPr>
+              <w:rFonts w:ascii="Liberation Sans" w:eastAsia="Liberation Sans" w:hAnsi="Liberation Sans" w:cs="Liberation Sans"/>
+            </w:rPr>
+            <w:t>Como variable explicativa central</w:t>
+          </w:r>
+          <w:r>
+            <w:rPr>
+              <w:rFonts w:ascii="Liberation Sans" w:eastAsia="Liberation Sans" w:hAnsi="Liberation Sans" w:cs="Liberation Sans"/>
+            </w:rPr>
+            <w:t>:</w:t>
+          </w:r>
+          <w:r>
+            <w:rPr>
+              <w:rFonts w:ascii="Liberation Sans" w:eastAsia="Liberation Sans" w:hAnsi="Liberation Sans" w:cs="Liberation Sans"/>
+            </w:rPr>
+            <w:t xml:space="preserve"> El Índice de Concentración del Cuidado mide la división sexual del trabajo doméstico dentro del hogar a partir de quién ejecuta cada una de diez tareas, cruzado con el sexo de esa persona. Es una operacionalización directa de la economía del cuidado, no un proxy.</w:t>
+          </w:r>
+          <w:r>
+            <w:rPr>
+              <w:rFonts w:ascii="Liberation Sans" w:eastAsia="Liberation Sans" w:hAnsi="Liberation Sans" w:cs="Liberation Sans"/>
+            </w:rPr>
+            <w:br/>
+          </w:r>
+        </w:p>
+        <w:p>
+          <w:pPr>
+            <w:pStyle w:val="Prrafodelista"/>
+            <w:rPr>
+              <w:rFonts w:ascii="Liberation Sans" w:eastAsia="Liberation Sans" w:hAnsi="Liberation Sans" w:cs="Liberation Sans"/>
+            </w:rPr>
+          </w:pPr>
+          <w:r>
+            <w:rPr>
+              <w:rFonts w:ascii="Liberation Sans" w:eastAsia="Liberation Sans" w:hAnsi="Liberation Sans" w:cs="Liberation Sans"/>
+            </w:rPr>
+            <w:t xml:space="preserve">3. </w:t>
+          </w:r>
+          <w:r>
+            <w:rPr>
+              <w:rFonts w:ascii="Liberation Sans" w:eastAsia="Liberation Sans" w:hAnsi="Liberation Sans" w:cs="Liberation Sans"/>
+            </w:rPr>
+            <w:t>Como dimensión normativa</w:t>
+          </w:r>
+          <w:r>
+            <w:rPr>
+              <w:rFonts w:ascii="Liberation Sans" w:eastAsia="Liberation Sans" w:hAnsi="Liberation Sans" w:cs="Liberation Sans"/>
+            </w:rPr>
+            <w:t>:</w:t>
+          </w:r>
+          <w:r>
+            <w:rPr>
+              <w:rFonts w:ascii="Liberation Sans" w:eastAsia="Liberation Sans" w:hAnsi="Liberation Sans" w:cs="Liberation Sans"/>
+            </w:rPr>
+            <w:t xml:space="preserve"> La batería de equidad de género de la Bienal (17 ítems) se descompone factorialmente para distinguir qué tipo de norma sexista se asocia con la inacción social, en lugar de tratar "el machismo" como un bloque indiferenciado.</w:t>
+          </w:r>
+          <w:r>
+            <w:rPr>
+              <w:rFonts w:ascii="Liberation Sans" w:eastAsia="Liberation Sans" w:hAnsi="Liberation Sans" w:cs="Liberation Sans"/>
+            </w:rPr>
+            <w:br/>
+          </w:r>
+        </w:p>
+        <w:p>
+          <w:pPr>
+            <w:pStyle w:val="Prrafodelista"/>
+            <w:rPr>
+              <w:rFonts w:ascii="Liberation Sans" w:eastAsia="Liberation Sans" w:hAnsi="Liberation Sans" w:cs="Liberation Sans"/>
+            </w:rPr>
+          </w:pPr>
+          <w:r>
+            <w:rPr>
+              <w:rFonts w:ascii="Liberation Sans" w:eastAsia="Liberation Sans" w:hAnsi="Liberation Sans" w:cs="Liberation Sans"/>
+            </w:rPr>
+            <w:t xml:space="preserve">4. </w:t>
+          </w:r>
+          <w:r>
+            <w:rPr>
+              <w:rFonts w:ascii="Liberation Sans" w:eastAsia="Liberation Sans" w:hAnsi="Liberation Sans" w:cs="Liberation Sans"/>
+            </w:rPr>
+            <w:t>Como criterio de desagregación transversal</w:t>
+          </w:r>
+          <w:r>
+            <w:rPr>
+              <w:rFonts w:ascii="Liberation Sans" w:eastAsia="Liberation Sans" w:hAnsi="Liberation Sans" w:cs="Liberation Sans"/>
+            </w:rPr>
+            <w:t>:</w:t>
+          </w:r>
+          <w:r>
+            <w:rPr>
+              <w:rFonts w:ascii="Liberation Sans" w:eastAsia="Liberation Sans" w:hAnsi="Liberation Sans" w:cs="Liberation Sans"/>
+            </w:rPr>
+            <w:t xml:space="preserve"> Todos los indicadores se reportan desagregados por sexo al nacer (D1), autorreconocimiento de género (E1, incluida la categoría mujer trans), rango etario, estrato y pobreza subjetiva (C303).</w:t>
+          </w:r>
+          <w:r>
+            <w:rPr>
+              <w:rFonts w:ascii="Liberation Sans" w:eastAsia="Liberation Sans" w:hAnsi="Liberation Sans" w:cs="Liberation Sans"/>
+            </w:rPr>
+            <w:br/>
+          </w:r>
+        </w:p>
+        <w:p>
+          <w:pPr>
+            <w:pStyle w:val="Prrafodelista"/>
+            <w:rPr>
+              <w:rFonts w:ascii="Liberation Sans" w:eastAsia="Liberation Sans" w:hAnsi="Liberation Sans" w:cs="Liberation Sans"/>
+            </w:rPr>
+          </w:pPr>
+          <w:r>
+            <w:rPr>
+              <w:rFonts w:ascii="Liberation Sans" w:eastAsia="Liberation Sans" w:hAnsi="Liberation Sans" w:cs="Liberation Sans"/>
+            </w:rPr>
+            <w:t xml:space="preserve">5. </w:t>
+          </w:r>
+          <w:r>
+            <w:rPr>
+              <w:rFonts w:ascii="Liberation Sans" w:eastAsia="Liberation Sans" w:hAnsi="Liberation Sans" w:cs="Liberation Sans"/>
+            </w:rPr>
+            <w:t>Interseccionalidad operativa</w:t>
+          </w:r>
+          <w:r>
+            <w:rPr>
+              <w:rFonts w:ascii="Liberation Sans" w:eastAsia="Liberation Sans" w:hAnsi="Liberation Sans" w:cs="Liberation Sans"/>
+            </w:rPr>
+            <w:t>:</w:t>
+          </w:r>
+          <w:r>
+            <w:rPr>
+              <w:rFonts w:ascii="Liberation Sans" w:eastAsia="Liberation Sans" w:hAnsi="Liberation Sans" w:cs="Liberation Sans"/>
+            </w:rPr>
+            <w:t xml:space="preserve"> Los cruces estrato </w:t>
+          </w:r>
+          <w:r>
+            <w:rPr>
+              <w:rFonts w:ascii="Liberation Sans" w:eastAsia="Liberation Sans" w:hAnsi="Liberation Sans" w:cs="Liberation Sans"/>
+            </w:rPr>
+            <w:t>x</w:t>
+          </w:r>
+          <w:r>
+            <w:rPr>
+              <w:rFonts w:ascii="Liberation Sans" w:eastAsia="Liberation Sans" w:hAnsi="Liberation Sans" w:cs="Liberation Sans"/>
+            </w:rPr>
+            <w:t xml:space="preserve"> sexo </w:t>
+          </w:r>
+          <w:r>
+            <w:rPr>
+              <w:rFonts w:ascii="Liberation Sans" w:eastAsia="Liberation Sans" w:hAnsi="Liberation Sans" w:cs="Liberation Sans"/>
+            </w:rPr>
+            <w:t>x</w:t>
+          </w:r>
+          <w:r>
+            <w:rPr>
+              <w:rFonts w:ascii="Liberation Sans" w:eastAsia="Liberation Sans" w:hAnsi="Liberation Sans" w:cs="Liberation Sans"/>
+            </w:rPr>
+            <w:t xml:space="preserve"> carga de cuidado </w:t>
+          </w:r>
+          <w:r>
+            <w:rPr>
+              <w:rFonts w:ascii="Liberation Sans" w:eastAsia="Liberation Sans" w:hAnsi="Liberation Sans" w:cs="Liberation Sans"/>
+            </w:rPr>
+            <w:t>x</w:t>
+          </w:r>
+          <w:r>
+            <w:rPr>
+              <w:rFonts w:ascii="Liberation Sans" w:eastAsia="Liberation Sans" w:hAnsi="Liberation Sans" w:cs="Liberation Sans"/>
+            </w:rPr>
+            <w:t xml:space="preserve"> localidad permiten identificar los perfiles con mayor probabilidad conjunta de victimización y silencio, en lugar de tratar cada eje por separado.</w:t>
+          </w:r>
+          <w:r>
+            <w:rPr>
+              <w:rFonts w:ascii="Liberation Sans" w:eastAsia="Liberation Sans" w:hAnsi="Liberation Sans" w:cs="Liberation Sans"/>
+            </w:rPr>
+            <w:br/>
+          </w:r>
+        </w:p>
+        <w:p>
+          <w:pPr>
+            <w:pStyle w:val="Prrafodelista"/>
+            <w:rPr>
+              <w:rFonts w:ascii="Liberation Sans" w:eastAsia="Liberation Sans" w:hAnsi="Liberation Sans" w:cs="Liberation Sans"/>
+            </w:rPr>
+          </w:pPr>
+          <w:r>
+            <w:rPr>
+              <w:rFonts w:ascii="Liberation Sans" w:eastAsia="Liberation Sans" w:hAnsi="Liberation Sans" w:cs="Liberation Sans"/>
+            </w:rPr>
+            <w:t xml:space="preserve">6. </w:t>
+          </w:r>
+          <w:r>
+            <w:rPr>
+              <w:rFonts w:ascii="Liberation Sans" w:eastAsia="Liberation Sans" w:hAnsi="Liberation Sans" w:cs="Liberation Sans"/>
+            </w:rPr>
+            <w:t>Poblaciones diferenciales</w:t>
+          </w:r>
+          <w:r>
+            <w:rPr>
+              <w:rFonts w:ascii="Liberation Sans" w:eastAsia="Liberation Sans" w:hAnsi="Liberation Sans" w:cs="Liberation Sans"/>
+            </w:rPr>
+            <w:t>:</w:t>
+          </w:r>
+          <w:r>
+            <w:rPr>
+              <w:rFonts w:ascii="Liberation Sans" w:eastAsia="Liberation Sans" w:hAnsi="Liberation Sans" w:cs="Liberation Sans"/>
+            </w:rPr>
+            <w:t xml:space="preserve"> La categoría mujer trans de E1 se conserva en todas las tabulaciones aunque su N sea bajo; se reporta el N sin ocultar la categoría, señalando explícitamente cuándo el tamaño muestral impide inferencia.</w:t>
           </w:r>
         </w:p>
       </w:sdtContent>
@@ -5773,7 +6270,6 @@
           <w:bCs/>
         </w:rPr>
       </w:pPr>
-      <w:proofErr w:type="gramStart"/>
       <w:r>
         <w:rPr>
           <w:rFonts w:ascii="Liberation Sans" w:eastAsia="Liberation Sans" w:hAnsi="Liberation Sans" w:cs="Liberation Sans"/>
@@ -5782,7 +6278,6 @@
         </w:rPr>
         <w:t>Herramientas a utilizar</w:t>
       </w:r>
-      <w:proofErr w:type="gramEnd"/>
       <w:r>
         <w:rPr>
           <w:rFonts w:ascii="Liberation Sans" w:eastAsia="Liberation Sans" w:hAnsi="Liberation Sans" w:cs="Liberation Sans"/>
@@ -6183,7 +6678,6 @@
         </w:sdtPr>
         <w:sdtEndPr/>
         <w:sdtContent>
-          <w:proofErr w:type="spellStart"/>
           <w:r>
             <w:rPr>
               <w:rFonts w:ascii="Liberation Sans" w:eastAsia="Liberation Sans" w:hAnsi="Liberation Sans" w:cs="Liberation Sans"/>
@@ -6191,17 +6685,7 @@
               <w:bCs/>
               <w:lang w:val="en-US"/>
             </w:rPr>
-            <w:t>Deepseek</w:t>
-          </w:r>
-          <w:proofErr w:type="spellEnd"/>
-          <w:r>
-            <w:rPr>
-              <w:rFonts w:ascii="Liberation Sans" w:eastAsia="Liberation Sans" w:hAnsi="Liberation Sans" w:cs="Liberation Sans"/>
-              <w:b/>
-              <w:bCs/>
-              <w:lang w:val="en-US"/>
-            </w:rPr>
-            <w:t>, ChatGPT, Gemini, C</w:t>
+            <w:t>Deepseek, ChatGPT, Gemini, C</w:t>
           </w:r>
           <w:r>
             <w:rPr>
@@ -6287,7 +6771,7 @@
           </w:rPr>
           <w:id w:val="1087198310"/>
           <w14:checkbox>
-            <w14:checked w14:val="0"/>
+            <w14:checked w14:val="1"/>
             <w14:checkedState w14:val="2612" w14:font="MS Gothic"/>
             <w14:uncheckedState w14:val="2610" w14:font="MS Gothic"/>
           </w14:checkbox>
@@ -6300,7 +6784,7 @@
               <w:b/>
               <w:bCs/>
             </w:rPr>
-            <w:t>☐</w:t>
+            <w:t>☒</w:t>
           </w:r>
         </w:sdtContent>
       </w:sdt>
@@ -6335,7 +6819,7 @@
           </w:rPr>
           <w:id w:val="212387457"/>
           <w14:checkbox>
-            <w14:checked w14:val="0"/>
+            <w14:checked w14:val="1"/>
             <w14:checkedState w14:val="2612" w14:font="MS Gothic"/>
             <w14:uncheckedState w14:val="2610" w14:font="MS Gothic"/>
           </w14:checkbox>
@@ -6348,7 +6832,7 @@
               <w:b/>
               <w:bCs/>
             </w:rPr>
-            <w:t>☐</w:t>
+            <w:t>☒</w:t>
           </w:r>
         </w:sdtContent>
       </w:sdt>
@@ -6372,6 +6856,7 @@
           <w:b/>
           <w:bCs/>
         </w:rPr>
+        <w:lastRenderedPageBreak/>
         <w:t xml:space="preserve">Modelos estadísticos </w:t>
       </w:r>
       <w:sdt>
@@ -6383,7 +6868,7 @@
           </w:rPr>
           <w:id w:val="271986149"/>
           <w14:checkbox>
-            <w14:checked w14:val="0"/>
+            <w14:checked w14:val="1"/>
             <w14:checkedState w14:val="2612" w14:font="MS Gothic"/>
             <w14:uncheckedState w14:val="2610" w14:font="MS Gothic"/>
           </w14:checkbox>
@@ -6396,7 +6881,7 @@
               <w:b/>
               <w:bCs/>
             </w:rPr>
-            <w:t>☐</w:t>
+            <w:t>☒</w:t>
           </w:r>
         </w:sdtContent>
       </w:sdt>
@@ -6431,7 +6916,7 @@
           </w:rPr>
           <w:id w:val="241217947"/>
           <w14:checkbox>
-            <w14:checked w14:val="0"/>
+            <w14:checked w14:val="1"/>
             <w14:checkedState w14:val="2612" w14:font="MS Gothic"/>
             <w14:uncheckedState w14:val="2610" w14:font="MS Gothic"/>
           </w14:checkbox>
@@ -6444,7 +6929,7 @@
               <w:b/>
               <w:bCs/>
             </w:rPr>
-            <w:t>☐</w:t>
+            <w:t>☒</w:t>
           </w:r>
         </w:sdtContent>
       </w:sdt>
@@ -6468,7 +6953,6 @@
           <w:b/>
           <w:bCs/>
         </w:rPr>
-        <w:lastRenderedPageBreak/>
         <w:t xml:space="preserve">Modelos de IA </w:t>
       </w:r>
       <w:sdt>
@@ -6536,7 +7020,7 @@
           </w:rPr>
           <w:id w:val="-2018384247"/>
           <w14:checkbox>
-            <w14:checked w14:val="0"/>
+            <w14:checked w14:val="1"/>
             <w14:checkedState w14:val="2612" w14:font="MS Gothic"/>
             <w14:uncheckedState w14:val="2610" w14:font="MS Gothic"/>
           </w14:checkbox>
@@ -6549,7 +7033,7 @@
               <w:b/>
               <w:bCs/>
             </w:rPr>
-            <w:t>☐</w:t>
+            <w:t>☒</w:t>
           </w:r>
         </w:sdtContent>
       </w:sdt>
@@ -7285,6 +7769,7 @@
           <w:b/>
           <w:bCs/>
         </w:rPr>
+        <w:lastRenderedPageBreak/>
         <w:t>Comentarios adicionales sobre el DataJam o el uso de datos abiertos</w:t>
       </w:r>
       <w:r>
@@ -7334,7 +7819,6 @@
             </w:rPr>
             <w:t xml:space="preserve">y </w:t>
           </w:r>
-          <w:proofErr w:type="spellStart"/>
           <w:r>
             <w:rPr>
               <w:rFonts w:ascii="Liberation Sans" w:eastAsia="Liberation Sans" w:hAnsi="Liberation Sans" w:cs="Liberation Sans"/>
@@ -7343,7 +7827,6 @@
             </w:rPr>
             <w:t>estandar</w:t>
           </w:r>
-          <w:proofErr w:type="spellEnd"/>
           <w:r>
             <w:rPr>
               <w:rFonts w:ascii="Liberation Sans" w:eastAsia="Liberation Sans" w:hAnsi="Liberation Sans" w:cs="Liberation Sans"/>
@@ -13439,9 +13922,9 @@
     <w:rsidRoot w:val="00017FC6"/>
     <w:rsid w:val="000011C6"/>
     <w:rsid w:val="00017FC6"/>
-    <w:rsid w:val="0008518B"/>
     <w:rsid w:val="000D0051"/>
     <w:rsid w:val="00192B9E"/>
+    <w:rsid w:val="00556479"/>
     <w:rsid w:val="005805C8"/>
     <w:rsid w:val="005A0D10"/>
     <w:rsid w:val="005F53B5"/>

--- a/docs/5-1. FORMULARIO_CARACTERIZACIÓN_FORMULACIÓN_PROBLEMAS-2.docx
+++ b/docs/5-1. FORMULARIO_CARACTERIZACIÓN_FORMULACIÓN_PROBLEMAS-2.docx
@@ -137,11 +137,19 @@
         </w:sdtPr>
         <w:sdtEndPr/>
         <w:sdtContent>
-          <w:r>
-            <w:rPr>
-              <w:rFonts w:ascii="Liberation Sans" w:eastAsia="Liberation Sans" w:hAnsi="Liberation Sans" w:cs="Liberation Sans"/>
-            </w:rPr>
-            <w:t>Siseven Larpsito Sahur Devs</w:t>
+          <w:proofErr w:type="spellStart"/>
+          <w:r>
+            <w:rPr>
+              <w:rFonts w:ascii="Liberation Sans" w:eastAsia="Liberation Sans" w:hAnsi="Liberation Sans" w:cs="Liberation Sans"/>
+            </w:rPr>
+            <w:t>Siseven</w:t>
+          </w:r>
+          <w:proofErr w:type="spellEnd"/>
+          <w:r>
+            <w:rPr>
+              <w:rFonts w:ascii="Liberation Sans" w:eastAsia="Liberation Sans" w:hAnsi="Liberation Sans" w:cs="Liberation Sans"/>
+            </w:rPr>
+            <w:t xml:space="preserve"> Larpsito Sahur Devs</w:t>
           </w:r>
         </w:sdtContent>
       </w:sdt>
@@ -447,7 +455,15 @@
             <w:ind w:left="709"/>
           </w:pPr>
           <w:r>
-            <w:t>La ciudad no sabe dónde está la violencia que nunca entró al sistema, y por lo tanto distribuye su infraestructura de atención y cuidado según un mapa que sistemáticamente subrepresenta a las mujeres que no denuncian.</w:t>
+            <w:t xml:space="preserve">La ciudad no sabe dónde está la violencia que nunca entró al sistema, y por lo tanto distribuye su infraestructura de atención y cuidado según un mapa que sistemáticamente </w:t>
+          </w:r>
+          <w:proofErr w:type="spellStart"/>
+          <w:r>
+            <w:t>subrepresenta</w:t>
+          </w:r>
+          <w:proofErr w:type="spellEnd"/>
+          <w:r>
+            <w:t xml:space="preserve"> a las mujeres que no denuncian.</w:t>
           </w:r>
         </w:p>
         <w:p>
@@ -519,13 +535,7 @@
         <w:sdtEndPr/>
         <w:sdtContent>
           <w:r>
-            <w:t>La localización de Manzanas del Cuidado, Casas de Igualdad de Oportunidades y el despliegue de Duplas se prioriza con indicadores de demanda registrada. Si el registro está sesgado hacia las localidades donde ya hay institucionalidad, la inversión refuerza la desigualdad que pretende corregir. Adicionalmente, la denuncia está condicionada por dependencia económica, carga de cuidado, aislamiento y normas comunitarias de no-injerencia; ninguno de esos factores aparece en un registro administrativo, pero todos son medibles en las encuestas distritales de 2025. En la Encuesta Distrital de Percepción (13.082 registros) y la Encuesta Bienal de Cultura Ciudadana (5.860 registros) incluyen módulos de victimización, denuncia, exposición a violencia contra la mujer, distribución del trabajo de cuidado y actitudes de género.</w:t>
-          </w:r>
-          <w:r>
-            <w:t xml:space="preserve"> </w:t>
-          </w:r>
-          <w:r>
-            <w:t>Este problema afecta directamente a las mujeres de Bogotá viven violencias y no denuncian (las cuales se concentran, según la hipótesis en hogares con alta concentración femenina del trabajo de cuidado y en entornos con normas de no-</w:t>
+            <w:t>La localización de Manzanas del Cuidado, Casas de Igualdad de Oportunidades y el despliegue de Duplas se prioriza con indicadores de demanda registrada. Si el registro está sesgado hacia las localidades donde ya hay institucionalidad, la inversión refuerza la desigualdad que pretende corregir. Adicionalmente, la denuncia está condicionada por dependencia económica, carga de cuidado, aislamiento y normas comunitarias de no-injerencia; ninguno de esos factores aparece en un registro administrativo, pero todos son medibles en las encuestas distritales de 2025. En la Encuesta Distrital de Percepción (13.082 registros) y la Encuesta Bienal de Cultura Ciudadana (5.860 registros) incluyen módulos de victimización, denuncia, exposición a violencia contra la mujer, distribución del trabajo de cuidado y actitudes de género. Este problema afecta directamente a las mujeres de Bogotá viven violencias y no denuncian (las cuales se concentran, según la hipótesis en hogares con alta concentración femenina del trabajo de cuidado y en entornos con normas de no-</w:t>
           </w:r>
           <w:r>
             <w:lastRenderedPageBreak/>
@@ -592,55 +602,78 @@
         <w:sdtEndPr/>
         <w:sdtContent>
           <w:r>
-            <w:t>Ámbito territorial: Bogotá D.C., 20 localidades. Unidad de análisis principal: localidad. Unidad de análisis secundaria: UPL (33), solo donde el tamaño muestral lo permita. Se excluye Sumapaz de los rankings de cobertura por tamaño poblacional (se reporta aparte)</w:t>
-          </w:r>
-          <w:r>
-            <w:t xml:space="preserve"> </w:t>
+            <w:t xml:space="preserve">Ámbito territorial: Bogotá D.C., </w:t>
+          </w:r>
+          <w:r>
+            <w:t>19</w:t>
+          </w:r>
+          <w:r>
+            <w:t xml:space="preserve"> localidades</w:t>
+          </w:r>
+          <w:r>
+            <w:t xml:space="preserve"> (Sumapaz no se tiene en cuenta en </w:t>
+          </w:r>
+          <w:r>
+            <w:t>la encuesta de Percepción Ciudadana</w:t>
+          </w:r>
+          <w:r>
+            <w:t>)</w:t>
+          </w:r>
+          <w:r>
+            <w:t>. Unidad de análisis principal: localidad. Unidad de análisis secundaria: UPL (3</w:t>
+          </w:r>
+          <w:r>
+            <w:t>0</w:t>
+          </w:r>
+          <w:r>
+            <w:t>), solo donde el tamaño muestral lo permita. Se excluye Sumapaz de los rankings de cobertura por tamaño poblacional (se reporta aparte)</w:t>
+          </w:r>
+          <w:r>
+            <w:t>.</w:t>
           </w:r>
           <w:r>
             <w:br/>
           </w:r>
           <w:r>
             <w:br/>
-          </w:r>
-          <w:r>
-            <w:t>Temporal: Encuestas: año móvil 2025 (bimestres 2025/01-2025/06). Registros administrativos: cortes trimestrales marzo 2025 - marzo 2026. Llamadas 123: marzo, junio, septiembre y diciembre de 2025, y marzo de 2026.</w:t>
-          </w:r>
-          <w:r>
-            <w:t xml:space="preserve"> </w:t>
+            <w:t xml:space="preserve">Temporal: Encuestas: año móvil 2025 (bimestres 2025/01-2025/06). Registros administrativos: cortes trimestrales marzo 2025 - marzo 2026. Llamadas 123: marzo, junio, septiembre y diciembre de 2025, y marzo de 2026. </w:t>
           </w:r>
           <w:r>
             <w:br/>
           </w:r>
           <w:r>
             <w:br/>
-          </w:r>
-          <w:r>
-            <w:t>Poblacional: Mujeres residentes en Bogotá. En los módulos de exposición y actitudes se analiza a toda la población encuestada (hombres y mujeres), porque el objeto es la respuesta social frente a la violencia, no solo la vivencia de la víctima.</w:t>
-          </w:r>
-          <w:r>
-            <w:t xml:space="preserve"> </w:t>
+            <w:t xml:space="preserve">Poblacional: Mujeres residentes en Bogotá. En los módulos de exposición y actitudes se analiza a toda la población encuestada (hombres y mujeres), porque el objeto es la respuesta social frente a la violencia, no solo la vivencia de la víctima. </w:t>
           </w:r>
           <w:r>
             <w:br/>
           </w:r>
           <w:r>
             <w:br/>
-          </w:r>
-          <w:r>
-            <w:t>Sectorial: Oferta de atención de la Secretaría Distrital de la Mujer (Línea Púrpura Distrital y Duplas de Atención Psicosocial). Registro de riesgo de feminicidio y delitos sexuales como comparadores administrativos.</w:t>
-          </w:r>
-          <w:r>
-            <w:t xml:space="preserve"> </w:t>
+            <w:t xml:space="preserve">Sectorial: Oferta de atención de la Secretaría Distrital de la Mujer (Línea Púrpura Distrital y Duplas de Atención Psicosocial). Registro de riesgo de feminicidio y delitos sexuales como comparadores administrativos. </w:t>
           </w:r>
           <w:r>
             <w:br/>
           </w:r>
           <w:r>
             <w:br/>
-          </w:r>
-          <w:r>
-            <w:t>Fuera de alcance: Inferencia causal individual; caracterización de agresores; series históricas anteriores a 2025; los datasets osb_malnutricion18_64 y osb_saludmental-consumoabusivo (se descartan por desalineación temporal y por medir demanda de tratamiento, no prevalencia)</w:t>
+            <w:t xml:space="preserve">Fuera de alcance: Inferencia causal individual; caracterización de agresores; series históricas anteriores a 2025; los </w:t>
+          </w:r>
+          <w:proofErr w:type="spellStart"/>
+          <w:r>
+            <w:t>datasets</w:t>
+          </w:r>
+          <w:proofErr w:type="spellEnd"/>
+          <w:r>
+            <w:t xml:space="preserve"> osb_malnutricion18_64 y </w:t>
+          </w:r>
+          <w:proofErr w:type="spellStart"/>
+          <w:r>
+            <w:t>osb_saludmental-consumoabusivo</w:t>
+          </w:r>
+          <w:proofErr w:type="spellEnd"/>
+          <w:r>
+            <w:t xml:space="preserve"> (se descartan por desalineación temporal y por medir demanda de tratamiento, no prevalencia)</w:t>
           </w:r>
         </w:sdtContent>
       </w:sdt>
@@ -695,6 +728,7 @@
           </w:placeholder>
           <w:text/>
         </w:sdtPr>
+        <w:sdtEndPr/>
         <w:sdtContent>
           <w:r>
             <w:rPr>
@@ -774,39 +808,23 @@
               <w:b/>
               <w:bCs/>
             </w:rPr>
-            <w:t xml:space="preserve">La cobertura institucional aparente y la cobertura real divergen sistemáticamente. Existen localidades que aparecen adecuadamente atendidas frente a los registros administrativos y están significativamente descubiertas frente a la necesidad estimada por encuesta. Se espera que la divergencia sea mayor en las localidades con mayor tasa de silencio </w:t>
-          </w:r>
-          <w:r>
-            <w:rPr>
-              <w:rFonts w:ascii="Liberation Sans" w:eastAsia="Liberation Sans" w:hAnsi="Liberation Sans" w:cs="Liberation Sans"/>
-              <w:b/>
-              <w:bCs/>
-            </w:rPr>
-            <w:t>(</w:t>
-          </w:r>
-          <w:r>
-            <w:rPr>
-              <w:rFonts w:ascii="Liberation Sans" w:eastAsia="Liberation Sans" w:hAnsi="Liberation Sans" w:cs="Liberation Sans"/>
-              <w:b/>
-              <w:bCs/>
-            </w:rPr>
-            <w:t>proporción de personas que presenciaron violencia contra una mujer y no afrontaron la situación</w:t>
-          </w:r>
-          <w:r>
-            <w:rPr>
-              <w:rFonts w:ascii="Liberation Sans" w:eastAsia="Liberation Sans" w:hAnsi="Liberation Sans" w:cs="Liberation Sans"/>
-              <w:b/>
-              <w:bCs/>
-            </w:rPr>
-            <w:t>)</w:t>
-          </w:r>
-          <w:r>
-            <w:rPr>
-              <w:rFonts w:ascii="Liberation Sans" w:eastAsia="Liberation Sans" w:hAnsi="Liberation Sans" w:cs="Liberation Sans"/>
-              <w:b/>
-              <w:bCs/>
-            </w:rPr>
-            <w:t>.</w:t>
+            <w:t>La cobertura institucional aparente y la cobertura real divergen sistemáticamente. Existen localidades que aparecen adecuadamente atendidas frente a los registros administrativos y están significativamente descubiertas frente a la necesidad estimada desde la población. Se espera que la divergencia sea mayor en las localidades donde la ciudadanía percibe menor acceso a los medios para denunciar</w:t>
+          </w:r>
+          <w:r>
+            <w:rPr>
+              <w:rFonts w:ascii="Liberation Sans" w:eastAsia="Liberation Sans" w:hAnsi="Liberation Sans" w:cs="Liberation Sans"/>
+              <w:b/>
+              <w:bCs/>
+            </w:rPr>
+            <w:t xml:space="preserve"> </w:t>
+          </w:r>
+          <w:r>
+            <w:rPr>
+              <w:rFonts w:ascii="Liberation Sans" w:eastAsia="Liberation Sans" w:hAnsi="Liberation Sans" w:cs="Liberation Sans"/>
+              <w:b/>
+              <w:bCs/>
+            </w:rPr>
+            <w:t>(IPSJ_C) y menor confianza en el apoyo de los vecinos (ICG_B).</w:t>
           </w:r>
           <w:r>
             <w:rPr>
@@ -831,7 +849,75 @@
               <w:b/>
               <w:bCs/>
             </w:rPr>
-            <w:t xml:space="preserve">En hogares donde el trabajo doméstico y de cuidado se concentra en una sola mujer, la probabilidad de haber vivido violencia intrafamiliar es mayor y, condicional a haberla vivido, la probabilidad de haberla denunciado es menor. Se espera un </w:t>
+            <w:t>En hogares donde el trabajo doméstico y de cuidado se concentra en una sola mujer, esa mujer percibe un acceso significativamente menor a los medios para denunciar delitos y una menor probabilidad de haber afrontado una situación de violencia contra una mujer. Se espera un coeficiente negativo sobre IPSJ_C y un</w:t>
+          </w:r>
+          <w:r>
+            <w:rPr>
+              <w:rFonts w:ascii="Liberation Sans" w:eastAsia="Liberation Sans" w:hAnsi="Liberation Sans" w:cs="Liberation Sans"/>
+              <w:b/>
+              <w:bCs/>
+            </w:rPr>
+            <w:t xml:space="preserve"> </w:t>
+          </w:r>
+          <w:proofErr w:type="spellStart"/>
+          <w:r>
+            <w:rPr>
+              <w:rFonts w:ascii="Liberation Sans" w:eastAsia="Liberation Sans" w:hAnsi="Liberation Sans" w:cs="Liberation Sans"/>
+              <w:b/>
+              <w:bCs/>
+            </w:rPr>
+            <w:t>odds</w:t>
+          </w:r>
+          <w:proofErr w:type="spellEnd"/>
+          <w:r>
+            <w:rPr>
+              <w:rFonts w:ascii="Liberation Sans" w:eastAsia="Liberation Sans" w:hAnsi="Liberation Sans" w:cs="Liberation Sans"/>
+              <w:b/>
+              <w:bCs/>
+            </w:rPr>
+            <w:t xml:space="preserve"> ratio</w:t>
+          </w:r>
+          <w:r>
+            <w:rPr>
+              <w:rFonts w:ascii="Liberation Sans" w:eastAsia="Liberation Sans" w:hAnsi="Liberation Sans" w:cs="Liberation Sans"/>
+              <w:b/>
+              <w:bCs/>
+            </w:rPr>
+            <w:t xml:space="preserve"> menor a 1 sobre la tasa de afrontamiento, controlando por estrato, edad, pobreza subjetiva, composición del hogar y ansiedad, con efectos fijos de localidad.</w:t>
+          </w:r>
+          <w:r>
+            <w:rPr>
+              <w:rFonts w:ascii="Liberation Sans" w:eastAsia="Liberation Sans" w:hAnsi="Liberation Sans" w:cs="Liberation Sans"/>
+              <w:b/>
+              <w:bCs/>
+            </w:rPr>
+            <w:br/>
+          </w:r>
+          <w:r>
+            <w:rPr>
+              <w:rFonts w:ascii="Liberation Sans" w:eastAsia="Liberation Sans" w:hAnsi="Liberation Sans" w:cs="Liberation Sans"/>
+              <w:b/>
+              <w:bCs/>
+            </w:rPr>
+            <w:br/>
+            <w:t xml:space="preserve">Hipótesis normativa: </w:t>
+          </w:r>
+          <w:r>
+            <w:rPr>
+              <w:rFonts w:ascii="Liberation Sans" w:eastAsia="Liberation Sans" w:hAnsi="Liberation Sans" w:cs="Liberation Sans"/>
+              <w:b/>
+              <w:bCs/>
+            </w:rPr>
+            <w:t xml:space="preserve">Lo que acompaña la inacción frente a la violencia presenciada </w:t>
+          </w:r>
+          <w:r>
+            <w:rPr>
+              <w:rFonts w:ascii="Liberation Sans" w:eastAsia="Liberation Sans" w:hAnsi="Liberation Sans" w:cs="Liberation Sans"/>
+              <w:b/>
+              <w:bCs/>
+            </w:rPr>
+            <w:lastRenderedPageBreak/>
+            <w:t>no es la tolerancia general al machismo, sino específicamente la norma de no-injerencia (</w:t>
           </w:r>
           <w:r>
             <w:rPr>
@@ -841,40 +927,15 @@
               <w:i/>
               <w:iCs/>
             </w:rPr>
-            <w:t>odds ratio</w:t>
-          </w:r>
-          <w:r>
-            <w:rPr>
-              <w:rFonts w:ascii="Liberation Sans" w:eastAsia="Liberation Sans" w:hAnsi="Liberation Sans" w:cs="Liberation Sans"/>
-              <w:b/>
-              <w:bCs/>
-            </w:rPr>
-            <w:t xml:space="preserve"> menor a 1 para la denuncia, controlando por estrato, edad, pobreza subjetiva, tamaño y composición del hogar, y con efectos fijos de localidad.</w:t>
-          </w:r>
-          <w:r>
-            <w:rPr>
-              <w:rFonts w:ascii="Liberation Sans" w:eastAsia="Liberation Sans" w:hAnsi="Liberation Sans" w:cs="Liberation Sans"/>
-              <w:b/>
-              <w:bCs/>
-            </w:rPr>
-            <w:br/>
-          </w:r>
-          <w:r>
-            <w:rPr>
-              <w:rFonts w:ascii="Liberation Sans" w:eastAsia="Liberation Sans" w:hAnsi="Liberation Sans" w:cs="Liberation Sans"/>
-              <w:b/>
-              <w:bCs/>
-            </w:rPr>
-            <w:br/>
-            <w:t xml:space="preserve">Hipótesis normativa: </w:t>
-          </w:r>
-          <w:r>
-            <w:rPr>
-              <w:rFonts w:ascii="Liberation Sans" w:eastAsia="Liberation Sans" w:hAnsi="Liberation Sans" w:cs="Liberation Sans"/>
-              <w:b/>
-              <w:bCs/>
-            </w:rPr>
-            <w:t>Lo que acompaña la inacción frente a la violencia presenciada no es la tolerancia general al machismo, sino específicamente la norma de no-injerencia (</w:t>
+            <w:t>"cuando hay violencia en una relación de pareja, uno no tiene por qué meterse"</w:t>
+          </w:r>
+          <w:r>
+            <w:rPr>
+              <w:rFonts w:ascii="Liberation Sans" w:eastAsia="Liberation Sans" w:hAnsi="Liberation Sans" w:cs="Liberation Sans"/>
+              <w:b/>
+              <w:bCs/>
+            </w:rPr>
+            <w:t>) y la privatización de la violencia (</w:t>
           </w:r>
           <w:r>
             <w:rPr>
@@ -884,35 +945,6 @@
               <w:i/>
               <w:iCs/>
             </w:rPr>
-            <w:t xml:space="preserve">"cuando hay violencia en una relación de pareja, uno no tiene por qué </w:t>
-          </w:r>
-          <w:r>
-            <w:rPr>
-              <w:rFonts w:ascii="Liberation Sans" w:eastAsia="Liberation Sans" w:hAnsi="Liberation Sans" w:cs="Liberation Sans"/>
-              <w:b/>
-              <w:bCs/>
-              <w:i/>
-              <w:iCs/>
-            </w:rPr>
-            <w:lastRenderedPageBreak/>
-            <w:t>meterse"</w:t>
-          </w:r>
-          <w:r>
-            <w:rPr>
-              <w:rFonts w:ascii="Liberation Sans" w:eastAsia="Liberation Sans" w:hAnsi="Liberation Sans" w:cs="Liberation Sans"/>
-              <w:b/>
-              <w:bCs/>
-            </w:rPr>
-            <w:t>) y la privatización de la violencia (</w:t>
-          </w:r>
-          <w:r>
-            <w:rPr>
-              <w:rFonts w:ascii="Liberation Sans" w:eastAsia="Liberation Sans" w:hAnsi="Liberation Sans" w:cs="Liberation Sans"/>
-              <w:b/>
-              <w:bCs/>
-              <w:i/>
-              <w:iCs/>
-            </w:rPr>
             <w:t>"lo más grave de que un hombre maltrate a su pareja es que lo haga en público"</w:t>
           </w:r>
           <w:r>
@@ -921,7 +953,7 @@
               <w:b/>
               <w:bCs/>
             </w:rPr>
-            <w:t>). Se espera que los ítems de roles tradicionales (P10.1, P10.2) no discriminen entre localidades con alta y baja tasa de silencio, mientras que P12.5, P10.8 y P10.9 sí.</w:t>
+            <w:t>). Se espera que los ítems de roles tradicionales (P10.1, P10.2) no discriminen entre localidades con alta y baja tasa de afrontamiento, mientras que P12.5, P10.8 y P10.9 sí. Validación interna: la Tasa de Afrontamiento Ciudadano debe correlacionar positivamente con ICG_B dentro de la propia Encuesta de Percepción.</w:t>
           </w:r>
           <w:r>
             <w:rPr>
@@ -938,15 +970,170 @@
               <w:bCs/>
             </w:rPr>
             <w:br/>
-            <w:t>ESCENARIO DE REFUTACIÓN: En caso de que</w:t>
-          </w:r>
-          <w:r>
-            <w:rPr>
-              <w:rFonts w:ascii="Liberation Sans" w:eastAsia="Liberation Sans" w:hAnsi="Liberation Sans" w:cs="Liberation Sans"/>
-              <w:b/>
-              <w:bCs/>
-            </w:rPr>
-            <w:t xml:space="preserve"> los rankings de cobertura administrativa y cobertura real coinciden (ρ de Spearman &gt; 0,85 con IC que excluye 0,6), la hipótesis queda refutada y el hallazgo se reporta como tal: el sistema distrital está mejor calibrado de lo que sugiere la teoría del subregistro.</w:t>
+            <w:t>ESCENARIO</w:t>
+          </w:r>
+          <w:r>
+            <w:rPr>
+              <w:rFonts w:ascii="Liberation Sans" w:eastAsia="Liberation Sans" w:hAnsi="Liberation Sans" w:cs="Liberation Sans"/>
+              <w:b/>
+              <w:bCs/>
+            </w:rPr>
+            <w:t>S</w:t>
+          </w:r>
+          <w:r>
+            <w:rPr>
+              <w:rFonts w:ascii="Liberation Sans" w:eastAsia="Liberation Sans" w:hAnsi="Liberation Sans" w:cs="Liberation Sans"/>
+              <w:b/>
+              <w:bCs/>
+            </w:rPr>
+            <w:t xml:space="preserve"> DE REFUTACIÓN:</w:t>
+          </w:r>
+          <w:r>
+            <w:rPr>
+              <w:rFonts w:ascii="Liberation Sans" w:eastAsia="Liberation Sans" w:hAnsi="Liberation Sans" w:cs="Liberation Sans"/>
+              <w:b/>
+              <w:bCs/>
+            </w:rPr>
+            <w:br/>
+            <w:t>1.</w:t>
+          </w:r>
+          <w:r>
+            <w:rPr>
+              <w:rFonts w:ascii="Liberation Sans" w:eastAsia="Liberation Sans" w:hAnsi="Liberation Sans" w:cs="Liberation Sans"/>
+              <w:b/>
+              <w:bCs/>
+            </w:rPr>
+            <w:t xml:space="preserve"> </w:t>
+          </w:r>
+          <w:r>
+            <w:rPr>
+              <w:rFonts w:ascii="Liberation Sans" w:eastAsia="Liberation Sans" w:hAnsi="Liberation Sans" w:cs="Liberation Sans"/>
+              <w:b/>
+              <w:bCs/>
+            </w:rPr>
+            <w:t xml:space="preserve">Si los rankings de cobertura administrativa y cobertura real coinciden (ρ de Spearman &gt; 0,85 con IC que excluye 0,6), </w:t>
+          </w:r>
+          <w:r>
+            <w:rPr>
+              <w:rFonts w:ascii="Liberation Sans" w:eastAsia="Liberation Sans" w:hAnsi="Liberation Sans" w:cs="Liberation Sans"/>
+              <w:b/>
+              <w:bCs/>
+            </w:rPr>
+            <w:t>la hipótesis principal</w:t>
+          </w:r>
+          <w:r>
+            <w:rPr>
+              <w:rFonts w:ascii="Liberation Sans" w:eastAsia="Liberation Sans" w:hAnsi="Liberation Sans" w:cs="Liberation Sans"/>
+              <w:b/>
+              <w:bCs/>
+            </w:rPr>
+            <w:t xml:space="preserve"> queda refutada y el hallazgo se reporta como tal</w:t>
+          </w:r>
+          <w:r>
+            <w:rPr>
+              <w:rFonts w:ascii="Liberation Sans" w:eastAsia="Liberation Sans" w:hAnsi="Liberation Sans" w:cs="Liberation Sans"/>
+              <w:b/>
+              <w:bCs/>
+            </w:rPr>
+            <w:t>.</w:t>
+          </w:r>
+          <w:r>
+            <w:rPr>
+              <w:rFonts w:ascii="Liberation Sans" w:eastAsia="Liberation Sans" w:hAnsi="Liberation Sans" w:cs="Liberation Sans"/>
+              <w:b/>
+              <w:bCs/>
+            </w:rPr>
+            <w:br/>
+            <w:t xml:space="preserve">2. </w:t>
+          </w:r>
+          <w:r>
+            <w:rPr>
+              <w:rFonts w:ascii="Liberation Sans" w:eastAsia="Liberation Sans" w:hAnsi="Liberation Sans" w:cs="Liberation Sans"/>
+              <w:b/>
+              <w:bCs/>
+            </w:rPr>
+            <w:t xml:space="preserve">Si el coeficiente de concentración del cuidado sobre IPSJ_C no es significativo tras corrección por comparaciones múltiples, </w:t>
+          </w:r>
+          <w:r>
+            <w:rPr>
+              <w:rFonts w:ascii="Liberation Sans" w:eastAsia="Liberation Sans" w:hAnsi="Liberation Sans" w:cs="Liberation Sans"/>
+              <w:b/>
+              <w:bCs/>
+            </w:rPr>
+            <w:t>la hipótesis de soporte individual</w:t>
+          </w:r>
+          <w:r>
+            <w:rPr>
+              <w:rFonts w:ascii="Liberation Sans" w:eastAsia="Liberation Sans" w:hAnsi="Liberation Sans" w:cs="Liberation Sans"/>
+              <w:b/>
+              <w:bCs/>
+            </w:rPr>
+            <w:t xml:space="preserve"> queda refutada y </w:t>
+          </w:r>
+          <w:r>
+            <w:rPr>
+              <w:rFonts w:ascii="Liberation Sans" w:eastAsia="Liberation Sans" w:hAnsi="Liberation Sans" w:cs="Liberation Sans"/>
+              <w:b/>
+              <w:bCs/>
+            </w:rPr>
+            <w:t>la hipótesis principal</w:t>
+          </w:r>
+          <w:r>
+            <w:rPr>
+              <w:rFonts w:ascii="Liberation Sans" w:eastAsia="Liberation Sans" w:hAnsi="Liberation Sans" w:cs="Liberation Sans"/>
+              <w:b/>
+              <w:bCs/>
+            </w:rPr>
+            <w:t xml:space="preserve"> se sostiene únicamente como diagnóstico descriptivo, sin mecanismo explicativo individual.</w:t>
+          </w:r>
+          <w:r>
+            <w:rPr>
+              <w:rFonts w:ascii="Liberation Sans" w:eastAsia="Liberation Sans" w:hAnsi="Liberation Sans" w:cs="Liberation Sans"/>
+              <w:b/>
+              <w:bCs/>
+            </w:rPr>
+            <w:br/>
+            <w:t xml:space="preserve">3. </w:t>
+          </w:r>
+          <w:r>
+            <w:rPr>
+              <w:rFonts w:ascii="Liberation Sans" w:eastAsia="Liberation Sans" w:hAnsi="Liberation Sans" w:cs="Liberation Sans"/>
+              <w:b/>
+              <w:bCs/>
+            </w:rPr>
+            <w:t>Si el análisis factorial de la Bienal arroja un solo factor con alfa de Cronbach alto,</w:t>
+          </w:r>
+          <w:r>
+            <w:rPr>
+              <w:rFonts w:ascii="Liberation Sans" w:eastAsia="Liberation Sans" w:hAnsi="Liberation Sans" w:cs="Liberation Sans"/>
+              <w:b/>
+              <w:bCs/>
+            </w:rPr>
+            <w:t xml:space="preserve"> la hipótesis normativa</w:t>
+          </w:r>
+          <w:r>
+            <w:rPr>
+              <w:rFonts w:ascii="Liberation Sans" w:eastAsia="Liberation Sans" w:hAnsi="Liberation Sans" w:cs="Liberation Sans"/>
+              <w:b/>
+              <w:bCs/>
+            </w:rPr>
+            <w:t xml:space="preserve"> queda refutada: el </w:t>
+          </w:r>
+          <w:r>
+            <w:rPr>
+              <w:rFonts w:ascii="Liberation Sans" w:eastAsia="Liberation Sans" w:hAnsi="Liberation Sans" w:cs="Liberation Sans"/>
+              <w:b/>
+              <w:bCs/>
+            </w:rPr>
+            <w:t>“</w:t>
+          </w:r>
+          <w:r>
+            <w:rPr>
+              <w:rFonts w:ascii="Liberation Sans" w:eastAsia="Liberation Sans" w:hAnsi="Liberation Sans" w:cs="Liberation Sans"/>
+              <w:b/>
+              <w:bCs/>
+            </w:rPr>
+            <w:t>machismo" sería una dimensión única y la distinción entre roles tradicionales y no-injerencia carecería de sustento empírico.</w:t>
           </w:r>
         </w:sdtContent>
       </w:sdt>
@@ -1473,6 +1660,14 @@
                       <w:bCs/>
                     </w:rPr>
                     <w:br/>
+                  </w:r>
+                  <w:r>
+                    <w:rPr>
+                      <w:rFonts w:ascii="Liberation Sans" w:eastAsia="Liberation Sans" w:hAnsi="Liberation Sans" w:cs="Liberation Sans"/>
+                      <w:b/>
+                      <w:bCs/>
+                    </w:rPr>
+                    <w:lastRenderedPageBreak/>
                     <w:t xml:space="preserve">-Entidad: </w:t>
                   </w:r>
                   <w:r>
@@ -1631,14 +1826,6 @@
                       <w:bCs/>
                     </w:rPr>
                     <w:br/>
-                  </w:r>
-                  <w:r>
-                    <w:rPr>
-                      <w:rFonts w:ascii="Liberation Sans" w:eastAsia="Liberation Sans" w:hAnsi="Liberation Sans" w:cs="Liberation Sans"/>
-                      <w:b/>
-                      <w:bCs/>
-                    </w:rPr>
-                    <w:lastRenderedPageBreak/>
                     <w:t xml:space="preserve">-Nombre: </w:t>
                   </w:r>
                   <w:r>
@@ -1966,7 +2153,42 @@
               <w:bCs/>
             </w:rPr>
             <w:tab/>
-            <w:t>TotalAtenciones (Linea Púrpura): a</w:t>
+          </w:r>
+          <w:proofErr w:type="spellStart"/>
+          <w:r>
+            <w:rPr>
+              <w:rFonts w:ascii="Liberation Sans" w:eastAsia="Liberation Sans" w:hAnsi="Liberation Sans" w:cs="Liberation Sans"/>
+              <w:b/>
+              <w:bCs/>
+            </w:rPr>
+            <w:t>TotalAtenciones</w:t>
+          </w:r>
+          <w:proofErr w:type="spellEnd"/>
+          <w:r>
+            <w:rPr>
+              <w:rFonts w:ascii="Liberation Sans" w:eastAsia="Liberation Sans" w:hAnsi="Liberation Sans" w:cs="Liberation Sans"/>
+              <w:b/>
+              <w:bCs/>
+            </w:rPr>
+            <w:t xml:space="preserve"> (</w:t>
+          </w:r>
+          <w:proofErr w:type="spellStart"/>
+          <w:r>
+            <w:rPr>
+              <w:rFonts w:ascii="Liberation Sans" w:eastAsia="Liberation Sans" w:hAnsi="Liberation Sans" w:cs="Liberation Sans"/>
+              <w:b/>
+              <w:bCs/>
+            </w:rPr>
+            <w:t>Linea</w:t>
+          </w:r>
+          <w:proofErr w:type="spellEnd"/>
+          <w:r>
+            <w:rPr>
+              <w:rFonts w:ascii="Liberation Sans" w:eastAsia="Liberation Sans" w:hAnsi="Liberation Sans" w:cs="Liberation Sans"/>
+              <w:b/>
+              <w:bCs/>
+            </w:rPr>
+            <w:t xml:space="preserve"> Púrpura): a</w:t>
           </w:r>
           <w:r>
             <w:rPr>
@@ -1998,7 +2220,25 @@
               <w:b/>
               <w:bCs/>
             </w:rPr>
-            <w:t>. Se usa como numedador de cobertura.</w:t>
+            <w:t xml:space="preserve">. Se usa como </w:t>
+          </w:r>
+          <w:proofErr w:type="spellStart"/>
+          <w:r>
+            <w:rPr>
+              <w:rFonts w:ascii="Liberation Sans" w:eastAsia="Liberation Sans" w:hAnsi="Liberation Sans" w:cs="Liberation Sans"/>
+              <w:b/>
+              <w:bCs/>
+            </w:rPr>
+            <w:t>numedador</w:t>
+          </w:r>
+          <w:proofErr w:type="spellEnd"/>
+          <w:r>
+            <w:rPr>
+              <w:rFonts w:ascii="Liberation Sans" w:eastAsia="Liberation Sans" w:hAnsi="Liberation Sans" w:cs="Liberation Sans"/>
+              <w:b/>
+              <w:bCs/>
+            </w:rPr>
+            <w:t xml:space="preserve"> de cobertura.</w:t>
           </w:r>
           <w:r>
             <w:rPr>
@@ -2016,37 +2256,23 @@
             </w:rPr>
             <w:tab/>
           </w:r>
-          <w:r>
-            <w:rPr>
-              <w:rFonts w:ascii="Liberation Sans" w:eastAsia="Liberation Sans" w:hAnsi="Liberation Sans" w:cs="Liberation Sans"/>
-              <w:b/>
-              <w:bCs/>
-            </w:rPr>
-            <w:t>TotalAtenciones (</w:t>
-          </w:r>
-          <w:r>
-            <w:rPr>
-              <w:rFonts w:ascii="Liberation Sans" w:eastAsia="Liberation Sans" w:hAnsi="Liberation Sans" w:cs="Liberation Sans"/>
-              <w:b/>
-              <w:bCs/>
-            </w:rPr>
-            <w:t>Duplas</w:t>
-          </w:r>
-          <w:r>
-            <w:rPr>
-              <w:rFonts w:ascii="Liberation Sans" w:eastAsia="Liberation Sans" w:hAnsi="Liberation Sans" w:cs="Liberation Sans"/>
-              <w:b/>
-              <w:bCs/>
-            </w:rPr>
-            <w:t>)</w:t>
-          </w:r>
-          <w:r>
-            <w:rPr>
-              <w:rFonts w:ascii="Liberation Sans" w:eastAsia="Liberation Sans" w:hAnsi="Liberation Sans" w:cs="Liberation Sans"/>
-              <w:b/>
-              <w:bCs/>
-            </w:rPr>
-            <w:t>: a</w:t>
+          <w:proofErr w:type="spellStart"/>
+          <w:r>
+            <w:rPr>
+              <w:rFonts w:ascii="Liberation Sans" w:eastAsia="Liberation Sans" w:hAnsi="Liberation Sans" w:cs="Liberation Sans"/>
+              <w:b/>
+              <w:bCs/>
+            </w:rPr>
+            <w:t>TotalAtenciones</w:t>
+          </w:r>
+          <w:proofErr w:type="spellEnd"/>
+          <w:r>
+            <w:rPr>
+              <w:rFonts w:ascii="Liberation Sans" w:eastAsia="Liberation Sans" w:hAnsi="Liberation Sans" w:cs="Liberation Sans"/>
+              <w:b/>
+              <w:bCs/>
+            </w:rPr>
+            <w:t xml:space="preserve"> (Duplas): a</w:t>
           </w:r>
           <w:r>
             <w:rPr>
@@ -2073,13 +2299,23 @@
             <w:tab/>
             <w:t xml:space="preserve">usa como </w:t>
           </w:r>
-          <w:r>
-            <w:rPr>
-              <w:rFonts w:ascii="Liberation Sans" w:eastAsia="Liberation Sans" w:hAnsi="Liberation Sans" w:cs="Liberation Sans"/>
-              <w:b/>
-              <w:bCs/>
-            </w:rPr>
-            <w:t>numedador de cobertura.</w:t>
+          <w:proofErr w:type="spellStart"/>
+          <w:r>
+            <w:rPr>
+              <w:rFonts w:ascii="Liberation Sans" w:eastAsia="Liberation Sans" w:hAnsi="Liberation Sans" w:cs="Liberation Sans"/>
+              <w:b/>
+              <w:bCs/>
+            </w:rPr>
+            <w:t>numedador</w:t>
+          </w:r>
+          <w:proofErr w:type="spellEnd"/>
+          <w:r>
+            <w:rPr>
+              <w:rFonts w:ascii="Liberation Sans" w:eastAsia="Liberation Sans" w:hAnsi="Liberation Sans" w:cs="Liberation Sans"/>
+              <w:b/>
+              <w:bCs/>
+            </w:rPr>
+            <w:t xml:space="preserve"> de cobertura.</w:t>
           </w:r>
           <w:r>
             <w:rPr>
@@ -2097,37 +2333,23 @@
             </w:rPr>
             <w:tab/>
           </w:r>
-          <w:r>
-            <w:rPr>
-              <w:rFonts w:ascii="Liberation Sans" w:eastAsia="Liberation Sans" w:hAnsi="Liberation Sans" w:cs="Liberation Sans"/>
-              <w:b/>
-              <w:bCs/>
-            </w:rPr>
-            <w:t>TotalAtenciones</w:t>
-          </w:r>
-          <w:r>
-            <w:rPr>
-              <w:rFonts w:ascii="Liberation Sans" w:eastAsia="Liberation Sans" w:hAnsi="Liberation Sans" w:cs="Liberation Sans"/>
-              <w:b/>
-              <w:bCs/>
-            </w:rPr>
-            <w:t>_Publico</w:t>
-          </w:r>
-          <w:r>
-            <w:rPr>
-              <w:rFonts w:ascii="Liberation Sans" w:eastAsia="Liberation Sans" w:hAnsi="Liberation Sans" w:cs="Liberation Sans"/>
-              <w:b/>
-              <w:bCs/>
-            </w:rPr>
-            <w:t xml:space="preserve"> (Duplas):</w:t>
-          </w:r>
-          <w:r>
-            <w:rPr>
-              <w:rFonts w:ascii="Liberation Sans" w:eastAsia="Liberation Sans" w:hAnsi="Liberation Sans" w:cs="Liberation Sans"/>
-              <w:b/>
-              <w:bCs/>
-            </w:rPr>
-            <w:t xml:space="preserve"> atenciones en espacio público. Se usa</w:t>
+          <w:proofErr w:type="spellStart"/>
+          <w:r>
+            <w:rPr>
+              <w:rFonts w:ascii="Liberation Sans" w:eastAsia="Liberation Sans" w:hAnsi="Liberation Sans" w:cs="Liberation Sans"/>
+              <w:b/>
+              <w:bCs/>
+            </w:rPr>
+            <w:t>TotalAtenciones_Publico</w:t>
+          </w:r>
+          <w:proofErr w:type="spellEnd"/>
+          <w:r>
+            <w:rPr>
+              <w:rFonts w:ascii="Liberation Sans" w:eastAsia="Liberation Sans" w:hAnsi="Liberation Sans" w:cs="Liberation Sans"/>
+              <w:b/>
+              <w:bCs/>
+            </w:rPr>
+            <w:t xml:space="preserve"> (Duplas): atenciones en espacio público. Se usa</w:t>
           </w:r>
           <w:r>
             <w:rPr>
@@ -2293,7 +2515,24 @@
               <w:bCs/>
             </w:rPr>
             <w:tab/>
-            <w:t>PobMujeres:</w:t>
+          </w:r>
+          <w:proofErr w:type="spellStart"/>
+          <w:r>
+            <w:rPr>
+              <w:rFonts w:ascii="Liberation Sans" w:eastAsia="Liberation Sans" w:hAnsi="Liberation Sans" w:cs="Liberation Sans"/>
+              <w:b/>
+              <w:bCs/>
+            </w:rPr>
+            <w:t>PobMujeres</w:t>
+          </w:r>
+          <w:proofErr w:type="spellEnd"/>
+          <w:r>
+            <w:rPr>
+              <w:rFonts w:ascii="Liberation Sans" w:eastAsia="Liberation Sans" w:hAnsi="Liberation Sans" w:cs="Liberation Sans"/>
+              <w:b/>
+              <w:bCs/>
+            </w:rPr>
+            <w:t>:</w:t>
           </w:r>
           <w:r>
             <w:rPr>
@@ -2352,23 +2591,54 @@
               <w:bCs/>
             </w:rPr>
             <w:tab/>
-            <w:t>Jx402</w:t>
-          </w:r>
-          <w:r>
-            <w:rPr>
-              <w:rFonts w:ascii="Liberation Sans" w:eastAsia="Liberation Sans" w:hAnsi="Liberation Sans" w:cs="Liberation Sans"/>
-              <w:b/>
-              <w:bCs/>
-            </w:rPr>
-            <w:t xml:space="preserve"> (f</w:t>
-          </w:r>
-          <w:r>
-            <w:rPr>
-              <w:rFonts w:ascii="Liberation Sans" w:eastAsia="Liberation Sans" w:hAnsi="Liberation Sans" w:cs="Liberation Sans"/>
-              <w:b/>
-              <w:bCs/>
-            </w:rPr>
-            <w:t>ue víctima de violencia intrafamiliar (hogar)</w:t>
+          </w:r>
+          <w:r>
+            <w:rPr>
+              <w:rFonts w:ascii="Liberation Sans" w:eastAsia="Liberation Sans" w:hAnsi="Liberation Sans" w:cs="Liberation Sans"/>
+              <w:b/>
+              <w:bCs/>
+            </w:rPr>
+            <w:t>IPSJ_C</w:t>
+          </w:r>
+          <w:r>
+            <w:rPr>
+              <w:rFonts w:ascii="Liberation Sans" w:eastAsia="Liberation Sans" w:hAnsi="Liberation Sans" w:cs="Liberation Sans"/>
+              <w:b/>
+              <w:bCs/>
+            </w:rPr>
+            <w:t xml:space="preserve"> (</w:t>
+          </w:r>
+          <w:r>
+            <w:rPr>
+              <w:rFonts w:ascii="Liberation Sans" w:eastAsia="Liberation Sans" w:hAnsi="Liberation Sans" w:cs="Liberation Sans"/>
+              <w:b/>
+              <w:bCs/>
+            </w:rPr>
+            <w:t>a</w:t>
+          </w:r>
+          <w:r>
+            <w:rPr>
+              <w:rFonts w:ascii="Liberation Sans" w:eastAsia="Liberation Sans" w:hAnsi="Liberation Sans" w:cs="Liberation Sans"/>
+              <w:b/>
+              <w:bCs/>
+            </w:rPr>
+            <w:t xml:space="preserve">cceso percibido a la información y los medios para denunciar </w:t>
+          </w:r>
+          <w:r>
+            <w:rPr>
+              <w:rFonts w:ascii="Liberation Sans" w:eastAsia="Liberation Sans" w:hAnsi="Liberation Sans" w:cs="Liberation Sans"/>
+              <w:b/>
+              <w:bCs/>
+            </w:rPr>
+            <w:tab/>
+          </w:r>
+          <w:r>
+            <w:rPr>
+              <w:rFonts w:ascii="Liberation Sans" w:eastAsia="Liberation Sans" w:hAnsi="Liberation Sans" w:cs="Liberation Sans"/>
+              <w:b/>
+              <w:bCs/>
+            </w:rPr>
+            <w:t>delitos (1–5)</w:t>
           </w:r>
           <w:r>
             <w:rPr>
@@ -2400,8 +2670,55 @@
               <w:b/>
               <w:bCs/>
             </w:rPr>
+            <w:t xml:space="preserve"> </w:t>
+          </w:r>
+          <w:r>
+            <w:rPr>
+              <w:rFonts w:ascii="Liberation Sans" w:eastAsia="Liberation Sans" w:hAnsi="Liberation Sans" w:cs="Liberation Sans"/>
+              <w:b/>
+              <w:bCs/>
+            </w:rPr>
+            <w:t xml:space="preserve">como variable dependiente en la hipótesis de </w:t>
+          </w:r>
+          <w:r>
+            <w:rPr>
+              <w:rFonts w:ascii="Liberation Sans" w:eastAsia="Liberation Sans" w:hAnsi="Liberation Sans" w:cs="Liberation Sans"/>
+              <w:b/>
+              <w:bCs/>
+            </w:rPr>
             <w:tab/>
-            <w:t>prevalencia declarada y como variable dependiente en la hipótesis de soporte</w:t>
+          </w:r>
+          <w:r>
+            <w:rPr>
+              <w:rFonts w:ascii="Liberation Sans" w:eastAsia="Liberation Sans" w:hAnsi="Liberation Sans" w:cs="Liberation Sans"/>
+              <w:b/>
+              <w:bCs/>
+            </w:rPr>
+            <w:t>soporte</w:t>
+          </w:r>
+          <w:r>
+            <w:rPr>
+              <w:rFonts w:ascii="Liberation Sans" w:eastAsia="Liberation Sans" w:hAnsi="Liberation Sans" w:cs="Liberation Sans"/>
+              <w:b/>
+              <w:bCs/>
+            </w:rPr>
+            <w:t xml:space="preserve"> </w:t>
+          </w:r>
+          <w:r>
+            <w:rPr>
+              <w:rFonts w:ascii="Liberation Sans" w:eastAsia="Liberation Sans" w:hAnsi="Liberation Sans" w:cs="Liberation Sans"/>
+              <w:b/>
+              <w:bCs/>
+            </w:rPr>
+            <w:t>individual.</w:t>
+          </w:r>
+          <w:r>
+            <w:rPr>
+              <w:rFonts w:ascii="Liberation Sans" w:eastAsia="Liberation Sans" w:hAnsi="Liberation Sans" w:cs="Liberation Sans"/>
+              <w:b/>
+              <w:bCs/>
+            </w:rPr>
+            <w:br/>
           </w:r>
           <w:r>
             <w:rPr>
@@ -2410,7 +2727,79 @@
               <w:bCs/>
             </w:rPr>
             <w:tab/>
-            <w:t>individual.</w:t>
+          </w:r>
+          <w:r>
+            <w:rPr>
+              <w:rFonts w:ascii="Liberation Sans" w:eastAsia="Liberation Sans" w:hAnsi="Liberation Sans" w:cs="Liberation Sans"/>
+              <w:b/>
+              <w:bCs/>
+            </w:rPr>
+            <w:t>IPSJ_A</w:t>
+          </w:r>
+          <w:r>
+            <w:rPr>
+              <w:rFonts w:ascii="Liberation Sans" w:eastAsia="Liberation Sans" w:hAnsi="Liberation Sans" w:cs="Liberation Sans"/>
+              <w:b/>
+              <w:bCs/>
+            </w:rPr>
+            <w:t xml:space="preserve"> (</w:t>
+          </w:r>
+          <w:r>
+            <w:rPr>
+              <w:rFonts w:ascii="Liberation Sans" w:eastAsia="Liberation Sans" w:hAnsi="Liberation Sans" w:cs="Liberation Sans"/>
+              <w:b/>
+              <w:bCs/>
+            </w:rPr>
+            <w:t>r</w:t>
+          </w:r>
+          <w:r>
+            <w:rPr>
+              <w:rFonts w:ascii="Liberation Sans" w:eastAsia="Liberation Sans" w:hAnsi="Liberation Sans" w:cs="Liberation Sans"/>
+              <w:b/>
+              <w:bCs/>
+            </w:rPr>
+            <w:t>apidez percibida de las autoridades (1–5)</w:t>
+          </w:r>
+          <w:r>
+            <w:rPr>
+              <w:rFonts w:ascii="Liberation Sans" w:eastAsia="Liberation Sans" w:hAnsi="Liberation Sans" w:cs="Liberation Sans"/>
+              <w:b/>
+              <w:bCs/>
+            </w:rPr>
+            <w:t>): Se usa como</w:t>
+          </w:r>
+          <w:r>
+            <w:rPr>
+              <w:rFonts w:ascii="Liberation Sans" w:eastAsia="Liberation Sans" w:hAnsi="Liberation Sans" w:cs="Liberation Sans"/>
+              <w:b/>
+              <w:bCs/>
+            </w:rPr>
+            <w:t xml:space="preserve"> </w:t>
+          </w:r>
+          <w:r>
+            <w:rPr>
+              <w:rFonts w:ascii="Liberation Sans" w:eastAsia="Liberation Sans" w:hAnsi="Liberation Sans" w:cs="Liberation Sans"/>
+              <w:b/>
+              <w:bCs/>
+            </w:rPr>
+            <w:tab/>
+            <w:t>c</w:t>
+          </w:r>
+          <w:r>
+            <w:rPr>
+              <w:rFonts w:ascii="Liberation Sans" w:eastAsia="Liberation Sans" w:hAnsi="Liberation Sans" w:cs="Liberation Sans"/>
+              <w:b/>
+              <w:bCs/>
+            </w:rPr>
+            <w:t>omponente de respuesta institucional percibida</w:t>
+          </w:r>
+          <w:r>
+            <w:rPr>
+              <w:rFonts w:ascii="Liberation Sans" w:eastAsia="Liberation Sans" w:hAnsi="Liberation Sans" w:cs="Liberation Sans"/>
+              <w:b/>
+              <w:bCs/>
+            </w:rPr>
+            <w:t>.</w:t>
           </w:r>
           <w:r>
             <w:rPr>
@@ -2434,313 +2823,7 @@
               <w:b/>
               <w:bCs/>
             </w:rPr>
-            <w:t>Jx403</w:t>
-          </w:r>
-          <w:r>
-            <w:rPr>
-              <w:rFonts w:ascii="Liberation Sans" w:eastAsia="Liberation Sans" w:hAnsi="Liberation Sans" w:cs="Liberation Sans"/>
-              <w:b/>
-              <w:bCs/>
-            </w:rPr>
-            <w:t xml:space="preserve"> (d</w:t>
-          </w:r>
-          <w:r>
-            <w:rPr>
-              <w:rFonts w:ascii="Liberation Sans" w:eastAsia="Liberation Sans" w:hAnsi="Liberation Sans" w:cs="Liberation Sans"/>
-              <w:b/>
-              <w:bCs/>
-            </w:rPr>
-            <w:t>enunció el delito</w:t>
-          </w:r>
-          <w:r>
-            <w:rPr>
-              <w:rFonts w:ascii="Liberation Sans" w:eastAsia="Liberation Sans" w:hAnsi="Liberation Sans" w:cs="Liberation Sans"/>
-              <w:b/>
-              <w:bCs/>
-            </w:rPr>
-            <w:t xml:space="preserve">): Se usa como variable dependiente en </w:t>
-          </w:r>
-          <w:r>
-            <w:rPr>
-              <w:rFonts w:ascii="Liberation Sans" w:eastAsia="Liberation Sans" w:hAnsi="Liberation Sans" w:cs="Liberation Sans"/>
-              <w:b/>
-              <w:bCs/>
-            </w:rPr>
-            <w:t xml:space="preserve">la hipótesis </w:t>
-          </w:r>
-          <w:r>
-            <w:rPr>
-              <w:rFonts w:ascii="Liberation Sans" w:eastAsia="Liberation Sans" w:hAnsi="Liberation Sans" w:cs="Liberation Sans"/>
-              <w:b/>
-              <w:bCs/>
-            </w:rPr>
-            <w:tab/>
-          </w:r>
-          <w:r>
-            <w:rPr>
-              <w:rFonts w:ascii="Liberation Sans" w:eastAsia="Liberation Sans" w:hAnsi="Liberation Sans" w:cs="Liberation Sans"/>
-              <w:b/>
-              <w:bCs/>
-            </w:rPr>
-            <w:t>de soporte</w:t>
-          </w:r>
-          <w:r>
-            <w:rPr>
-              <w:rFonts w:ascii="Liberation Sans" w:eastAsia="Liberation Sans" w:hAnsi="Liberation Sans" w:cs="Liberation Sans"/>
-              <w:b/>
-              <w:bCs/>
-            </w:rPr>
-            <w:t xml:space="preserve"> </w:t>
-          </w:r>
-          <w:r>
-            <w:rPr>
-              <w:rFonts w:ascii="Liberation Sans" w:eastAsia="Liberation Sans" w:hAnsi="Liberation Sans" w:cs="Liberation Sans"/>
-              <w:b/>
-              <w:bCs/>
-            </w:rPr>
-            <w:t>individual</w:t>
-          </w:r>
-          <w:r>
-            <w:rPr>
-              <w:rFonts w:ascii="Liberation Sans" w:eastAsia="Liberation Sans" w:hAnsi="Liberation Sans" w:cs="Liberation Sans"/>
-              <w:b/>
-              <w:bCs/>
-            </w:rPr>
-            <w:t>.</w:t>
-          </w:r>
-          <w:r>
-            <w:rPr>
-              <w:rFonts w:ascii="Liberation Sans" w:eastAsia="Liberation Sans" w:hAnsi="Liberation Sans" w:cs="Liberation Sans"/>
-              <w:b/>
-              <w:bCs/>
-            </w:rPr>
-            <w:br/>
-          </w:r>
-          <w:r>
-            <w:rPr>
-              <w:rFonts w:ascii="Liberation Sans" w:eastAsia="Liberation Sans" w:hAnsi="Liberation Sans" w:cs="Liberation Sans"/>
-              <w:b/>
-              <w:bCs/>
-            </w:rPr>
-            <w:tab/>
-          </w:r>
-          <w:r>
-            <w:rPr>
-              <w:rFonts w:ascii="Liberation Sans" w:eastAsia="Liberation Sans" w:hAnsi="Liberation Sans" w:cs="Liberation Sans"/>
-              <w:b/>
-              <w:bCs/>
-            </w:rPr>
-            <w:t>Mx404_</w:t>
-          </w:r>
-          <w:r>
-            <w:rPr>
-              <w:rFonts w:ascii="Liberation Sans" w:eastAsia="Liberation Sans" w:hAnsi="Liberation Sans" w:cs="Liberation Sans"/>
-              <w:b/>
-              <w:bCs/>
-            </w:rPr>
-            <w:t xml:space="preserve">1, </w:t>
-          </w:r>
-          <w:r>
-            <w:rPr>
-              <w:rFonts w:ascii="Liberation Sans" w:eastAsia="Liberation Sans" w:hAnsi="Liberation Sans" w:cs="Liberation Sans"/>
-              <w:b/>
-              <w:bCs/>
-            </w:rPr>
-            <w:t xml:space="preserve">… </w:t>
-          </w:r>
-          <w:r>
-            <w:rPr>
-              <w:rFonts w:ascii="Liberation Sans" w:eastAsia="Liberation Sans" w:hAnsi="Liberation Sans" w:cs="Liberation Sans"/>
-              <w:b/>
-              <w:bCs/>
-            </w:rPr>
-            <w:t xml:space="preserve">, </w:t>
-          </w:r>
-          <w:r>
-            <w:rPr>
-              <w:rFonts w:ascii="Liberation Sans" w:eastAsia="Liberation Sans" w:hAnsi="Liberation Sans" w:cs="Liberation Sans"/>
-              <w:b/>
-              <w:bCs/>
-            </w:rPr>
-            <w:t>Mx404_</w:t>
-          </w:r>
-          <w:r>
-            <w:rPr>
-              <w:rFonts w:ascii="Liberation Sans" w:eastAsia="Liberation Sans" w:hAnsi="Liberation Sans" w:cs="Liberation Sans"/>
-              <w:b/>
-              <w:bCs/>
-            </w:rPr>
-            <w:t>5 (p</w:t>
-          </w:r>
-          <w:r>
-            <w:rPr>
-              <w:rFonts w:ascii="Liberation Sans" w:eastAsia="Liberation Sans" w:hAnsi="Liberation Sans" w:cs="Liberation Sans"/>
-              <w:b/>
-              <w:bCs/>
-            </w:rPr>
-            <w:t>resenció violencia contra la mujer, por espacio</w:t>
-          </w:r>
-          <w:r>
-            <w:rPr>
-              <w:rFonts w:ascii="Liberation Sans" w:eastAsia="Liberation Sans" w:hAnsi="Liberation Sans" w:cs="Liberation Sans"/>
-              <w:b/>
-              <w:bCs/>
-            </w:rPr>
-            <w:t xml:space="preserve">): Se </w:t>
-          </w:r>
-          <w:r>
-            <w:rPr>
-              <w:rFonts w:ascii="Liberation Sans" w:eastAsia="Liberation Sans" w:hAnsi="Liberation Sans" w:cs="Liberation Sans"/>
-              <w:b/>
-              <w:bCs/>
-            </w:rPr>
-            <w:tab/>
-          </w:r>
-          <w:r>
-            <w:rPr>
-              <w:rFonts w:ascii="Liberation Sans" w:eastAsia="Liberation Sans" w:hAnsi="Liberation Sans" w:cs="Liberation Sans"/>
-              <w:b/>
-              <w:bCs/>
-            </w:rPr>
-            <w:t>usa como exposición social.</w:t>
-          </w:r>
-          <w:r>
-            <w:rPr>
-              <w:rFonts w:ascii="Liberation Sans" w:eastAsia="Liberation Sans" w:hAnsi="Liberation Sans" w:cs="Liberation Sans"/>
-              <w:b/>
-              <w:bCs/>
-            </w:rPr>
-            <w:br/>
-          </w:r>
-          <w:r>
-            <w:rPr>
-              <w:rFonts w:ascii="Liberation Sans" w:eastAsia="Liberation Sans" w:hAnsi="Liberation Sans" w:cs="Liberation Sans"/>
-              <w:b/>
-              <w:bCs/>
-            </w:rPr>
-            <w:tab/>
-          </w:r>
-          <w:r>
-            <w:rPr>
-              <w:rFonts w:ascii="Liberation Sans" w:eastAsia="Liberation Sans" w:hAnsi="Liberation Sans" w:cs="Liberation Sans"/>
-              <w:b/>
-              <w:bCs/>
-            </w:rPr>
-            <w:t>Mx404_6</w:t>
-          </w:r>
-          <w:r>
-            <w:rPr>
-              <w:rFonts w:ascii="Liberation Sans" w:eastAsia="Liberation Sans" w:hAnsi="Liberation Sans" w:cs="Liberation Sans"/>
-              <w:b/>
-              <w:bCs/>
-            </w:rPr>
-            <w:t xml:space="preserve"> (p</w:t>
-          </w:r>
-          <w:r>
-            <w:rPr>
-              <w:rFonts w:ascii="Liberation Sans" w:eastAsia="Liberation Sans" w:hAnsi="Liberation Sans" w:cs="Liberation Sans"/>
-              <w:b/>
-              <w:bCs/>
-            </w:rPr>
-            <w:t>resenció violencia contra la mujer y no afrontó la situación</w:t>
-          </w:r>
-          <w:r>
-            <w:rPr>
-              <w:rFonts w:ascii="Liberation Sans" w:eastAsia="Liberation Sans" w:hAnsi="Liberation Sans" w:cs="Liberation Sans"/>
-              <w:b/>
-              <w:bCs/>
-            </w:rPr>
-            <w:t xml:space="preserve">): Se </w:t>
-          </w:r>
-          <w:r>
-            <w:rPr>
-              <w:rFonts w:ascii="Liberation Sans" w:eastAsia="Liberation Sans" w:hAnsi="Liberation Sans" w:cs="Liberation Sans"/>
-              <w:b/>
-              <w:bCs/>
-            </w:rPr>
-            <w:tab/>
-            <w:t>usa como variable central.</w:t>
-          </w:r>
-          <w:r>
-            <w:rPr>
-              <w:rFonts w:ascii="Liberation Sans" w:eastAsia="Liberation Sans" w:hAnsi="Liberation Sans" w:cs="Liberation Sans"/>
-              <w:b/>
-              <w:bCs/>
-            </w:rPr>
-            <w:br/>
-          </w:r>
-          <w:r>
-            <w:rPr>
-              <w:rFonts w:ascii="Liberation Sans" w:eastAsia="Liberation Sans" w:hAnsi="Liberation Sans" w:cs="Liberation Sans"/>
-              <w:b/>
-              <w:bCs/>
-            </w:rPr>
-            <w:tab/>
-          </w:r>
-          <w:r>
-            <w:rPr>
-              <w:rFonts w:ascii="Liberation Sans" w:eastAsia="Liberation Sans" w:hAnsi="Liberation Sans" w:cs="Liberation Sans"/>
-              <w:b/>
-              <w:bCs/>
-            </w:rPr>
-            <w:t>Lx404_*</w:t>
-          </w:r>
-          <w:r>
-            <w:rPr>
-              <w:rFonts w:ascii="Liberation Sans" w:eastAsia="Liberation Sans" w:hAnsi="Liberation Sans" w:cs="Liberation Sans"/>
-              <w:b/>
-              <w:bCs/>
-            </w:rPr>
-            <w:t xml:space="preserve"> (p</w:t>
-          </w:r>
-          <w:r>
-            <w:rPr>
-              <w:rFonts w:ascii="Liberation Sans" w:eastAsia="Liberation Sans" w:hAnsi="Liberation Sans" w:cs="Liberation Sans"/>
-              <w:b/>
-              <w:bCs/>
-            </w:rPr>
-            <w:t>resenció violencia intrafamiliar, por espacio</w:t>
-          </w:r>
-          <w:r>
-            <w:rPr>
-              <w:rFonts w:ascii="Liberation Sans" w:eastAsia="Liberation Sans" w:hAnsi="Liberation Sans" w:cs="Liberation Sans"/>
-              <w:b/>
-              <w:bCs/>
-            </w:rPr>
-            <w:t>): Se usa como</w:t>
-          </w:r>
-          <w:r>
-            <w:rPr>
-              <w:rFonts w:ascii="Liberation Sans" w:eastAsia="Liberation Sans" w:hAnsi="Liberation Sans" w:cs="Liberation Sans"/>
-              <w:b/>
-              <w:bCs/>
-            </w:rPr>
-            <w:tab/>
-            <w:t>exposición secundaria.</w:t>
-          </w:r>
-          <w:r>
-            <w:rPr>
-              <w:rFonts w:ascii="Liberation Sans" w:eastAsia="Liberation Sans" w:hAnsi="Liberation Sans" w:cs="Liberation Sans"/>
-              <w:b/>
-              <w:bCs/>
-            </w:rPr>
-            <w:br/>
-          </w:r>
-          <w:r>
-            <w:rPr>
-              <w:rFonts w:ascii="Liberation Sans" w:eastAsia="Liberation Sans" w:hAnsi="Liberation Sans" w:cs="Liberation Sans"/>
-              <w:b/>
-              <w:bCs/>
-            </w:rPr>
-            <w:tab/>
-          </w:r>
-          <w:r>
-            <w:rPr>
-              <w:rFonts w:ascii="Liberation Sans" w:eastAsia="Liberation Sans" w:hAnsi="Liberation Sans" w:cs="Liberation Sans"/>
-              <w:b/>
-              <w:bCs/>
-            </w:rPr>
-            <w:t>Kx404_*</w:t>
+            <w:t>IPSJ_E</w:t>
           </w:r>
           <w:r>
             <w:rPr>
@@ -2756,239 +2839,31 @@
               <w:b/>
               <w:bCs/>
             </w:rPr>
-            <w:t>coso sexual, por espacio</w:t>
-          </w:r>
-          <w:r>
-            <w:rPr>
-              <w:rFonts w:ascii="Liberation Sans" w:eastAsia="Liberation Sans" w:hAnsi="Liberation Sans" w:cs="Liberation Sans"/>
-              <w:b/>
-              <w:bCs/>
-            </w:rPr>
-            <w:t>)</w:t>
-          </w:r>
-          <w:r>
-            <w:rPr>
-              <w:rFonts w:ascii="Liberation Sans" w:eastAsia="Liberation Sans" w:hAnsi="Liberation Sans" w:cs="Liberation Sans"/>
-              <w:b/>
-              <w:bCs/>
-            </w:rPr>
-            <w:t>:</w:t>
-          </w:r>
-          <w:r>
-            <w:rPr>
-              <w:rFonts w:ascii="Liberation Sans" w:eastAsia="Liberation Sans" w:hAnsi="Liberation Sans" w:cs="Liberation Sans"/>
-              <w:b/>
-              <w:bCs/>
-            </w:rPr>
-            <w:t xml:space="preserve"> Se usa como exposición secundaria.</w:t>
-          </w:r>
-          <w:r>
-            <w:rPr>
-              <w:rFonts w:ascii="Liberation Sans" w:eastAsia="Liberation Sans" w:hAnsi="Liberation Sans" w:cs="Liberation Sans"/>
-              <w:b/>
-              <w:bCs/>
-            </w:rPr>
-            <w:br/>
-          </w:r>
-          <w:r>
-            <w:rPr>
-              <w:rFonts w:ascii="Liberation Sans" w:eastAsia="Liberation Sans" w:hAnsi="Liberation Sans" w:cs="Liberation Sans"/>
-              <w:b/>
-              <w:bCs/>
-            </w:rPr>
-            <w:tab/>
-          </w:r>
-          <w:r>
-            <w:rPr>
-              <w:rFonts w:ascii="Liberation Sans" w:eastAsia="Liberation Sans" w:hAnsi="Liberation Sans" w:cs="Liberation Sans"/>
-              <w:b/>
-              <w:bCs/>
-            </w:rPr>
-            <w:t>Ax201</w:t>
-          </w:r>
-          <w:r>
-            <w:rPr>
-              <w:rFonts w:ascii="Liberation Sans" w:eastAsia="Liberation Sans" w:hAnsi="Liberation Sans" w:cs="Liberation Sans"/>
-              <w:b/>
-              <w:bCs/>
-            </w:rPr>
-            <w:t xml:space="preserve">, … , </w:t>
-          </w:r>
-          <w:r>
-            <w:rPr>
-              <w:rFonts w:ascii="Liberation Sans" w:eastAsia="Liberation Sans" w:hAnsi="Liberation Sans" w:cs="Liberation Sans"/>
-              <w:b/>
-              <w:bCs/>
-            </w:rPr>
-            <w:t>Jx201</w:t>
-          </w:r>
-          <w:r>
-            <w:rPr>
-              <w:rFonts w:ascii="Liberation Sans" w:eastAsia="Liberation Sans" w:hAnsi="Liberation Sans" w:cs="Liberation Sans"/>
-              <w:b/>
-              <w:bCs/>
-            </w:rPr>
-            <w:t xml:space="preserve"> (r</w:t>
-          </w:r>
-          <w:r>
-            <w:rPr>
-              <w:rFonts w:ascii="Liberation Sans" w:eastAsia="Liberation Sans" w:hAnsi="Liberation Sans" w:cs="Liberation Sans"/>
-              <w:b/>
-              <w:bCs/>
-            </w:rPr>
-            <w:t xml:space="preserve">esponsable de cada una de 10 tareas domésticas y de </w:t>
-          </w:r>
-          <w:r>
-            <w:rPr>
-              <w:rFonts w:ascii="Liberation Sans" w:eastAsia="Liberation Sans" w:hAnsi="Liberation Sans" w:cs="Liberation Sans"/>
-              <w:b/>
-              <w:bCs/>
-            </w:rPr>
-            <w:tab/>
-          </w:r>
-          <w:r>
-            <w:rPr>
-              <w:rFonts w:ascii="Liberation Sans" w:eastAsia="Liberation Sans" w:hAnsi="Liberation Sans" w:cs="Liberation Sans"/>
-              <w:b/>
-              <w:bCs/>
-            </w:rPr>
-            <w:t>cuidado</w:t>
-          </w:r>
-          <w:r>
-            <w:rPr>
-              <w:rFonts w:ascii="Liberation Sans" w:eastAsia="Liberation Sans" w:hAnsi="Liberation Sans" w:cs="Liberation Sans"/>
-              <w:b/>
-              <w:bCs/>
-            </w:rPr>
-            <w:t>): Se usa como i</w:t>
-          </w:r>
-          <w:r>
-            <w:rPr>
-              <w:rFonts w:ascii="Liberation Sans" w:eastAsia="Liberation Sans" w:hAnsi="Liberation Sans" w:cs="Liberation Sans"/>
-              <w:b/>
-              <w:bCs/>
-            </w:rPr>
-            <w:t>nsumo del Índice de Concentración del Cuidado</w:t>
-          </w:r>
-          <w:r>
-            <w:rPr>
-              <w:rFonts w:ascii="Liberation Sans" w:eastAsia="Liberation Sans" w:hAnsi="Liberation Sans" w:cs="Liberation Sans"/>
-              <w:b/>
-              <w:bCs/>
-            </w:rPr>
-            <w:t>.</w:t>
-          </w:r>
-          <w:r>
-            <w:rPr>
-              <w:rFonts w:ascii="Liberation Sans" w:eastAsia="Liberation Sans" w:hAnsi="Liberation Sans" w:cs="Liberation Sans"/>
-              <w:b/>
-              <w:bCs/>
-            </w:rPr>
-            <w:br/>
-          </w:r>
-          <w:r>
-            <w:rPr>
-              <w:rFonts w:ascii="Liberation Sans" w:eastAsia="Liberation Sans" w:hAnsi="Liberation Sans" w:cs="Liberation Sans"/>
-              <w:b/>
-              <w:bCs/>
-            </w:rPr>
-            <w:tab/>
-          </w:r>
-          <w:r>
-            <w:rPr>
-              <w:rFonts w:ascii="Liberation Sans" w:eastAsia="Liberation Sans" w:hAnsi="Liberation Sans" w:cs="Liberation Sans"/>
-              <w:b/>
-              <w:bCs/>
-            </w:rPr>
-            <w:t>Ax202, ind_distribuciontareas_202</w:t>
-          </w:r>
-          <w:r>
-            <w:rPr>
-              <w:rFonts w:ascii="Liberation Sans" w:eastAsia="Liberation Sans" w:hAnsi="Liberation Sans" w:cs="Liberation Sans"/>
-              <w:b/>
-              <w:bCs/>
-            </w:rPr>
-            <w:t xml:space="preserve"> (i</w:t>
-          </w:r>
-          <w:r>
-            <w:rPr>
-              <w:rFonts w:ascii="Liberation Sans" w:eastAsia="Liberation Sans" w:hAnsi="Liberation Sans" w:cs="Liberation Sans"/>
-              <w:b/>
-              <w:bCs/>
-            </w:rPr>
-            <w:t xml:space="preserve">mpacto declarado de la distribución en el </w:t>
-          </w:r>
-          <w:r>
-            <w:rPr>
-              <w:rFonts w:ascii="Liberation Sans" w:eastAsia="Liberation Sans" w:hAnsi="Liberation Sans" w:cs="Liberation Sans"/>
-              <w:b/>
-              <w:bCs/>
-            </w:rPr>
-            <w:tab/>
-          </w:r>
-          <w:r>
-            <w:rPr>
-              <w:rFonts w:ascii="Liberation Sans" w:eastAsia="Liberation Sans" w:hAnsi="Liberation Sans" w:cs="Liberation Sans"/>
-              <w:b/>
-              <w:bCs/>
-            </w:rPr>
-            <w:t>bienestar del hogar</w:t>
-          </w:r>
-          <w:r>
-            <w:rPr>
-              <w:rFonts w:ascii="Liberation Sans" w:eastAsia="Liberation Sans" w:hAnsi="Liberation Sans" w:cs="Liberation Sans"/>
-              <w:b/>
-              <w:bCs/>
-            </w:rPr>
-            <w:t>): Se usa como mediador.</w:t>
-          </w:r>
-          <w:r>
-            <w:rPr>
-              <w:rFonts w:ascii="Liberation Sans" w:eastAsia="Liberation Sans" w:hAnsi="Liberation Sans" w:cs="Liberation Sans"/>
-              <w:b/>
-              <w:bCs/>
-            </w:rPr>
-            <w:br/>
-          </w:r>
-          <w:r>
-            <w:rPr>
-              <w:rFonts w:ascii="Liberation Sans" w:eastAsia="Liberation Sans" w:hAnsi="Liberation Sans" w:cs="Liberation Sans"/>
-              <w:b/>
-              <w:bCs/>
-            </w:rPr>
-            <w:tab/>
-          </w:r>
-          <w:r>
-            <w:rPr>
-              <w:rFonts w:ascii="Liberation Sans" w:eastAsia="Liberation Sans" w:hAnsi="Liberation Sans" w:cs="Liberation Sans"/>
-              <w:b/>
-              <w:bCs/>
-            </w:rPr>
-            <w:t>Ax102–Gx102 / GAD-7</w:t>
-          </w:r>
-          <w:r>
-            <w:rPr>
-              <w:rFonts w:ascii="Liberation Sans" w:eastAsia="Liberation Sans" w:hAnsi="Liberation Sans" w:cs="Liberation Sans"/>
-              <w:b/>
-              <w:bCs/>
-            </w:rPr>
-            <w:t xml:space="preserve"> (e</w:t>
-          </w:r>
-          <w:r>
-            <w:rPr>
-              <w:rFonts w:ascii="Liberation Sans" w:eastAsia="Liberation Sans" w:hAnsi="Liberation Sans" w:cs="Liberation Sans"/>
-              <w:b/>
-              <w:bCs/>
-            </w:rPr>
-            <w:t>scala de Trastorno de Ansiedad Generalizada (0–21)</w:t>
-          </w:r>
-          <w:r>
-            <w:rPr>
-              <w:rFonts w:ascii="Liberation Sans" w:eastAsia="Liberation Sans" w:hAnsi="Liberation Sans" w:cs="Liberation Sans"/>
-              <w:b/>
-              <w:bCs/>
-            </w:rPr>
-            <w:t xml:space="preserve">): </w:t>
+            <w:t>plicación percibida de justicia (1–5)</w:t>
+          </w:r>
+          <w:r>
+            <w:rPr>
+              <w:rFonts w:ascii="Liberation Sans" w:eastAsia="Liberation Sans" w:hAnsi="Liberation Sans" w:cs="Liberation Sans"/>
+              <w:b/>
+              <w:bCs/>
+            </w:rPr>
+            <w:t>):</w:t>
+          </w:r>
+          <w:r>
+            <w:rPr>
+              <w:rFonts w:ascii="Liberation Sans" w:eastAsia="Liberation Sans" w:hAnsi="Liberation Sans" w:cs="Liberation Sans"/>
+              <w:b/>
+              <w:bCs/>
+            </w:rPr>
+            <w:t xml:space="preserve"> Se usa como c</w:t>
+          </w:r>
+          <w:r>
+            <w:rPr>
+              <w:rFonts w:ascii="Liberation Sans" w:eastAsia="Liberation Sans" w:hAnsi="Liberation Sans" w:cs="Liberation Sans"/>
+              <w:b/>
+              <w:bCs/>
+            </w:rPr>
+            <w:t xml:space="preserve">omponente de </w:t>
           </w:r>
           <w:r>
             <w:rPr>
@@ -2998,6 +2873,753 @@
             </w:rPr>
             <w:lastRenderedPageBreak/>
             <w:tab/>
+          </w:r>
+          <w:r>
+            <w:rPr>
+              <w:rFonts w:ascii="Liberation Sans" w:eastAsia="Liberation Sans" w:hAnsi="Liberation Sans" w:cs="Liberation Sans"/>
+              <w:b/>
+              <w:bCs/>
+            </w:rPr>
+            <w:t>confianza en la ruta</w:t>
+          </w:r>
+          <w:r>
+            <w:rPr>
+              <w:rFonts w:ascii="Liberation Sans" w:eastAsia="Liberation Sans" w:hAnsi="Liberation Sans" w:cs="Liberation Sans"/>
+              <w:b/>
+              <w:bCs/>
+            </w:rPr>
+            <w:t>.</w:t>
+          </w:r>
+          <w:r>
+            <w:rPr>
+              <w:rFonts w:ascii="Liberation Sans" w:eastAsia="Liberation Sans" w:hAnsi="Liberation Sans" w:cs="Liberation Sans"/>
+              <w:b/>
+              <w:bCs/>
+            </w:rPr>
+            <w:br/>
+          </w:r>
+          <w:r>
+            <w:rPr>
+              <w:rFonts w:ascii="Liberation Sans" w:eastAsia="Liberation Sans" w:hAnsi="Liberation Sans" w:cs="Liberation Sans"/>
+              <w:b/>
+              <w:bCs/>
+            </w:rPr>
+            <w:tab/>
+          </w:r>
+          <w:r>
+            <w:rPr>
+              <w:rFonts w:ascii="Liberation Sans" w:eastAsia="Liberation Sans" w:hAnsi="Liberation Sans" w:cs="Liberation Sans"/>
+              <w:b/>
+              <w:bCs/>
+            </w:rPr>
+            <w:t>ICG_B</w:t>
+          </w:r>
+          <w:r>
+            <w:rPr>
+              <w:rFonts w:ascii="Liberation Sans" w:eastAsia="Liberation Sans" w:hAnsi="Liberation Sans" w:cs="Liberation Sans"/>
+              <w:b/>
+              <w:bCs/>
+            </w:rPr>
+            <w:t xml:space="preserve"> (c</w:t>
+          </w:r>
+          <w:r>
+            <w:rPr>
+              <w:rFonts w:ascii="Liberation Sans" w:eastAsia="Liberation Sans" w:hAnsi="Liberation Sans" w:cs="Liberation Sans"/>
+              <w:b/>
+              <w:bCs/>
+            </w:rPr>
+            <w:t>onfianza en que los vecinos ayudarían (1–5)</w:t>
+          </w:r>
+          <w:r>
+            <w:rPr>
+              <w:rFonts w:ascii="Liberation Sans" w:eastAsia="Liberation Sans" w:hAnsi="Liberation Sans" w:cs="Liberation Sans"/>
+              <w:b/>
+              <w:bCs/>
+            </w:rPr>
+            <w:t>): Se usa como p</w:t>
+          </w:r>
+          <w:r>
+            <w:rPr>
+              <w:rFonts w:ascii="Liberation Sans" w:eastAsia="Liberation Sans" w:hAnsi="Liberation Sans" w:cs="Liberation Sans"/>
+              <w:b/>
+              <w:bCs/>
+            </w:rPr>
+            <w:t xml:space="preserve">roxy de </w:t>
+          </w:r>
+          <w:r>
+            <w:rPr>
+              <w:rFonts w:ascii="Liberation Sans" w:eastAsia="Liberation Sans" w:hAnsi="Liberation Sans" w:cs="Liberation Sans"/>
+              <w:b/>
+              <w:bCs/>
+            </w:rPr>
+            <w:tab/>
+          </w:r>
+          <w:r>
+            <w:rPr>
+              <w:rFonts w:ascii="Liberation Sans" w:eastAsia="Liberation Sans" w:hAnsi="Liberation Sans" w:cs="Liberation Sans"/>
+              <w:b/>
+              <w:bCs/>
+            </w:rPr>
+            <w:t xml:space="preserve">no-injerencia </w:t>
+          </w:r>
+          <w:proofErr w:type="spellStart"/>
+          <w:r>
+            <w:rPr>
+              <w:rFonts w:ascii="Liberation Sans" w:eastAsia="Liberation Sans" w:hAnsi="Liberation Sans" w:cs="Liberation Sans"/>
+              <w:b/>
+              <w:bCs/>
+            </w:rPr>
+            <w:t>intra-encuesta</w:t>
+          </w:r>
+          <w:proofErr w:type="spellEnd"/>
+          <w:r>
+            <w:rPr>
+              <w:rFonts w:ascii="Liberation Sans" w:eastAsia="Liberation Sans" w:hAnsi="Liberation Sans" w:cs="Liberation Sans"/>
+              <w:b/>
+              <w:bCs/>
+            </w:rPr>
+            <w:t>.</w:t>
+          </w:r>
+          <w:r>
+            <w:rPr>
+              <w:rFonts w:ascii="Liberation Sans" w:eastAsia="Liberation Sans" w:hAnsi="Liberation Sans" w:cs="Liberation Sans"/>
+              <w:b/>
+              <w:bCs/>
+            </w:rPr>
+            <w:br/>
+          </w:r>
+          <w:r>
+            <w:rPr>
+              <w:rFonts w:ascii="Liberation Sans" w:eastAsia="Liberation Sans" w:hAnsi="Liberation Sans" w:cs="Liberation Sans"/>
+              <w:b/>
+              <w:bCs/>
+            </w:rPr>
+            <w:tab/>
+          </w:r>
+          <w:r>
+            <w:rPr>
+              <w:rFonts w:ascii="Liberation Sans" w:eastAsia="Liberation Sans" w:hAnsi="Liberation Sans" w:cs="Liberation Sans"/>
+              <w:b/>
+              <w:bCs/>
+            </w:rPr>
+            <w:t>Mx404_</w:t>
+          </w:r>
+          <w:r>
+            <w:rPr>
+              <w:rFonts w:ascii="Liberation Sans" w:eastAsia="Liberation Sans" w:hAnsi="Liberation Sans" w:cs="Liberation Sans"/>
+              <w:b/>
+              <w:bCs/>
+            </w:rPr>
+            <w:t xml:space="preserve">1, </w:t>
+          </w:r>
+          <w:r>
+            <w:rPr>
+              <w:rFonts w:ascii="Liberation Sans" w:eastAsia="Liberation Sans" w:hAnsi="Liberation Sans" w:cs="Liberation Sans"/>
+              <w:b/>
+              <w:bCs/>
+            </w:rPr>
+            <w:t xml:space="preserve">… </w:t>
+          </w:r>
+          <w:r>
+            <w:rPr>
+              <w:rFonts w:ascii="Liberation Sans" w:eastAsia="Liberation Sans" w:hAnsi="Liberation Sans" w:cs="Liberation Sans"/>
+              <w:b/>
+              <w:bCs/>
+            </w:rPr>
+            <w:t xml:space="preserve">, </w:t>
+          </w:r>
+          <w:r>
+            <w:rPr>
+              <w:rFonts w:ascii="Liberation Sans" w:eastAsia="Liberation Sans" w:hAnsi="Liberation Sans" w:cs="Liberation Sans"/>
+              <w:b/>
+              <w:bCs/>
+            </w:rPr>
+            <w:t>Mx404_</w:t>
+          </w:r>
+          <w:r>
+            <w:rPr>
+              <w:rFonts w:ascii="Liberation Sans" w:eastAsia="Liberation Sans" w:hAnsi="Liberation Sans" w:cs="Liberation Sans"/>
+              <w:b/>
+              <w:bCs/>
+            </w:rPr>
+            <w:t>5 (p</w:t>
+          </w:r>
+          <w:r>
+            <w:rPr>
+              <w:rFonts w:ascii="Liberation Sans" w:eastAsia="Liberation Sans" w:hAnsi="Liberation Sans" w:cs="Liberation Sans"/>
+              <w:b/>
+              <w:bCs/>
+            </w:rPr>
+            <w:t>resenció</w:t>
+          </w:r>
+          <w:r>
+            <w:rPr>
+              <w:rFonts w:ascii="Liberation Sans" w:eastAsia="Liberation Sans" w:hAnsi="Liberation Sans" w:cs="Liberation Sans"/>
+              <w:b/>
+              <w:bCs/>
+            </w:rPr>
+            <w:t xml:space="preserve"> y afrontó</w:t>
+          </w:r>
+          <w:r>
+            <w:rPr>
+              <w:rFonts w:ascii="Liberation Sans" w:eastAsia="Liberation Sans" w:hAnsi="Liberation Sans" w:cs="Liberation Sans"/>
+              <w:b/>
+              <w:bCs/>
+            </w:rPr>
+            <w:t xml:space="preserve"> violencia contra la mujer, por </w:t>
+          </w:r>
+          <w:r>
+            <w:rPr>
+              <w:rFonts w:ascii="Liberation Sans" w:eastAsia="Liberation Sans" w:hAnsi="Liberation Sans" w:cs="Liberation Sans"/>
+              <w:b/>
+              <w:bCs/>
+            </w:rPr>
+            <w:tab/>
+          </w:r>
+          <w:r>
+            <w:rPr>
+              <w:rFonts w:ascii="Liberation Sans" w:eastAsia="Liberation Sans" w:hAnsi="Liberation Sans" w:cs="Liberation Sans"/>
+              <w:b/>
+              <w:bCs/>
+            </w:rPr>
+            <w:t>espacio</w:t>
+          </w:r>
+          <w:r>
+            <w:rPr>
+              <w:rFonts w:ascii="Liberation Sans" w:eastAsia="Liberation Sans" w:hAnsi="Liberation Sans" w:cs="Liberation Sans"/>
+              <w:b/>
+              <w:bCs/>
+            </w:rPr>
+            <w:t xml:space="preserve">): Se usa como </w:t>
+          </w:r>
+          <w:r>
+            <w:rPr>
+              <w:rFonts w:ascii="Liberation Sans" w:eastAsia="Liberation Sans" w:hAnsi="Liberation Sans" w:cs="Liberation Sans"/>
+              <w:b/>
+              <w:bCs/>
+            </w:rPr>
+            <w:t>p</w:t>
+          </w:r>
+          <w:r>
+            <w:rPr>
+              <w:rFonts w:ascii="Liberation Sans" w:eastAsia="Liberation Sans" w:hAnsi="Liberation Sans" w:cs="Liberation Sans"/>
+              <w:b/>
+              <w:bCs/>
+            </w:rPr>
+            <w:t>iso de exposición + distribución espacial</w:t>
+          </w:r>
+          <w:r>
+            <w:rPr>
+              <w:rFonts w:ascii="Liberation Sans" w:eastAsia="Liberation Sans" w:hAnsi="Liberation Sans" w:cs="Liberation Sans"/>
+              <w:b/>
+              <w:bCs/>
+            </w:rPr>
+            <w:t>.</w:t>
+          </w:r>
+          <w:r>
+            <w:rPr>
+              <w:rFonts w:ascii="Liberation Sans" w:eastAsia="Liberation Sans" w:hAnsi="Liberation Sans" w:cs="Liberation Sans"/>
+              <w:b/>
+              <w:bCs/>
+            </w:rPr>
+            <w:br/>
+          </w:r>
+          <w:r>
+            <w:rPr>
+              <w:rFonts w:ascii="Liberation Sans" w:eastAsia="Liberation Sans" w:hAnsi="Liberation Sans" w:cs="Liberation Sans"/>
+              <w:b/>
+              <w:bCs/>
+            </w:rPr>
+            <w:tab/>
+          </w:r>
+          <w:r>
+            <w:rPr>
+              <w:rFonts w:ascii="Liberation Sans" w:eastAsia="Liberation Sans" w:hAnsi="Liberation Sans" w:cs="Liberation Sans"/>
+              <w:b/>
+              <w:bCs/>
+            </w:rPr>
+            <w:t>Mx404_6</w:t>
+          </w:r>
+          <w:r>
+            <w:rPr>
+              <w:rFonts w:ascii="Liberation Sans" w:eastAsia="Liberation Sans" w:hAnsi="Liberation Sans" w:cs="Liberation Sans"/>
+              <w:b/>
+              <w:bCs/>
+            </w:rPr>
+            <w:t xml:space="preserve"> (</w:t>
+          </w:r>
+          <w:r>
+            <w:rPr>
+              <w:rFonts w:ascii="Liberation Sans" w:eastAsia="Liberation Sans" w:hAnsi="Liberation Sans" w:cs="Liberation Sans"/>
+              <w:b/>
+              <w:bCs/>
+            </w:rPr>
+            <w:t xml:space="preserve">No afrontó (mezcla no-presenció con presenció-y-calló: no </w:t>
+          </w:r>
+          <w:r>
+            <w:rPr>
+              <w:rFonts w:ascii="Liberation Sans" w:eastAsia="Liberation Sans" w:hAnsi="Liberation Sans" w:cs="Liberation Sans"/>
+              <w:b/>
+              <w:bCs/>
+            </w:rPr>
+            <w:tab/>
+          </w:r>
+          <w:r>
+            <w:rPr>
+              <w:rFonts w:ascii="Liberation Sans" w:eastAsia="Liberation Sans" w:hAnsi="Liberation Sans" w:cs="Liberation Sans"/>
+              <w:b/>
+              <w:bCs/>
+            </w:rPr>
+            <w:t>separable)</w:t>
+          </w:r>
+          <w:r>
+            <w:rPr>
+              <w:rFonts w:ascii="Liberation Sans" w:eastAsia="Liberation Sans" w:hAnsi="Liberation Sans" w:cs="Liberation Sans"/>
+              <w:b/>
+              <w:bCs/>
+            </w:rPr>
+            <w:t xml:space="preserve">): Se usa como </w:t>
+          </w:r>
+          <w:r>
+            <w:rPr>
+              <w:rFonts w:ascii="Liberation Sans" w:eastAsia="Liberation Sans" w:hAnsi="Liberation Sans" w:cs="Liberation Sans"/>
+              <w:b/>
+              <w:bCs/>
+            </w:rPr>
+            <w:t>c</w:t>
+          </w:r>
+          <w:r>
+            <w:rPr>
+              <w:rFonts w:ascii="Liberation Sans" w:eastAsia="Liberation Sans" w:hAnsi="Liberation Sans" w:cs="Liberation Sans"/>
+              <w:b/>
+              <w:bCs/>
+            </w:rPr>
+            <w:t>omplemento de la</w:t>
+          </w:r>
+          <w:r>
+            <w:rPr>
+              <w:rFonts w:ascii="Liberation Sans" w:eastAsia="Liberation Sans" w:hAnsi="Liberation Sans" w:cs="Liberation Sans"/>
+              <w:b/>
+              <w:bCs/>
+            </w:rPr>
+            <w:t xml:space="preserve"> Tasa de Afrontamiento</w:t>
+          </w:r>
+          <w:r>
+            <w:rPr>
+              <w:rFonts w:ascii="Liberation Sans" w:eastAsia="Liberation Sans" w:hAnsi="Liberation Sans" w:cs="Liberation Sans"/>
+              <w:b/>
+              <w:bCs/>
+            </w:rPr>
+            <w:t xml:space="preserve"> </w:t>
+          </w:r>
+          <w:r>
+            <w:rPr>
+              <w:rFonts w:ascii="Liberation Sans" w:eastAsia="Liberation Sans" w:hAnsi="Liberation Sans" w:cs="Liberation Sans"/>
+              <w:b/>
+              <w:bCs/>
+            </w:rPr>
+            <w:tab/>
+            <w:t xml:space="preserve">Ciudadano </w:t>
+          </w:r>
+          <w:r>
+            <w:rPr>
+              <w:rFonts w:ascii="Liberation Sans" w:eastAsia="Liberation Sans" w:hAnsi="Liberation Sans" w:cs="Liberation Sans"/>
+              <w:b/>
+              <w:bCs/>
+            </w:rPr>
+            <w:t>–</w:t>
+          </w:r>
+          <w:r>
+            <w:rPr>
+              <w:rFonts w:ascii="Liberation Sans" w:eastAsia="Liberation Sans" w:hAnsi="Liberation Sans" w:cs="Liberation Sans"/>
+              <w:b/>
+              <w:bCs/>
+            </w:rPr>
+            <w:t xml:space="preserve"> TAC</w:t>
+          </w:r>
+          <w:r>
+            <w:rPr>
+              <w:rFonts w:ascii="Liberation Sans" w:eastAsia="Liberation Sans" w:hAnsi="Liberation Sans" w:cs="Liberation Sans"/>
+              <w:b/>
+              <w:bCs/>
+            </w:rPr>
+            <w:t xml:space="preserve"> (</w:t>
+          </w:r>
+          <w:r>
+            <w:rPr>
+              <w:rFonts w:ascii="Liberation Sans" w:eastAsia="Liberation Sans" w:hAnsi="Liberation Sans" w:cs="Liberation Sans"/>
+              <w:b/>
+              <w:bCs/>
+            </w:rPr>
+            <w:t xml:space="preserve">porcentaje de personas que presenciaron una situación de </w:t>
+          </w:r>
+          <w:r>
+            <w:rPr>
+              <w:rFonts w:ascii="Liberation Sans" w:eastAsia="Liberation Sans" w:hAnsi="Liberation Sans" w:cs="Liberation Sans"/>
+              <w:b/>
+              <w:bCs/>
+            </w:rPr>
+            <w:tab/>
+          </w:r>
+          <w:r>
+            <w:rPr>
+              <w:rFonts w:ascii="Liberation Sans" w:eastAsia="Liberation Sans" w:hAnsi="Liberation Sans" w:cs="Liberation Sans"/>
+              <w:b/>
+              <w:bCs/>
+            </w:rPr>
+            <w:t>violencia contra una mujer y actuaron</w:t>
+          </w:r>
+          <w:r>
+            <w:rPr>
+              <w:rFonts w:ascii="Liberation Sans" w:eastAsia="Liberation Sans" w:hAnsi="Liberation Sans" w:cs="Liberation Sans"/>
+              <w:b/>
+              <w:bCs/>
+            </w:rPr>
+            <w:t>)</w:t>
+          </w:r>
+          <w:r>
+            <w:rPr>
+              <w:rFonts w:ascii="Liberation Sans" w:eastAsia="Liberation Sans" w:hAnsi="Liberation Sans" w:cs="Liberation Sans"/>
+              <w:b/>
+              <w:bCs/>
+            </w:rPr>
+            <w:t>.</w:t>
+          </w:r>
+          <w:r>
+            <w:rPr>
+              <w:rFonts w:ascii="Liberation Sans" w:eastAsia="Liberation Sans" w:hAnsi="Liberation Sans" w:cs="Liberation Sans"/>
+              <w:b/>
+              <w:bCs/>
+            </w:rPr>
+            <w:br/>
+          </w:r>
+          <w:r>
+            <w:rPr>
+              <w:rFonts w:ascii="Liberation Sans" w:eastAsia="Liberation Sans" w:hAnsi="Liberation Sans" w:cs="Liberation Sans"/>
+              <w:b/>
+              <w:bCs/>
+            </w:rPr>
+            <w:tab/>
+          </w:r>
+          <w:r>
+            <w:rPr>
+              <w:rFonts w:ascii="Liberation Sans" w:eastAsia="Liberation Sans" w:hAnsi="Liberation Sans" w:cs="Liberation Sans"/>
+              <w:b/>
+              <w:bCs/>
+            </w:rPr>
+            <w:t>Lx404_*</w:t>
+          </w:r>
+          <w:r>
+            <w:rPr>
+              <w:rFonts w:ascii="Liberation Sans" w:eastAsia="Liberation Sans" w:hAnsi="Liberation Sans" w:cs="Liberation Sans"/>
+              <w:b/>
+              <w:bCs/>
+            </w:rPr>
+            <w:t>, Kx404_*, Nx404_*</w:t>
+          </w:r>
+          <w:r>
+            <w:rPr>
+              <w:rFonts w:ascii="Liberation Sans" w:eastAsia="Liberation Sans" w:hAnsi="Liberation Sans" w:cs="Liberation Sans"/>
+              <w:b/>
+              <w:bCs/>
+            </w:rPr>
+            <w:t xml:space="preserve"> (</w:t>
+          </w:r>
+          <w:r>
+            <w:rPr>
+              <w:rFonts w:ascii="Liberation Sans" w:eastAsia="Liberation Sans" w:hAnsi="Liberation Sans" w:cs="Liberation Sans"/>
+              <w:b/>
+              <w:bCs/>
+            </w:rPr>
+            <w:t>v</w:t>
+          </w:r>
+          <w:r>
+            <w:rPr>
+              <w:rFonts w:ascii="Liberation Sans" w:eastAsia="Liberation Sans" w:hAnsi="Liberation Sans" w:cs="Liberation Sans"/>
+              <w:b/>
+              <w:bCs/>
+            </w:rPr>
+            <w:t xml:space="preserve">iolencia intrafamiliar, acoso sexual y violencia </w:t>
+          </w:r>
+          <w:r>
+            <w:rPr>
+              <w:rFonts w:ascii="Liberation Sans" w:eastAsia="Liberation Sans" w:hAnsi="Liberation Sans" w:cs="Liberation Sans"/>
+              <w:b/>
+              <w:bCs/>
+            </w:rPr>
+            <w:tab/>
+          </w:r>
+          <w:r>
+            <w:rPr>
+              <w:rFonts w:ascii="Liberation Sans" w:eastAsia="Liberation Sans" w:hAnsi="Liberation Sans" w:cs="Liberation Sans"/>
+              <w:b/>
+              <w:bCs/>
+            </w:rPr>
+            <w:t>contra NNA, por espacio</w:t>
+          </w:r>
+          <w:r>
+            <w:rPr>
+              <w:rFonts w:ascii="Liberation Sans" w:eastAsia="Liberation Sans" w:hAnsi="Liberation Sans" w:cs="Liberation Sans"/>
+              <w:b/>
+              <w:bCs/>
+            </w:rPr>
+            <w:t>): Se usa como</w:t>
+          </w:r>
+          <w:r>
+            <w:rPr>
+              <w:rFonts w:ascii="Liberation Sans" w:eastAsia="Liberation Sans" w:hAnsi="Liberation Sans" w:cs="Liberation Sans"/>
+              <w:b/>
+              <w:bCs/>
+            </w:rPr>
+            <w:t xml:space="preserve"> a</w:t>
+          </w:r>
+          <w:r>
+            <w:rPr>
+              <w:rFonts w:ascii="Liberation Sans" w:eastAsia="Liberation Sans" w:hAnsi="Liberation Sans" w:cs="Liberation Sans"/>
+              <w:b/>
+              <w:bCs/>
+            </w:rPr>
+            <w:t xml:space="preserve">frontamiento comparado entre tipos </w:t>
+          </w:r>
+          <w:r>
+            <w:rPr>
+              <w:rFonts w:ascii="Liberation Sans" w:eastAsia="Liberation Sans" w:hAnsi="Liberation Sans" w:cs="Liberation Sans"/>
+              <w:b/>
+              <w:bCs/>
+            </w:rPr>
+            <w:tab/>
+          </w:r>
+          <w:r>
+            <w:rPr>
+              <w:rFonts w:ascii="Liberation Sans" w:eastAsia="Liberation Sans" w:hAnsi="Liberation Sans" w:cs="Liberation Sans"/>
+              <w:b/>
+              <w:bCs/>
+            </w:rPr>
+            <w:t>de violencia</w:t>
+          </w:r>
+          <w:r>
+            <w:rPr>
+              <w:rFonts w:ascii="Liberation Sans" w:eastAsia="Liberation Sans" w:hAnsi="Liberation Sans" w:cs="Liberation Sans"/>
+              <w:b/>
+              <w:bCs/>
+            </w:rPr>
+            <w:t>.</w:t>
+          </w:r>
+          <w:r>
+            <w:rPr>
+              <w:rFonts w:ascii="Liberation Sans" w:eastAsia="Liberation Sans" w:hAnsi="Liberation Sans" w:cs="Liberation Sans"/>
+              <w:b/>
+              <w:bCs/>
+            </w:rPr>
+            <w:br/>
+          </w:r>
+          <w:r>
+            <w:rPr>
+              <w:rFonts w:ascii="Liberation Sans" w:eastAsia="Liberation Sans" w:hAnsi="Liberation Sans" w:cs="Liberation Sans"/>
+              <w:b/>
+              <w:bCs/>
+            </w:rPr>
+            <w:tab/>
+          </w:r>
+          <w:r>
+            <w:rPr>
+              <w:rFonts w:ascii="Liberation Sans" w:eastAsia="Liberation Sans" w:hAnsi="Liberation Sans" w:cs="Liberation Sans"/>
+              <w:b/>
+              <w:bCs/>
+            </w:rPr>
+            <w:t>Ax201</w:t>
+          </w:r>
+          <w:r>
+            <w:rPr>
+              <w:rFonts w:ascii="Liberation Sans" w:eastAsia="Liberation Sans" w:hAnsi="Liberation Sans" w:cs="Liberation Sans"/>
+              <w:b/>
+              <w:bCs/>
+            </w:rPr>
+            <w:t xml:space="preserve">, … , </w:t>
+          </w:r>
+          <w:r>
+            <w:rPr>
+              <w:rFonts w:ascii="Liberation Sans" w:eastAsia="Liberation Sans" w:hAnsi="Liberation Sans" w:cs="Liberation Sans"/>
+              <w:b/>
+              <w:bCs/>
+            </w:rPr>
+            <w:t>Jx201</w:t>
+          </w:r>
+          <w:r>
+            <w:rPr>
+              <w:rFonts w:ascii="Liberation Sans" w:eastAsia="Liberation Sans" w:hAnsi="Liberation Sans" w:cs="Liberation Sans"/>
+              <w:b/>
+              <w:bCs/>
+            </w:rPr>
+            <w:t xml:space="preserve"> (r</w:t>
+          </w:r>
+          <w:r>
+            <w:rPr>
+              <w:rFonts w:ascii="Liberation Sans" w:eastAsia="Liberation Sans" w:hAnsi="Liberation Sans" w:cs="Liberation Sans"/>
+              <w:b/>
+              <w:bCs/>
+            </w:rPr>
+            <w:t xml:space="preserve">esponsable de cada una de 10 tareas domésticas y de </w:t>
+          </w:r>
+          <w:r>
+            <w:rPr>
+              <w:rFonts w:ascii="Liberation Sans" w:eastAsia="Liberation Sans" w:hAnsi="Liberation Sans" w:cs="Liberation Sans"/>
+              <w:b/>
+              <w:bCs/>
+            </w:rPr>
+            <w:tab/>
+          </w:r>
+          <w:r>
+            <w:rPr>
+              <w:rFonts w:ascii="Liberation Sans" w:eastAsia="Liberation Sans" w:hAnsi="Liberation Sans" w:cs="Liberation Sans"/>
+              <w:b/>
+              <w:bCs/>
+            </w:rPr>
+            <w:t>cuidado</w:t>
+          </w:r>
+          <w:r>
+            <w:rPr>
+              <w:rFonts w:ascii="Liberation Sans" w:eastAsia="Liberation Sans" w:hAnsi="Liberation Sans" w:cs="Liberation Sans"/>
+              <w:b/>
+              <w:bCs/>
+            </w:rPr>
+            <w:t>): Se usa como i</w:t>
+          </w:r>
+          <w:r>
+            <w:rPr>
+              <w:rFonts w:ascii="Liberation Sans" w:eastAsia="Liberation Sans" w:hAnsi="Liberation Sans" w:cs="Liberation Sans"/>
+              <w:b/>
+              <w:bCs/>
+            </w:rPr>
+            <w:t>nsumo del Índice de Concentración del Cuidado</w:t>
+          </w:r>
+          <w:r>
+            <w:rPr>
+              <w:rFonts w:ascii="Liberation Sans" w:eastAsia="Liberation Sans" w:hAnsi="Liberation Sans" w:cs="Liberation Sans"/>
+              <w:b/>
+              <w:bCs/>
+            </w:rPr>
+            <w:t>.</w:t>
+          </w:r>
+          <w:r>
+            <w:rPr>
+              <w:rFonts w:ascii="Liberation Sans" w:eastAsia="Liberation Sans" w:hAnsi="Liberation Sans" w:cs="Liberation Sans"/>
+              <w:b/>
+              <w:bCs/>
+            </w:rPr>
+            <w:br/>
+          </w:r>
+          <w:r>
+            <w:rPr>
+              <w:rFonts w:ascii="Liberation Sans" w:eastAsia="Liberation Sans" w:hAnsi="Liberation Sans" w:cs="Liberation Sans"/>
+              <w:b/>
+              <w:bCs/>
+            </w:rPr>
+            <w:tab/>
+          </w:r>
+          <w:r>
+            <w:rPr>
+              <w:rFonts w:ascii="Liberation Sans" w:eastAsia="Liberation Sans" w:hAnsi="Liberation Sans" w:cs="Liberation Sans"/>
+              <w:b/>
+              <w:bCs/>
+            </w:rPr>
+            <w:t>Ax202, ind_distribuciontareas_202</w:t>
+          </w:r>
+          <w:r>
+            <w:rPr>
+              <w:rFonts w:ascii="Liberation Sans" w:eastAsia="Liberation Sans" w:hAnsi="Liberation Sans" w:cs="Liberation Sans"/>
+              <w:b/>
+              <w:bCs/>
+            </w:rPr>
+            <w:t xml:space="preserve"> (i</w:t>
+          </w:r>
+          <w:r>
+            <w:rPr>
+              <w:rFonts w:ascii="Liberation Sans" w:eastAsia="Liberation Sans" w:hAnsi="Liberation Sans" w:cs="Liberation Sans"/>
+              <w:b/>
+              <w:bCs/>
+            </w:rPr>
+            <w:t xml:space="preserve">mpacto declarado de la distribución en el </w:t>
+          </w:r>
+          <w:r>
+            <w:rPr>
+              <w:rFonts w:ascii="Liberation Sans" w:eastAsia="Liberation Sans" w:hAnsi="Liberation Sans" w:cs="Liberation Sans"/>
+              <w:b/>
+              <w:bCs/>
+            </w:rPr>
+            <w:tab/>
+          </w:r>
+          <w:r>
+            <w:rPr>
+              <w:rFonts w:ascii="Liberation Sans" w:eastAsia="Liberation Sans" w:hAnsi="Liberation Sans" w:cs="Liberation Sans"/>
+              <w:b/>
+              <w:bCs/>
+            </w:rPr>
+            <w:t>bienestar del hogar</w:t>
+          </w:r>
+          <w:r>
+            <w:rPr>
+              <w:rFonts w:ascii="Liberation Sans" w:eastAsia="Liberation Sans" w:hAnsi="Liberation Sans" w:cs="Liberation Sans"/>
+              <w:b/>
+              <w:bCs/>
+            </w:rPr>
+            <w:t>): Se usa como mediador.</w:t>
+          </w:r>
+          <w:r>
+            <w:rPr>
+              <w:rFonts w:ascii="Liberation Sans" w:eastAsia="Liberation Sans" w:hAnsi="Liberation Sans" w:cs="Liberation Sans"/>
+              <w:b/>
+              <w:bCs/>
+            </w:rPr>
+            <w:br/>
+          </w:r>
+          <w:r>
+            <w:rPr>
+              <w:rFonts w:ascii="Liberation Sans" w:eastAsia="Liberation Sans" w:hAnsi="Liberation Sans" w:cs="Liberation Sans"/>
+              <w:b/>
+              <w:bCs/>
+            </w:rPr>
+            <w:tab/>
+          </w:r>
+          <w:r>
+            <w:rPr>
+              <w:rFonts w:ascii="Liberation Sans" w:eastAsia="Liberation Sans" w:hAnsi="Liberation Sans" w:cs="Liberation Sans"/>
+              <w:b/>
+              <w:bCs/>
+            </w:rPr>
+            <w:t>Ax102–Gx102 / GAD-7</w:t>
+          </w:r>
+          <w:r>
+            <w:rPr>
+              <w:rFonts w:ascii="Liberation Sans" w:eastAsia="Liberation Sans" w:hAnsi="Liberation Sans" w:cs="Liberation Sans"/>
+              <w:b/>
+              <w:bCs/>
+            </w:rPr>
+            <w:t xml:space="preserve"> (e</w:t>
+          </w:r>
+          <w:r>
+            <w:rPr>
+              <w:rFonts w:ascii="Liberation Sans" w:eastAsia="Liberation Sans" w:hAnsi="Liberation Sans" w:cs="Liberation Sans"/>
+              <w:b/>
+              <w:bCs/>
+            </w:rPr>
+            <w:t>scala de Trastorno de Ansiedad Generalizada (0–21)</w:t>
+          </w:r>
+          <w:r>
+            <w:rPr>
+              <w:rFonts w:ascii="Liberation Sans" w:eastAsia="Liberation Sans" w:hAnsi="Liberation Sans" w:cs="Liberation Sans"/>
+              <w:b/>
+              <w:bCs/>
+            </w:rPr>
+            <w:t xml:space="preserve">): </w:t>
+          </w:r>
+          <w:r>
+            <w:rPr>
+              <w:rFonts w:ascii="Liberation Sans" w:eastAsia="Liberation Sans" w:hAnsi="Liberation Sans" w:cs="Liberation Sans"/>
+              <w:b/>
+              <w:bCs/>
+            </w:rPr>
+            <w:tab/>
             <w:t>Se usa como m</w:t>
           </w:r>
           <w:r>
@@ -3115,7 +3737,25 @@
               <w:bCs/>
             </w:rPr>
             <w:tab/>
-            <w:t xml:space="preserve">H1 (estrato socioeconomico): Se usa como control. </w:t>
+            <w:t xml:space="preserve">H1 (estrato </w:t>
+          </w:r>
+          <w:proofErr w:type="spellStart"/>
+          <w:r>
+            <w:rPr>
+              <w:rFonts w:ascii="Liberation Sans" w:eastAsia="Liberation Sans" w:hAnsi="Liberation Sans" w:cs="Liberation Sans"/>
+              <w:b/>
+              <w:bCs/>
+            </w:rPr>
+            <w:t>socioeconomico</w:t>
+          </w:r>
+          <w:proofErr w:type="spellEnd"/>
+          <w:r>
+            <w:rPr>
+              <w:rFonts w:ascii="Liberation Sans" w:eastAsia="Liberation Sans" w:hAnsi="Liberation Sans" w:cs="Liberation Sans"/>
+              <w:b/>
+              <w:bCs/>
+            </w:rPr>
+            <w:t xml:space="preserve">): Se usa como control. </w:t>
           </w:r>
           <w:r>
             <w:rPr>
@@ -3197,7 +3837,24 @@
               <w:bCs/>
             </w:rPr>
             <w:tab/>
-            <w:t>sexo_jefe (sexo del jefe del hogar): Se usa como c</w:t>
+          </w:r>
+          <w:proofErr w:type="spellStart"/>
+          <w:r>
+            <w:rPr>
+              <w:rFonts w:ascii="Liberation Sans" w:eastAsia="Liberation Sans" w:hAnsi="Liberation Sans" w:cs="Liberation Sans"/>
+              <w:b/>
+              <w:bCs/>
+            </w:rPr>
+            <w:t>sexo_jefe</w:t>
+          </w:r>
+          <w:proofErr w:type="spellEnd"/>
+          <w:r>
+            <w:rPr>
+              <w:rFonts w:ascii="Liberation Sans" w:eastAsia="Liberation Sans" w:hAnsi="Liberation Sans" w:cs="Liberation Sans"/>
+              <w:b/>
+              <w:bCs/>
+            </w:rPr>
+            <w:t xml:space="preserve"> (sexo del jefe del hogar): Se usa como c</w:t>
           </w:r>
           <w:r>
             <w:rPr>
@@ -3213,6 +3870,14 @@
               <w:b/>
               <w:bCs/>
             </w:rPr>
+            <w:t>.</w:t>
+          </w:r>
+          <w:r>
+            <w:rPr>
+              <w:rFonts w:ascii="Liberation Sans" w:eastAsia="Liberation Sans" w:hAnsi="Liberation Sans" w:cs="Liberation Sans"/>
+              <w:b/>
+              <w:bCs/>
+            </w:rPr>
             <w:br/>
           </w:r>
           <w:r>
@@ -3229,6 +3894,79 @@
               <w:b/>
               <w:bCs/>
             </w:rPr>
+            <w:t>A3, A4, A5</w:t>
+          </w:r>
+          <w:r>
+            <w:rPr>
+              <w:rFonts w:ascii="Liberation Sans" w:eastAsia="Liberation Sans" w:hAnsi="Liberation Sans" w:cs="Liberation Sans"/>
+              <w:b/>
+              <w:bCs/>
+            </w:rPr>
+            <w:t xml:space="preserve"> (t</w:t>
+          </w:r>
+          <w:r>
+            <w:rPr>
+              <w:rFonts w:ascii="Liberation Sans" w:eastAsia="Liberation Sans" w:hAnsi="Liberation Sans" w:cs="Liberation Sans"/>
+              <w:b/>
+              <w:bCs/>
+            </w:rPr>
+            <w:t>amaño del hogar, menores y mayores de 18</w:t>
+          </w:r>
+          <w:r>
+            <w:rPr>
+              <w:rFonts w:ascii="Liberation Sans" w:eastAsia="Liberation Sans" w:hAnsi="Liberation Sans" w:cs="Liberation Sans"/>
+              <w:b/>
+              <w:bCs/>
+            </w:rPr>
+            <w:t xml:space="preserve">): Se usa como </w:t>
+          </w:r>
+          <w:r>
+            <w:rPr>
+              <w:rFonts w:ascii="Liberation Sans" w:eastAsia="Liberation Sans" w:hAnsi="Liberation Sans" w:cs="Liberation Sans"/>
+              <w:b/>
+              <w:bCs/>
+            </w:rPr>
+            <w:tab/>
+            <w:t>c</w:t>
+          </w:r>
+          <w:r>
+            <w:rPr>
+              <w:rFonts w:ascii="Liberation Sans" w:eastAsia="Liberation Sans" w:hAnsi="Liberation Sans" w:cs="Liberation Sans"/>
+              <w:b/>
+              <w:bCs/>
+            </w:rPr>
+            <w:t>ontrol y denominador del índice de cuidado</w:t>
+          </w:r>
+          <w:r>
+            <w:rPr>
+              <w:rFonts w:ascii="Liberation Sans" w:eastAsia="Liberation Sans" w:hAnsi="Liberation Sans" w:cs="Liberation Sans"/>
+              <w:b/>
+              <w:bCs/>
+            </w:rPr>
+            <w:t>.</w:t>
+          </w:r>
+          <w:r>
+            <w:rPr>
+              <w:rFonts w:ascii="Liberation Sans" w:eastAsia="Liberation Sans" w:hAnsi="Liberation Sans" w:cs="Liberation Sans"/>
+              <w:b/>
+              <w:bCs/>
+            </w:rPr>
+            <w:br/>
+          </w:r>
+          <w:r>
+            <w:rPr>
+              <w:rFonts w:ascii="Liberation Sans" w:eastAsia="Liberation Sans" w:hAnsi="Liberation Sans" w:cs="Liberation Sans"/>
+              <w:b/>
+              <w:bCs/>
+            </w:rPr>
+            <w:tab/>
+          </w:r>
+          <w:r>
+            <w:rPr>
+              <w:rFonts w:ascii="Liberation Sans" w:eastAsia="Liberation Sans" w:hAnsi="Liberation Sans" w:cs="Liberation Sans"/>
+              <w:b/>
+              <w:bCs/>
+            </w:rPr>
             <w:t>A6x2, A6x3</w:t>
           </w:r>
           <w:r>
@@ -3301,6 +4039,42 @@
               <w:b/>
               <w:bCs/>
             </w:rPr>
+            <w:t xml:space="preserve">, </w:t>
+          </w:r>
+          <w:proofErr w:type="spellStart"/>
+          <w:r>
+            <w:rPr>
+              <w:rFonts w:ascii="Liberation Sans" w:eastAsia="Liberation Sans" w:hAnsi="Liberation Sans" w:cs="Liberation Sans"/>
+              <w:b/>
+              <w:bCs/>
+            </w:rPr>
+            <w:t>IPS_dia</w:t>
+          </w:r>
+          <w:proofErr w:type="spellEnd"/>
+          <w:r>
+            <w:rPr>
+              <w:rFonts w:ascii="Liberation Sans" w:eastAsia="Liberation Sans" w:hAnsi="Liberation Sans" w:cs="Liberation Sans"/>
+              <w:b/>
+              <w:bCs/>
+            </w:rPr>
+            <w:t xml:space="preserve">, </w:t>
+          </w:r>
+          <w:proofErr w:type="spellStart"/>
+          <w:r>
+            <w:rPr>
+              <w:rFonts w:ascii="Liberation Sans" w:eastAsia="Liberation Sans" w:hAnsi="Liberation Sans" w:cs="Liberation Sans"/>
+              <w:b/>
+              <w:bCs/>
+            </w:rPr>
+            <w:t>IPS_noche</w:t>
+          </w:r>
+          <w:proofErr w:type="spellEnd"/>
+          <w:r>
+            <w:rPr>
+              <w:rFonts w:ascii="Liberation Sans" w:eastAsia="Liberation Sans" w:hAnsi="Liberation Sans" w:cs="Liberation Sans"/>
+              <w:b/>
+              <w:bCs/>
+            </w:rPr>
             <w:t xml:space="preserve"> (p</w:t>
           </w:r>
           <w:r>
@@ -3309,15 +4083,7 @@
               <w:b/>
               <w:bCs/>
             </w:rPr>
-            <w:t>ercepción de seguridad al caminar de día / de noche</w:t>
-          </w:r>
-          <w:r>
-            <w:rPr>
-              <w:rFonts w:ascii="Liberation Sans" w:eastAsia="Liberation Sans" w:hAnsi="Liberation Sans" w:cs="Liberation Sans"/>
-              <w:b/>
-              <w:bCs/>
-            </w:rPr>
-            <w:t xml:space="preserve">): Se usa </w:t>
+            <w:t xml:space="preserve">ercepción de seguridad al caminar de día / </w:t>
           </w:r>
           <w:r>
             <w:rPr>
@@ -3326,7 +4092,22 @@
               <w:bCs/>
             </w:rPr>
             <w:tab/>
-            <w:t>como c</w:t>
+          </w:r>
+          <w:r>
+            <w:rPr>
+              <w:rFonts w:ascii="Liberation Sans" w:eastAsia="Liberation Sans" w:hAnsi="Liberation Sans" w:cs="Liberation Sans"/>
+              <w:b/>
+              <w:bCs/>
+            </w:rPr>
+            <w:t>de noche</w:t>
+          </w:r>
+          <w:r>
+            <w:rPr>
+              <w:rFonts w:ascii="Liberation Sans" w:eastAsia="Liberation Sans" w:hAnsi="Liberation Sans" w:cs="Liberation Sans"/>
+              <w:b/>
+              <w:bCs/>
+            </w:rPr>
+            <w:t>): Se usa como c</w:t>
           </w:r>
           <w:r>
             <w:rPr>
@@ -3366,8 +4147,85 @@
               <w:b/>
               <w:bCs/>
             </w:rPr>
-            <w:t>fexp_calp_anu, fexp_calh_anu</w:t>
-          </w:r>
+            <w:t>Jx402, Jx403, Ax401</w:t>
+          </w:r>
+          <w:r>
+            <w:rPr>
+              <w:rFonts w:ascii="Liberation Sans" w:eastAsia="Liberation Sans" w:hAnsi="Liberation Sans" w:cs="Liberation Sans"/>
+              <w:b/>
+              <w:bCs/>
+            </w:rPr>
+            <w:t xml:space="preserve"> (v</w:t>
+          </w:r>
+          <w:r>
+            <w:rPr>
+              <w:rFonts w:ascii="Liberation Sans" w:eastAsia="Liberation Sans" w:hAnsi="Liberation Sans" w:cs="Liberation Sans"/>
+              <w:b/>
+              <w:bCs/>
+            </w:rPr>
+            <w:t>ictimización por VIF y denuncia</w:t>
+          </w:r>
+          <w:r>
+            <w:rPr>
+              <w:rFonts w:ascii="Liberation Sans" w:eastAsia="Liberation Sans" w:hAnsi="Liberation Sans" w:cs="Liberation Sans"/>
+              <w:b/>
+              <w:bCs/>
+            </w:rPr>
+            <w:t xml:space="preserve">): Es solo descriptivo, </w:t>
+          </w:r>
+          <w:r>
+            <w:rPr>
+              <w:rFonts w:ascii="Liberation Sans" w:eastAsia="Liberation Sans" w:hAnsi="Liberation Sans" w:cs="Liberation Sans"/>
+              <w:b/>
+              <w:bCs/>
+            </w:rPr>
+            <w:tab/>
+            <w:t>no es modelable.</w:t>
+          </w:r>
+          <w:r>
+            <w:rPr>
+              <w:rFonts w:ascii="Liberation Sans" w:eastAsia="Liberation Sans" w:hAnsi="Liberation Sans" w:cs="Liberation Sans"/>
+              <w:b/>
+              <w:bCs/>
+            </w:rPr>
+            <w:br/>
+          </w:r>
+          <w:r>
+            <w:rPr>
+              <w:rFonts w:ascii="Liberation Sans" w:eastAsia="Liberation Sans" w:hAnsi="Liberation Sans" w:cs="Liberation Sans"/>
+              <w:b/>
+              <w:bCs/>
+            </w:rPr>
+            <w:tab/>
+          </w:r>
+          <w:proofErr w:type="spellStart"/>
+          <w:r>
+            <w:rPr>
+              <w:rFonts w:ascii="Liberation Sans" w:eastAsia="Liberation Sans" w:hAnsi="Liberation Sans" w:cs="Liberation Sans"/>
+              <w:b/>
+              <w:bCs/>
+            </w:rPr>
+            <w:t>fexp_calp_anu</w:t>
+          </w:r>
+          <w:proofErr w:type="spellEnd"/>
+          <w:r>
+            <w:rPr>
+              <w:rFonts w:ascii="Liberation Sans" w:eastAsia="Liberation Sans" w:hAnsi="Liberation Sans" w:cs="Liberation Sans"/>
+              <w:b/>
+              <w:bCs/>
+            </w:rPr>
+            <w:t xml:space="preserve">, </w:t>
+          </w:r>
+          <w:proofErr w:type="spellStart"/>
+          <w:r>
+            <w:rPr>
+              <w:rFonts w:ascii="Liberation Sans" w:eastAsia="Liberation Sans" w:hAnsi="Liberation Sans" w:cs="Liberation Sans"/>
+              <w:b/>
+              <w:bCs/>
+            </w:rPr>
+            <w:t>fexp_calh_anu</w:t>
+          </w:r>
+          <w:proofErr w:type="spellEnd"/>
           <w:r>
             <w:rPr>
               <w:rFonts w:ascii="Liberation Sans" w:eastAsia="Liberation Sans" w:hAnsi="Liberation Sans" w:cs="Liberation Sans"/>
@@ -3433,21 +4291,139 @@
             </w:rPr>
             <w:tab/>
           </w:r>
-          <w:r>
-            <w:rPr>
-              <w:rFonts w:ascii="Liberation Sans" w:eastAsia="Liberation Sans" w:hAnsi="Liberation Sans" w:cs="Liberation Sans"/>
-              <w:b/>
-              <w:bCs/>
-            </w:rPr>
-            <w:t>Cod_Locali</w:t>
-          </w:r>
-          <w:r>
-            <w:rPr>
-              <w:rFonts w:ascii="Liberation Sans" w:eastAsia="Liberation Sans" w:hAnsi="Liberation Sans" w:cs="Liberation Sans"/>
-              <w:b/>
-              <w:bCs/>
-            </w:rPr>
-            <w:t xml:space="preserve"> (código de localidad): Se usa como llave territorial.</w:t>
+          <w:proofErr w:type="spellStart"/>
+          <w:r>
+            <w:rPr>
+              <w:rFonts w:ascii="Liberation Sans" w:eastAsia="Liberation Sans" w:hAnsi="Liberation Sans" w:cs="Liberation Sans"/>
+              <w:b/>
+              <w:bCs/>
+            </w:rPr>
+            <w:t>codigo_localidad</w:t>
+          </w:r>
+          <w:proofErr w:type="spellEnd"/>
+          <w:r>
+            <w:rPr>
+              <w:rFonts w:ascii="Liberation Sans" w:eastAsia="Liberation Sans" w:hAnsi="Liberation Sans" w:cs="Liberation Sans"/>
+              <w:b/>
+              <w:bCs/>
+            </w:rPr>
+            <w:t xml:space="preserve">, </w:t>
+          </w:r>
+          <w:proofErr w:type="spellStart"/>
+          <w:r>
+            <w:rPr>
+              <w:rFonts w:ascii="Liberation Sans" w:eastAsia="Liberation Sans" w:hAnsi="Liberation Sans" w:cs="Liberation Sans"/>
+              <w:b/>
+              <w:bCs/>
+            </w:rPr>
+            <w:t>codigo_UPL</w:t>
+          </w:r>
+          <w:proofErr w:type="spellEnd"/>
+          <w:r>
+            <w:rPr>
+              <w:rFonts w:ascii="Liberation Sans" w:eastAsia="Liberation Sans" w:hAnsi="Liberation Sans" w:cs="Liberation Sans"/>
+              <w:b/>
+              <w:bCs/>
+            </w:rPr>
+            <w:t xml:space="preserve">, </w:t>
+          </w:r>
+          <w:proofErr w:type="spellStart"/>
+          <w:r>
+            <w:rPr>
+              <w:rFonts w:ascii="Liberation Sans" w:eastAsia="Liberation Sans" w:hAnsi="Liberation Sans" w:cs="Liberation Sans"/>
+              <w:b/>
+              <w:bCs/>
+            </w:rPr>
+            <w:t>SectorUPL</w:t>
+          </w:r>
+          <w:proofErr w:type="spellEnd"/>
+          <w:r>
+            <w:rPr>
+              <w:rFonts w:ascii="Liberation Sans" w:eastAsia="Liberation Sans" w:hAnsi="Liberation Sans" w:cs="Liberation Sans"/>
+              <w:b/>
+              <w:bCs/>
+            </w:rPr>
+            <w:t xml:space="preserve"> (</w:t>
+          </w:r>
+          <w:r>
+            <w:rPr>
+              <w:rFonts w:ascii="Liberation Sans" w:eastAsia="Liberation Sans" w:hAnsi="Liberation Sans" w:cs="Liberation Sans"/>
+              <w:b/>
+              <w:bCs/>
+            </w:rPr>
+            <w:t>l</w:t>
+          </w:r>
+          <w:r>
+            <w:rPr>
+              <w:rFonts w:ascii="Liberation Sans" w:eastAsia="Liberation Sans" w:hAnsi="Liberation Sans" w:cs="Liberation Sans"/>
+              <w:b/>
+              <w:bCs/>
+            </w:rPr>
+            <w:t>laves territoriales</w:t>
+          </w:r>
+          <w:r>
+            <w:rPr>
+              <w:rFonts w:ascii="Liberation Sans" w:eastAsia="Liberation Sans" w:hAnsi="Liberation Sans" w:cs="Liberation Sans"/>
+              <w:b/>
+              <w:bCs/>
+            </w:rPr>
+            <w:t>): Se usa</w:t>
+          </w:r>
+          <w:r>
+            <w:rPr>
+              <w:rFonts w:ascii="Liberation Sans" w:eastAsia="Liberation Sans" w:hAnsi="Liberation Sans" w:cs="Liberation Sans"/>
+              <w:b/>
+              <w:bCs/>
+            </w:rPr>
+            <w:t>n</w:t>
+          </w:r>
+          <w:r>
+            <w:rPr>
+              <w:rFonts w:ascii="Liberation Sans" w:eastAsia="Liberation Sans" w:hAnsi="Liberation Sans" w:cs="Liberation Sans"/>
+              <w:b/>
+              <w:bCs/>
+            </w:rPr>
+            <w:t xml:space="preserve"> </w:t>
+          </w:r>
+          <w:r>
+            <w:rPr>
+              <w:rFonts w:ascii="Liberation Sans" w:eastAsia="Liberation Sans" w:hAnsi="Liberation Sans" w:cs="Liberation Sans"/>
+              <w:b/>
+              <w:bCs/>
+            </w:rPr>
+            <w:tab/>
+          </w:r>
+          <w:r>
+            <w:rPr>
+              <w:rFonts w:ascii="Liberation Sans" w:eastAsia="Liberation Sans" w:hAnsi="Liberation Sans" w:cs="Liberation Sans"/>
+              <w:b/>
+              <w:bCs/>
+            </w:rPr>
+            <w:t xml:space="preserve">como </w:t>
+          </w:r>
+          <w:r>
+            <w:rPr>
+              <w:rFonts w:ascii="Liberation Sans" w:eastAsia="Liberation Sans" w:hAnsi="Liberation Sans" w:cs="Liberation Sans"/>
+              <w:b/>
+              <w:bCs/>
+            </w:rPr>
+            <w:t>c</w:t>
+          </w:r>
+          <w:r>
+            <w:rPr>
+              <w:rFonts w:ascii="Liberation Sans" w:eastAsia="Liberation Sans" w:hAnsi="Liberation Sans" w:cs="Liberation Sans"/>
+              <w:b/>
+              <w:bCs/>
+            </w:rPr>
+            <w:t>ruce y conglomerados</w:t>
+          </w:r>
+          <w:r>
+            <w:rPr>
+              <w:rFonts w:ascii="Liberation Sans" w:eastAsia="Liberation Sans" w:hAnsi="Liberation Sans" w:cs="Liberation Sans"/>
+              <w:b/>
+              <w:bCs/>
+            </w:rPr>
+            <w:t>.</w:t>
           </w:r>
           <w:r>
             <w:rPr>
@@ -3609,15 +4585,7 @@
               <w:b/>
               <w:bCs/>
             </w:rPr>
-            <w:t xml:space="preserve">: </w:t>
-          </w:r>
-          <w:r>
-            <w:rPr>
-              <w:rFonts w:ascii="Liberation Sans" w:eastAsia="Liberation Sans" w:hAnsi="Liberation Sans" w:cs="Liberation Sans"/>
-              <w:b/>
-              <w:bCs/>
-            </w:rPr>
-            <w:t xml:space="preserve">La </w:t>
+            <w:t xml:space="preserve">: La </w:t>
           </w:r>
           <w:r>
             <w:rPr>
@@ -3626,13 +4594,6 @@
               <w:bCs/>
             </w:rPr>
             <w:tab/>
-          </w:r>
-          <w:r>
-            <w:rPr>
-              <w:rFonts w:ascii="Liberation Sans" w:eastAsia="Liberation Sans" w:hAnsi="Liberation Sans" w:cs="Liberation Sans"/>
-              <w:b/>
-              <w:bCs/>
-            </w:rPr>
             <w:t>dimensión esperada es ‘roles tradicionales’</w:t>
           </w:r>
           <w:r>
@@ -3987,6 +4948,7 @@
               <w:b/>
               <w:bCs/>
             </w:rPr>
+            <w:lastRenderedPageBreak/>
             <w:tab/>
           </w:r>
           <w:r>
@@ -4427,23 +5389,7 @@
               <w:b/>
               <w:bCs/>
             </w:rPr>
-            <w:t xml:space="preserve">): </w:t>
-          </w:r>
-          <w:r>
-            <w:rPr>
-              <w:rFonts w:ascii="Liberation Sans" w:eastAsia="Liberation Sans" w:hAnsi="Liberation Sans" w:cs="Liberation Sans"/>
-              <w:b/>
-              <w:bCs/>
-            </w:rPr>
-            <w:t>La dimensión esperada es ‘</w:t>
-          </w:r>
-          <w:r>
-            <w:rPr>
-              <w:rFonts w:ascii="Liberation Sans" w:eastAsia="Liberation Sans" w:hAnsi="Liberation Sans" w:cs="Liberation Sans"/>
-              <w:b/>
-              <w:bCs/>
-            </w:rPr>
-            <w:t>c</w:t>
+            <w:t>): La dimensión esperada es ‘c</w:t>
           </w:r>
           <w:r>
             <w:rPr>
@@ -4493,6 +5439,7 @@
             </w:rPr>
             <w:tab/>
           </w:r>
+          <w:proofErr w:type="spellStart"/>
           <w:r>
             <w:rPr>
               <w:rFonts w:ascii="Liberation Sans" w:eastAsia="Liberation Sans" w:hAnsi="Liberation Sans" w:cs="Liberation Sans"/>
@@ -4501,6 +5448,7 @@
             </w:rPr>
             <w:t>osb_SPA</w:t>
           </w:r>
+          <w:proofErr w:type="spellEnd"/>
           <w:r>
             <w:rPr>
               <w:rFonts w:ascii="Liberation Sans" w:eastAsia="Liberation Sans" w:hAnsi="Liberation Sans" w:cs="Liberation Sans"/>
@@ -4845,7 +5793,6 @@
               <w:b/>
               <w:bCs/>
             </w:rPr>
-            <w:lastRenderedPageBreak/>
             <w:tab/>
           </w:r>
           <w:r>
@@ -4911,8 +5858,18 @@
               <w:b/>
               <w:bCs/>
             </w:rPr>
-            <w:t>outputs/localidades_con_nombres.geojson</w:t>
-          </w:r>
+            <w:t>outputs/</w:t>
+          </w:r>
+          <w:proofErr w:type="spellStart"/>
+          <w:r>
+            <w:rPr>
+              <w:rFonts w:ascii="Liberation Sans" w:eastAsia="Liberation Sans" w:hAnsi="Liberation Sans" w:cs="Liberation Sans"/>
+              <w:b/>
+              <w:bCs/>
+            </w:rPr>
+            <w:t>localidades_con_nombres.geojson</w:t>
+          </w:r>
+          <w:proofErr w:type="spellEnd"/>
           <w:r>
             <w:rPr>
               <w:rFonts w:ascii="Liberation Sans" w:eastAsia="Liberation Sans" w:hAnsi="Liberation Sans" w:cs="Liberation Sans"/>
@@ -4937,13 +5894,23 @@
             </w:rPr>
             <w:tab/>
           </w:r>
-          <w:r>
-            <w:rPr>
-              <w:rFonts w:ascii="Liberation Sans" w:eastAsia="Liberation Sans" w:hAnsi="Liberation Sans" w:cs="Liberation Sans"/>
-              <w:b/>
-              <w:bCs/>
-            </w:rPr>
-            <w:t>codigo_localidad, localidad</w:t>
+          <w:proofErr w:type="spellStart"/>
+          <w:r>
+            <w:rPr>
+              <w:rFonts w:ascii="Liberation Sans" w:eastAsia="Liberation Sans" w:hAnsi="Liberation Sans" w:cs="Liberation Sans"/>
+              <w:b/>
+              <w:bCs/>
+            </w:rPr>
+            <w:t>codigo_localidad</w:t>
+          </w:r>
+          <w:proofErr w:type="spellEnd"/>
+          <w:r>
+            <w:rPr>
+              <w:rFonts w:ascii="Liberation Sans" w:eastAsia="Liberation Sans" w:hAnsi="Liberation Sans" w:cs="Liberation Sans"/>
+              <w:b/>
+              <w:bCs/>
+            </w:rPr>
+            <w:t>, localidad</w:t>
           </w:r>
           <w:r>
             <w:rPr>
@@ -5088,7 +6055,16 @@
               <w:b/>
               <w:bCs/>
             </w:rPr>
-            <w:t>├── Encuesta Percepción (13.082 personas)   → modelos H</w:t>
+            <w:t xml:space="preserve">├── Encuesta Percepción (13.082 personas)   → modelos </w:t>
+          </w:r>
+          <w:proofErr w:type="spellStart"/>
+          <w:r>
+            <w:rPr>
+              <w:rFonts w:ascii="Liberation Sans" w:eastAsia="Liberation Sans" w:hAnsi="Liberation Sans" w:cs="Liberation Sans"/>
+              <w:b/>
+              <w:bCs/>
+            </w:rPr>
+            <w:t>H</w:t>
           </w:r>
           <w:r>
             <w:rPr>
@@ -5098,6 +6074,7 @@
             </w:rPr>
             <w:t>ip.Sorporte</w:t>
           </w:r>
+          <w:proofErr w:type="spellEnd"/>
           <w:r>
             <w:rPr>
               <w:rFonts w:ascii="Liberation Sans" w:eastAsia="Liberation Sans" w:hAnsi="Liberation Sans" w:cs="Liberation Sans"/>
@@ -5120,7 +6097,16 @@
               <w:b/>
               <w:bCs/>
             </w:rPr>
-            <w:t>└── Encuesta Bienal    (5.860 personas)     → análisis factorial H</w:t>
+            <w:t xml:space="preserve">└── Encuesta Bienal    (5.860 personas)     → análisis factorial </w:t>
+          </w:r>
+          <w:proofErr w:type="spellStart"/>
+          <w:r>
+            <w:rPr>
+              <w:rFonts w:ascii="Liberation Sans" w:eastAsia="Liberation Sans" w:hAnsi="Liberation Sans" w:cs="Liberation Sans"/>
+              <w:b/>
+              <w:bCs/>
+            </w:rPr>
+            <w:t>H</w:t>
           </w:r>
           <w:r>
             <w:rPr>
@@ -5130,6 +6116,7 @@
             </w:rPr>
             <w:t>ip.Normativa</w:t>
           </w:r>
+          <w:proofErr w:type="spellEnd"/>
           <w:r>
             <w:rPr>
               <w:rFonts w:ascii="Liberation Sans" w:eastAsia="Liberation Sans" w:hAnsi="Liberation Sans" w:cs="Liberation Sans"/>
@@ -5288,7 +6275,25 @@
               <w:b/>
               <w:bCs/>
             </w:rPr>
-            <w:t>↓ join espacial</w:t>
+            <w:t xml:space="preserve">↓ </w:t>
+          </w:r>
+          <w:proofErr w:type="spellStart"/>
+          <w:r>
+            <w:rPr>
+              <w:rFonts w:ascii="Liberation Sans" w:eastAsia="Liberation Sans" w:hAnsi="Liberation Sans" w:cs="Liberation Sans"/>
+              <w:b/>
+              <w:bCs/>
+            </w:rPr>
+            <w:t>join</w:t>
+          </w:r>
+          <w:proofErr w:type="spellEnd"/>
+          <w:r>
+            <w:rPr>
+              <w:rFonts w:ascii="Liberation Sans" w:eastAsia="Liberation Sans" w:hAnsi="Liberation Sans" w:cs="Liberation Sans"/>
+              <w:b/>
+              <w:bCs/>
+            </w:rPr>
+            <w:t xml:space="preserve"> espacial</w:t>
           </w:r>
           <w:r>
             <w:rPr>
@@ -5336,8 +6341,18 @@
               <w:b/>
               <w:bCs/>
             </w:rPr>
-            <w:t>└── localidades_con_nombres.geojson</w:t>
-          </w:r>
+            <w:t xml:space="preserve">└── </w:t>
+          </w:r>
+          <w:proofErr w:type="spellStart"/>
+          <w:r>
+            <w:rPr>
+              <w:rFonts w:ascii="Liberation Sans" w:eastAsia="Liberation Sans" w:hAnsi="Liberation Sans" w:cs="Liberation Sans"/>
+              <w:b/>
+              <w:bCs/>
+            </w:rPr>
+            <w:t>localidades_con_nombres.geojson</w:t>
+          </w:r>
+          <w:proofErr w:type="spellEnd"/>
           <w:r>
             <w:rPr>
               <w:rFonts w:ascii="Liberation Sans" w:eastAsia="Liberation Sans" w:hAnsi="Liberation Sans" w:cs="Liberation Sans"/>
@@ -5370,6 +6385,7 @@
             </w:rPr>
             <w:t xml:space="preserve"> (</w:t>
           </w:r>
+          <w:proofErr w:type="spellStart"/>
           <w:r>
             <w:rPr>
               <w:rFonts w:ascii="Liberation Sans" w:eastAsia="Liberation Sans" w:hAnsi="Liberation Sans" w:cs="Liberation Sans"/>
@@ -5378,6 +6394,7 @@
             </w:rPr>
             <w:t>dim_localidad</w:t>
           </w:r>
+          <w:proofErr w:type="spellEnd"/>
           <w:r>
             <w:rPr>
               <w:rFonts w:ascii="Liberation Sans" w:eastAsia="Liberation Sans" w:hAnsi="Liberation Sans" w:cs="Liberation Sans"/>
@@ -5392,7 +6409,25 @@
               <w:b/>
               <w:bCs/>
             </w:rPr>
-            <w:t xml:space="preserve"> cuya llave es codigo_localidad (entero 1</w:t>
+            <w:t xml:space="preserve"> cuya llave es </w:t>
+          </w:r>
+          <w:proofErr w:type="spellStart"/>
+          <w:r>
+            <w:rPr>
+              <w:rFonts w:ascii="Liberation Sans" w:eastAsia="Liberation Sans" w:hAnsi="Liberation Sans" w:cs="Liberation Sans"/>
+              <w:b/>
+              <w:bCs/>
+            </w:rPr>
+            <w:t>codigo_localidad</w:t>
+          </w:r>
+          <w:proofErr w:type="spellEnd"/>
+          <w:r>
+            <w:rPr>
+              <w:rFonts w:ascii="Liberation Sans" w:eastAsia="Liberation Sans" w:hAnsi="Liberation Sans" w:cs="Liberation Sans"/>
+              <w:b/>
+              <w:bCs/>
+            </w:rPr>
+            <w:t xml:space="preserve"> (entero 1</w:t>
           </w:r>
           <w:r>
             <w:rPr>
@@ -5440,7 +6475,25 @@
               <w:b/>
               <w:bCs/>
             </w:rPr>
-            <w:t xml:space="preserve"> las fuentes usan mayúsculas, tildes y abreviaturas distintas (Ciudad Bolívar / CIUDAD BOLIVAR, LOS MÁRTIRES / Mártires). Cada fuente aporta su propia variante de esa llave: Cod_Locali en la Encuesta de Percepción</w:t>
+            <w:t xml:space="preserve"> las fuentes usan mayúsculas, tildes y abreviaturas distintas (Ciudad Bolívar / CIUDAD BOLIVAR, LOS MÁRTIRES / Mártires). Cada fuente aporta su propia variante de esa llave: </w:t>
+          </w:r>
+          <w:proofErr w:type="spellStart"/>
+          <w:r>
+            <w:rPr>
+              <w:rFonts w:ascii="Liberation Sans" w:eastAsia="Liberation Sans" w:hAnsi="Liberation Sans" w:cs="Liberation Sans"/>
+              <w:b/>
+              <w:bCs/>
+            </w:rPr>
+            <w:t>Cod_Locali</w:t>
+          </w:r>
+          <w:proofErr w:type="spellEnd"/>
+          <w:r>
+            <w:rPr>
+              <w:rFonts w:ascii="Liberation Sans" w:eastAsia="Liberation Sans" w:hAnsi="Liberation Sans" w:cs="Liberation Sans"/>
+              <w:b/>
+              <w:bCs/>
+            </w:rPr>
+            <w:t xml:space="preserve"> en la Encuesta de Percepción</w:t>
           </w:r>
           <w:r>
             <w:rPr>
@@ -5472,7 +6525,16 @@
               <w:b/>
               <w:bCs/>
             </w:rPr>
-            <w:t xml:space="preserve">20. Las series administrativas requieren además fecha como segunda llave, con la advertencia de que riesgo de feminicidio y delitos sexuales tienen cuatro cortes mientras que Línea Púrpura y Duplas tienen cinco: al unirlas, marzo-2025 queda sin comparador administrativo. Toda agregación desde las encuestas debe ponderarse siempre </w:t>
+            <w:t xml:space="preserve">20. Las series administrativas requieren además fecha como segunda llave, con la advertencia de que riesgo de feminicidio y </w:t>
+          </w:r>
+          <w:r>
+            <w:rPr>
+              <w:rFonts w:ascii="Liberation Sans" w:eastAsia="Liberation Sans" w:hAnsi="Liberation Sans" w:cs="Liberation Sans"/>
+              <w:b/>
+              <w:bCs/>
+            </w:rPr>
+            <w:lastRenderedPageBreak/>
+            <w:t xml:space="preserve">delitos sexuales tienen cuatro cortes mientras que Línea Púrpura y Duplas tienen cinco: al unirlas, marzo-2025 queda sin comparador administrativo. Toda agregación desde las encuestas debe ponderarse siempre </w:t>
           </w:r>
           <w:r>
             <w:rPr>
@@ -5482,13 +6544,41 @@
             </w:rPr>
             <w:t>(</w:t>
           </w:r>
-          <w:r>
-            <w:rPr>
-              <w:rFonts w:ascii="Liberation Sans" w:eastAsia="Liberation Sans" w:hAnsi="Liberation Sans" w:cs="Liberation Sans"/>
-              <w:b/>
-              <w:bCs/>
-            </w:rPr>
-            <w:t>fexp_calp_anu o fexp_calh_anu según se trate de personas u hogares, FACTOR en la Bienal</w:t>
+          <w:proofErr w:type="spellStart"/>
+          <w:r>
+            <w:rPr>
+              <w:rFonts w:ascii="Liberation Sans" w:eastAsia="Liberation Sans" w:hAnsi="Liberation Sans" w:cs="Liberation Sans"/>
+              <w:b/>
+              <w:bCs/>
+            </w:rPr>
+            <w:t>fexp_calp_anu</w:t>
+          </w:r>
+          <w:proofErr w:type="spellEnd"/>
+          <w:r>
+            <w:rPr>
+              <w:rFonts w:ascii="Liberation Sans" w:eastAsia="Liberation Sans" w:hAnsi="Liberation Sans" w:cs="Liberation Sans"/>
+              <w:b/>
+              <w:bCs/>
+            </w:rPr>
+            <w:t xml:space="preserve"> o </w:t>
+          </w:r>
+          <w:proofErr w:type="spellStart"/>
+          <w:r>
+            <w:rPr>
+              <w:rFonts w:ascii="Liberation Sans" w:eastAsia="Liberation Sans" w:hAnsi="Liberation Sans" w:cs="Liberation Sans"/>
+              <w:b/>
+              <w:bCs/>
+            </w:rPr>
+            <w:t>fexp_calh_anu</w:t>
+          </w:r>
+          <w:proofErr w:type="spellEnd"/>
+          <w:r>
+            <w:rPr>
+              <w:rFonts w:ascii="Liberation Sans" w:eastAsia="Liberation Sans" w:hAnsi="Liberation Sans" w:cs="Liberation Sans"/>
+              <w:b/>
+              <w:bCs/>
+            </w:rPr>
+            <w:t xml:space="preserve"> según se trate de personas u hogares, FACTOR en la Bienal</w:t>
           </w:r>
           <w:r>
             <w:rPr>
@@ -5504,8 +6594,44 @@
               <w:b/>
               <w:bCs/>
             </w:rPr>
-            <w:t xml:space="preserve"> y la geometría se une por codigo_localidad</w:t>
-          </w:r>
+            <w:t xml:space="preserve">, </w:t>
+          </w:r>
+          <w:r>
+            <w:rPr>
+              <w:rFonts w:ascii="Liberation Sans" w:eastAsia="Liberation Sans" w:hAnsi="Liberation Sans" w:cs="Liberation Sans"/>
+              <w:b/>
+              <w:bCs/>
+            </w:rPr>
+            <w:t xml:space="preserve">los conglomerados se definen por </w:t>
+          </w:r>
+          <w:proofErr w:type="spellStart"/>
+          <w:r>
+            <w:rPr>
+              <w:rFonts w:ascii="Liberation Sans" w:eastAsia="Liberation Sans" w:hAnsi="Liberation Sans" w:cs="Liberation Sans"/>
+              <w:b/>
+              <w:bCs/>
+            </w:rPr>
+            <w:t>codigo_UPL</w:t>
+          </w:r>
+          <w:proofErr w:type="spellEnd"/>
+          <w:r>
+            <w:rPr>
+              <w:rFonts w:ascii="Liberation Sans" w:eastAsia="Liberation Sans" w:hAnsi="Liberation Sans" w:cs="Liberation Sans"/>
+              <w:b/>
+              <w:bCs/>
+            </w:rPr>
+            <w:t xml:space="preserve"> y la geometría se une por </w:t>
+          </w:r>
+          <w:proofErr w:type="spellStart"/>
+          <w:r>
+            <w:rPr>
+              <w:rFonts w:ascii="Liberation Sans" w:eastAsia="Liberation Sans" w:hAnsi="Liberation Sans" w:cs="Liberation Sans"/>
+              <w:b/>
+              <w:bCs/>
+            </w:rPr>
+            <w:t>codigo_localidad</w:t>
+          </w:r>
+          <w:proofErr w:type="spellEnd"/>
           <w:r>
             <w:rPr>
               <w:rFonts w:ascii="Liberation Sans" w:eastAsia="Liberation Sans" w:hAnsi="Liberation Sans" w:cs="Liberation Sans"/>
@@ -5797,7 +6923,6 @@
           <w:sz w:val="20"/>
           <w:szCs w:val="20"/>
         </w:rPr>
-        <w:lastRenderedPageBreak/>
         <w:t xml:space="preserve">Sección 4 – </w:t>
       </w:r>
       <w:r>
@@ -6092,7 +7217,21 @@
             <w:rPr>
               <w:rFonts w:ascii="Liberation Sans" w:eastAsia="Liberation Sans" w:hAnsi="Liberation Sans" w:cs="Liberation Sans"/>
             </w:rPr>
-            <w:t xml:space="preserve"> La batería de equidad de género de la Bienal (17 ítems) se descompone factorialmente para distinguir qué tipo de norma sexista se asocia con la inacción social, en lugar de tratar "el machismo" como un bloque indiferenciado.</w:t>
+            <w:t xml:space="preserve"> La batería de equidad de género de la Bienal (17 ítems) se descompone </w:t>
+          </w:r>
+          <w:proofErr w:type="spellStart"/>
+          <w:r>
+            <w:rPr>
+              <w:rFonts w:ascii="Liberation Sans" w:eastAsia="Liberation Sans" w:hAnsi="Liberation Sans" w:cs="Liberation Sans"/>
+            </w:rPr>
+            <w:t>factorialmente</w:t>
+          </w:r>
+          <w:proofErr w:type="spellEnd"/>
+          <w:r>
+            <w:rPr>
+              <w:rFonts w:ascii="Liberation Sans" w:eastAsia="Liberation Sans" w:hAnsi="Liberation Sans" w:cs="Liberation Sans"/>
+            </w:rPr>
+            <w:t xml:space="preserve"> para distinguir qué tipo de norma sexista se asocia con la inacción social, en lugar de tratar "el machismo" como un bloque indiferenciado.</w:t>
           </w:r>
           <w:r>
             <w:rPr>
@@ -6224,6 +7363,7 @@
             <w:rPr>
               <w:rFonts w:ascii="Liberation Sans" w:eastAsia="Liberation Sans" w:hAnsi="Liberation Sans" w:cs="Liberation Sans"/>
             </w:rPr>
+            <w:lastRenderedPageBreak/>
             <w:t xml:space="preserve">6. </w:t>
           </w:r>
           <w:r>
@@ -6678,6 +7818,7 @@
         </w:sdtPr>
         <w:sdtEndPr/>
         <w:sdtContent>
+          <w:proofErr w:type="spellStart"/>
           <w:r>
             <w:rPr>
               <w:rFonts w:ascii="Liberation Sans" w:eastAsia="Liberation Sans" w:hAnsi="Liberation Sans" w:cs="Liberation Sans"/>
@@ -6685,7 +7826,17 @@
               <w:bCs/>
               <w:lang w:val="en-US"/>
             </w:rPr>
-            <w:t>Deepseek, ChatGPT, Gemini, C</w:t>
+            <w:t>Deepseek</w:t>
+          </w:r>
+          <w:proofErr w:type="spellEnd"/>
+          <w:r>
+            <w:rPr>
+              <w:rFonts w:ascii="Liberation Sans" w:eastAsia="Liberation Sans" w:hAnsi="Liberation Sans" w:cs="Liberation Sans"/>
+              <w:b/>
+              <w:bCs/>
+              <w:lang w:val="en-US"/>
+            </w:rPr>
+            <w:t>, ChatGPT, Gemini, C</w:t>
           </w:r>
           <w:r>
             <w:rPr>
@@ -6856,7 +8007,6 @@
           <w:b/>
           <w:bCs/>
         </w:rPr>
-        <w:lastRenderedPageBreak/>
         <w:t xml:space="preserve">Modelos estadísticos </w:t>
       </w:r>
       <w:sdt>
@@ -7388,6 +8538,7 @@
           <w:sz w:val="20"/>
           <w:szCs w:val="20"/>
         </w:rPr>
+        <w:lastRenderedPageBreak/>
         <w:t xml:space="preserve">Sección </w:t>
       </w:r>
       <w:r>
@@ -7769,7 +8920,6 @@
           <w:b/>
           <w:bCs/>
         </w:rPr>
-        <w:lastRenderedPageBreak/>
         <w:t>Comentarios adicionales sobre el DataJam o el uso de datos abiertos</w:t>
       </w:r>
       <w:r>
@@ -7819,6 +8969,7 @@
             </w:rPr>
             <w:t xml:space="preserve">y </w:t>
           </w:r>
+          <w:proofErr w:type="spellStart"/>
           <w:r>
             <w:rPr>
               <w:rFonts w:ascii="Liberation Sans" w:eastAsia="Liberation Sans" w:hAnsi="Liberation Sans" w:cs="Liberation Sans"/>
@@ -7827,6 +8978,7 @@
             </w:rPr>
             <w:t>estandar</w:t>
           </w:r>
+          <w:proofErr w:type="spellEnd"/>
           <w:r>
             <w:rPr>
               <w:rFonts w:ascii="Liberation Sans" w:eastAsia="Liberation Sans" w:hAnsi="Liberation Sans" w:cs="Liberation Sans"/>
@@ -13931,6 +15083,7 @@
     <w:rsid w:val="00604B12"/>
     <w:rsid w:val="00651B02"/>
     <w:rsid w:val="00677794"/>
+    <w:rsid w:val="00687500"/>
     <w:rsid w:val="006A451D"/>
     <w:rsid w:val="0081050B"/>
     <w:rsid w:val="00847187"/>
@@ -13947,6 +15100,7 @@
     <w:rsid w:val="00BB71D2"/>
     <w:rsid w:val="00C05A05"/>
     <w:rsid w:val="00C40C34"/>
+    <w:rsid w:val="00D674D3"/>
     <w:rsid w:val="00DA555B"/>
     <w:rsid w:val="00EE3589"/>
     <w:rsid w:val="00F05331"/>
@@ -16680,6 +17834,19 @@
 </file>
 
 <file path=customXml/item1.xml><?xml version="1.0" encoding="utf-8"?>
+<b:Sources xmlns:b="http://schemas.openxmlformats.org/officeDocument/2006/bibliography" xmlns="http://schemas.openxmlformats.org/officeDocument/2006/bibliography" SelectedStyle="\APASixthEditionOfficeOnline.xsl" StyleName="APA" Version="6"/>
+</file>
+
+<file path=customXml/item2.xml><?xml version="1.0" encoding="utf-8"?>
+<?mso-contentType ?>
+<FormTemplates xmlns="http://schemas.microsoft.com/sharepoint/v3/contenttype/forms">
+  <Display>DocumentLibraryForm</Display>
+  <Edit>DocumentLibraryForm</Edit>
+  <New>DocumentLibraryForm</New>
+</FormTemplates>
+</file>
+
+<file path=customXml/item3.xml><?xml version="1.0" encoding="utf-8"?>
 <ct:contentTypeSchema xmlns:ct="http://schemas.microsoft.com/office/2006/metadata/contentType" xmlns:ma="http://schemas.microsoft.com/office/2006/metadata/properties/metaAttributes" ct:_="" ma:_="" ma:contentTypeName="Documento" ma:contentTypeID="0x010100E35D5CFF27142147BAF1F3476208DFD8" ma:contentTypeVersion="21" ma:contentTypeDescription="Crear nuevo documento." ma:contentTypeScope="" ma:versionID="bf36b99a6e9cb6c4c04e69905c56a055">
   <xsd:schema xmlns:xsd="http://www.w3.org/2001/XMLSchema" xmlns:xs="http://www.w3.org/2001/XMLSchema" xmlns:p="http://schemas.microsoft.com/office/2006/metadata/properties" xmlns:ns1="http://schemas.microsoft.com/sharepoint/v3" xmlns:ns2="9c3aca8e-802d-4afe-8de2-403351c573ee" xmlns:ns3="7755e09e-18d1-493a-950e-5a615bcdbc52" targetNamespace="http://schemas.microsoft.com/office/2006/metadata/properties" ma:root="true" ma:fieldsID="0aadd8d177eb5bb2c3d9d64c2b0f37ab" ns1:_="" ns2:_="" ns3:_="">
     <xsd:import namespace="http://schemas.microsoft.com/sharepoint/v3"/>
@@ -16957,19 +18124,6 @@
 </ct:contentTypeSchema>
 </file>
 
-<file path=customXml/item2.xml><?xml version="1.0" encoding="utf-8"?>
-<?mso-contentType ?>
-<FormTemplates xmlns="http://schemas.microsoft.com/sharepoint/v3/contenttype/forms">
-  <Display>DocumentLibraryForm</Display>
-  <Edit>DocumentLibraryForm</Edit>
-  <New>DocumentLibraryForm</New>
-</FormTemplates>
-</file>
-
-<file path=customXml/item3.xml><?xml version="1.0" encoding="utf-8"?>
-<b:Sources xmlns:b="http://schemas.openxmlformats.org/officeDocument/2006/bibliography" xmlns="http://schemas.openxmlformats.org/officeDocument/2006/bibliography" SelectedStyle="\APASixthEditionOfficeOnline.xsl" StyleName="APA" Version="6"/>
-</file>
-
 <file path=customXml/item4.xml><?xml version="1.0" encoding="utf-8"?>
 <p:properties xmlns:p="http://schemas.microsoft.com/office/2006/metadata/properties" xmlns:xsi="http://www.w3.org/2001/XMLSchema-instance" xmlns:pc="http://schemas.microsoft.com/office/infopath/2007/PartnerControls">
   <documentManagement>
@@ -16984,6 +18138,22 @@
 </file>
 
 <file path=customXml/itemProps1.xml><?xml version="1.0" encoding="utf-8"?>
+<ds:datastoreItem xmlns:ds="http://schemas.openxmlformats.org/officeDocument/2006/customXml" ds:itemID="{1C7E8C72-8D6F-40D6-BD69-93E029065D11}">
+  <ds:schemaRefs>
+    <ds:schemaRef ds:uri="http://schemas.openxmlformats.org/officeDocument/2006/bibliography"/>
+  </ds:schemaRefs>
+</ds:datastoreItem>
+</file>
+
+<file path=customXml/itemProps2.xml><?xml version="1.0" encoding="utf-8"?>
+<ds:datastoreItem xmlns:ds="http://schemas.openxmlformats.org/officeDocument/2006/customXml" ds:itemID="{9B6DFC92-80A5-46F4-B508-CDB322A80F3D}">
+  <ds:schemaRefs>
+    <ds:schemaRef ds:uri="http://schemas.microsoft.com/sharepoint/v3/contenttype/forms"/>
+  </ds:schemaRefs>
+</ds:datastoreItem>
+</file>
+
+<file path=customXml/itemProps3.xml><?xml version="1.0" encoding="utf-8"?>
 <ds:datastoreItem xmlns:ds="http://schemas.openxmlformats.org/officeDocument/2006/customXml" ds:itemID="{4B8B55E9-5053-40E5-969F-1FA1C27EFDA0}">
   <ds:schemaRefs>
     <ds:schemaRef ds:uri="http://schemas.microsoft.com/office/2006/metadata/contentType"/>
@@ -16999,22 +18169,6 @@
     <ds:schemaRef ds:uri="http://purl.org/dc/elements/1.1/"/>
     <ds:schemaRef ds:uri="http://purl.org/dc/terms/"/>
     <ds:schemaRef ds:uri="http://schemas.microsoft.com/internal/obd"/>
-  </ds:schemaRefs>
-</ds:datastoreItem>
-</file>
-
-<file path=customXml/itemProps2.xml><?xml version="1.0" encoding="utf-8"?>
-<ds:datastoreItem xmlns:ds="http://schemas.openxmlformats.org/officeDocument/2006/customXml" ds:itemID="{9B6DFC92-80A5-46F4-B508-CDB322A80F3D}">
-  <ds:schemaRefs>
-    <ds:schemaRef ds:uri="http://schemas.microsoft.com/sharepoint/v3/contenttype/forms"/>
-  </ds:schemaRefs>
-</ds:datastoreItem>
-</file>
-
-<file path=customXml/itemProps3.xml><?xml version="1.0" encoding="utf-8"?>
-<ds:datastoreItem xmlns:ds="http://schemas.openxmlformats.org/officeDocument/2006/customXml" ds:itemID="{1C7E8C72-8D6F-40D6-BD69-93E029065D11}">
-  <ds:schemaRefs>
-    <ds:schemaRef ds:uri="http://schemas.openxmlformats.org/officeDocument/2006/bibliography"/>
   </ds:schemaRefs>
 </ds:datastoreItem>
 </file>

--- a/docs/5-1. FORMULARIO_CARACTERIZACIÓN_FORMULACIÓN_PROBLEMAS-2.docx
+++ b/docs/5-1. FORMULARIO_CARACTERIZACIÓN_FORMULACIÓN_PROBLEMAS-2.docx
@@ -135,21 +135,12 @@
           </w:placeholder>
           <w:text/>
         </w:sdtPr>
-        <w:sdtEndPr/>
         <w:sdtContent>
-          <w:proofErr w:type="spellStart"/>
-          <w:r>
-            <w:rPr>
-              <w:rFonts w:ascii="Liberation Sans" w:eastAsia="Liberation Sans" w:hAnsi="Liberation Sans" w:cs="Liberation Sans"/>
-            </w:rPr>
-            <w:t>Siseven</w:t>
-          </w:r>
-          <w:proofErr w:type="spellEnd"/>
-          <w:r>
-            <w:rPr>
-              <w:rFonts w:ascii="Liberation Sans" w:eastAsia="Liberation Sans" w:hAnsi="Liberation Sans" w:cs="Liberation Sans"/>
-            </w:rPr>
-            <w:t xml:space="preserve"> Larpsito Sahur Devs</w:t>
+          <w:r>
+            <w:rPr>
+              <w:rFonts w:ascii="Liberation Sans" w:eastAsia="Liberation Sans" w:hAnsi="Liberation Sans" w:cs="Liberation Sans"/>
+            </w:rPr>
+            <w:t>Siseven Larpsito Sahur Devs</w:t>
           </w:r>
         </w:sdtContent>
       </w:sdt>
@@ -190,7 +181,6 @@
           <w:docPart w:val="E52CB31F91D04870A43B58E5E772C8A0"/>
         </w:placeholder>
       </w:sdtPr>
-      <w:sdtEndPr/>
       <w:sdtContent>
         <w:p>
           <w:pPr>
@@ -273,7 +263,6 @@
           <w:docPart w:val="3967735E376C40E7A5BAE214F264AB25"/>
         </w:placeholder>
       </w:sdtPr>
-      <w:sdtEndPr/>
       <w:sdtContent>
         <w:p>
           <w:pPr>
@@ -359,7 +348,6 @@
             <w:docPart w:val="24D66FE35F6B444F8DC6CC69392EE1C3"/>
           </w:placeholder>
         </w:sdtPr>
-        <w:sdtEndPr/>
         <w:sdtContent>
           <w:r>
             <w:t>almorcotec@udistrital.edu.co</w:t>
@@ -440,7 +428,6 @@
           <w:docPart w:val="3A0B237B66E543FCB8B66C2B2CD8F695"/>
         </w:placeholder>
       </w:sdtPr>
-      <w:sdtEndPr/>
       <w:sdtContent>
         <w:p>
           <w:pPr>
@@ -455,15 +442,7 @@
             <w:ind w:left="709"/>
           </w:pPr>
           <w:r>
-            <w:t xml:space="preserve">La ciudad no sabe dónde está la violencia que nunca entró al sistema, y por lo tanto distribuye su infraestructura de atención y cuidado según un mapa que sistemáticamente </w:t>
-          </w:r>
-          <w:proofErr w:type="spellStart"/>
-          <w:r>
-            <w:t>subrepresenta</w:t>
-          </w:r>
-          <w:proofErr w:type="spellEnd"/>
-          <w:r>
-            <w:t xml:space="preserve"> a las mujeres que no denuncian.</w:t>
+            <w:t>La ciudad no sabe dónde está la violencia que nunca entró al sistema, y por lo tanto distribuye su infraestructura de atención y cuidado según un mapa que sistemáticamente subrepresenta a las mujeres que no denuncian.</w:t>
           </w:r>
         </w:p>
         <w:p>
@@ -532,7 +511,6 @@
             <w:docPart w:val="744AE53A74EF42B29D02B0026B75B6B2"/>
           </w:placeholder>
         </w:sdtPr>
-        <w:sdtEndPr/>
         <w:sdtContent>
           <w:r>
             <w:t>La localización de Manzanas del Cuidado, Casas de Igualdad de Oportunidades y el despliegue de Duplas se prioriza con indicadores de demanda registrada. Si el registro está sesgado hacia las localidades donde ya hay institucionalidad, la inversión refuerza la desigualdad que pretende corregir. Adicionalmente, la denuncia está condicionada por dependencia económica, carga de cuidado, aislamiento y normas comunitarias de no-injerencia; ninguno de esos factores aparece en un registro administrativo, pero todos son medibles en las encuestas distritales de 2025. En la Encuesta Distrital de Percepción (13.082 registros) y la Encuesta Bienal de Cultura Ciudadana (5.860 registros) incluyen módulos de victimización, denuncia, exposición a violencia contra la mujer, distribución del trabajo de cuidado y actitudes de género. Este problema afecta directamente a las mujeres de Bogotá viven violencias y no denuncian (las cuales se concentran, según la hipótesis en hogares con alta concentración femenina del trabajo de cuidado y en entornos con normas de no-</w:t>
@@ -599,7 +577,6 @@
             <w:docPart w:val="4BFA472B9A274F76AA71A74ED1B6859F"/>
           </w:placeholder>
         </w:sdtPr>
-        <w:sdtEndPr/>
         <w:sdtContent>
           <w:r>
             <w:t xml:space="preserve">Ámbito territorial: Bogotá D.C., </w:t>
@@ -657,23 +634,7 @@
           </w:r>
           <w:r>
             <w:br/>
-            <w:t xml:space="preserve">Fuera de alcance: Inferencia causal individual; caracterización de agresores; series históricas anteriores a 2025; los </w:t>
-          </w:r>
-          <w:proofErr w:type="spellStart"/>
-          <w:r>
-            <w:t>datasets</w:t>
-          </w:r>
-          <w:proofErr w:type="spellEnd"/>
-          <w:r>
-            <w:t xml:space="preserve"> osb_malnutricion18_64 y </w:t>
-          </w:r>
-          <w:proofErr w:type="spellStart"/>
-          <w:r>
-            <w:t>osb_saludmental-consumoabusivo</w:t>
-          </w:r>
-          <w:proofErr w:type="spellEnd"/>
-          <w:r>
-            <w:t xml:space="preserve"> (se descartan por desalineación temporal y por medir demanda de tratamiento, no prevalencia)</w:t>
+            <w:t>Fuera de alcance: Inferencia causal individual; caracterización de agresores; series históricas anteriores a 2025; los datasets osb_malnutricion18_64 y osb_saludmental-consumoabusivo (se descartan por desalineación temporal y por medir demanda de tratamiento, no prevalencia)</w:t>
           </w:r>
         </w:sdtContent>
       </w:sdt>
@@ -728,7 +689,6 @@
           </w:placeholder>
           <w:text/>
         </w:sdtPr>
-        <w:sdtEndPr/>
         <w:sdtContent>
           <w:r>
             <w:rPr>
@@ -792,7 +752,6 @@
             <w:docPart w:val="FD0B34162EED4C69B8AD09728ECF6194"/>
           </w:placeholder>
         </w:sdtPr>
-        <w:sdtEndPr/>
         <w:sdtContent>
           <w:r>
             <w:rPr>
@@ -857,25 +816,7 @@
               <w:b/>
               <w:bCs/>
             </w:rPr>
-            <w:t xml:space="preserve"> </w:t>
-          </w:r>
-          <w:proofErr w:type="spellStart"/>
-          <w:r>
-            <w:rPr>
-              <w:rFonts w:ascii="Liberation Sans" w:eastAsia="Liberation Sans" w:hAnsi="Liberation Sans" w:cs="Liberation Sans"/>
-              <w:b/>
-              <w:bCs/>
-            </w:rPr>
-            <w:t>odds</w:t>
-          </w:r>
-          <w:proofErr w:type="spellEnd"/>
-          <w:r>
-            <w:rPr>
-              <w:rFonts w:ascii="Liberation Sans" w:eastAsia="Liberation Sans" w:hAnsi="Liberation Sans" w:cs="Liberation Sans"/>
-              <w:b/>
-              <w:bCs/>
-            </w:rPr>
-            <w:t xml:space="preserve"> ratio</w:t>
+            <w:t xml:space="preserve"> odds ratio</w:t>
           </w:r>
           <w:r>
             <w:rPr>
@@ -1207,7 +1148,6 @@
             <w:docPart w:val="60B896A256954A3A8E5BE9619657CCDB"/>
           </w:placeholder>
         </w:sdtPr>
-        <w:sdtEndPr/>
         <w:sdtContent>
           <w:r>
             <w:rPr>
@@ -1311,7 +1251,6 @@
                 <w:docPart w:val="609860DE8FA54B3FB1D60711405F46FE"/>
               </w:placeholder>
             </w:sdtPr>
-            <w:sdtEndPr/>
             <w:sdtContent>
               <w:r>
                 <w:rPr>
@@ -1423,7 +1362,6 @@
                     <w:docPart w:val="6CEB9C3DD04C4AECA91985EDF34505E0"/>
                   </w:placeholder>
                 </w:sdtPr>
-                <w:sdtEndPr/>
                 <w:sdtContent>
                   <w:r>
                     <w:rPr>
@@ -2128,7 +2066,6 @@
             <w:docPart w:val="3666A5EB8E734A66962F9E1E04DB2945"/>
           </w:placeholder>
         </w:sdtPr>
-        <w:sdtEndPr/>
         <w:sdtContent>
           <w:r>
             <w:rPr>
@@ -2153,42 +2090,7 @@
               <w:bCs/>
             </w:rPr>
             <w:tab/>
-          </w:r>
-          <w:proofErr w:type="spellStart"/>
-          <w:r>
-            <w:rPr>
-              <w:rFonts w:ascii="Liberation Sans" w:eastAsia="Liberation Sans" w:hAnsi="Liberation Sans" w:cs="Liberation Sans"/>
-              <w:b/>
-              <w:bCs/>
-            </w:rPr>
-            <w:t>TotalAtenciones</w:t>
-          </w:r>
-          <w:proofErr w:type="spellEnd"/>
-          <w:r>
-            <w:rPr>
-              <w:rFonts w:ascii="Liberation Sans" w:eastAsia="Liberation Sans" w:hAnsi="Liberation Sans" w:cs="Liberation Sans"/>
-              <w:b/>
-              <w:bCs/>
-            </w:rPr>
-            <w:t xml:space="preserve"> (</w:t>
-          </w:r>
-          <w:proofErr w:type="spellStart"/>
-          <w:r>
-            <w:rPr>
-              <w:rFonts w:ascii="Liberation Sans" w:eastAsia="Liberation Sans" w:hAnsi="Liberation Sans" w:cs="Liberation Sans"/>
-              <w:b/>
-              <w:bCs/>
-            </w:rPr>
-            <w:t>Linea</w:t>
-          </w:r>
-          <w:proofErr w:type="spellEnd"/>
-          <w:r>
-            <w:rPr>
-              <w:rFonts w:ascii="Liberation Sans" w:eastAsia="Liberation Sans" w:hAnsi="Liberation Sans" w:cs="Liberation Sans"/>
-              <w:b/>
-              <w:bCs/>
-            </w:rPr>
-            <w:t xml:space="preserve"> Púrpura): a</w:t>
+            <w:t>TotalAtenciones (Linea Púrpura): a</w:t>
           </w:r>
           <w:r>
             <w:rPr>
@@ -2220,25 +2122,7 @@
               <w:b/>
               <w:bCs/>
             </w:rPr>
-            <w:t xml:space="preserve">. Se usa como </w:t>
-          </w:r>
-          <w:proofErr w:type="spellStart"/>
-          <w:r>
-            <w:rPr>
-              <w:rFonts w:ascii="Liberation Sans" w:eastAsia="Liberation Sans" w:hAnsi="Liberation Sans" w:cs="Liberation Sans"/>
-              <w:b/>
-              <w:bCs/>
-            </w:rPr>
-            <w:t>numedador</w:t>
-          </w:r>
-          <w:proofErr w:type="spellEnd"/>
-          <w:r>
-            <w:rPr>
-              <w:rFonts w:ascii="Liberation Sans" w:eastAsia="Liberation Sans" w:hAnsi="Liberation Sans" w:cs="Liberation Sans"/>
-              <w:b/>
-              <w:bCs/>
-            </w:rPr>
-            <w:t xml:space="preserve"> de cobertura.</w:t>
+            <w:t>. Se usa como numedador de cobertura.</w:t>
           </w:r>
           <w:r>
             <w:rPr>
@@ -2255,24 +2139,7 @@
               <w:bCs/>
             </w:rPr>
             <w:tab/>
-          </w:r>
-          <w:proofErr w:type="spellStart"/>
-          <w:r>
-            <w:rPr>
-              <w:rFonts w:ascii="Liberation Sans" w:eastAsia="Liberation Sans" w:hAnsi="Liberation Sans" w:cs="Liberation Sans"/>
-              <w:b/>
-              <w:bCs/>
-            </w:rPr>
-            <w:t>TotalAtenciones</w:t>
-          </w:r>
-          <w:proofErr w:type="spellEnd"/>
-          <w:r>
-            <w:rPr>
-              <w:rFonts w:ascii="Liberation Sans" w:eastAsia="Liberation Sans" w:hAnsi="Liberation Sans" w:cs="Liberation Sans"/>
-              <w:b/>
-              <w:bCs/>
-            </w:rPr>
-            <w:t xml:space="preserve"> (Duplas): a</w:t>
+            <w:t>TotalAtenciones (Duplas): a</w:t>
           </w:r>
           <w:r>
             <w:rPr>
@@ -2297,25 +2164,7 @@
               <w:bCs/>
             </w:rPr>
             <w:tab/>
-            <w:t xml:space="preserve">usa como </w:t>
-          </w:r>
-          <w:proofErr w:type="spellStart"/>
-          <w:r>
-            <w:rPr>
-              <w:rFonts w:ascii="Liberation Sans" w:eastAsia="Liberation Sans" w:hAnsi="Liberation Sans" w:cs="Liberation Sans"/>
-              <w:b/>
-              <w:bCs/>
-            </w:rPr>
-            <w:t>numedador</w:t>
-          </w:r>
-          <w:proofErr w:type="spellEnd"/>
-          <w:r>
-            <w:rPr>
-              <w:rFonts w:ascii="Liberation Sans" w:eastAsia="Liberation Sans" w:hAnsi="Liberation Sans" w:cs="Liberation Sans"/>
-              <w:b/>
-              <w:bCs/>
-            </w:rPr>
-            <w:t xml:space="preserve"> de cobertura.</w:t>
+            <w:t>usa como numedador de cobertura.</w:t>
           </w:r>
           <w:r>
             <w:rPr>
@@ -2332,24 +2181,7 @@
               <w:bCs/>
             </w:rPr>
             <w:tab/>
-          </w:r>
-          <w:proofErr w:type="spellStart"/>
-          <w:r>
-            <w:rPr>
-              <w:rFonts w:ascii="Liberation Sans" w:eastAsia="Liberation Sans" w:hAnsi="Liberation Sans" w:cs="Liberation Sans"/>
-              <w:b/>
-              <w:bCs/>
-            </w:rPr>
-            <w:t>TotalAtenciones_Publico</w:t>
-          </w:r>
-          <w:proofErr w:type="spellEnd"/>
-          <w:r>
-            <w:rPr>
-              <w:rFonts w:ascii="Liberation Sans" w:eastAsia="Liberation Sans" w:hAnsi="Liberation Sans" w:cs="Liberation Sans"/>
-              <w:b/>
-              <w:bCs/>
-            </w:rPr>
-            <w:t xml:space="preserve"> (Duplas): atenciones en espacio público. Se usa</w:t>
+            <w:t>TotalAtenciones_Publico (Duplas): atenciones en espacio público. Se usa</w:t>
           </w:r>
           <w:r>
             <w:rPr>
@@ -2515,24 +2347,7 @@
               <w:bCs/>
             </w:rPr>
             <w:tab/>
-          </w:r>
-          <w:proofErr w:type="spellStart"/>
-          <w:r>
-            <w:rPr>
-              <w:rFonts w:ascii="Liberation Sans" w:eastAsia="Liberation Sans" w:hAnsi="Liberation Sans" w:cs="Liberation Sans"/>
-              <w:b/>
-              <w:bCs/>
-            </w:rPr>
-            <w:t>PobMujeres</w:t>
-          </w:r>
-          <w:proofErr w:type="spellEnd"/>
-          <w:r>
-            <w:rPr>
-              <w:rFonts w:ascii="Liberation Sans" w:eastAsia="Liberation Sans" w:hAnsi="Liberation Sans" w:cs="Liberation Sans"/>
-              <w:b/>
-              <w:bCs/>
-            </w:rPr>
-            <w:t>:</w:t>
+            <w:t>PobMujeres:</w:t>
           </w:r>
           <w:r>
             <w:rPr>
@@ -2960,18 +2775,8 @@
               <w:b/>
               <w:bCs/>
             </w:rPr>
-            <w:t xml:space="preserve">no-injerencia </w:t>
-          </w:r>
-          <w:proofErr w:type="spellStart"/>
-          <w:r>
-            <w:rPr>
-              <w:rFonts w:ascii="Liberation Sans" w:eastAsia="Liberation Sans" w:hAnsi="Liberation Sans" w:cs="Liberation Sans"/>
-              <w:b/>
-              <w:bCs/>
-            </w:rPr>
-            <w:t>intra-encuesta</w:t>
-          </w:r>
-          <w:proofErr w:type="spellEnd"/>
+            <w:t>no-injerencia intra-encuesta</w:t>
+          </w:r>
           <w:r>
             <w:rPr>
               <w:rFonts w:ascii="Liberation Sans" w:eastAsia="Liberation Sans" w:hAnsi="Liberation Sans" w:cs="Liberation Sans"/>
@@ -3737,25 +3542,7 @@
               <w:bCs/>
             </w:rPr>
             <w:tab/>
-            <w:t xml:space="preserve">H1 (estrato </w:t>
-          </w:r>
-          <w:proofErr w:type="spellStart"/>
-          <w:r>
-            <w:rPr>
-              <w:rFonts w:ascii="Liberation Sans" w:eastAsia="Liberation Sans" w:hAnsi="Liberation Sans" w:cs="Liberation Sans"/>
-              <w:b/>
-              <w:bCs/>
-            </w:rPr>
-            <w:t>socioeconomico</w:t>
-          </w:r>
-          <w:proofErr w:type="spellEnd"/>
-          <w:r>
-            <w:rPr>
-              <w:rFonts w:ascii="Liberation Sans" w:eastAsia="Liberation Sans" w:hAnsi="Liberation Sans" w:cs="Liberation Sans"/>
-              <w:b/>
-              <w:bCs/>
-            </w:rPr>
-            <w:t xml:space="preserve">): Se usa como control. </w:t>
+            <w:t xml:space="preserve">H1 (estrato socioeconomico): Se usa como control. </w:t>
           </w:r>
           <w:r>
             <w:rPr>
@@ -3837,24 +3624,7 @@
               <w:bCs/>
             </w:rPr>
             <w:tab/>
-          </w:r>
-          <w:proofErr w:type="spellStart"/>
-          <w:r>
-            <w:rPr>
-              <w:rFonts w:ascii="Liberation Sans" w:eastAsia="Liberation Sans" w:hAnsi="Liberation Sans" w:cs="Liberation Sans"/>
-              <w:b/>
-              <w:bCs/>
-            </w:rPr>
-            <w:t>sexo_jefe</w:t>
-          </w:r>
-          <w:proofErr w:type="spellEnd"/>
-          <w:r>
-            <w:rPr>
-              <w:rFonts w:ascii="Liberation Sans" w:eastAsia="Liberation Sans" w:hAnsi="Liberation Sans" w:cs="Liberation Sans"/>
-              <w:b/>
-              <w:bCs/>
-            </w:rPr>
-            <w:t xml:space="preserve"> (sexo del jefe del hogar): Se usa como c</w:t>
+            <w:t>sexo_jefe (sexo del jefe del hogar): Se usa como c</w:t>
           </w:r>
           <w:r>
             <w:rPr>
@@ -4041,34 +3811,14 @@
             </w:rPr>
             <w:t xml:space="preserve">, </w:t>
           </w:r>
-          <w:proofErr w:type="spellStart"/>
-          <w:r>
-            <w:rPr>
-              <w:rFonts w:ascii="Liberation Sans" w:eastAsia="Liberation Sans" w:hAnsi="Liberation Sans" w:cs="Liberation Sans"/>
-              <w:b/>
-              <w:bCs/>
-            </w:rPr>
-            <w:t>IPS_dia</w:t>
-          </w:r>
-          <w:proofErr w:type="spellEnd"/>
-          <w:r>
-            <w:rPr>
-              <w:rFonts w:ascii="Liberation Sans" w:eastAsia="Liberation Sans" w:hAnsi="Liberation Sans" w:cs="Liberation Sans"/>
-              <w:b/>
-              <w:bCs/>
-            </w:rPr>
-            <w:t xml:space="preserve">, </w:t>
-          </w:r>
-          <w:proofErr w:type="spellStart"/>
-          <w:r>
-            <w:rPr>
-              <w:rFonts w:ascii="Liberation Sans" w:eastAsia="Liberation Sans" w:hAnsi="Liberation Sans" w:cs="Liberation Sans"/>
-              <w:b/>
-              <w:bCs/>
-            </w:rPr>
-            <w:t>IPS_noche</w:t>
-          </w:r>
-          <w:proofErr w:type="spellEnd"/>
+          <w:r>
+            <w:rPr>
+              <w:rFonts w:ascii="Liberation Sans" w:eastAsia="Liberation Sans" w:hAnsi="Liberation Sans" w:cs="Liberation Sans"/>
+              <w:b/>
+              <w:bCs/>
+            </w:rPr>
+            <w:t>IPS_dia, IPS_noche</w:t>
+          </w:r>
           <w:r>
             <w:rPr>
               <w:rFonts w:ascii="Liberation Sans" w:eastAsia="Liberation Sans" w:hAnsi="Liberation Sans" w:cs="Liberation Sans"/>
@@ -4198,34 +3948,14 @@
             </w:rPr>
             <w:tab/>
           </w:r>
-          <w:proofErr w:type="spellStart"/>
-          <w:r>
-            <w:rPr>
-              <w:rFonts w:ascii="Liberation Sans" w:eastAsia="Liberation Sans" w:hAnsi="Liberation Sans" w:cs="Liberation Sans"/>
-              <w:b/>
-              <w:bCs/>
-            </w:rPr>
-            <w:t>fexp_calp_anu</w:t>
-          </w:r>
-          <w:proofErr w:type="spellEnd"/>
-          <w:r>
-            <w:rPr>
-              <w:rFonts w:ascii="Liberation Sans" w:eastAsia="Liberation Sans" w:hAnsi="Liberation Sans" w:cs="Liberation Sans"/>
-              <w:b/>
-              <w:bCs/>
-            </w:rPr>
-            <w:t xml:space="preserve">, </w:t>
-          </w:r>
-          <w:proofErr w:type="spellStart"/>
-          <w:r>
-            <w:rPr>
-              <w:rFonts w:ascii="Liberation Sans" w:eastAsia="Liberation Sans" w:hAnsi="Liberation Sans" w:cs="Liberation Sans"/>
-              <w:b/>
-              <w:bCs/>
-            </w:rPr>
-            <w:t>fexp_calh_anu</w:t>
-          </w:r>
-          <w:proofErr w:type="spellEnd"/>
+          <w:r>
+            <w:rPr>
+              <w:rFonts w:ascii="Liberation Sans" w:eastAsia="Liberation Sans" w:hAnsi="Liberation Sans" w:cs="Liberation Sans"/>
+              <w:b/>
+              <w:bCs/>
+            </w:rPr>
+            <w:t>fexp_calp_anu, fexp_calh_anu</w:t>
+          </w:r>
           <w:r>
             <w:rPr>
               <w:rFonts w:ascii="Liberation Sans" w:eastAsia="Liberation Sans" w:hAnsi="Liberation Sans" w:cs="Liberation Sans"/>
@@ -4291,52 +4021,14 @@
             </w:rPr>
             <w:tab/>
           </w:r>
-          <w:proofErr w:type="spellStart"/>
-          <w:r>
-            <w:rPr>
-              <w:rFonts w:ascii="Liberation Sans" w:eastAsia="Liberation Sans" w:hAnsi="Liberation Sans" w:cs="Liberation Sans"/>
-              <w:b/>
-              <w:bCs/>
-            </w:rPr>
-            <w:t>codigo_localidad</w:t>
-          </w:r>
-          <w:proofErr w:type="spellEnd"/>
-          <w:r>
-            <w:rPr>
-              <w:rFonts w:ascii="Liberation Sans" w:eastAsia="Liberation Sans" w:hAnsi="Liberation Sans" w:cs="Liberation Sans"/>
-              <w:b/>
-              <w:bCs/>
-            </w:rPr>
-            <w:t xml:space="preserve">, </w:t>
-          </w:r>
-          <w:proofErr w:type="spellStart"/>
-          <w:r>
-            <w:rPr>
-              <w:rFonts w:ascii="Liberation Sans" w:eastAsia="Liberation Sans" w:hAnsi="Liberation Sans" w:cs="Liberation Sans"/>
-              <w:b/>
-              <w:bCs/>
-            </w:rPr>
-            <w:t>codigo_UPL</w:t>
-          </w:r>
-          <w:proofErr w:type="spellEnd"/>
-          <w:r>
-            <w:rPr>
-              <w:rFonts w:ascii="Liberation Sans" w:eastAsia="Liberation Sans" w:hAnsi="Liberation Sans" w:cs="Liberation Sans"/>
-              <w:b/>
-              <w:bCs/>
-            </w:rPr>
-            <w:t xml:space="preserve">, </w:t>
-          </w:r>
-          <w:proofErr w:type="spellStart"/>
-          <w:r>
-            <w:rPr>
-              <w:rFonts w:ascii="Liberation Sans" w:eastAsia="Liberation Sans" w:hAnsi="Liberation Sans" w:cs="Liberation Sans"/>
-              <w:b/>
-              <w:bCs/>
-            </w:rPr>
-            <w:t>SectorUPL</w:t>
-          </w:r>
-          <w:proofErr w:type="spellEnd"/>
+          <w:r>
+            <w:rPr>
+              <w:rFonts w:ascii="Liberation Sans" w:eastAsia="Liberation Sans" w:hAnsi="Liberation Sans" w:cs="Liberation Sans"/>
+              <w:b/>
+              <w:bCs/>
+            </w:rPr>
+            <w:t>codigo_localidad, codigo_UPL, SectorUPL</w:t>
+          </w:r>
           <w:r>
             <w:rPr>
               <w:rFonts w:ascii="Liberation Sans" w:eastAsia="Liberation Sans" w:hAnsi="Liberation Sans" w:cs="Liberation Sans"/>
@@ -5439,7 +5131,6 @@
             </w:rPr>
             <w:tab/>
           </w:r>
-          <w:proofErr w:type="spellStart"/>
           <w:r>
             <w:rPr>
               <w:rFonts w:ascii="Liberation Sans" w:eastAsia="Liberation Sans" w:hAnsi="Liberation Sans" w:cs="Liberation Sans"/>
@@ -5448,7 +5139,6 @@
             </w:rPr>
             <w:t>osb_SPA</w:t>
           </w:r>
-          <w:proofErr w:type="spellEnd"/>
           <w:r>
             <w:rPr>
               <w:rFonts w:ascii="Liberation Sans" w:eastAsia="Liberation Sans" w:hAnsi="Liberation Sans" w:cs="Liberation Sans"/>
@@ -5858,18 +5548,8 @@
               <w:b/>
               <w:bCs/>
             </w:rPr>
-            <w:t>outputs/</w:t>
-          </w:r>
-          <w:proofErr w:type="spellStart"/>
-          <w:r>
-            <w:rPr>
-              <w:rFonts w:ascii="Liberation Sans" w:eastAsia="Liberation Sans" w:hAnsi="Liberation Sans" w:cs="Liberation Sans"/>
-              <w:b/>
-              <w:bCs/>
-            </w:rPr>
-            <w:t>localidades_con_nombres.geojson</w:t>
-          </w:r>
-          <w:proofErr w:type="spellEnd"/>
+            <w:t>outputs/localidades_con_nombres.geojson</w:t>
+          </w:r>
           <w:r>
             <w:rPr>
               <w:rFonts w:ascii="Liberation Sans" w:eastAsia="Liberation Sans" w:hAnsi="Liberation Sans" w:cs="Liberation Sans"/>
@@ -5894,23 +5574,13 @@
             </w:rPr>
             <w:tab/>
           </w:r>
-          <w:proofErr w:type="spellStart"/>
-          <w:r>
-            <w:rPr>
-              <w:rFonts w:ascii="Liberation Sans" w:eastAsia="Liberation Sans" w:hAnsi="Liberation Sans" w:cs="Liberation Sans"/>
-              <w:b/>
-              <w:bCs/>
-            </w:rPr>
-            <w:t>codigo_localidad</w:t>
-          </w:r>
-          <w:proofErr w:type="spellEnd"/>
-          <w:r>
-            <w:rPr>
-              <w:rFonts w:ascii="Liberation Sans" w:eastAsia="Liberation Sans" w:hAnsi="Liberation Sans" w:cs="Liberation Sans"/>
-              <w:b/>
-              <w:bCs/>
-            </w:rPr>
-            <w:t>, localidad</w:t>
+          <w:r>
+            <w:rPr>
+              <w:rFonts w:ascii="Liberation Sans" w:eastAsia="Liberation Sans" w:hAnsi="Liberation Sans" w:cs="Liberation Sans"/>
+              <w:b/>
+              <w:bCs/>
+            </w:rPr>
+            <w:t>codigo_localidad, localidad</w:t>
           </w:r>
           <w:r>
             <w:rPr>
@@ -6007,7 +5677,6 @@
             <w:docPart w:val="134006B88C3C40EEA9E52A3CCE4E328B"/>
           </w:placeholder>
         </w:sdtPr>
-        <w:sdtEndPr/>
         <w:sdtContent>
           <w:r>
             <w:rPr>
@@ -6055,16 +5724,7 @@
               <w:b/>
               <w:bCs/>
             </w:rPr>
-            <w:t xml:space="preserve">├── Encuesta Percepción (13.082 personas)   → modelos </w:t>
-          </w:r>
-          <w:proofErr w:type="spellStart"/>
-          <w:r>
-            <w:rPr>
-              <w:rFonts w:ascii="Liberation Sans" w:eastAsia="Liberation Sans" w:hAnsi="Liberation Sans" w:cs="Liberation Sans"/>
-              <w:b/>
-              <w:bCs/>
-            </w:rPr>
-            <w:t>H</w:t>
+            <w:t>├── Encuesta Percepción (13.082 personas)   → modelos H</w:t>
           </w:r>
           <w:r>
             <w:rPr>
@@ -6074,7 +5734,6 @@
             </w:rPr>
             <w:t>ip.Sorporte</w:t>
           </w:r>
-          <w:proofErr w:type="spellEnd"/>
           <w:r>
             <w:rPr>
               <w:rFonts w:ascii="Liberation Sans" w:eastAsia="Liberation Sans" w:hAnsi="Liberation Sans" w:cs="Liberation Sans"/>
@@ -6097,16 +5756,7 @@
               <w:b/>
               <w:bCs/>
             </w:rPr>
-            <w:t xml:space="preserve">└── Encuesta Bienal    (5.860 personas)     → análisis factorial </w:t>
-          </w:r>
-          <w:proofErr w:type="spellStart"/>
-          <w:r>
-            <w:rPr>
-              <w:rFonts w:ascii="Liberation Sans" w:eastAsia="Liberation Sans" w:hAnsi="Liberation Sans" w:cs="Liberation Sans"/>
-              <w:b/>
-              <w:bCs/>
-            </w:rPr>
-            <w:t>H</w:t>
+            <w:t>└── Encuesta Bienal    (5.860 personas)     → análisis factorial H</w:t>
           </w:r>
           <w:r>
             <w:rPr>
@@ -6116,7 +5766,6 @@
             </w:rPr>
             <w:t>ip.Normativa</w:t>
           </w:r>
-          <w:proofErr w:type="spellEnd"/>
           <w:r>
             <w:rPr>
               <w:rFonts w:ascii="Liberation Sans" w:eastAsia="Liberation Sans" w:hAnsi="Liberation Sans" w:cs="Liberation Sans"/>
@@ -6275,25 +5924,7 @@
               <w:b/>
               <w:bCs/>
             </w:rPr>
-            <w:t xml:space="preserve">↓ </w:t>
-          </w:r>
-          <w:proofErr w:type="spellStart"/>
-          <w:r>
-            <w:rPr>
-              <w:rFonts w:ascii="Liberation Sans" w:eastAsia="Liberation Sans" w:hAnsi="Liberation Sans" w:cs="Liberation Sans"/>
-              <w:b/>
-              <w:bCs/>
-            </w:rPr>
-            <w:t>join</w:t>
-          </w:r>
-          <w:proofErr w:type="spellEnd"/>
-          <w:r>
-            <w:rPr>
-              <w:rFonts w:ascii="Liberation Sans" w:eastAsia="Liberation Sans" w:hAnsi="Liberation Sans" w:cs="Liberation Sans"/>
-              <w:b/>
-              <w:bCs/>
-            </w:rPr>
-            <w:t xml:space="preserve"> espacial</w:t>
+            <w:t>↓ join espacial</w:t>
           </w:r>
           <w:r>
             <w:rPr>
@@ -6341,18 +5972,8 @@
               <w:b/>
               <w:bCs/>
             </w:rPr>
-            <w:t xml:space="preserve">└── </w:t>
-          </w:r>
-          <w:proofErr w:type="spellStart"/>
-          <w:r>
-            <w:rPr>
-              <w:rFonts w:ascii="Liberation Sans" w:eastAsia="Liberation Sans" w:hAnsi="Liberation Sans" w:cs="Liberation Sans"/>
-              <w:b/>
-              <w:bCs/>
-            </w:rPr>
-            <w:t>localidades_con_nombres.geojson</w:t>
-          </w:r>
-          <w:proofErr w:type="spellEnd"/>
+            <w:t>└── localidades_con_nombres.geojson</w:t>
+          </w:r>
           <w:r>
             <w:rPr>
               <w:rFonts w:ascii="Liberation Sans" w:eastAsia="Liberation Sans" w:hAnsi="Liberation Sans" w:cs="Liberation Sans"/>
@@ -6385,7 +6006,6 @@
             </w:rPr>
             <w:t xml:space="preserve"> (</w:t>
           </w:r>
-          <w:proofErr w:type="spellStart"/>
           <w:r>
             <w:rPr>
               <w:rFonts w:ascii="Liberation Sans" w:eastAsia="Liberation Sans" w:hAnsi="Liberation Sans" w:cs="Liberation Sans"/>
@@ -6394,7 +6014,6 @@
             </w:rPr>
             <w:t>dim_localidad</w:t>
           </w:r>
-          <w:proofErr w:type="spellEnd"/>
           <w:r>
             <w:rPr>
               <w:rFonts w:ascii="Liberation Sans" w:eastAsia="Liberation Sans" w:hAnsi="Liberation Sans" w:cs="Liberation Sans"/>
@@ -6409,25 +6028,7 @@
               <w:b/>
               <w:bCs/>
             </w:rPr>
-            <w:t xml:space="preserve"> cuya llave es </w:t>
-          </w:r>
-          <w:proofErr w:type="spellStart"/>
-          <w:r>
-            <w:rPr>
-              <w:rFonts w:ascii="Liberation Sans" w:eastAsia="Liberation Sans" w:hAnsi="Liberation Sans" w:cs="Liberation Sans"/>
-              <w:b/>
-              <w:bCs/>
-            </w:rPr>
-            <w:t>codigo_localidad</w:t>
-          </w:r>
-          <w:proofErr w:type="spellEnd"/>
-          <w:r>
-            <w:rPr>
-              <w:rFonts w:ascii="Liberation Sans" w:eastAsia="Liberation Sans" w:hAnsi="Liberation Sans" w:cs="Liberation Sans"/>
-              <w:b/>
-              <w:bCs/>
-            </w:rPr>
-            <w:t xml:space="preserve"> (entero 1</w:t>
+            <w:t xml:space="preserve"> cuya llave es codigo_localidad (entero 1</w:t>
           </w:r>
           <w:r>
             <w:rPr>
@@ -6475,25 +6076,7 @@
               <w:b/>
               <w:bCs/>
             </w:rPr>
-            <w:t xml:space="preserve"> las fuentes usan mayúsculas, tildes y abreviaturas distintas (Ciudad Bolívar / CIUDAD BOLIVAR, LOS MÁRTIRES / Mártires). Cada fuente aporta su propia variante de esa llave: </w:t>
-          </w:r>
-          <w:proofErr w:type="spellStart"/>
-          <w:r>
-            <w:rPr>
-              <w:rFonts w:ascii="Liberation Sans" w:eastAsia="Liberation Sans" w:hAnsi="Liberation Sans" w:cs="Liberation Sans"/>
-              <w:b/>
-              <w:bCs/>
-            </w:rPr>
-            <w:t>Cod_Locali</w:t>
-          </w:r>
-          <w:proofErr w:type="spellEnd"/>
-          <w:r>
-            <w:rPr>
-              <w:rFonts w:ascii="Liberation Sans" w:eastAsia="Liberation Sans" w:hAnsi="Liberation Sans" w:cs="Liberation Sans"/>
-              <w:b/>
-              <w:bCs/>
-            </w:rPr>
-            <w:t xml:space="preserve"> en la Encuesta de Percepción</w:t>
+            <w:t xml:space="preserve"> las fuentes usan mayúsculas, tildes y abreviaturas distintas (Ciudad Bolívar / CIUDAD BOLIVAR, LOS MÁRTIRES / Mártires). Cada fuente aporta su propia variante de esa llave: Cod_Locali en la Encuesta de Percepción</w:t>
           </w:r>
           <w:r>
             <w:rPr>
@@ -6544,41 +6127,13 @@
             </w:rPr>
             <w:t>(</w:t>
           </w:r>
-          <w:proofErr w:type="spellStart"/>
-          <w:r>
-            <w:rPr>
-              <w:rFonts w:ascii="Liberation Sans" w:eastAsia="Liberation Sans" w:hAnsi="Liberation Sans" w:cs="Liberation Sans"/>
-              <w:b/>
-              <w:bCs/>
-            </w:rPr>
-            <w:t>fexp_calp_anu</w:t>
-          </w:r>
-          <w:proofErr w:type="spellEnd"/>
-          <w:r>
-            <w:rPr>
-              <w:rFonts w:ascii="Liberation Sans" w:eastAsia="Liberation Sans" w:hAnsi="Liberation Sans" w:cs="Liberation Sans"/>
-              <w:b/>
-              <w:bCs/>
-            </w:rPr>
-            <w:t xml:space="preserve"> o </w:t>
-          </w:r>
-          <w:proofErr w:type="spellStart"/>
-          <w:r>
-            <w:rPr>
-              <w:rFonts w:ascii="Liberation Sans" w:eastAsia="Liberation Sans" w:hAnsi="Liberation Sans" w:cs="Liberation Sans"/>
-              <w:b/>
-              <w:bCs/>
-            </w:rPr>
-            <w:t>fexp_calh_anu</w:t>
-          </w:r>
-          <w:proofErr w:type="spellEnd"/>
-          <w:r>
-            <w:rPr>
-              <w:rFonts w:ascii="Liberation Sans" w:eastAsia="Liberation Sans" w:hAnsi="Liberation Sans" w:cs="Liberation Sans"/>
-              <w:b/>
-              <w:bCs/>
-            </w:rPr>
-            <w:t xml:space="preserve"> según se trate de personas u hogares, FACTOR en la Bienal</w:t>
+          <w:r>
+            <w:rPr>
+              <w:rFonts w:ascii="Liberation Sans" w:eastAsia="Liberation Sans" w:hAnsi="Liberation Sans" w:cs="Liberation Sans"/>
+              <w:b/>
+              <w:bCs/>
+            </w:rPr>
+            <w:t>fexp_calp_anu o fexp_calh_anu según se trate de personas u hogares, FACTOR en la Bienal</w:t>
           </w:r>
           <w:r>
             <w:rPr>
@@ -6602,36 +6157,16 @@
               <w:b/>
               <w:bCs/>
             </w:rPr>
-            <w:t xml:space="preserve">los conglomerados se definen por </w:t>
-          </w:r>
-          <w:proofErr w:type="spellStart"/>
-          <w:r>
-            <w:rPr>
-              <w:rFonts w:ascii="Liberation Sans" w:eastAsia="Liberation Sans" w:hAnsi="Liberation Sans" w:cs="Liberation Sans"/>
-              <w:b/>
-              <w:bCs/>
-            </w:rPr>
-            <w:t>codigo_UPL</w:t>
-          </w:r>
-          <w:proofErr w:type="spellEnd"/>
-          <w:r>
-            <w:rPr>
-              <w:rFonts w:ascii="Liberation Sans" w:eastAsia="Liberation Sans" w:hAnsi="Liberation Sans" w:cs="Liberation Sans"/>
-              <w:b/>
-              <w:bCs/>
-            </w:rPr>
-            <w:t xml:space="preserve"> y la geometría se une por </w:t>
-          </w:r>
-          <w:proofErr w:type="spellStart"/>
-          <w:r>
-            <w:rPr>
-              <w:rFonts w:ascii="Liberation Sans" w:eastAsia="Liberation Sans" w:hAnsi="Liberation Sans" w:cs="Liberation Sans"/>
-              <w:b/>
-              <w:bCs/>
-            </w:rPr>
-            <w:t>codigo_localidad</w:t>
-          </w:r>
-          <w:proofErr w:type="spellEnd"/>
+            <w:t>los conglomerados se definen por codigo_UPL</w:t>
+          </w:r>
+          <w:r>
+            <w:rPr>
+              <w:rFonts w:ascii="Liberation Sans" w:eastAsia="Liberation Sans" w:hAnsi="Liberation Sans" w:cs="Liberation Sans"/>
+              <w:b/>
+              <w:bCs/>
+            </w:rPr>
+            <w:t xml:space="preserve"> y la geometría se une por codigo_localidad</w:t>
+          </w:r>
           <w:r>
             <w:rPr>
               <w:rFonts w:ascii="Liberation Sans" w:eastAsia="Liberation Sans" w:hAnsi="Liberation Sans" w:cs="Liberation Sans"/>
@@ -6737,7 +6272,6 @@
             <w14:uncheckedState w14:val="2610" w14:font="MS Gothic"/>
           </w14:checkbox>
         </w:sdtPr>
-        <w:sdtEndPr/>
         <w:sdtContent>
           <w:r>
             <w:rPr>
@@ -6787,7 +6321,6 @@
             <w14:uncheckedState w14:val="2610" w14:font="MS Gothic"/>
           </w14:checkbox>
         </w:sdtPr>
-        <w:sdtEndPr/>
         <w:sdtContent>
           <w:r>
             <w:rPr>
@@ -6835,7 +6368,6 @@
             <w14:uncheckedState w14:val="2610" w14:font="MS Gothic"/>
           </w14:checkbox>
         </w:sdtPr>
-        <w:sdtEndPr/>
         <w:sdtContent>
           <w:r>
             <w:rPr>
@@ -6887,7 +6419,6 @@
           <w:docPart w:val="697B6D952DDD420C81D4CFABDD1DD48A"/>
         </w:placeholder>
       </w:sdtPr>
-      <w:sdtEndPr/>
       <w:sdtContent>
         <w:p>
           <w:pPr>
@@ -7003,7 +6534,6 @@
             <w14:uncheckedState w14:val="2610" w14:font="MS Gothic"/>
           </w14:checkbox>
         </w:sdtPr>
-        <w:sdtEndPr/>
         <w:sdtContent>
           <w:r>
             <w:rPr>
@@ -7039,7 +6569,6 @@
             <w14:uncheckedState w14:val="2610" w14:font="MS Gothic"/>
           </w14:checkbox>
         </w:sdtPr>
-        <w:sdtEndPr/>
         <w:sdtContent>
           <w:r>
             <w:rPr>
@@ -7075,7 +6604,6 @@
             <w14:uncheckedState w14:val="2610" w14:font="MS Gothic"/>
           </w14:checkbox>
         </w:sdtPr>
-        <w:sdtEndPr/>
         <w:sdtContent>
           <w:r>
             <w:rPr>
@@ -7217,21 +6745,7 @@
             <w:rPr>
               <w:rFonts w:ascii="Liberation Sans" w:eastAsia="Liberation Sans" w:hAnsi="Liberation Sans" w:cs="Liberation Sans"/>
             </w:rPr>
-            <w:t xml:space="preserve"> La batería de equidad de género de la Bienal (17 ítems) se descompone </w:t>
-          </w:r>
-          <w:proofErr w:type="spellStart"/>
-          <w:r>
-            <w:rPr>
-              <w:rFonts w:ascii="Liberation Sans" w:eastAsia="Liberation Sans" w:hAnsi="Liberation Sans" w:cs="Liberation Sans"/>
-            </w:rPr>
-            <w:t>factorialmente</w:t>
-          </w:r>
-          <w:proofErr w:type="spellEnd"/>
-          <w:r>
-            <w:rPr>
-              <w:rFonts w:ascii="Liberation Sans" w:eastAsia="Liberation Sans" w:hAnsi="Liberation Sans" w:cs="Liberation Sans"/>
-            </w:rPr>
-            <w:t xml:space="preserve"> para distinguir qué tipo de norma sexista se asocia con la inacción social, en lugar de tratar "el machismo" como un bloque indiferenciado.</w:t>
+            <w:t xml:space="preserve"> La batería de equidad de género de la Bienal (17 ítems) se descompone factorialmente para distinguir qué tipo de norma sexista se asocia con la inacción social, en lugar de tratar "el machismo" como un bloque indiferenciado.</w:t>
           </w:r>
           <w:r>
             <w:rPr>
@@ -7463,7 +6977,6 @@
             <w14:uncheckedState w14:val="2610" w14:font="MS Gothic"/>
           </w14:checkbox>
         </w:sdtPr>
-        <w:sdtEndPr/>
         <w:sdtContent>
           <w:r>
             <w:rPr>
@@ -7511,7 +7024,6 @@
             <w14:uncheckedState w14:val="2610" w14:font="MS Gothic"/>
           </w14:checkbox>
         </w:sdtPr>
-        <w:sdtEndPr/>
         <w:sdtContent>
           <w:r>
             <w:rPr>
@@ -7559,7 +7071,6 @@
             <w14:uncheckedState w14:val="2610" w14:font="MS Gothic"/>
           </w14:checkbox>
         </w:sdtPr>
-        <w:sdtEndPr/>
         <w:sdtContent>
           <w:r>
             <w:rPr>
@@ -7607,7 +7118,6 @@
             <w14:uncheckedState w14:val="2610" w14:font="MS Gothic"/>
           </w14:checkbox>
         </w:sdtPr>
-        <w:sdtEndPr/>
         <w:sdtContent>
           <w:r>
             <w:rPr>
@@ -7663,7 +7173,6 @@
             <w14:uncheckedState w14:val="2610" w14:font="MS Gothic"/>
           </w14:checkbox>
         </w:sdtPr>
-        <w:sdtEndPr/>
         <w:sdtContent>
           <w:r>
             <w:rPr>
@@ -7711,7 +7220,6 @@
             <w14:uncheckedState w14:val="2610" w14:font="MS Gothic"/>
           </w14:checkbox>
         </w:sdtPr>
-        <w:sdtEndPr/>
         <w:sdtContent>
           <w:r>
             <w:rPr>
@@ -7759,7 +7267,6 @@
             <w14:uncheckedState w14:val="2610" w14:font="MS Gothic"/>
           </w14:checkbox>
         </w:sdtPr>
-        <w:sdtEndPr/>
         <w:sdtContent>
           <w:r>
             <w:rPr>
@@ -7816,9 +7323,7 @@
             <w:docPart w:val="8BB674EAA0624E12B56B3E5149BAB590"/>
           </w:placeholder>
         </w:sdtPr>
-        <w:sdtEndPr/>
         <w:sdtContent>
-          <w:proofErr w:type="spellStart"/>
           <w:r>
             <w:rPr>
               <w:rFonts w:ascii="Liberation Sans" w:eastAsia="Liberation Sans" w:hAnsi="Liberation Sans" w:cs="Liberation Sans"/>
@@ -7826,17 +7331,7 @@
               <w:bCs/>
               <w:lang w:val="en-US"/>
             </w:rPr>
-            <w:t>Deepseek</w:t>
-          </w:r>
-          <w:proofErr w:type="spellEnd"/>
-          <w:r>
-            <w:rPr>
-              <w:rFonts w:ascii="Liberation Sans" w:eastAsia="Liberation Sans" w:hAnsi="Liberation Sans" w:cs="Liberation Sans"/>
-              <w:b/>
-              <w:bCs/>
-              <w:lang w:val="en-US"/>
-            </w:rPr>
-            <w:t>, ChatGPT, Gemini, C</w:t>
+            <w:t>Deepseek, ChatGPT, Gemini, C</w:t>
           </w:r>
           <w:r>
             <w:rPr>
@@ -7927,7 +7422,6 @@
             <w14:uncheckedState w14:val="2610" w14:font="MS Gothic"/>
           </w14:checkbox>
         </w:sdtPr>
-        <w:sdtEndPr/>
         <w:sdtContent>
           <w:r>
             <w:rPr>
@@ -7975,7 +7469,6 @@
             <w14:uncheckedState w14:val="2610" w14:font="MS Gothic"/>
           </w14:checkbox>
         </w:sdtPr>
-        <w:sdtEndPr/>
         <w:sdtContent>
           <w:r>
             <w:rPr>
@@ -8023,7 +7516,6 @@
             <w14:uncheckedState w14:val="2610" w14:font="MS Gothic"/>
           </w14:checkbox>
         </w:sdtPr>
-        <w:sdtEndPr/>
         <w:sdtContent>
           <w:r>
             <w:rPr>
@@ -8071,7 +7563,6 @@
             <w14:uncheckedState w14:val="2610" w14:font="MS Gothic"/>
           </w14:checkbox>
         </w:sdtPr>
-        <w:sdtEndPr/>
         <w:sdtContent>
           <w:r>
             <w:rPr>
@@ -8119,7 +7610,6 @@
             <w14:uncheckedState w14:val="2610" w14:font="MS Gothic"/>
           </w14:checkbox>
         </w:sdtPr>
-        <w:sdtEndPr/>
         <w:sdtContent>
           <w:r>
             <w:rPr>
@@ -8175,7 +7665,6 @@
             <w14:uncheckedState w14:val="2610" w14:font="MS Gothic"/>
           </w14:checkbox>
         </w:sdtPr>
-        <w:sdtEndPr/>
         <w:sdtContent>
           <w:r>
             <w:rPr>
@@ -8222,7 +7711,6 @@
           </w:placeholder>
           <w:showingPlcHdr/>
         </w:sdtPr>
-        <w:sdtEndPr/>
         <w:sdtContent>
           <w:r>
             <w:rPr>
@@ -8299,45 +7787,96 @@
           <w:placeholder>
             <w:docPart w:val="C3F9DA742196407784DC067A9CD41448"/>
           </w:placeholder>
-          <w:showingPlcHdr/>
         </w:sdtPr>
-        <w:sdtEndPr/>
         <w:sdtContent>
           <w:r>
             <w:rPr>
-              <w:rStyle w:val="Textodelmarcadordeposicin"/>
-            </w:rPr>
-            <w:t>Describa la herramienta o visualización desarrollada por el equipo, indicando sus principales funcionalidades, la forma en que opera y los indicadores, análisis o visualizaciones más relevantes que presenta.</w:t>
-          </w:r>
-          <w:r>
-            <w:rPr>
-              <w:rStyle w:val="Textodelmarcadordeposicin"/>
-            </w:rPr>
-            <w:t xml:space="preserve">  </w:t>
-          </w:r>
-          <w:r>
-            <w:rPr>
-              <w:rStyle w:val="Textodelmarcadordeposicin"/>
-            </w:rPr>
-            <w:br/>
-          </w:r>
-          <w:r>
-            <w:rPr>
-              <w:rStyle w:val="Textodelmarcadordeposicin"/>
-            </w:rPr>
-            <w:t>Adjunte capturas de pantalla que permitan ilustrar la solución desarrollada y los principales</w:t>
-          </w:r>
-          <w:r>
-            <w:rPr>
-              <w:rStyle w:val="Textodelmarcadordeposicin"/>
-            </w:rPr>
-            <w:t xml:space="preserve"> </w:t>
-          </w:r>
-          <w:r>
-            <w:rPr>
-              <w:rStyle w:val="Textodelmarcadordeposicin"/>
-            </w:rPr>
-            <w:t>hallazgos obtenidos.</w:t>
+              <w:rFonts w:ascii="Liberation Sans" w:eastAsia="Liberation Sans" w:hAnsi="Liberation Sans" w:cs="Liberation Sans"/>
+              <w:b/>
+              <w:bCs/>
+            </w:rPr>
+            <w:t xml:space="preserve">Se </w:t>
+          </w:r>
+          <w:r>
+            <w:rPr>
+              <w:rFonts w:ascii="Liberation Sans" w:eastAsia="Liberation Sans" w:hAnsi="Liberation Sans" w:cs="Liberation Sans"/>
+              <w:b/>
+              <w:bCs/>
+            </w:rPr>
+            <w:t xml:space="preserve">desarrolló un tablero interactivo en Tableau que confronta dos formas de medir la cobertura del sistema distrital de atención a violencias contra las mujeres: la que se usa hoy </w:t>
+          </w:r>
+          <w:r>
+            <w:rPr>
+              <w:rFonts w:ascii="Liberation Sans" w:eastAsia="Liberation Sans" w:hAnsi="Liberation Sans" w:cs="Liberation Sans"/>
+              <w:b/>
+              <w:bCs/>
+            </w:rPr>
+            <w:t>(</w:t>
+          </w:r>
+          <w:r>
+            <w:rPr>
+              <w:rFonts w:ascii="Liberation Sans" w:eastAsia="Liberation Sans" w:hAnsi="Liberation Sans" w:cs="Liberation Sans"/>
+              <w:b/>
+              <w:bCs/>
+            </w:rPr>
+            <w:t>atenciones por cada caso registrado</w:t>
+          </w:r>
+          <w:r>
+            <w:rPr>
+              <w:rFonts w:ascii="Liberation Sans" w:eastAsia="Liberation Sans" w:hAnsi="Liberation Sans" w:cs="Liberation Sans"/>
+              <w:b/>
+              <w:bCs/>
+            </w:rPr>
+            <w:t>)</w:t>
+          </w:r>
+          <w:r>
+            <w:rPr>
+              <w:rFonts w:ascii="Liberation Sans" w:eastAsia="Liberation Sans" w:hAnsi="Liberation Sans" w:cs="Liberation Sans"/>
+              <w:b/>
+              <w:bCs/>
+            </w:rPr>
+            <w:t xml:space="preserve"> y una alternativa construida desde la población, que estima la demanda a partir de la Encuesta Distrital de Percepción 2025 con factores de expansión. Opera sobre un modelo relacional que usa la localidad como llave única e integra los registros administrativos de Línea Púrpura, Duplas y riesgo de feminicidio con estimaciones de encuesta y la batería de equidad de género de la Encuesta Bienal de Cultura Ciudadana; todos los indicadores llegan precalculados desde Python con sus intervalos de confianza al 95%, de modo que el tablero agrega y presenta, pero no infiere. Se organiza en tres tableros encadenados </w:t>
+          </w:r>
+          <w:r>
+            <w:rPr>
+              <w:rFonts w:ascii="Liberation Sans" w:eastAsia="Liberation Sans" w:hAnsi="Liberation Sans" w:cs="Liberation Sans"/>
+              <w:b/>
+              <w:bCs/>
+            </w:rPr>
+            <w:t>(</w:t>
+          </w:r>
+          <w:r>
+            <w:rPr>
+              <w:rFonts w:ascii="Liberation Sans" w:eastAsia="Liberation Sans" w:hAnsi="Liberation Sans" w:cs="Liberation Sans"/>
+              <w:b/>
+              <w:bCs/>
+            </w:rPr>
+            <w:t>diagnóstico, explicación y priorización</w:t>
+          </w:r>
+          <w:r>
+            <w:rPr>
+              <w:rFonts w:ascii="Liberation Sans" w:eastAsia="Liberation Sans" w:hAnsi="Liberation Sans" w:cs="Liberation Sans"/>
+              <w:b/>
+              <w:bCs/>
+            </w:rPr>
+            <w:t>)</w:t>
+          </w:r>
+          <w:r>
+            <w:rPr>
+              <w:rFonts w:ascii="Liberation Sans" w:eastAsia="Liberation Sans" w:hAnsi="Liberation Sans" w:cs="Liberation Sans"/>
+              <w:b/>
+              <w:bCs/>
+            </w:rPr>
+            <w:t xml:space="preserve"> con un mapa coroplético gobernado por un parámetro que alterna seis indicadores, acciones de filtrado y resaltado cruzado, y perfiles territoriales incrustados en los tooltips. Los indicadores centrales son la Tasa de Afrontamiento Ciudadano (proporción de personas que presenciaron violencia contra una mujer y actuaron, empleada como cota inferior de la exposición), el Índice de Barrera de Acceso a la denuncia, las dos razones de cobertura y el Índice de Necesidad No Atendida, cuya ponderación el usuario puede modificar para comprobar la estabilidad del ranking. Las piezas más relevantes son el gráfico de pendiente, que muestra cómo cambian de posición las localidades al sustituir el denominador administrativo por el poblacional, y la dispersión por </w:t>
+          </w:r>
+          <w:r>
+            <w:rPr>
+              <w:rFonts w:ascii="Liberation Sans" w:eastAsia="Liberation Sans" w:hAnsi="Liberation Sans" w:cs="Liberation Sans"/>
+              <w:b/>
+              <w:bCs/>
+            </w:rPr>
+            <w:lastRenderedPageBreak/>
+            <w:t>cuadrantes, que identifica las zonas donde la violencia es visible pero la capacidad institucional no llega.</w:t>
           </w:r>
         </w:sdtContent>
       </w:sdt>
@@ -8396,7 +7935,6 @@
           </w:placeholder>
           <w:showingPlcHdr/>
         </w:sdtPr>
-        <w:sdtEndPr/>
         <w:sdtContent>
           <w:r>
             <w:rPr>
@@ -8459,7 +7997,6 @@
         </w:placeholder>
         <w:showingPlcHdr/>
       </w:sdtPr>
-      <w:sdtEndPr/>
       <w:sdtContent>
         <w:p>
           <w:pPr>
@@ -8538,7 +8075,6 @@
           <w:sz w:val="20"/>
           <w:szCs w:val="20"/>
         </w:rPr>
-        <w:lastRenderedPageBreak/>
         <w:t xml:space="preserve">Sección </w:t>
       </w:r>
       <w:r>
@@ -8608,7 +8144,6 @@
           </w:placeholder>
           <w:showingPlcHdr/>
         </w:sdtPr>
-        <w:sdtEndPr/>
         <w:sdtContent>
           <w:r>
             <w:rPr>
@@ -8774,13 +8309,15 @@
             <w:docPart w:val="194A1148D684400895E74D4913D5B5E1"/>
           </w:placeholder>
         </w:sdtPr>
-        <w:sdtEndPr/>
         <w:sdtContent>
           <w:r>
             <w:t>La limpieza, normalización e integración de los datos</w:t>
           </w:r>
           <w:r>
             <w:t>.</w:t>
+          </w:r>
+          <w:r>
+            <w:t xml:space="preserve"> Lo que más tiempo consumió fue definitivamente el ETL</w:t>
           </w:r>
         </w:sdtContent>
       </w:sdt>
@@ -8845,7 +8382,6 @@
           </w:placeholder>
           <w:showingPlcHdr/>
         </w:sdtPr>
-        <w:sdtEndPr/>
         <w:sdtContent>
           <w:r>
             <w:rPr>
@@ -8943,7 +8479,6 @@
             <w:docPart w:val="BF29C54DF7F94C40A1206B2B1FDD00F8"/>
           </w:placeholder>
         </w:sdtPr>
-        <w:sdtEndPr/>
         <w:sdtContent>
           <w:r>
             <w:rPr>
@@ -8969,7 +8504,6 @@
             </w:rPr>
             <w:t xml:space="preserve">y </w:t>
           </w:r>
-          <w:proofErr w:type="spellStart"/>
           <w:r>
             <w:rPr>
               <w:rFonts w:ascii="Liberation Sans" w:eastAsia="Liberation Sans" w:hAnsi="Liberation Sans" w:cs="Liberation Sans"/>
@@ -8978,7 +8512,6 @@
             </w:rPr>
             <w:t>estandar</w:t>
           </w:r>
-          <w:proofErr w:type="spellEnd"/>
           <w:r>
             <w:rPr>
               <w:rFonts w:ascii="Liberation Sans" w:eastAsia="Liberation Sans" w:hAnsi="Liberation Sans" w:cs="Liberation Sans"/>
@@ -15088,6 +14621,7 @@
     <w:rsid w:val="0081050B"/>
     <w:rsid w:val="00847187"/>
     <w:rsid w:val="00875791"/>
+    <w:rsid w:val="008A0692"/>
     <w:rsid w:val="008A3700"/>
     <w:rsid w:val="008B30CA"/>
     <w:rsid w:val="00920646"/>
@@ -15101,6 +14635,7 @@
     <w:rsid w:val="00C05A05"/>
     <w:rsid w:val="00C40C34"/>
     <w:rsid w:val="00D674D3"/>
+    <w:rsid w:val="00D82DF3"/>
     <w:rsid w:val="00DA555B"/>
     <w:rsid w:val="00EE3589"/>
     <w:rsid w:val="00F05331"/>
@@ -17834,19 +17369,6 @@
 </file>
 
 <file path=customXml/item1.xml><?xml version="1.0" encoding="utf-8"?>
-<b:Sources xmlns:b="http://schemas.openxmlformats.org/officeDocument/2006/bibliography" xmlns="http://schemas.openxmlformats.org/officeDocument/2006/bibliography" SelectedStyle="\APASixthEditionOfficeOnline.xsl" StyleName="APA" Version="6"/>
-</file>
-
-<file path=customXml/item2.xml><?xml version="1.0" encoding="utf-8"?>
-<?mso-contentType ?>
-<FormTemplates xmlns="http://schemas.microsoft.com/sharepoint/v3/contenttype/forms">
-  <Display>DocumentLibraryForm</Display>
-  <Edit>DocumentLibraryForm</Edit>
-  <New>DocumentLibraryForm</New>
-</FormTemplates>
-</file>
-
-<file path=customXml/item3.xml><?xml version="1.0" encoding="utf-8"?>
 <ct:contentTypeSchema xmlns:ct="http://schemas.microsoft.com/office/2006/metadata/contentType" xmlns:ma="http://schemas.microsoft.com/office/2006/metadata/properties/metaAttributes" ct:_="" ma:_="" ma:contentTypeName="Documento" ma:contentTypeID="0x010100E35D5CFF27142147BAF1F3476208DFD8" ma:contentTypeVersion="21" ma:contentTypeDescription="Crear nuevo documento." ma:contentTypeScope="" ma:versionID="bf36b99a6e9cb6c4c04e69905c56a055">
   <xsd:schema xmlns:xsd="http://www.w3.org/2001/XMLSchema" xmlns:xs="http://www.w3.org/2001/XMLSchema" xmlns:p="http://schemas.microsoft.com/office/2006/metadata/properties" xmlns:ns1="http://schemas.microsoft.com/sharepoint/v3" xmlns:ns2="9c3aca8e-802d-4afe-8de2-403351c573ee" xmlns:ns3="7755e09e-18d1-493a-950e-5a615bcdbc52" targetNamespace="http://schemas.microsoft.com/office/2006/metadata/properties" ma:root="true" ma:fieldsID="0aadd8d177eb5bb2c3d9d64c2b0f37ab" ns1:_="" ns2:_="" ns3:_="">
     <xsd:import namespace="http://schemas.microsoft.com/sharepoint/v3"/>
@@ -18124,6 +17646,19 @@
 </ct:contentTypeSchema>
 </file>
 
+<file path=customXml/item2.xml><?xml version="1.0" encoding="utf-8"?>
+<?mso-contentType ?>
+<FormTemplates xmlns="http://schemas.microsoft.com/sharepoint/v3/contenttype/forms">
+  <Display>DocumentLibraryForm</Display>
+  <Edit>DocumentLibraryForm</Edit>
+  <New>DocumentLibraryForm</New>
+</FormTemplates>
+</file>
+
+<file path=customXml/item3.xml><?xml version="1.0" encoding="utf-8"?>
+<b:Sources xmlns:b="http://schemas.openxmlformats.org/officeDocument/2006/bibliography" xmlns="http://schemas.openxmlformats.org/officeDocument/2006/bibliography" SelectedStyle="\APASixthEditionOfficeOnline.xsl" StyleName="APA" Version="6"/>
+</file>
+
 <file path=customXml/item4.xml><?xml version="1.0" encoding="utf-8"?>
 <p:properties xmlns:p="http://schemas.microsoft.com/office/2006/metadata/properties" xmlns:xsi="http://www.w3.org/2001/XMLSchema-instance" xmlns:pc="http://schemas.microsoft.com/office/infopath/2007/PartnerControls">
   <documentManagement>
@@ -18138,22 +17673,6 @@
 </file>
 
 <file path=customXml/itemProps1.xml><?xml version="1.0" encoding="utf-8"?>
-<ds:datastoreItem xmlns:ds="http://schemas.openxmlformats.org/officeDocument/2006/customXml" ds:itemID="{1C7E8C72-8D6F-40D6-BD69-93E029065D11}">
-  <ds:schemaRefs>
-    <ds:schemaRef ds:uri="http://schemas.openxmlformats.org/officeDocument/2006/bibliography"/>
-  </ds:schemaRefs>
-</ds:datastoreItem>
-</file>
-
-<file path=customXml/itemProps2.xml><?xml version="1.0" encoding="utf-8"?>
-<ds:datastoreItem xmlns:ds="http://schemas.openxmlformats.org/officeDocument/2006/customXml" ds:itemID="{9B6DFC92-80A5-46F4-B508-CDB322A80F3D}">
-  <ds:schemaRefs>
-    <ds:schemaRef ds:uri="http://schemas.microsoft.com/sharepoint/v3/contenttype/forms"/>
-  </ds:schemaRefs>
-</ds:datastoreItem>
-</file>
-
-<file path=customXml/itemProps3.xml><?xml version="1.0" encoding="utf-8"?>
 <ds:datastoreItem xmlns:ds="http://schemas.openxmlformats.org/officeDocument/2006/customXml" ds:itemID="{4B8B55E9-5053-40E5-969F-1FA1C27EFDA0}">
   <ds:schemaRefs>
     <ds:schemaRef ds:uri="http://schemas.microsoft.com/office/2006/metadata/contentType"/>
@@ -18169,6 +17688,22 @@
     <ds:schemaRef ds:uri="http://purl.org/dc/elements/1.1/"/>
     <ds:schemaRef ds:uri="http://purl.org/dc/terms/"/>
     <ds:schemaRef ds:uri="http://schemas.microsoft.com/internal/obd"/>
+  </ds:schemaRefs>
+</ds:datastoreItem>
+</file>
+
+<file path=customXml/itemProps2.xml><?xml version="1.0" encoding="utf-8"?>
+<ds:datastoreItem xmlns:ds="http://schemas.openxmlformats.org/officeDocument/2006/customXml" ds:itemID="{9B6DFC92-80A5-46F4-B508-CDB322A80F3D}">
+  <ds:schemaRefs>
+    <ds:schemaRef ds:uri="http://schemas.microsoft.com/sharepoint/v3/contenttype/forms"/>
+  </ds:schemaRefs>
+</ds:datastoreItem>
+</file>
+
+<file path=customXml/itemProps3.xml><?xml version="1.0" encoding="utf-8"?>
+<ds:datastoreItem xmlns:ds="http://schemas.openxmlformats.org/officeDocument/2006/customXml" ds:itemID="{1C7E8C72-8D6F-40D6-BD69-93E029065D11}">
+  <ds:schemaRefs>
+    <ds:schemaRef ds:uri="http://schemas.openxmlformats.org/officeDocument/2006/bibliography"/>
   </ds:schemaRefs>
 </ds:datastoreItem>
 </file>

--- a/docs/5-1. FORMULARIO_CARACTERIZACIÓN_FORMULACIÓN_PROBLEMAS-2.docx
+++ b/docs/5-1. FORMULARIO_CARACTERIZACIÓN_FORMULACIÓN_PROBLEMAS-2.docx
@@ -135,12 +135,21 @@
           </w:placeholder>
           <w:text/>
         </w:sdtPr>
+        <w:sdtEndPr/>
         <w:sdtContent>
-          <w:r>
-            <w:rPr>
-              <w:rFonts w:ascii="Liberation Sans" w:eastAsia="Liberation Sans" w:hAnsi="Liberation Sans" w:cs="Liberation Sans"/>
-            </w:rPr>
-            <w:t>Siseven Larpsito Sahur Devs</w:t>
+          <w:proofErr w:type="spellStart"/>
+          <w:r>
+            <w:rPr>
+              <w:rFonts w:ascii="Liberation Sans" w:eastAsia="Liberation Sans" w:hAnsi="Liberation Sans" w:cs="Liberation Sans"/>
+            </w:rPr>
+            <w:t>Siseven</w:t>
+          </w:r>
+          <w:proofErr w:type="spellEnd"/>
+          <w:r>
+            <w:rPr>
+              <w:rFonts w:ascii="Liberation Sans" w:eastAsia="Liberation Sans" w:hAnsi="Liberation Sans" w:cs="Liberation Sans"/>
+            </w:rPr>
+            <w:t xml:space="preserve"> Larpsito Sahur Devs</w:t>
           </w:r>
         </w:sdtContent>
       </w:sdt>
@@ -181,6 +190,7 @@
           <w:docPart w:val="E52CB31F91D04870A43B58E5E772C8A0"/>
         </w:placeholder>
       </w:sdtPr>
+      <w:sdtEndPr/>
       <w:sdtContent>
         <w:p>
           <w:pPr>
@@ -263,6 +273,7 @@
           <w:docPart w:val="3967735E376C40E7A5BAE214F264AB25"/>
         </w:placeholder>
       </w:sdtPr>
+      <w:sdtEndPr/>
       <w:sdtContent>
         <w:p>
           <w:pPr>
@@ -348,6 +359,7 @@
             <w:docPart w:val="24D66FE35F6B444F8DC6CC69392EE1C3"/>
           </w:placeholder>
         </w:sdtPr>
+        <w:sdtEndPr/>
         <w:sdtContent>
           <w:r>
             <w:t>almorcotec@udistrital.edu.co</w:t>
@@ -428,6 +440,7 @@
           <w:docPart w:val="3A0B237B66E543FCB8B66C2B2CD8F695"/>
         </w:placeholder>
       </w:sdtPr>
+      <w:sdtEndPr/>
       <w:sdtContent>
         <w:p>
           <w:pPr>
@@ -442,7 +455,15 @@
             <w:ind w:left="709"/>
           </w:pPr>
           <w:r>
-            <w:t>La ciudad no sabe dónde está la violencia que nunca entró al sistema, y por lo tanto distribuye su infraestructura de atención y cuidado según un mapa que sistemáticamente subrepresenta a las mujeres que no denuncian.</w:t>
+            <w:t xml:space="preserve">La ciudad no sabe dónde está la violencia que nunca entró al sistema, y por lo tanto distribuye su infraestructura de atención y cuidado según un mapa que sistemáticamente </w:t>
+          </w:r>
+          <w:proofErr w:type="spellStart"/>
+          <w:r>
+            <w:t>subrepresenta</w:t>
+          </w:r>
+          <w:proofErr w:type="spellEnd"/>
+          <w:r>
+            <w:t xml:space="preserve"> a las mujeres que no denuncian.</w:t>
           </w:r>
         </w:p>
         <w:p>
@@ -511,6 +532,7 @@
             <w:docPart w:val="744AE53A74EF42B29D02B0026B75B6B2"/>
           </w:placeholder>
         </w:sdtPr>
+        <w:sdtEndPr/>
         <w:sdtContent>
           <w:r>
             <w:t>La localización de Manzanas del Cuidado, Casas de Igualdad de Oportunidades y el despliegue de Duplas se prioriza con indicadores de demanda registrada. Si el registro está sesgado hacia las localidades donde ya hay institucionalidad, la inversión refuerza la desigualdad que pretende corregir. Adicionalmente, la denuncia está condicionada por dependencia económica, carga de cuidado, aislamiento y normas comunitarias de no-injerencia; ninguno de esos factores aparece en un registro administrativo, pero todos son medibles en las encuestas distritales de 2025. En la Encuesta Distrital de Percepción (13.082 registros) y la Encuesta Bienal de Cultura Ciudadana (5.860 registros) incluyen módulos de victimización, denuncia, exposición a violencia contra la mujer, distribución del trabajo de cuidado y actitudes de género. Este problema afecta directamente a las mujeres de Bogotá viven violencias y no denuncian (las cuales se concentran, según la hipótesis en hogares con alta concentración femenina del trabajo de cuidado y en entornos con normas de no-</w:t>
@@ -577,6 +599,7 @@
             <w:docPart w:val="4BFA472B9A274F76AA71A74ED1B6859F"/>
           </w:placeholder>
         </w:sdtPr>
+        <w:sdtEndPr/>
         <w:sdtContent>
           <w:r>
             <w:t xml:space="preserve">Ámbito territorial: Bogotá D.C., </w:t>
@@ -634,7 +657,23 @@
           </w:r>
           <w:r>
             <w:br/>
-            <w:t>Fuera de alcance: Inferencia causal individual; caracterización de agresores; series históricas anteriores a 2025; los datasets osb_malnutricion18_64 y osb_saludmental-consumoabusivo (se descartan por desalineación temporal y por medir demanda de tratamiento, no prevalencia)</w:t>
+            <w:t xml:space="preserve">Fuera de alcance: Inferencia causal individual; caracterización de agresores; series históricas anteriores a 2025; los </w:t>
+          </w:r>
+          <w:proofErr w:type="spellStart"/>
+          <w:r>
+            <w:t>datasets</w:t>
+          </w:r>
+          <w:proofErr w:type="spellEnd"/>
+          <w:r>
+            <w:t xml:space="preserve"> osb_malnutricion18_64 y </w:t>
+          </w:r>
+          <w:proofErr w:type="spellStart"/>
+          <w:r>
+            <w:t>osb_saludmental-consumoabusivo</w:t>
+          </w:r>
+          <w:proofErr w:type="spellEnd"/>
+          <w:r>
+            <w:t xml:space="preserve"> (se descartan por desalineación temporal y por medir demanda de tratamiento, no prevalencia)</w:t>
           </w:r>
         </w:sdtContent>
       </w:sdt>
@@ -689,6 +728,7 @@
           </w:placeholder>
           <w:text/>
         </w:sdtPr>
+        <w:sdtEndPr/>
         <w:sdtContent>
           <w:r>
             <w:rPr>
@@ -752,6 +792,7 @@
             <w:docPart w:val="FD0B34162EED4C69B8AD09728ECF6194"/>
           </w:placeholder>
         </w:sdtPr>
+        <w:sdtEndPr/>
         <w:sdtContent>
           <w:r>
             <w:rPr>
@@ -816,7 +857,25 @@
               <w:b/>
               <w:bCs/>
             </w:rPr>
-            <w:t xml:space="preserve"> odds ratio</w:t>
+            <w:t xml:space="preserve"> </w:t>
+          </w:r>
+          <w:proofErr w:type="spellStart"/>
+          <w:r>
+            <w:rPr>
+              <w:rFonts w:ascii="Liberation Sans" w:eastAsia="Liberation Sans" w:hAnsi="Liberation Sans" w:cs="Liberation Sans"/>
+              <w:b/>
+              <w:bCs/>
+            </w:rPr>
+            <w:t>odds</w:t>
+          </w:r>
+          <w:proofErr w:type="spellEnd"/>
+          <w:r>
+            <w:rPr>
+              <w:rFonts w:ascii="Liberation Sans" w:eastAsia="Liberation Sans" w:hAnsi="Liberation Sans" w:cs="Liberation Sans"/>
+              <w:b/>
+              <w:bCs/>
+            </w:rPr>
+            <w:t xml:space="preserve"> ratio</w:t>
           </w:r>
           <w:r>
             <w:rPr>
@@ -1148,6 +1207,7 @@
             <w:docPart w:val="60B896A256954A3A8E5BE9619657CCDB"/>
           </w:placeholder>
         </w:sdtPr>
+        <w:sdtEndPr/>
         <w:sdtContent>
           <w:r>
             <w:rPr>
@@ -1251,6 +1311,7 @@
                 <w:docPart w:val="609860DE8FA54B3FB1D60711405F46FE"/>
               </w:placeholder>
             </w:sdtPr>
+            <w:sdtEndPr/>
             <w:sdtContent>
               <w:r>
                 <w:rPr>
@@ -1362,6 +1423,7 @@
                     <w:docPart w:val="6CEB9C3DD04C4AECA91985EDF34505E0"/>
                   </w:placeholder>
                 </w:sdtPr>
+                <w:sdtEndPr/>
                 <w:sdtContent>
                   <w:r>
                     <w:rPr>
@@ -2066,6 +2128,7 @@
             <w:docPart w:val="3666A5EB8E734A66962F9E1E04DB2945"/>
           </w:placeholder>
         </w:sdtPr>
+        <w:sdtEndPr/>
         <w:sdtContent>
           <w:r>
             <w:rPr>
@@ -2090,7 +2153,42 @@
               <w:bCs/>
             </w:rPr>
             <w:tab/>
-            <w:t>TotalAtenciones (Linea Púrpura): a</w:t>
+          </w:r>
+          <w:proofErr w:type="spellStart"/>
+          <w:r>
+            <w:rPr>
+              <w:rFonts w:ascii="Liberation Sans" w:eastAsia="Liberation Sans" w:hAnsi="Liberation Sans" w:cs="Liberation Sans"/>
+              <w:b/>
+              <w:bCs/>
+            </w:rPr>
+            <w:t>TotalAtenciones</w:t>
+          </w:r>
+          <w:proofErr w:type="spellEnd"/>
+          <w:r>
+            <w:rPr>
+              <w:rFonts w:ascii="Liberation Sans" w:eastAsia="Liberation Sans" w:hAnsi="Liberation Sans" w:cs="Liberation Sans"/>
+              <w:b/>
+              <w:bCs/>
+            </w:rPr>
+            <w:t xml:space="preserve"> (</w:t>
+          </w:r>
+          <w:proofErr w:type="spellStart"/>
+          <w:r>
+            <w:rPr>
+              <w:rFonts w:ascii="Liberation Sans" w:eastAsia="Liberation Sans" w:hAnsi="Liberation Sans" w:cs="Liberation Sans"/>
+              <w:b/>
+              <w:bCs/>
+            </w:rPr>
+            <w:t>Linea</w:t>
+          </w:r>
+          <w:proofErr w:type="spellEnd"/>
+          <w:r>
+            <w:rPr>
+              <w:rFonts w:ascii="Liberation Sans" w:eastAsia="Liberation Sans" w:hAnsi="Liberation Sans" w:cs="Liberation Sans"/>
+              <w:b/>
+              <w:bCs/>
+            </w:rPr>
+            <w:t xml:space="preserve"> Púrpura): a</w:t>
           </w:r>
           <w:r>
             <w:rPr>
@@ -2122,7 +2220,25 @@
               <w:b/>
               <w:bCs/>
             </w:rPr>
-            <w:t>. Se usa como numedador de cobertura.</w:t>
+            <w:t xml:space="preserve">. Se usa como </w:t>
+          </w:r>
+          <w:proofErr w:type="spellStart"/>
+          <w:r>
+            <w:rPr>
+              <w:rFonts w:ascii="Liberation Sans" w:eastAsia="Liberation Sans" w:hAnsi="Liberation Sans" w:cs="Liberation Sans"/>
+              <w:b/>
+              <w:bCs/>
+            </w:rPr>
+            <w:t>numedador</w:t>
+          </w:r>
+          <w:proofErr w:type="spellEnd"/>
+          <w:r>
+            <w:rPr>
+              <w:rFonts w:ascii="Liberation Sans" w:eastAsia="Liberation Sans" w:hAnsi="Liberation Sans" w:cs="Liberation Sans"/>
+              <w:b/>
+              <w:bCs/>
+            </w:rPr>
+            <w:t xml:space="preserve"> de cobertura.</w:t>
           </w:r>
           <w:r>
             <w:rPr>
@@ -2139,7 +2255,24 @@
               <w:bCs/>
             </w:rPr>
             <w:tab/>
-            <w:t>TotalAtenciones (Duplas): a</w:t>
+          </w:r>
+          <w:proofErr w:type="spellStart"/>
+          <w:r>
+            <w:rPr>
+              <w:rFonts w:ascii="Liberation Sans" w:eastAsia="Liberation Sans" w:hAnsi="Liberation Sans" w:cs="Liberation Sans"/>
+              <w:b/>
+              <w:bCs/>
+            </w:rPr>
+            <w:t>TotalAtenciones</w:t>
+          </w:r>
+          <w:proofErr w:type="spellEnd"/>
+          <w:r>
+            <w:rPr>
+              <w:rFonts w:ascii="Liberation Sans" w:eastAsia="Liberation Sans" w:hAnsi="Liberation Sans" w:cs="Liberation Sans"/>
+              <w:b/>
+              <w:bCs/>
+            </w:rPr>
+            <w:t xml:space="preserve"> (Duplas): a</w:t>
           </w:r>
           <w:r>
             <w:rPr>
@@ -2164,7 +2297,25 @@
               <w:bCs/>
             </w:rPr>
             <w:tab/>
-            <w:t>usa como numedador de cobertura.</w:t>
+            <w:t xml:space="preserve">usa como </w:t>
+          </w:r>
+          <w:proofErr w:type="spellStart"/>
+          <w:r>
+            <w:rPr>
+              <w:rFonts w:ascii="Liberation Sans" w:eastAsia="Liberation Sans" w:hAnsi="Liberation Sans" w:cs="Liberation Sans"/>
+              <w:b/>
+              <w:bCs/>
+            </w:rPr>
+            <w:t>numedador</w:t>
+          </w:r>
+          <w:proofErr w:type="spellEnd"/>
+          <w:r>
+            <w:rPr>
+              <w:rFonts w:ascii="Liberation Sans" w:eastAsia="Liberation Sans" w:hAnsi="Liberation Sans" w:cs="Liberation Sans"/>
+              <w:b/>
+              <w:bCs/>
+            </w:rPr>
+            <w:t xml:space="preserve"> de cobertura.</w:t>
           </w:r>
           <w:r>
             <w:rPr>
@@ -2181,7 +2332,24 @@
               <w:bCs/>
             </w:rPr>
             <w:tab/>
-            <w:t>TotalAtenciones_Publico (Duplas): atenciones en espacio público. Se usa</w:t>
+          </w:r>
+          <w:proofErr w:type="spellStart"/>
+          <w:r>
+            <w:rPr>
+              <w:rFonts w:ascii="Liberation Sans" w:eastAsia="Liberation Sans" w:hAnsi="Liberation Sans" w:cs="Liberation Sans"/>
+              <w:b/>
+              <w:bCs/>
+            </w:rPr>
+            <w:t>TotalAtenciones_Publico</w:t>
+          </w:r>
+          <w:proofErr w:type="spellEnd"/>
+          <w:r>
+            <w:rPr>
+              <w:rFonts w:ascii="Liberation Sans" w:eastAsia="Liberation Sans" w:hAnsi="Liberation Sans" w:cs="Liberation Sans"/>
+              <w:b/>
+              <w:bCs/>
+            </w:rPr>
+            <w:t xml:space="preserve"> (Duplas): atenciones en espacio público. Se usa</w:t>
           </w:r>
           <w:r>
             <w:rPr>
@@ -2347,7 +2515,24 @@
               <w:bCs/>
             </w:rPr>
             <w:tab/>
-            <w:t>PobMujeres:</w:t>
+          </w:r>
+          <w:proofErr w:type="spellStart"/>
+          <w:r>
+            <w:rPr>
+              <w:rFonts w:ascii="Liberation Sans" w:eastAsia="Liberation Sans" w:hAnsi="Liberation Sans" w:cs="Liberation Sans"/>
+              <w:b/>
+              <w:bCs/>
+            </w:rPr>
+            <w:t>PobMujeres</w:t>
+          </w:r>
+          <w:proofErr w:type="spellEnd"/>
+          <w:r>
+            <w:rPr>
+              <w:rFonts w:ascii="Liberation Sans" w:eastAsia="Liberation Sans" w:hAnsi="Liberation Sans" w:cs="Liberation Sans"/>
+              <w:b/>
+              <w:bCs/>
+            </w:rPr>
+            <w:t>:</w:t>
           </w:r>
           <w:r>
             <w:rPr>
@@ -2775,8 +2960,18 @@
               <w:b/>
               <w:bCs/>
             </w:rPr>
-            <w:t>no-injerencia intra-encuesta</w:t>
-          </w:r>
+            <w:t xml:space="preserve">no-injerencia </w:t>
+          </w:r>
+          <w:proofErr w:type="spellStart"/>
+          <w:r>
+            <w:rPr>
+              <w:rFonts w:ascii="Liberation Sans" w:eastAsia="Liberation Sans" w:hAnsi="Liberation Sans" w:cs="Liberation Sans"/>
+              <w:b/>
+              <w:bCs/>
+            </w:rPr>
+            <w:t>intra-encuesta</w:t>
+          </w:r>
+          <w:proofErr w:type="spellEnd"/>
           <w:r>
             <w:rPr>
               <w:rFonts w:ascii="Liberation Sans" w:eastAsia="Liberation Sans" w:hAnsi="Liberation Sans" w:cs="Liberation Sans"/>
@@ -3542,7 +3737,25 @@
               <w:bCs/>
             </w:rPr>
             <w:tab/>
-            <w:t xml:space="preserve">H1 (estrato socioeconomico): Se usa como control. </w:t>
+            <w:t xml:space="preserve">H1 (estrato </w:t>
+          </w:r>
+          <w:proofErr w:type="spellStart"/>
+          <w:r>
+            <w:rPr>
+              <w:rFonts w:ascii="Liberation Sans" w:eastAsia="Liberation Sans" w:hAnsi="Liberation Sans" w:cs="Liberation Sans"/>
+              <w:b/>
+              <w:bCs/>
+            </w:rPr>
+            <w:t>socioeconomico</w:t>
+          </w:r>
+          <w:proofErr w:type="spellEnd"/>
+          <w:r>
+            <w:rPr>
+              <w:rFonts w:ascii="Liberation Sans" w:eastAsia="Liberation Sans" w:hAnsi="Liberation Sans" w:cs="Liberation Sans"/>
+              <w:b/>
+              <w:bCs/>
+            </w:rPr>
+            <w:t xml:space="preserve">): Se usa como control. </w:t>
           </w:r>
           <w:r>
             <w:rPr>
@@ -3624,7 +3837,24 @@
               <w:bCs/>
             </w:rPr>
             <w:tab/>
-            <w:t>sexo_jefe (sexo del jefe del hogar): Se usa como c</w:t>
+          </w:r>
+          <w:proofErr w:type="spellStart"/>
+          <w:r>
+            <w:rPr>
+              <w:rFonts w:ascii="Liberation Sans" w:eastAsia="Liberation Sans" w:hAnsi="Liberation Sans" w:cs="Liberation Sans"/>
+              <w:b/>
+              <w:bCs/>
+            </w:rPr>
+            <w:t>sexo_jefe</w:t>
+          </w:r>
+          <w:proofErr w:type="spellEnd"/>
+          <w:r>
+            <w:rPr>
+              <w:rFonts w:ascii="Liberation Sans" w:eastAsia="Liberation Sans" w:hAnsi="Liberation Sans" w:cs="Liberation Sans"/>
+              <w:b/>
+              <w:bCs/>
+            </w:rPr>
+            <w:t xml:space="preserve"> (sexo del jefe del hogar): Se usa como c</w:t>
           </w:r>
           <w:r>
             <w:rPr>
@@ -3811,14 +4041,34 @@
             </w:rPr>
             <w:t xml:space="preserve">, </w:t>
           </w:r>
-          <w:r>
-            <w:rPr>
-              <w:rFonts w:ascii="Liberation Sans" w:eastAsia="Liberation Sans" w:hAnsi="Liberation Sans" w:cs="Liberation Sans"/>
-              <w:b/>
-              <w:bCs/>
-            </w:rPr>
-            <w:t>IPS_dia, IPS_noche</w:t>
-          </w:r>
+          <w:proofErr w:type="spellStart"/>
+          <w:r>
+            <w:rPr>
+              <w:rFonts w:ascii="Liberation Sans" w:eastAsia="Liberation Sans" w:hAnsi="Liberation Sans" w:cs="Liberation Sans"/>
+              <w:b/>
+              <w:bCs/>
+            </w:rPr>
+            <w:t>IPS_dia</w:t>
+          </w:r>
+          <w:proofErr w:type="spellEnd"/>
+          <w:r>
+            <w:rPr>
+              <w:rFonts w:ascii="Liberation Sans" w:eastAsia="Liberation Sans" w:hAnsi="Liberation Sans" w:cs="Liberation Sans"/>
+              <w:b/>
+              <w:bCs/>
+            </w:rPr>
+            <w:t xml:space="preserve">, </w:t>
+          </w:r>
+          <w:proofErr w:type="spellStart"/>
+          <w:r>
+            <w:rPr>
+              <w:rFonts w:ascii="Liberation Sans" w:eastAsia="Liberation Sans" w:hAnsi="Liberation Sans" w:cs="Liberation Sans"/>
+              <w:b/>
+              <w:bCs/>
+            </w:rPr>
+            <w:t>IPS_noche</w:t>
+          </w:r>
+          <w:proofErr w:type="spellEnd"/>
           <w:r>
             <w:rPr>
               <w:rFonts w:ascii="Liberation Sans" w:eastAsia="Liberation Sans" w:hAnsi="Liberation Sans" w:cs="Liberation Sans"/>
@@ -3948,14 +4198,34 @@
             </w:rPr>
             <w:tab/>
           </w:r>
-          <w:r>
-            <w:rPr>
-              <w:rFonts w:ascii="Liberation Sans" w:eastAsia="Liberation Sans" w:hAnsi="Liberation Sans" w:cs="Liberation Sans"/>
-              <w:b/>
-              <w:bCs/>
-            </w:rPr>
-            <w:t>fexp_calp_anu, fexp_calh_anu</w:t>
-          </w:r>
+          <w:proofErr w:type="spellStart"/>
+          <w:r>
+            <w:rPr>
+              <w:rFonts w:ascii="Liberation Sans" w:eastAsia="Liberation Sans" w:hAnsi="Liberation Sans" w:cs="Liberation Sans"/>
+              <w:b/>
+              <w:bCs/>
+            </w:rPr>
+            <w:t>fexp_calp_anu</w:t>
+          </w:r>
+          <w:proofErr w:type="spellEnd"/>
+          <w:r>
+            <w:rPr>
+              <w:rFonts w:ascii="Liberation Sans" w:eastAsia="Liberation Sans" w:hAnsi="Liberation Sans" w:cs="Liberation Sans"/>
+              <w:b/>
+              <w:bCs/>
+            </w:rPr>
+            <w:t xml:space="preserve">, </w:t>
+          </w:r>
+          <w:proofErr w:type="spellStart"/>
+          <w:r>
+            <w:rPr>
+              <w:rFonts w:ascii="Liberation Sans" w:eastAsia="Liberation Sans" w:hAnsi="Liberation Sans" w:cs="Liberation Sans"/>
+              <w:b/>
+              <w:bCs/>
+            </w:rPr>
+            <w:t>fexp_calh_anu</w:t>
+          </w:r>
+          <w:proofErr w:type="spellEnd"/>
           <w:r>
             <w:rPr>
               <w:rFonts w:ascii="Liberation Sans" w:eastAsia="Liberation Sans" w:hAnsi="Liberation Sans" w:cs="Liberation Sans"/>
@@ -4021,14 +4291,52 @@
             </w:rPr>
             <w:tab/>
           </w:r>
-          <w:r>
-            <w:rPr>
-              <w:rFonts w:ascii="Liberation Sans" w:eastAsia="Liberation Sans" w:hAnsi="Liberation Sans" w:cs="Liberation Sans"/>
-              <w:b/>
-              <w:bCs/>
-            </w:rPr>
-            <w:t>codigo_localidad, codigo_UPL, SectorUPL</w:t>
-          </w:r>
+          <w:proofErr w:type="spellStart"/>
+          <w:r>
+            <w:rPr>
+              <w:rFonts w:ascii="Liberation Sans" w:eastAsia="Liberation Sans" w:hAnsi="Liberation Sans" w:cs="Liberation Sans"/>
+              <w:b/>
+              <w:bCs/>
+            </w:rPr>
+            <w:t>codigo_localidad</w:t>
+          </w:r>
+          <w:proofErr w:type="spellEnd"/>
+          <w:r>
+            <w:rPr>
+              <w:rFonts w:ascii="Liberation Sans" w:eastAsia="Liberation Sans" w:hAnsi="Liberation Sans" w:cs="Liberation Sans"/>
+              <w:b/>
+              <w:bCs/>
+            </w:rPr>
+            <w:t xml:space="preserve">, </w:t>
+          </w:r>
+          <w:proofErr w:type="spellStart"/>
+          <w:r>
+            <w:rPr>
+              <w:rFonts w:ascii="Liberation Sans" w:eastAsia="Liberation Sans" w:hAnsi="Liberation Sans" w:cs="Liberation Sans"/>
+              <w:b/>
+              <w:bCs/>
+            </w:rPr>
+            <w:t>codigo_UPL</w:t>
+          </w:r>
+          <w:proofErr w:type="spellEnd"/>
+          <w:r>
+            <w:rPr>
+              <w:rFonts w:ascii="Liberation Sans" w:eastAsia="Liberation Sans" w:hAnsi="Liberation Sans" w:cs="Liberation Sans"/>
+              <w:b/>
+              <w:bCs/>
+            </w:rPr>
+            <w:t xml:space="preserve">, </w:t>
+          </w:r>
+          <w:proofErr w:type="spellStart"/>
+          <w:r>
+            <w:rPr>
+              <w:rFonts w:ascii="Liberation Sans" w:eastAsia="Liberation Sans" w:hAnsi="Liberation Sans" w:cs="Liberation Sans"/>
+              <w:b/>
+              <w:bCs/>
+            </w:rPr>
+            <w:t>SectorUPL</w:t>
+          </w:r>
+          <w:proofErr w:type="spellEnd"/>
           <w:r>
             <w:rPr>
               <w:rFonts w:ascii="Liberation Sans" w:eastAsia="Liberation Sans" w:hAnsi="Liberation Sans" w:cs="Liberation Sans"/>
@@ -5131,6 +5439,7 @@
             </w:rPr>
             <w:tab/>
           </w:r>
+          <w:proofErr w:type="spellStart"/>
           <w:r>
             <w:rPr>
               <w:rFonts w:ascii="Liberation Sans" w:eastAsia="Liberation Sans" w:hAnsi="Liberation Sans" w:cs="Liberation Sans"/>
@@ -5139,6 +5448,7 @@
             </w:rPr>
             <w:t>osb_SPA</w:t>
           </w:r>
+          <w:proofErr w:type="spellEnd"/>
           <w:r>
             <w:rPr>
               <w:rFonts w:ascii="Liberation Sans" w:eastAsia="Liberation Sans" w:hAnsi="Liberation Sans" w:cs="Liberation Sans"/>
@@ -5548,8 +5858,18 @@
               <w:b/>
               <w:bCs/>
             </w:rPr>
-            <w:t>outputs/localidades_con_nombres.geojson</w:t>
-          </w:r>
+            <w:t>outputs/</w:t>
+          </w:r>
+          <w:proofErr w:type="spellStart"/>
+          <w:r>
+            <w:rPr>
+              <w:rFonts w:ascii="Liberation Sans" w:eastAsia="Liberation Sans" w:hAnsi="Liberation Sans" w:cs="Liberation Sans"/>
+              <w:b/>
+              <w:bCs/>
+            </w:rPr>
+            <w:t>localidades_con_nombres.geojson</w:t>
+          </w:r>
+          <w:proofErr w:type="spellEnd"/>
           <w:r>
             <w:rPr>
               <w:rFonts w:ascii="Liberation Sans" w:eastAsia="Liberation Sans" w:hAnsi="Liberation Sans" w:cs="Liberation Sans"/>
@@ -5574,13 +5894,23 @@
             </w:rPr>
             <w:tab/>
           </w:r>
-          <w:r>
-            <w:rPr>
-              <w:rFonts w:ascii="Liberation Sans" w:eastAsia="Liberation Sans" w:hAnsi="Liberation Sans" w:cs="Liberation Sans"/>
-              <w:b/>
-              <w:bCs/>
-            </w:rPr>
-            <w:t>codigo_localidad, localidad</w:t>
+          <w:proofErr w:type="spellStart"/>
+          <w:r>
+            <w:rPr>
+              <w:rFonts w:ascii="Liberation Sans" w:eastAsia="Liberation Sans" w:hAnsi="Liberation Sans" w:cs="Liberation Sans"/>
+              <w:b/>
+              <w:bCs/>
+            </w:rPr>
+            <w:t>codigo_localidad</w:t>
+          </w:r>
+          <w:proofErr w:type="spellEnd"/>
+          <w:r>
+            <w:rPr>
+              <w:rFonts w:ascii="Liberation Sans" w:eastAsia="Liberation Sans" w:hAnsi="Liberation Sans" w:cs="Liberation Sans"/>
+              <w:b/>
+              <w:bCs/>
+            </w:rPr>
+            <w:t>, localidad</w:t>
           </w:r>
           <w:r>
             <w:rPr>
@@ -5677,6 +6007,7 @@
             <w:docPart w:val="134006B88C3C40EEA9E52A3CCE4E328B"/>
           </w:placeholder>
         </w:sdtPr>
+        <w:sdtEndPr/>
         <w:sdtContent>
           <w:r>
             <w:rPr>
@@ -5724,7 +6055,16 @@
               <w:b/>
               <w:bCs/>
             </w:rPr>
-            <w:t>├── Encuesta Percepción (13.082 personas)   → modelos H</w:t>
+            <w:t xml:space="preserve">├── Encuesta Percepción (13.082 personas)   → modelos </w:t>
+          </w:r>
+          <w:proofErr w:type="spellStart"/>
+          <w:r>
+            <w:rPr>
+              <w:rFonts w:ascii="Liberation Sans" w:eastAsia="Liberation Sans" w:hAnsi="Liberation Sans" w:cs="Liberation Sans"/>
+              <w:b/>
+              <w:bCs/>
+            </w:rPr>
+            <w:t>H</w:t>
           </w:r>
           <w:r>
             <w:rPr>
@@ -5734,6 +6074,7 @@
             </w:rPr>
             <w:t>ip.Sorporte</w:t>
           </w:r>
+          <w:proofErr w:type="spellEnd"/>
           <w:r>
             <w:rPr>
               <w:rFonts w:ascii="Liberation Sans" w:eastAsia="Liberation Sans" w:hAnsi="Liberation Sans" w:cs="Liberation Sans"/>
@@ -5756,7 +6097,16 @@
               <w:b/>
               <w:bCs/>
             </w:rPr>
-            <w:t>└── Encuesta Bienal    (5.860 personas)     → análisis factorial H</w:t>
+            <w:t xml:space="preserve">└── Encuesta Bienal    (5.860 personas)     → análisis factorial </w:t>
+          </w:r>
+          <w:proofErr w:type="spellStart"/>
+          <w:r>
+            <w:rPr>
+              <w:rFonts w:ascii="Liberation Sans" w:eastAsia="Liberation Sans" w:hAnsi="Liberation Sans" w:cs="Liberation Sans"/>
+              <w:b/>
+              <w:bCs/>
+            </w:rPr>
+            <w:t>H</w:t>
           </w:r>
           <w:r>
             <w:rPr>
@@ -5766,6 +6116,7 @@
             </w:rPr>
             <w:t>ip.Normativa</w:t>
           </w:r>
+          <w:proofErr w:type="spellEnd"/>
           <w:r>
             <w:rPr>
               <w:rFonts w:ascii="Liberation Sans" w:eastAsia="Liberation Sans" w:hAnsi="Liberation Sans" w:cs="Liberation Sans"/>
@@ -5924,7 +6275,25 @@
               <w:b/>
               <w:bCs/>
             </w:rPr>
-            <w:t>↓ join espacial</w:t>
+            <w:t xml:space="preserve">↓ </w:t>
+          </w:r>
+          <w:proofErr w:type="spellStart"/>
+          <w:r>
+            <w:rPr>
+              <w:rFonts w:ascii="Liberation Sans" w:eastAsia="Liberation Sans" w:hAnsi="Liberation Sans" w:cs="Liberation Sans"/>
+              <w:b/>
+              <w:bCs/>
+            </w:rPr>
+            <w:t>join</w:t>
+          </w:r>
+          <w:proofErr w:type="spellEnd"/>
+          <w:r>
+            <w:rPr>
+              <w:rFonts w:ascii="Liberation Sans" w:eastAsia="Liberation Sans" w:hAnsi="Liberation Sans" w:cs="Liberation Sans"/>
+              <w:b/>
+              <w:bCs/>
+            </w:rPr>
+            <w:t xml:space="preserve"> espacial</w:t>
           </w:r>
           <w:r>
             <w:rPr>
@@ -5972,8 +6341,18 @@
               <w:b/>
               <w:bCs/>
             </w:rPr>
-            <w:t>└── localidades_con_nombres.geojson</w:t>
-          </w:r>
+            <w:t xml:space="preserve">└── </w:t>
+          </w:r>
+          <w:proofErr w:type="spellStart"/>
+          <w:r>
+            <w:rPr>
+              <w:rFonts w:ascii="Liberation Sans" w:eastAsia="Liberation Sans" w:hAnsi="Liberation Sans" w:cs="Liberation Sans"/>
+              <w:b/>
+              <w:bCs/>
+            </w:rPr>
+            <w:t>localidades_con_nombres.geojson</w:t>
+          </w:r>
+          <w:proofErr w:type="spellEnd"/>
           <w:r>
             <w:rPr>
               <w:rFonts w:ascii="Liberation Sans" w:eastAsia="Liberation Sans" w:hAnsi="Liberation Sans" w:cs="Liberation Sans"/>
@@ -6006,6 +6385,7 @@
             </w:rPr>
             <w:t xml:space="preserve"> (</w:t>
           </w:r>
+          <w:proofErr w:type="spellStart"/>
           <w:r>
             <w:rPr>
               <w:rFonts w:ascii="Liberation Sans" w:eastAsia="Liberation Sans" w:hAnsi="Liberation Sans" w:cs="Liberation Sans"/>
@@ -6014,6 +6394,7 @@
             </w:rPr>
             <w:t>dim_localidad</w:t>
           </w:r>
+          <w:proofErr w:type="spellEnd"/>
           <w:r>
             <w:rPr>
               <w:rFonts w:ascii="Liberation Sans" w:eastAsia="Liberation Sans" w:hAnsi="Liberation Sans" w:cs="Liberation Sans"/>
@@ -6028,7 +6409,25 @@
               <w:b/>
               <w:bCs/>
             </w:rPr>
-            <w:t xml:space="preserve"> cuya llave es codigo_localidad (entero 1</w:t>
+            <w:t xml:space="preserve"> cuya llave es </w:t>
+          </w:r>
+          <w:proofErr w:type="spellStart"/>
+          <w:r>
+            <w:rPr>
+              <w:rFonts w:ascii="Liberation Sans" w:eastAsia="Liberation Sans" w:hAnsi="Liberation Sans" w:cs="Liberation Sans"/>
+              <w:b/>
+              <w:bCs/>
+            </w:rPr>
+            <w:t>codigo_localidad</w:t>
+          </w:r>
+          <w:proofErr w:type="spellEnd"/>
+          <w:r>
+            <w:rPr>
+              <w:rFonts w:ascii="Liberation Sans" w:eastAsia="Liberation Sans" w:hAnsi="Liberation Sans" w:cs="Liberation Sans"/>
+              <w:b/>
+              <w:bCs/>
+            </w:rPr>
+            <w:t xml:space="preserve"> (entero 1</w:t>
           </w:r>
           <w:r>
             <w:rPr>
@@ -6076,7 +6475,25 @@
               <w:b/>
               <w:bCs/>
             </w:rPr>
-            <w:t xml:space="preserve"> las fuentes usan mayúsculas, tildes y abreviaturas distintas (Ciudad Bolívar / CIUDAD BOLIVAR, LOS MÁRTIRES / Mártires). Cada fuente aporta su propia variante de esa llave: Cod_Locali en la Encuesta de Percepción</w:t>
+            <w:t xml:space="preserve"> las fuentes usan mayúsculas, tildes y abreviaturas distintas (Ciudad Bolívar / CIUDAD BOLIVAR, LOS MÁRTIRES / Mártires). Cada fuente aporta su propia variante de esa llave: </w:t>
+          </w:r>
+          <w:proofErr w:type="spellStart"/>
+          <w:r>
+            <w:rPr>
+              <w:rFonts w:ascii="Liberation Sans" w:eastAsia="Liberation Sans" w:hAnsi="Liberation Sans" w:cs="Liberation Sans"/>
+              <w:b/>
+              <w:bCs/>
+            </w:rPr>
+            <w:t>Cod_Locali</w:t>
+          </w:r>
+          <w:proofErr w:type="spellEnd"/>
+          <w:r>
+            <w:rPr>
+              <w:rFonts w:ascii="Liberation Sans" w:eastAsia="Liberation Sans" w:hAnsi="Liberation Sans" w:cs="Liberation Sans"/>
+              <w:b/>
+              <w:bCs/>
+            </w:rPr>
+            <w:t xml:space="preserve"> en la Encuesta de Percepción</w:t>
           </w:r>
           <w:r>
             <w:rPr>
@@ -6127,13 +6544,41 @@
             </w:rPr>
             <w:t>(</w:t>
           </w:r>
-          <w:r>
-            <w:rPr>
-              <w:rFonts w:ascii="Liberation Sans" w:eastAsia="Liberation Sans" w:hAnsi="Liberation Sans" w:cs="Liberation Sans"/>
-              <w:b/>
-              <w:bCs/>
-            </w:rPr>
-            <w:t>fexp_calp_anu o fexp_calh_anu según se trate de personas u hogares, FACTOR en la Bienal</w:t>
+          <w:proofErr w:type="spellStart"/>
+          <w:r>
+            <w:rPr>
+              <w:rFonts w:ascii="Liberation Sans" w:eastAsia="Liberation Sans" w:hAnsi="Liberation Sans" w:cs="Liberation Sans"/>
+              <w:b/>
+              <w:bCs/>
+            </w:rPr>
+            <w:t>fexp_calp_anu</w:t>
+          </w:r>
+          <w:proofErr w:type="spellEnd"/>
+          <w:r>
+            <w:rPr>
+              <w:rFonts w:ascii="Liberation Sans" w:eastAsia="Liberation Sans" w:hAnsi="Liberation Sans" w:cs="Liberation Sans"/>
+              <w:b/>
+              <w:bCs/>
+            </w:rPr>
+            <w:t xml:space="preserve"> o </w:t>
+          </w:r>
+          <w:proofErr w:type="spellStart"/>
+          <w:r>
+            <w:rPr>
+              <w:rFonts w:ascii="Liberation Sans" w:eastAsia="Liberation Sans" w:hAnsi="Liberation Sans" w:cs="Liberation Sans"/>
+              <w:b/>
+              <w:bCs/>
+            </w:rPr>
+            <w:t>fexp_calh_anu</w:t>
+          </w:r>
+          <w:proofErr w:type="spellEnd"/>
+          <w:r>
+            <w:rPr>
+              <w:rFonts w:ascii="Liberation Sans" w:eastAsia="Liberation Sans" w:hAnsi="Liberation Sans" w:cs="Liberation Sans"/>
+              <w:b/>
+              <w:bCs/>
+            </w:rPr>
+            <w:t xml:space="preserve"> según se trate de personas u hogares, FACTOR en la Bienal</w:t>
           </w:r>
           <w:r>
             <w:rPr>
@@ -6157,16 +6602,36 @@
               <w:b/>
               <w:bCs/>
             </w:rPr>
-            <w:t>los conglomerados se definen por codigo_UPL</w:t>
-          </w:r>
-          <w:r>
-            <w:rPr>
-              <w:rFonts w:ascii="Liberation Sans" w:eastAsia="Liberation Sans" w:hAnsi="Liberation Sans" w:cs="Liberation Sans"/>
-              <w:b/>
-              <w:bCs/>
-            </w:rPr>
-            <w:t xml:space="preserve"> y la geometría se une por codigo_localidad</w:t>
-          </w:r>
+            <w:t xml:space="preserve">los conglomerados se definen por </w:t>
+          </w:r>
+          <w:proofErr w:type="spellStart"/>
+          <w:r>
+            <w:rPr>
+              <w:rFonts w:ascii="Liberation Sans" w:eastAsia="Liberation Sans" w:hAnsi="Liberation Sans" w:cs="Liberation Sans"/>
+              <w:b/>
+              <w:bCs/>
+            </w:rPr>
+            <w:t>codigo_UPL</w:t>
+          </w:r>
+          <w:proofErr w:type="spellEnd"/>
+          <w:r>
+            <w:rPr>
+              <w:rFonts w:ascii="Liberation Sans" w:eastAsia="Liberation Sans" w:hAnsi="Liberation Sans" w:cs="Liberation Sans"/>
+              <w:b/>
+              <w:bCs/>
+            </w:rPr>
+            <w:t xml:space="preserve"> y la geometría se une por </w:t>
+          </w:r>
+          <w:proofErr w:type="spellStart"/>
+          <w:r>
+            <w:rPr>
+              <w:rFonts w:ascii="Liberation Sans" w:eastAsia="Liberation Sans" w:hAnsi="Liberation Sans" w:cs="Liberation Sans"/>
+              <w:b/>
+              <w:bCs/>
+            </w:rPr>
+            <w:t>codigo_localidad</w:t>
+          </w:r>
+          <w:proofErr w:type="spellEnd"/>
           <w:r>
             <w:rPr>
               <w:rFonts w:ascii="Liberation Sans" w:eastAsia="Liberation Sans" w:hAnsi="Liberation Sans" w:cs="Liberation Sans"/>
@@ -6272,6 +6737,7 @@
             <w14:uncheckedState w14:val="2610" w14:font="MS Gothic"/>
           </w14:checkbox>
         </w:sdtPr>
+        <w:sdtEndPr/>
         <w:sdtContent>
           <w:r>
             <w:rPr>
@@ -6321,6 +6787,7 @@
             <w14:uncheckedState w14:val="2610" w14:font="MS Gothic"/>
           </w14:checkbox>
         </w:sdtPr>
+        <w:sdtEndPr/>
         <w:sdtContent>
           <w:r>
             <w:rPr>
@@ -6368,6 +6835,7 @@
             <w14:uncheckedState w14:val="2610" w14:font="MS Gothic"/>
           </w14:checkbox>
         </w:sdtPr>
+        <w:sdtEndPr/>
         <w:sdtContent>
           <w:r>
             <w:rPr>
@@ -6419,6 +6887,7 @@
           <w:docPart w:val="697B6D952DDD420C81D4CFABDD1DD48A"/>
         </w:placeholder>
       </w:sdtPr>
+      <w:sdtEndPr/>
       <w:sdtContent>
         <w:p>
           <w:pPr>
@@ -6534,6 +7003,7 @@
             <w14:uncheckedState w14:val="2610" w14:font="MS Gothic"/>
           </w14:checkbox>
         </w:sdtPr>
+        <w:sdtEndPr/>
         <w:sdtContent>
           <w:r>
             <w:rPr>
@@ -6569,6 +7039,7 @@
             <w14:uncheckedState w14:val="2610" w14:font="MS Gothic"/>
           </w14:checkbox>
         </w:sdtPr>
+        <w:sdtEndPr/>
         <w:sdtContent>
           <w:r>
             <w:rPr>
@@ -6604,6 +7075,7 @@
             <w14:uncheckedState w14:val="2610" w14:font="MS Gothic"/>
           </w14:checkbox>
         </w:sdtPr>
+        <w:sdtEndPr/>
         <w:sdtContent>
           <w:r>
             <w:rPr>
@@ -6745,7 +7217,21 @@
             <w:rPr>
               <w:rFonts w:ascii="Liberation Sans" w:eastAsia="Liberation Sans" w:hAnsi="Liberation Sans" w:cs="Liberation Sans"/>
             </w:rPr>
-            <w:t xml:space="preserve"> La batería de equidad de género de la Bienal (17 ítems) se descompone factorialmente para distinguir qué tipo de norma sexista se asocia con la inacción social, en lugar de tratar "el machismo" como un bloque indiferenciado.</w:t>
+            <w:t xml:space="preserve"> La batería de equidad de género de la Bienal (17 ítems) se descompone </w:t>
+          </w:r>
+          <w:proofErr w:type="spellStart"/>
+          <w:r>
+            <w:rPr>
+              <w:rFonts w:ascii="Liberation Sans" w:eastAsia="Liberation Sans" w:hAnsi="Liberation Sans" w:cs="Liberation Sans"/>
+            </w:rPr>
+            <w:t>factorialmente</w:t>
+          </w:r>
+          <w:proofErr w:type="spellEnd"/>
+          <w:r>
+            <w:rPr>
+              <w:rFonts w:ascii="Liberation Sans" w:eastAsia="Liberation Sans" w:hAnsi="Liberation Sans" w:cs="Liberation Sans"/>
+            </w:rPr>
+            <w:t xml:space="preserve"> para distinguir qué tipo de norma sexista se asocia con la inacción social, en lugar de tratar "el machismo" como un bloque indiferenciado.</w:t>
           </w:r>
           <w:r>
             <w:rPr>
@@ -6977,6 +7463,7 @@
             <w14:uncheckedState w14:val="2610" w14:font="MS Gothic"/>
           </w14:checkbox>
         </w:sdtPr>
+        <w:sdtEndPr/>
         <w:sdtContent>
           <w:r>
             <w:rPr>
@@ -7024,6 +7511,7 @@
             <w14:uncheckedState w14:val="2610" w14:font="MS Gothic"/>
           </w14:checkbox>
         </w:sdtPr>
+        <w:sdtEndPr/>
         <w:sdtContent>
           <w:r>
             <w:rPr>
@@ -7071,6 +7559,7 @@
             <w14:uncheckedState w14:val="2610" w14:font="MS Gothic"/>
           </w14:checkbox>
         </w:sdtPr>
+        <w:sdtEndPr/>
         <w:sdtContent>
           <w:r>
             <w:rPr>
@@ -7118,6 +7607,7 @@
             <w14:uncheckedState w14:val="2610" w14:font="MS Gothic"/>
           </w14:checkbox>
         </w:sdtPr>
+        <w:sdtEndPr/>
         <w:sdtContent>
           <w:r>
             <w:rPr>
@@ -7173,6 +7663,7 @@
             <w14:uncheckedState w14:val="2610" w14:font="MS Gothic"/>
           </w14:checkbox>
         </w:sdtPr>
+        <w:sdtEndPr/>
         <w:sdtContent>
           <w:r>
             <w:rPr>
@@ -7220,6 +7711,7 @@
             <w14:uncheckedState w14:val="2610" w14:font="MS Gothic"/>
           </w14:checkbox>
         </w:sdtPr>
+        <w:sdtEndPr/>
         <w:sdtContent>
           <w:r>
             <w:rPr>
@@ -7267,6 +7759,7 @@
             <w14:uncheckedState w14:val="2610" w14:font="MS Gothic"/>
           </w14:checkbox>
         </w:sdtPr>
+        <w:sdtEndPr/>
         <w:sdtContent>
           <w:r>
             <w:rPr>
@@ -7323,7 +7816,9 @@
             <w:docPart w:val="8BB674EAA0624E12B56B3E5149BAB590"/>
           </w:placeholder>
         </w:sdtPr>
+        <w:sdtEndPr/>
         <w:sdtContent>
+          <w:proofErr w:type="spellStart"/>
           <w:r>
             <w:rPr>
               <w:rFonts w:ascii="Liberation Sans" w:eastAsia="Liberation Sans" w:hAnsi="Liberation Sans" w:cs="Liberation Sans"/>
@@ -7331,7 +7826,17 @@
               <w:bCs/>
               <w:lang w:val="en-US"/>
             </w:rPr>
-            <w:t>Deepseek, ChatGPT, Gemini, C</w:t>
+            <w:t>Deepseek</w:t>
+          </w:r>
+          <w:proofErr w:type="spellEnd"/>
+          <w:r>
+            <w:rPr>
+              <w:rFonts w:ascii="Liberation Sans" w:eastAsia="Liberation Sans" w:hAnsi="Liberation Sans" w:cs="Liberation Sans"/>
+              <w:b/>
+              <w:bCs/>
+              <w:lang w:val="en-US"/>
+            </w:rPr>
+            <w:t>, ChatGPT, Gemini, C</w:t>
           </w:r>
           <w:r>
             <w:rPr>
@@ -7422,6 +7927,7 @@
             <w14:uncheckedState w14:val="2610" w14:font="MS Gothic"/>
           </w14:checkbox>
         </w:sdtPr>
+        <w:sdtEndPr/>
         <w:sdtContent>
           <w:r>
             <w:rPr>
@@ -7469,6 +7975,7 @@
             <w14:uncheckedState w14:val="2610" w14:font="MS Gothic"/>
           </w14:checkbox>
         </w:sdtPr>
+        <w:sdtEndPr/>
         <w:sdtContent>
           <w:r>
             <w:rPr>
@@ -7516,6 +8023,7 @@
             <w14:uncheckedState w14:val="2610" w14:font="MS Gothic"/>
           </w14:checkbox>
         </w:sdtPr>
+        <w:sdtEndPr/>
         <w:sdtContent>
           <w:r>
             <w:rPr>
@@ -7563,6 +8071,7 @@
             <w14:uncheckedState w14:val="2610" w14:font="MS Gothic"/>
           </w14:checkbox>
         </w:sdtPr>
+        <w:sdtEndPr/>
         <w:sdtContent>
           <w:r>
             <w:rPr>
@@ -7610,6 +8119,7 @@
             <w14:uncheckedState w14:val="2610" w14:font="MS Gothic"/>
           </w14:checkbox>
         </w:sdtPr>
+        <w:sdtEndPr/>
         <w:sdtContent>
           <w:r>
             <w:rPr>
@@ -7665,6 +8175,7 @@
             <w14:uncheckedState w14:val="2610" w14:font="MS Gothic"/>
           </w14:checkbox>
         </w:sdtPr>
+        <w:sdtEndPr/>
         <w:sdtContent>
           <w:r>
             <w:rPr>
@@ -7711,6 +8222,7 @@
           </w:placeholder>
           <w:showingPlcHdr/>
         </w:sdtPr>
+        <w:sdtEndPr/>
         <w:sdtContent>
           <w:r>
             <w:rPr>
@@ -7788,6 +8300,7 @@
             <w:docPart w:val="C3F9DA742196407784DC067A9CD41448"/>
           </w:placeholder>
         </w:sdtPr>
+        <w:sdtEndPr/>
         <w:sdtContent>
           <w:r>
             <w:rPr>
@@ -7803,7 +8316,25 @@
               <w:b/>
               <w:bCs/>
             </w:rPr>
-            <w:t xml:space="preserve">desarrolló un tablero interactivo en Tableau que confronta dos formas de medir la cobertura del sistema distrital de atención a violencias contra las mujeres: la que se usa hoy </w:t>
+            <w:t xml:space="preserve">desarrolló un tablero interactivo en </w:t>
+          </w:r>
+          <w:proofErr w:type="spellStart"/>
+          <w:r>
+            <w:rPr>
+              <w:rFonts w:ascii="Liberation Sans" w:eastAsia="Liberation Sans" w:hAnsi="Liberation Sans" w:cs="Liberation Sans"/>
+              <w:b/>
+              <w:bCs/>
+            </w:rPr>
+            <w:t>Tableau</w:t>
+          </w:r>
+          <w:proofErr w:type="spellEnd"/>
+          <w:r>
+            <w:rPr>
+              <w:rFonts w:ascii="Liberation Sans" w:eastAsia="Liberation Sans" w:hAnsi="Liberation Sans" w:cs="Liberation Sans"/>
+              <w:b/>
+              <w:bCs/>
+            </w:rPr>
+            <w:t xml:space="preserve"> que confronta dos formas de medir la cobertura del sistema distrital de atención a violencias contra las mujeres: la que se usa hoy </w:t>
           </w:r>
           <w:r>
             <w:rPr>
@@ -7835,7 +8366,25 @@
               <w:b/>
               <w:bCs/>
             </w:rPr>
-            <w:t xml:space="preserve"> y una alternativa construida desde la población, que estima la demanda a partir de la Encuesta Distrital de Percepción 2025 con factores de expansión. Opera sobre un modelo relacional que usa la localidad como llave única e integra los registros administrativos de Línea Púrpura, Duplas y riesgo de feminicidio con estimaciones de encuesta y la batería de equidad de género de la Encuesta Bienal de Cultura Ciudadana; todos los indicadores llegan precalculados desde Python con sus intervalos de confianza al 95%, de modo que el tablero agrega y presenta, pero no infiere. Se organiza en tres tableros encadenados </w:t>
+            <w:t xml:space="preserve"> y una alternativa construida desde la población, que estima la demanda a partir de la Encuesta Distrital de Percepción 2025 con factores de expansión. Opera sobre un modelo relacional que usa la localidad como llave única e integra los registros administrativos de Línea Púrpura, Duplas y riesgo de feminicidio con estimaciones de encuesta y la batería de equidad de género de la Encuesta Bienal de Cultura Ciudadana; todos los indicadores llegan </w:t>
+          </w:r>
+          <w:proofErr w:type="spellStart"/>
+          <w:r>
+            <w:rPr>
+              <w:rFonts w:ascii="Liberation Sans" w:eastAsia="Liberation Sans" w:hAnsi="Liberation Sans" w:cs="Liberation Sans"/>
+              <w:b/>
+              <w:bCs/>
+            </w:rPr>
+            <w:t>precalculados</w:t>
+          </w:r>
+          <w:proofErr w:type="spellEnd"/>
+          <w:r>
+            <w:rPr>
+              <w:rFonts w:ascii="Liberation Sans" w:eastAsia="Liberation Sans" w:hAnsi="Liberation Sans" w:cs="Liberation Sans"/>
+              <w:b/>
+              <w:bCs/>
+            </w:rPr>
+            <w:t xml:space="preserve"> desde Python con sus intervalos de confianza al 95%, de modo que el tablero agrega y presenta, pero no infiere. Se organiza en tres tableros encadenados </w:t>
           </w:r>
           <w:r>
             <w:rPr>
@@ -7867,7 +8416,43 @@
               <w:b/>
               <w:bCs/>
             </w:rPr>
-            <w:t xml:space="preserve"> con un mapa coroplético gobernado por un parámetro que alterna seis indicadores, acciones de filtrado y resaltado cruzado, y perfiles territoriales incrustados en los tooltips. Los indicadores centrales son la Tasa de Afrontamiento Ciudadano (proporción de personas que presenciaron violencia contra una mujer y actuaron, empleada como cota inferior de la exposición), el Índice de Barrera de Acceso a la denuncia, las dos razones de cobertura y el Índice de Necesidad No Atendida, cuya ponderación el usuario puede modificar para comprobar la estabilidad del ranking. Las piezas más relevantes son el gráfico de pendiente, que muestra cómo cambian de posición las localidades al sustituir el denominador administrativo por el poblacional, y la dispersión por </w:t>
+            <w:t xml:space="preserve"> con un mapa </w:t>
+          </w:r>
+          <w:proofErr w:type="spellStart"/>
+          <w:r>
+            <w:rPr>
+              <w:rFonts w:ascii="Liberation Sans" w:eastAsia="Liberation Sans" w:hAnsi="Liberation Sans" w:cs="Liberation Sans"/>
+              <w:b/>
+              <w:bCs/>
+            </w:rPr>
+            <w:t>coroplético</w:t>
+          </w:r>
+          <w:proofErr w:type="spellEnd"/>
+          <w:r>
+            <w:rPr>
+              <w:rFonts w:ascii="Liberation Sans" w:eastAsia="Liberation Sans" w:hAnsi="Liberation Sans" w:cs="Liberation Sans"/>
+              <w:b/>
+              <w:bCs/>
+            </w:rPr>
+            <w:t xml:space="preserve"> gobernado por un parámetro que alterna seis indicadores, acciones de filtrado y resaltado cruzado, y perfiles territoriales incrustados en los </w:t>
+          </w:r>
+          <w:proofErr w:type="spellStart"/>
+          <w:r>
+            <w:rPr>
+              <w:rFonts w:ascii="Liberation Sans" w:eastAsia="Liberation Sans" w:hAnsi="Liberation Sans" w:cs="Liberation Sans"/>
+              <w:b/>
+              <w:bCs/>
+            </w:rPr>
+            <w:t>tooltips</w:t>
+          </w:r>
+          <w:proofErr w:type="spellEnd"/>
+          <w:r>
+            <w:rPr>
+              <w:rFonts w:ascii="Liberation Sans" w:eastAsia="Liberation Sans" w:hAnsi="Liberation Sans" w:cs="Liberation Sans"/>
+              <w:b/>
+              <w:bCs/>
+            </w:rPr>
+            <w:t xml:space="preserve">. Los indicadores centrales son la Tasa de Afrontamiento Ciudadano (proporción de personas que presenciaron violencia contra una mujer y actuaron, empleada como cota inferior de la exposición), el Índice de Barrera de Acceso a la denuncia, las dos razones de cobertura y el Índice de Necesidad No Atendida, cuya ponderación el usuario puede modificar para comprobar la estabilidad del ranking. Las piezas más relevantes son el gráfico de pendiente, que muestra cómo cambian de posición las localidades al sustituir el denominador administrativo por el poblacional, y la dispersión por </w:t>
           </w:r>
           <w:r>
             <w:rPr>
@@ -7935,6 +8520,7 @@
           </w:placeholder>
           <w:showingPlcHdr/>
         </w:sdtPr>
+        <w:sdtEndPr/>
         <w:sdtContent>
           <w:r>
             <w:rPr>
@@ -7986,75 +8572,38 @@
     </w:p>
     <w:sdt>
       <w:sdtPr>
-        <w:rPr>
-          <w:rFonts w:ascii="Liberation Sans" w:eastAsia="Liberation Sans" w:hAnsi="Liberation Sans" w:cs="Liberation Sans"/>
-          <w:b/>
-          <w:bCs/>
-        </w:rPr>
         <w:id w:val="-49387541"/>
         <w:placeholder>
           <w:docPart w:val="20C5679B03E24B278FB3BC512B94EFCF"/>
         </w:placeholder>
-        <w:showingPlcHdr/>
       </w:sdtPr>
+      <w:sdtEndPr/>
       <w:sdtContent>
         <w:p>
-          <w:pPr>
-            <w:pStyle w:val="Prrafodelista"/>
-            <w:rPr>
-              <w:rFonts w:ascii="Liberation Sans" w:eastAsia="Liberation Sans" w:hAnsi="Liberation Sans" w:cs="Liberation Sans"/>
-              <w:b/>
-              <w:bCs/>
-            </w:rPr>
-          </w:pPr>
-          <w:r>
-            <w:rPr>
-              <w:rStyle w:val="Textodelmarcadordeposicin"/>
-            </w:rPr>
-            <w:t>1. E</w:t>
-          </w:r>
-          <w:r>
-            <w:rPr>
-              <w:rStyle w:val="Textodelmarcadordeposicin"/>
-            </w:rPr>
-            <w:t xml:space="preserve">xplique de qué manera </w:t>
-          </w:r>
-          <w:r>
-            <w:rPr>
-              <w:rStyle w:val="Textodelmarcadordeposicin"/>
-            </w:rPr>
-            <w:t>la solución desarrollada y los resultados del análisis podrían aportar a la comprensión o solución del problema público abordado</w:t>
-          </w:r>
-          <w:r>
-            <w:rPr>
-              <w:rStyle w:val="Textodelmarcadordeposicin"/>
-            </w:rPr>
-            <w:t>.</w:t>
-          </w:r>
-          <w:r>
-            <w:rPr>
-              <w:rStyle w:val="Textodelmarcadordeposicin"/>
-            </w:rPr>
-            <w:br/>
-          </w:r>
-          <w:r>
-            <w:rPr>
-              <w:rStyle w:val="Textodelmarcadordeposicin"/>
-            </w:rPr>
+          <w:r>
+            <w:t xml:space="preserve">1. </w:t>
+          </w:r>
+          <w:r>
+            <w:t xml:space="preserve">El principal aporte de la solución no es un dato nuevo, sino una corrección en la forma de medir. Bogotá evalúa la cobertura de su oferta de atención dividiendo atenciones entre casos registrados, es decir, dividiendo oferta institucional entre oferta institucional: una localidad puede parecer bien cubierta simplemente porque allí se denuncia poco. Al construir un denominador independiente del registro </w:t>
+          </w:r>
+          <w:r>
+            <w:t>(</w:t>
+          </w:r>
+          <w:r>
+            <w:t>la demanda estimada desde la población, con factores de expansión y su intervalo de confianza</w:t>
+          </w:r>
+          <w:r>
+            <w:t>)</w:t>
+          </w:r>
+          <w:r>
+            <w:t xml:space="preserve"> el ejercicio hace visible una brecha que el sistema no puede ver desde sus propios datos, e identifica las localidades donde la violencia es socialmente visible pero la capacidad institucional no llega. La solución aporta además tres desplazamientos conceptuales: trata el silencio como una falla del sistema de atención y no como una omisión de las víctimas; muestra que la barrera de acceso a la denuncia se asocia con la concentración femenina del trabajo doméstico y de cuidado, conectando la política de cuidado con la de violencias, que hoy operan separadas; y distingue empíricamente entre tipos de norma social, separando los roles tradicionales de género de la norma de no-injerencia, que es la que efectivamente acompaña la inacción ciudadana. Todo se reporta con sus límites declarados: los indicadores territoriales se apoyan en 19 unidades, los modelos son asociativos y no causales, y la Tasa de Afrontamiento Ciudadano opera como cota inferior de la exposición, nunca como estimación de la violencia total.</w:t>
+          </w:r>
+          <w:r>
             <w:br/>
             <w:t xml:space="preserve">2. </w:t>
           </w:r>
           <w:r>
-            <w:rPr>
-              <w:rStyle w:val="Textodelmarcadordeposicin"/>
-            </w:rPr>
-            <w:t>Describa cómo la herramienta desarrollada y los resultados obtenidos pueden apoyar la toma de decisiones, la formulación de acciones, el diseño de políticas públicas o la comprensión de la problemática analizada.</w:t>
-          </w:r>
-          <w:r>
-            <w:rPr>
-              <w:rStyle w:val="Textodelmarcadordeposicin"/>
-            </w:rPr>
-            <w:br/>
+            <w:t>La herramienta convierte el diagnóstico en un instrumento de priorización auditable. Produce un ranking de localidades por Índice de Necesidad No Atendida cuya ponderación el usuario puede modificar en el tablero: quien decide fija sus propios criterios y observa de inmediato si el orden se sostiene, de modo que la focalización deja de depender de un peso arbitrario fijado por el equipo analista. La clasificación por cuadrantes, cruzada con la confianza vecinal y la norma de no-injerencia, permite además distinguir qué tipo de intervención corresponde en cada territorio: donde hay alta demanda desatendida y alta no-injerencia el déficit es normativo y la respuesta es comunitaria y de campaña; donde la norma no es la barrera, el déficit es de infraestructura y la respuesta es localizar oferta. Esa distinción evita el error de aplicar la misma medida en contextos que fallan por razones distintas.</w:t>
           </w:r>
         </w:p>
       </w:sdtContent>
@@ -8142,8 +8691,8 @@
           <w:placeholder>
             <w:docPart w:val="8FF976769D214E65BAC39A260550A654"/>
           </w:placeholder>
-          <w:showingPlcHdr/>
         </w:sdtPr>
+        <w:sdtEndPr/>
         <w:sdtContent>
           <w:r>
             <w:rPr>
@@ -8151,89 +8700,25 @@
               <w:b/>
               <w:bCs/>
             </w:rPr>
-            <w:t xml:space="preserve">- </w:t>
-          </w:r>
-          <w:r>
-            <w:rPr>
-              <w:rStyle w:val="Textodelmarcadordeposicin"/>
-            </w:rPr>
-            <w:t>Si había utilizado previamente el Portal de Datos Abiertos de Bogotá.</w:t>
-          </w:r>
-          <w:r>
-            <w:rPr>
-              <w:rStyle w:val="Textodelmarcadordeposicin"/>
-            </w:rPr>
-            <w:t xml:space="preserve"> </w:t>
-          </w:r>
-          <w:r>
-            <w:rPr>
-              <w:rStyle w:val="Textodelmarcadordeposicin"/>
-            </w:rPr>
-            <w:br/>
-            <w:t xml:space="preserve">- </w:t>
-          </w:r>
-          <w:r>
-            <w:rPr>
-              <w:rStyle w:val="Textodelmarcadordeposicin"/>
-            </w:rPr>
-            <w:t>Cómo califica la facilidad de uso del Portal.</w:t>
-          </w:r>
-          <w:r>
-            <w:rPr>
-              <w:rStyle w:val="Textodelmarcadordeposicin"/>
-            </w:rPr>
-            <w:t xml:space="preserve"> </w:t>
-          </w:r>
-          <w:r>
-            <w:rPr>
-              <w:rStyle w:val="Textodelmarcadordeposicin"/>
-            </w:rPr>
-            <w:br/>
-            <w:t xml:space="preserve">- </w:t>
-          </w:r>
-          <w:r>
-            <w:rPr>
-              <w:rStyle w:val="Textodelmarcadordeposicin"/>
-            </w:rPr>
-            <w:t>Las principales dificultades encontradas durante la búsqueda o uso de la información.</w:t>
-          </w:r>
-          <w:r>
-            <w:rPr>
-              <w:rStyle w:val="Textodelmarcadordeposicin"/>
-            </w:rPr>
-            <w:t xml:space="preserve"> </w:t>
-          </w:r>
-          <w:r>
-            <w:rPr>
-              <w:rStyle w:val="Textodelmarcadordeposicin"/>
-            </w:rPr>
-            <w:br/>
-            <w:t xml:space="preserve">- </w:t>
-          </w:r>
-          <w:r>
-            <w:rPr>
-              <w:rStyle w:val="Textodelmarcadordeposicin"/>
-            </w:rPr>
-            <w:t>Los aspectos que considera podrían mejorarse.</w:t>
-          </w:r>
-          <w:r>
-            <w:rPr>
-              <w:rStyle w:val="Textodelmarcadordeposicin"/>
-            </w:rPr>
-            <w:t xml:space="preserve"> </w:t>
-          </w:r>
-          <w:r>
-            <w:rPr>
-              <w:rStyle w:val="Textodelmarcadordeposicin"/>
-            </w:rPr>
-            <w:br/>
-            <w:t xml:space="preserve">- </w:t>
-          </w:r>
-          <w:r>
-            <w:rPr>
-              <w:rStyle w:val="Textodelmarcadordeposicin"/>
-            </w:rPr>
-            <w:t>Los elementos o funcionalidades que facilitaron su interacción con el Portal.</w:t>
+            <w:t xml:space="preserve">Habíamos trabajado previamente con datos abiertos de Colombia en general, no específicamente con los datos de Bogotá. El factor que supuso un mayor reto fue el corto tiempo que hubo para desarrollar la </w:t>
+          </w:r>
+          <w:proofErr w:type="spellStart"/>
+          <w:r>
+            <w:rPr>
+              <w:rFonts w:ascii="Liberation Sans" w:eastAsia="Liberation Sans" w:hAnsi="Liberation Sans" w:cs="Liberation Sans"/>
+              <w:b/>
+              <w:bCs/>
+            </w:rPr>
+            <w:t>jam</w:t>
+          </w:r>
+          <w:proofErr w:type="spellEnd"/>
+          <w:r>
+            <w:rPr>
+              <w:rFonts w:ascii="Liberation Sans" w:eastAsia="Liberation Sans" w:hAnsi="Liberation Sans" w:cs="Liberation Sans"/>
+              <w:b/>
+              <w:bCs/>
+            </w:rPr>
+            <w:t>; más teniendo en cuenta que debíamos de responder por otras obligaciones o compromisos, haciendo que el simple hecho de reunirnos a decidir que íbamos a hacer se dificultara de sobremanera. Adicionalmente, una estrategia de división del trabajo en estos casos no es muy sensata, puesto que el desarrollo es muy lineal, si una persona se estancaba en su parte por alguna razón, frenaba el trabajo de los demás.</w:t>
           </w:r>
         </w:sdtContent>
       </w:sdt>
@@ -8254,6 +8739,7 @@
           <w:sz w:val="20"/>
           <w:szCs w:val="20"/>
         </w:rPr>
+        <w:lastRenderedPageBreak/>
         <w:t xml:space="preserve">Sección </w:t>
       </w:r>
       <w:r>
@@ -8309,6 +8795,7 @@
             <w:docPart w:val="194A1148D684400895E74D4913D5B5E1"/>
           </w:placeholder>
         </w:sdtPr>
+        <w:sdtEndPr/>
         <w:sdtContent>
           <w:r>
             <w:t>La limpieza, normalización e integración de los datos</w:t>
@@ -8380,34 +8867,167 @@
           <w:placeholder>
             <w:docPart w:val="9D5BFE2703EB4640B50866F4912F04F9"/>
           </w:placeholder>
-          <w:showingPlcHdr/>
         </w:sdtPr>
+        <w:sdtEndPr/>
         <w:sdtContent>
           <w:r>
             <w:rPr>
-              <w:rStyle w:val="Textodelmarcadordeposicin"/>
-            </w:rPr>
-            <w:t>Enliste los elementos que considera le podrían haber servido para desarrollar mejor el ejercicio.</w:t>
-          </w:r>
-          <w:r>
-            <w:rPr>
-              <w:rStyle w:val="Textodelmarcadordeposicin"/>
-            </w:rPr>
-            <w:t xml:space="preserve"> (</w:t>
-          </w:r>
-          <w:r>
-            <w:rPr>
-              <w:rStyle w:val="Textodelmarcadordeposicin"/>
-              <w:i/>
-              <w:iCs/>
-            </w:rPr>
-            <w:t>Shift+Enter para agregar una nueva línea</w:t>
-          </w:r>
-          <w:r>
-            <w:rPr>
-              <w:rStyle w:val="Textodelmarcadordeposicin"/>
-            </w:rPr>
-            <w:t>)</w:t>
+              <w:rFonts w:ascii="Liberation Sans" w:eastAsia="Liberation Sans" w:hAnsi="Liberation Sans" w:cs="Liberation Sans"/>
+              <w:b/>
+              <w:bCs/>
+            </w:rPr>
+            <w:t>1. Más muestras con el tiempo,</w:t>
+          </w:r>
+          <w:r>
+            <w:rPr>
+              <w:rFonts w:ascii="Liberation Sans" w:eastAsia="Liberation Sans" w:hAnsi="Liberation Sans" w:cs="Liberation Sans"/>
+              <w:b/>
+              <w:bCs/>
+              <w:lang w:val="es-419"/>
+            </w:rPr>
+            <w:t xml:space="preserve"> </w:t>
+          </w:r>
+          <w:r>
+            <w:rPr>
+              <w:rFonts w:ascii="Liberation Sans" w:eastAsia="Liberation Sans" w:hAnsi="Liberation Sans" w:cs="Liberation Sans"/>
+              <w:b/>
+              <w:bCs/>
+              <w:lang w:val="es-419"/>
+            </w:rPr>
+            <w:t>c</w:t>
+          </w:r>
+          <w:r>
+            <w:rPr>
+              <w:rFonts w:ascii="Liberation Sans" w:eastAsia="Liberation Sans" w:hAnsi="Liberation Sans" w:cs="Liberation Sans"/>
+              <w:b/>
+              <w:bCs/>
+              <w:lang w:val="es-419"/>
+            </w:rPr>
+            <w:t>uatro o cinco cortes trimestrales no permiten evaluar tendencia, estacionalidad ni el efecto de intervenciones previas.</w:t>
+          </w:r>
+          <w:r>
+            <w:rPr>
+              <w:rFonts w:ascii="Liberation Sans" w:eastAsia="Liberation Sans" w:hAnsi="Liberation Sans" w:cs="Liberation Sans"/>
+              <w:b/>
+              <w:bCs/>
+              <w:lang w:val="es-419"/>
+            </w:rPr>
+            <w:t xml:space="preserve"> </w:t>
+          </w:r>
+          <w:r>
+            <w:rPr>
+              <w:rFonts w:ascii="Liberation Sans" w:eastAsia="Liberation Sans" w:hAnsi="Liberation Sans" w:cs="Liberation Sans"/>
+              <w:b/>
+              <w:bCs/>
+              <w:lang w:val="es-419"/>
+            </w:rPr>
+            <w:br/>
+            <w:t xml:space="preserve">2. Incluir </w:t>
+          </w:r>
+          <w:proofErr w:type="spellStart"/>
+          <w:r>
+            <w:rPr>
+              <w:rFonts w:ascii="Liberation Sans" w:eastAsia="Liberation Sans" w:hAnsi="Liberation Sans" w:cs="Liberation Sans"/>
+              <w:b/>
+              <w:bCs/>
+              <w:lang w:val="es-419"/>
+            </w:rPr>
+            <w:t>PobMujeres</w:t>
+          </w:r>
+          <w:proofErr w:type="spellEnd"/>
+          <w:r>
+            <w:rPr>
+              <w:rFonts w:ascii="Liberation Sans" w:eastAsia="Liberation Sans" w:hAnsi="Liberation Sans" w:cs="Liberation Sans"/>
+              <w:b/>
+              <w:bCs/>
+              <w:lang w:val="es-419"/>
+            </w:rPr>
+            <w:t xml:space="preserve"> en los </w:t>
+          </w:r>
+          <w:proofErr w:type="spellStart"/>
+          <w:r>
+            <w:rPr>
+              <w:rFonts w:ascii="Liberation Sans" w:eastAsia="Liberation Sans" w:hAnsi="Liberation Sans" w:cs="Liberation Sans"/>
+              <w:b/>
+              <w:bCs/>
+              <w:lang w:val="es-419"/>
+            </w:rPr>
+            <w:t>datasets</w:t>
+          </w:r>
+          <w:proofErr w:type="spellEnd"/>
+          <w:r>
+            <w:rPr>
+              <w:rFonts w:ascii="Liberation Sans" w:eastAsia="Liberation Sans" w:hAnsi="Liberation Sans" w:cs="Liberation Sans"/>
+              <w:b/>
+              <w:bCs/>
+              <w:lang w:val="es-419"/>
+            </w:rPr>
+            <w:t xml:space="preserve"> de Línea Púrpura y Duplas. Está en riesgo de feminicidio y delitos sexuales pero no en los de oferta</w:t>
+          </w:r>
+          <w:r>
+            <w:rPr>
+              <w:rFonts w:ascii="Liberation Sans" w:eastAsia="Liberation Sans" w:hAnsi="Liberation Sans" w:cs="Liberation Sans"/>
+              <w:b/>
+              <w:bCs/>
+              <w:lang w:val="es-419"/>
+            </w:rPr>
+            <w:t>.</w:t>
+          </w:r>
+          <w:r>
+            <w:rPr>
+              <w:rFonts w:ascii="Liberation Sans" w:eastAsia="Liberation Sans" w:hAnsi="Liberation Sans" w:cs="Liberation Sans"/>
+              <w:b/>
+              <w:bCs/>
+              <w:lang w:val="es-419"/>
+            </w:rPr>
+            <w:br/>
+            <w:t xml:space="preserve">3. </w:t>
+          </w:r>
+          <w:r>
+            <w:rPr>
+              <w:rFonts w:ascii="Liberation Sans" w:eastAsia="Liberation Sans" w:hAnsi="Liberation Sans" w:cs="Liberation Sans"/>
+              <w:b/>
+              <w:bCs/>
+              <w:lang w:val="es-419"/>
+            </w:rPr>
+            <w:t>Cierre completo del caso en las llamadas 123. El campo de recepción tiene un porcentaje alto de nulos.</w:t>
+          </w:r>
+          <w:r>
+            <w:rPr>
+              <w:rFonts w:ascii="Liberation Sans" w:eastAsia="Liberation Sans" w:hAnsi="Liberation Sans" w:cs="Liberation Sans"/>
+              <w:b/>
+              <w:bCs/>
+              <w:lang w:val="es-419"/>
+            </w:rPr>
+            <w:br/>
+            <w:t>4. Una d</w:t>
+          </w:r>
+          <w:r>
+            <w:rPr>
+              <w:rFonts w:ascii="Liberation Sans" w:eastAsia="Liberation Sans" w:hAnsi="Liberation Sans" w:cs="Liberation Sans"/>
+              <w:b/>
+              <w:bCs/>
+              <w:lang w:val="es-419"/>
+            </w:rPr>
+            <w:t>ocumentación</w:t>
+          </w:r>
+          <w:r>
+            <w:rPr>
+              <w:rFonts w:ascii="Liberation Sans" w:eastAsia="Liberation Sans" w:hAnsi="Liberation Sans" w:cs="Liberation Sans"/>
+              <w:b/>
+              <w:bCs/>
+              <w:lang w:val="es-419"/>
+            </w:rPr>
+            <w:t xml:space="preserve"> más amena de</w:t>
+          </w:r>
+          <w:r>
+            <w:rPr>
+              <w:rFonts w:ascii="Liberation Sans" w:eastAsia="Liberation Sans" w:hAnsi="Liberation Sans" w:cs="Liberation Sans"/>
+              <w:b/>
+              <w:bCs/>
+              <w:lang w:val="es-419"/>
+            </w:rPr>
+            <w:t>l cuestionario original de la Encuesta Distrital de Percepción. El diccionario publica las opciones de respuesta pero no el enunciado completo ni la lógica de saltos del bloque 404. Tuvimos que inferir empíricamente la semántica de la opción "No afrontó la situación" y dejarla registrada como supuesto verificado.</w:t>
           </w:r>
         </w:sdtContent>
       </w:sdt>
@@ -8479,6 +9099,7 @@
             <w:docPart w:val="BF29C54DF7F94C40A1206B2B1FDD00F8"/>
           </w:placeholder>
         </w:sdtPr>
+        <w:sdtEndPr/>
         <w:sdtContent>
           <w:r>
             <w:rPr>
@@ -8504,6 +9125,7 @@
             </w:rPr>
             <w:t xml:space="preserve">y </w:t>
           </w:r>
+          <w:proofErr w:type="spellStart"/>
           <w:r>
             <w:rPr>
               <w:rFonts w:ascii="Liberation Sans" w:eastAsia="Liberation Sans" w:hAnsi="Liberation Sans" w:cs="Liberation Sans"/>
@@ -8512,6 +9134,7 @@
             </w:rPr>
             <w:t>estandar</w:t>
           </w:r>
+          <w:proofErr w:type="spellEnd"/>
           <w:r>
             <w:rPr>
               <w:rFonts w:ascii="Liberation Sans" w:eastAsia="Liberation Sans" w:hAnsi="Liberation Sans" w:cs="Liberation Sans"/>
@@ -11454,6 +12077,119 @@
     </w:lvl>
   </w:abstractNum>
   <w:abstractNum w:abstractNumId="27" w15:restartNumberingAfterBreak="0">
+    <w:nsid w:val="6542590F"/>
+    <w:multiLevelType w:val="multilevel"/>
+    <w:tmpl w:val="A2D40D4A"/>
+    <w:lvl w:ilvl="0">
+      <w:start w:val="1"/>
+      <w:numFmt w:val="decimal"/>
+      <w:lvlText w:val="%1."/>
+      <w:lvlJc w:val="left"/>
+      <w:pPr>
+        <w:tabs>
+          <w:tab w:val="num" w:pos="720"/>
+        </w:tabs>
+        <w:ind w:left="720" w:hanging="360"/>
+      </w:pPr>
+    </w:lvl>
+    <w:lvl w:ilvl="1" w:tentative="1">
+      <w:start w:val="1"/>
+      <w:numFmt w:val="decimal"/>
+      <w:lvlText w:val="%2."/>
+      <w:lvlJc w:val="left"/>
+      <w:pPr>
+        <w:tabs>
+          <w:tab w:val="num" w:pos="1440"/>
+        </w:tabs>
+        <w:ind w:left="1440" w:hanging="360"/>
+      </w:pPr>
+    </w:lvl>
+    <w:lvl w:ilvl="2" w:tentative="1">
+      <w:start w:val="1"/>
+      <w:numFmt w:val="decimal"/>
+      <w:lvlText w:val="%3."/>
+      <w:lvlJc w:val="left"/>
+      <w:pPr>
+        <w:tabs>
+          <w:tab w:val="num" w:pos="2160"/>
+        </w:tabs>
+        <w:ind w:left="2160" w:hanging="360"/>
+      </w:pPr>
+    </w:lvl>
+    <w:lvl w:ilvl="3" w:tentative="1">
+      <w:start w:val="1"/>
+      <w:numFmt w:val="decimal"/>
+      <w:lvlText w:val="%4."/>
+      <w:lvlJc w:val="left"/>
+      <w:pPr>
+        <w:tabs>
+          <w:tab w:val="num" w:pos="2880"/>
+        </w:tabs>
+        <w:ind w:left="2880" w:hanging="360"/>
+      </w:pPr>
+    </w:lvl>
+    <w:lvl w:ilvl="4" w:tentative="1">
+      <w:start w:val="1"/>
+      <w:numFmt w:val="decimal"/>
+      <w:lvlText w:val="%5."/>
+      <w:lvlJc w:val="left"/>
+      <w:pPr>
+        <w:tabs>
+          <w:tab w:val="num" w:pos="3600"/>
+        </w:tabs>
+        <w:ind w:left="3600" w:hanging="360"/>
+      </w:pPr>
+    </w:lvl>
+    <w:lvl w:ilvl="5" w:tentative="1">
+      <w:start w:val="1"/>
+      <w:numFmt w:val="decimal"/>
+      <w:lvlText w:val="%6."/>
+      <w:lvlJc w:val="left"/>
+      <w:pPr>
+        <w:tabs>
+          <w:tab w:val="num" w:pos="4320"/>
+        </w:tabs>
+        <w:ind w:left="4320" w:hanging="360"/>
+      </w:pPr>
+    </w:lvl>
+    <w:lvl w:ilvl="6" w:tentative="1">
+      <w:start w:val="1"/>
+      <w:numFmt w:val="decimal"/>
+      <w:lvlText w:val="%7."/>
+      <w:lvlJc w:val="left"/>
+      <w:pPr>
+        <w:tabs>
+          <w:tab w:val="num" w:pos="5040"/>
+        </w:tabs>
+        <w:ind w:left="5040" w:hanging="360"/>
+      </w:pPr>
+    </w:lvl>
+    <w:lvl w:ilvl="7" w:tentative="1">
+      <w:start w:val="1"/>
+      <w:numFmt w:val="decimal"/>
+      <w:lvlText w:val="%8."/>
+      <w:lvlJc w:val="left"/>
+      <w:pPr>
+        <w:tabs>
+          <w:tab w:val="num" w:pos="5760"/>
+        </w:tabs>
+        <w:ind w:left="5760" w:hanging="360"/>
+      </w:pPr>
+    </w:lvl>
+    <w:lvl w:ilvl="8" w:tentative="1">
+      <w:start w:val="1"/>
+      <w:numFmt w:val="decimal"/>
+      <w:lvlText w:val="%9."/>
+      <w:lvlJc w:val="left"/>
+      <w:pPr>
+        <w:tabs>
+          <w:tab w:val="num" w:pos="6480"/>
+        </w:tabs>
+        <w:ind w:left="6480" w:hanging="360"/>
+      </w:pPr>
+    </w:lvl>
+  </w:abstractNum>
+  <w:abstractNum w:abstractNumId="28" w15:restartNumberingAfterBreak="0">
     <w:nsid w:val="6908943A"/>
     <w:multiLevelType w:val="hybridMultilevel"/>
     <w:tmpl w:val="E80E0280"/>
@@ -11539,7 +12275,7 @@
       </w:pPr>
     </w:lvl>
   </w:abstractNum>
-  <w:abstractNum w:abstractNumId="28" w15:restartNumberingAfterBreak="0">
+  <w:abstractNum w:abstractNumId="29" w15:restartNumberingAfterBreak="0">
     <w:nsid w:val="69188636"/>
     <w:multiLevelType w:val="hybridMultilevel"/>
     <w:tmpl w:val="F350EEDE"/>
@@ -11652,7 +12388,7 @@
       </w:rPr>
     </w:lvl>
   </w:abstractNum>
-  <w:abstractNum w:abstractNumId="29" w15:restartNumberingAfterBreak="0">
+  <w:abstractNum w:abstractNumId="30" w15:restartNumberingAfterBreak="0">
     <w:nsid w:val="6B842EA2"/>
     <w:multiLevelType w:val="hybridMultilevel"/>
     <w:tmpl w:val="B63EFF1A"/>
@@ -11765,7 +12501,120 @@
       </w:rPr>
     </w:lvl>
   </w:abstractNum>
-  <w:abstractNum w:abstractNumId="30" w15:restartNumberingAfterBreak="0">
+  <w:abstractNum w:abstractNumId="31" w15:restartNumberingAfterBreak="0">
+    <w:nsid w:val="6C605D17"/>
+    <w:multiLevelType w:val="multilevel"/>
+    <w:tmpl w:val="FE046BFA"/>
+    <w:lvl w:ilvl="0">
+      <w:start w:val="8"/>
+      <w:numFmt w:val="decimal"/>
+      <w:lvlText w:val="%1."/>
+      <w:lvlJc w:val="left"/>
+      <w:pPr>
+        <w:tabs>
+          <w:tab w:val="num" w:pos="720"/>
+        </w:tabs>
+        <w:ind w:left="720" w:hanging="360"/>
+      </w:pPr>
+    </w:lvl>
+    <w:lvl w:ilvl="1" w:tentative="1">
+      <w:start w:val="1"/>
+      <w:numFmt w:val="decimal"/>
+      <w:lvlText w:val="%2."/>
+      <w:lvlJc w:val="left"/>
+      <w:pPr>
+        <w:tabs>
+          <w:tab w:val="num" w:pos="1440"/>
+        </w:tabs>
+        <w:ind w:left="1440" w:hanging="360"/>
+      </w:pPr>
+    </w:lvl>
+    <w:lvl w:ilvl="2" w:tentative="1">
+      <w:start w:val="1"/>
+      <w:numFmt w:val="decimal"/>
+      <w:lvlText w:val="%3."/>
+      <w:lvlJc w:val="left"/>
+      <w:pPr>
+        <w:tabs>
+          <w:tab w:val="num" w:pos="2160"/>
+        </w:tabs>
+        <w:ind w:left="2160" w:hanging="360"/>
+      </w:pPr>
+    </w:lvl>
+    <w:lvl w:ilvl="3" w:tentative="1">
+      <w:start w:val="1"/>
+      <w:numFmt w:val="decimal"/>
+      <w:lvlText w:val="%4."/>
+      <w:lvlJc w:val="left"/>
+      <w:pPr>
+        <w:tabs>
+          <w:tab w:val="num" w:pos="2880"/>
+        </w:tabs>
+        <w:ind w:left="2880" w:hanging="360"/>
+      </w:pPr>
+    </w:lvl>
+    <w:lvl w:ilvl="4" w:tentative="1">
+      <w:start w:val="1"/>
+      <w:numFmt w:val="decimal"/>
+      <w:lvlText w:val="%5."/>
+      <w:lvlJc w:val="left"/>
+      <w:pPr>
+        <w:tabs>
+          <w:tab w:val="num" w:pos="3600"/>
+        </w:tabs>
+        <w:ind w:left="3600" w:hanging="360"/>
+      </w:pPr>
+    </w:lvl>
+    <w:lvl w:ilvl="5" w:tentative="1">
+      <w:start w:val="1"/>
+      <w:numFmt w:val="decimal"/>
+      <w:lvlText w:val="%6."/>
+      <w:lvlJc w:val="left"/>
+      <w:pPr>
+        <w:tabs>
+          <w:tab w:val="num" w:pos="4320"/>
+        </w:tabs>
+        <w:ind w:left="4320" w:hanging="360"/>
+      </w:pPr>
+    </w:lvl>
+    <w:lvl w:ilvl="6" w:tentative="1">
+      <w:start w:val="1"/>
+      <w:numFmt w:val="decimal"/>
+      <w:lvlText w:val="%7."/>
+      <w:lvlJc w:val="left"/>
+      <w:pPr>
+        <w:tabs>
+          <w:tab w:val="num" w:pos="5040"/>
+        </w:tabs>
+        <w:ind w:left="5040" w:hanging="360"/>
+      </w:pPr>
+    </w:lvl>
+    <w:lvl w:ilvl="7" w:tentative="1">
+      <w:start w:val="1"/>
+      <w:numFmt w:val="decimal"/>
+      <w:lvlText w:val="%8."/>
+      <w:lvlJc w:val="left"/>
+      <w:pPr>
+        <w:tabs>
+          <w:tab w:val="num" w:pos="5760"/>
+        </w:tabs>
+        <w:ind w:left="5760" w:hanging="360"/>
+      </w:pPr>
+    </w:lvl>
+    <w:lvl w:ilvl="8" w:tentative="1">
+      <w:start w:val="1"/>
+      <w:numFmt w:val="decimal"/>
+      <w:lvlText w:val="%9."/>
+      <w:lvlJc w:val="left"/>
+      <w:pPr>
+        <w:tabs>
+          <w:tab w:val="num" w:pos="6480"/>
+        </w:tabs>
+        <w:ind w:left="6480" w:hanging="360"/>
+      </w:pPr>
+    </w:lvl>
+  </w:abstractNum>
+  <w:abstractNum w:abstractNumId="32" w15:restartNumberingAfterBreak="0">
     <w:nsid w:val="70CB58A9"/>
     <w:multiLevelType w:val="hybridMultilevel"/>
     <w:tmpl w:val="088C4C18"/>
@@ -11867,13 +12716,13 @@
     <w:abstractNumId w:val="20"/>
   </w:num>
   <w:num w:numId="6" w16cid:durableId="441078282">
-    <w:abstractNumId w:val="27"/>
+    <w:abstractNumId w:val="28"/>
   </w:num>
   <w:num w:numId="7" w16cid:durableId="1701003746">
     <w:abstractNumId w:val="21"/>
   </w:num>
   <w:num w:numId="8" w16cid:durableId="743332380">
-    <w:abstractNumId w:val="30"/>
+    <w:abstractNumId w:val="32"/>
   </w:num>
   <w:num w:numId="9" w16cid:durableId="1740012962">
     <w:abstractNumId w:val="16"/>
@@ -11912,10 +12761,10 @@
     <w:abstractNumId w:val="19"/>
   </w:num>
   <w:num w:numId="21" w16cid:durableId="1342782040">
-    <w:abstractNumId w:val="29"/>
+    <w:abstractNumId w:val="30"/>
   </w:num>
   <w:num w:numId="22" w16cid:durableId="531695156">
-    <w:abstractNumId w:val="28"/>
+    <w:abstractNumId w:val="29"/>
   </w:num>
   <w:num w:numId="23" w16cid:durableId="1579558154">
     <w:abstractNumId w:val="3"/>
@@ -11943,6 +12792,12 @@
   </w:num>
   <w:num w:numId="31" w16cid:durableId="404911562">
     <w:abstractNumId w:val="15"/>
+  </w:num>
+  <w:num w:numId="32" w16cid:durableId="296642202">
+    <w:abstractNumId w:val="27"/>
+  </w:num>
+  <w:num w:numId="33" w16cid:durableId="1767992606">
+    <w:abstractNumId w:val="31"/>
   </w:num>
 </w:numbering>
 </file>
@@ -14618,6 +15473,7 @@
     <w:rsid w:val="00677794"/>
     <w:rsid w:val="00687500"/>
     <w:rsid w:val="006A451D"/>
+    <w:rsid w:val="00737568"/>
     <w:rsid w:val="0081050B"/>
     <w:rsid w:val="00847187"/>
     <w:rsid w:val="00875791"/>
@@ -14635,7 +15491,6 @@
     <w:rsid w:val="00C05A05"/>
     <w:rsid w:val="00C40C34"/>
     <w:rsid w:val="00D674D3"/>
-    <w:rsid w:val="00D82DF3"/>
     <w:rsid w:val="00DA555B"/>
     <w:rsid w:val="00EE3589"/>
     <w:rsid w:val="00F05331"/>

--- a/docs/5-1. FORMULARIO_CARACTERIZACIÓN_FORMULACIÓN_PROBLEMAS-2.docx
+++ b/docs/5-1. FORMULARIO_CARACTERIZACIÓN_FORMULACIÓN_PROBLEMAS-2.docx
@@ -137,19 +137,11 @@
         </w:sdtPr>
         <w:sdtEndPr/>
         <w:sdtContent>
-          <w:proofErr w:type="spellStart"/>
-          <w:r>
-            <w:rPr>
-              <w:rFonts w:ascii="Liberation Sans" w:eastAsia="Liberation Sans" w:hAnsi="Liberation Sans" w:cs="Liberation Sans"/>
-            </w:rPr>
-            <w:t>Siseven</w:t>
-          </w:r>
-          <w:proofErr w:type="spellEnd"/>
-          <w:r>
-            <w:rPr>
-              <w:rFonts w:ascii="Liberation Sans" w:eastAsia="Liberation Sans" w:hAnsi="Liberation Sans" w:cs="Liberation Sans"/>
-            </w:rPr>
-            <w:t xml:space="preserve"> Larpsito Sahur Devs</w:t>
+          <w:r>
+            <w:rPr>
+              <w:rFonts w:ascii="Liberation Sans" w:eastAsia="Liberation Sans" w:hAnsi="Liberation Sans" w:cs="Liberation Sans"/>
+            </w:rPr>
+            <w:t>Siseven Larpsito Sahur Devs</w:t>
           </w:r>
         </w:sdtContent>
       </w:sdt>
@@ -455,15 +447,7 @@
             <w:ind w:left="709"/>
           </w:pPr>
           <w:r>
-            <w:t xml:space="preserve">La ciudad no sabe dónde está la violencia que nunca entró al sistema, y por lo tanto distribuye su infraestructura de atención y cuidado según un mapa que sistemáticamente </w:t>
-          </w:r>
-          <w:proofErr w:type="spellStart"/>
-          <w:r>
-            <w:t>subrepresenta</w:t>
-          </w:r>
-          <w:proofErr w:type="spellEnd"/>
-          <w:r>
-            <w:t xml:space="preserve"> a las mujeres que no denuncian.</w:t>
+            <w:t>La ciudad no sabe dónde está la violencia que nunca entró al sistema, y por lo tanto distribuye su infraestructura de atención y cuidado según un mapa que sistemáticamente subrepresenta a las mujeres que no denuncian.</w:t>
           </w:r>
         </w:p>
         <w:p>
@@ -657,23 +641,7 @@
           </w:r>
           <w:r>
             <w:br/>
-            <w:t xml:space="preserve">Fuera de alcance: Inferencia causal individual; caracterización de agresores; series históricas anteriores a 2025; los </w:t>
-          </w:r>
-          <w:proofErr w:type="spellStart"/>
-          <w:r>
-            <w:t>datasets</w:t>
-          </w:r>
-          <w:proofErr w:type="spellEnd"/>
-          <w:r>
-            <w:t xml:space="preserve"> osb_malnutricion18_64 y </w:t>
-          </w:r>
-          <w:proofErr w:type="spellStart"/>
-          <w:r>
-            <w:t>osb_saludmental-consumoabusivo</w:t>
-          </w:r>
-          <w:proofErr w:type="spellEnd"/>
-          <w:r>
-            <w:t xml:space="preserve"> (se descartan por desalineación temporal y por medir demanda de tratamiento, no prevalencia)</w:t>
+            <w:t>Fuera de alcance: Inferencia causal individual; caracterización de agresores; series históricas anteriores a 2025; los datasets osb_malnutricion18_64 y osb_saludmental-consumoabusivo (se descartan por desalineación temporal y por medir demanda de tratamiento, no prevalencia)</w:t>
           </w:r>
         </w:sdtContent>
       </w:sdt>
@@ -857,25 +825,7 @@
               <w:b/>
               <w:bCs/>
             </w:rPr>
-            <w:t xml:space="preserve"> </w:t>
-          </w:r>
-          <w:proofErr w:type="spellStart"/>
-          <w:r>
-            <w:rPr>
-              <w:rFonts w:ascii="Liberation Sans" w:eastAsia="Liberation Sans" w:hAnsi="Liberation Sans" w:cs="Liberation Sans"/>
-              <w:b/>
-              <w:bCs/>
-            </w:rPr>
-            <w:t>odds</w:t>
-          </w:r>
-          <w:proofErr w:type="spellEnd"/>
-          <w:r>
-            <w:rPr>
-              <w:rFonts w:ascii="Liberation Sans" w:eastAsia="Liberation Sans" w:hAnsi="Liberation Sans" w:cs="Liberation Sans"/>
-              <w:b/>
-              <w:bCs/>
-            </w:rPr>
-            <w:t xml:space="preserve"> ratio</w:t>
+            <w:t xml:space="preserve"> odds ratio</w:t>
           </w:r>
           <w:r>
             <w:rPr>
@@ -2153,42 +2103,7 @@
               <w:bCs/>
             </w:rPr>
             <w:tab/>
-          </w:r>
-          <w:proofErr w:type="spellStart"/>
-          <w:r>
-            <w:rPr>
-              <w:rFonts w:ascii="Liberation Sans" w:eastAsia="Liberation Sans" w:hAnsi="Liberation Sans" w:cs="Liberation Sans"/>
-              <w:b/>
-              <w:bCs/>
-            </w:rPr>
-            <w:t>TotalAtenciones</w:t>
-          </w:r>
-          <w:proofErr w:type="spellEnd"/>
-          <w:r>
-            <w:rPr>
-              <w:rFonts w:ascii="Liberation Sans" w:eastAsia="Liberation Sans" w:hAnsi="Liberation Sans" w:cs="Liberation Sans"/>
-              <w:b/>
-              <w:bCs/>
-            </w:rPr>
-            <w:t xml:space="preserve"> (</w:t>
-          </w:r>
-          <w:proofErr w:type="spellStart"/>
-          <w:r>
-            <w:rPr>
-              <w:rFonts w:ascii="Liberation Sans" w:eastAsia="Liberation Sans" w:hAnsi="Liberation Sans" w:cs="Liberation Sans"/>
-              <w:b/>
-              <w:bCs/>
-            </w:rPr>
-            <w:t>Linea</w:t>
-          </w:r>
-          <w:proofErr w:type="spellEnd"/>
-          <w:r>
-            <w:rPr>
-              <w:rFonts w:ascii="Liberation Sans" w:eastAsia="Liberation Sans" w:hAnsi="Liberation Sans" w:cs="Liberation Sans"/>
-              <w:b/>
-              <w:bCs/>
-            </w:rPr>
-            <w:t xml:space="preserve"> Púrpura): a</w:t>
+            <w:t>TotalAtenciones (Linea Púrpura): a</w:t>
           </w:r>
           <w:r>
             <w:rPr>
@@ -2220,25 +2135,7 @@
               <w:b/>
               <w:bCs/>
             </w:rPr>
-            <w:t xml:space="preserve">. Se usa como </w:t>
-          </w:r>
-          <w:proofErr w:type="spellStart"/>
-          <w:r>
-            <w:rPr>
-              <w:rFonts w:ascii="Liberation Sans" w:eastAsia="Liberation Sans" w:hAnsi="Liberation Sans" w:cs="Liberation Sans"/>
-              <w:b/>
-              <w:bCs/>
-            </w:rPr>
-            <w:t>numedador</w:t>
-          </w:r>
-          <w:proofErr w:type="spellEnd"/>
-          <w:r>
-            <w:rPr>
-              <w:rFonts w:ascii="Liberation Sans" w:eastAsia="Liberation Sans" w:hAnsi="Liberation Sans" w:cs="Liberation Sans"/>
-              <w:b/>
-              <w:bCs/>
-            </w:rPr>
-            <w:t xml:space="preserve"> de cobertura.</w:t>
+            <w:t>. Se usa como numedador de cobertura.</w:t>
           </w:r>
           <w:r>
             <w:rPr>
@@ -2255,24 +2152,7 @@
               <w:bCs/>
             </w:rPr>
             <w:tab/>
-          </w:r>
-          <w:proofErr w:type="spellStart"/>
-          <w:r>
-            <w:rPr>
-              <w:rFonts w:ascii="Liberation Sans" w:eastAsia="Liberation Sans" w:hAnsi="Liberation Sans" w:cs="Liberation Sans"/>
-              <w:b/>
-              <w:bCs/>
-            </w:rPr>
-            <w:t>TotalAtenciones</w:t>
-          </w:r>
-          <w:proofErr w:type="spellEnd"/>
-          <w:r>
-            <w:rPr>
-              <w:rFonts w:ascii="Liberation Sans" w:eastAsia="Liberation Sans" w:hAnsi="Liberation Sans" w:cs="Liberation Sans"/>
-              <w:b/>
-              <w:bCs/>
-            </w:rPr>
-            <w:t xml:space="preserve"> (Duplas): a</w:t>
+            <w:t>TotalAtenciones (Duplas): a</w:t>
           </w:r>
           <w:r>
             <w:rPr>
@@ -2297,25 +2177,7 @@
               <w:bCs/>
             </w:rPr>
             <w:tab/>
-            <w:t xml:space="preserve">usa como </w:t>
-          </w:r>
-          <w:proofErr w:type="spellStart"/>
-          <w:r>
-            <w:rPr>
-              <w:rFonts w:ascii="Liberation Sans" w:eastAsia="Liberation Sans" w:hAnsi="Liberation Sans" w:cs="Liberation Sans"/>
-              <w:b/>
-              <w:bCs/>
-            </w:rPr>
-            <w:t>numedador</w:t>
-          </w:r>
-          <w:proofErr w:type="spellEnd"/>
-          <w:r>
-            <w:rPr>
-              <w:rFonts w:ascii="Liberation Sans" w:eastAsia="Liberation Sans" w:hAnsi="Liberation Sans" w:cs="Liberation Sans"/>
-              <w:b/>
-              <w:bCs/>
-            </w:rPr>
-            <w:t xml:space="preserve"> de cobertura.</w:t>
+            <w:t>usa como numedador de cobertura.</w:t>
           </w:r>
           <w:r>
             <w:rPr>
@@ -2332,24 +2194,7 @@
               <w:bCs/>
             </w:rPr>
             <w:tab/>
-          </w:r>
-          <w:proofErr w:type="spellStart"/>
-          <w:r>
-            <w:rPr>
-              <w:rFonts w:ascii="Liberation Sans" w:eastAsia="Liberation Sans" w:hAnsi="Liberation Sans" w:cs="Liberation Sans"/>
-              <w:b/>
-              <w:bCs/>
-            </w:rPr>
-            <w:t>TotalAtenciones_Publico</w:t>
-          </w:r>
-          <w:proofErr w:type="spellEnd"/>
-          <w:r>
-            <w:rPr>
-              <w:rFonts w:ascii="Liberation Sans" w:eastAsia="Liberation Sans" w:hAnsi="Liberation Sans" w:cs="Liberation Sans"/>
-              <w:b/>
-              <w:bCs/>
-            </w:rPr>
-            <w:t xml:space="preserve"> (Duplas): atenciones en espacio público. Se usa</w:t>
+            <w:t>TotalAtenciones_Publico (Duplas): atenciones en espacio público. Se usa</w:t>
           </w:r>
           <w:r>
             <w:rPr>
@@ -2515,24 +2360,7 @@
               <w:bCs/>
             </w:rPr>
             <w:tab/>
-          </w:r>
-          <w:proofErr w:type="spellStart"/>
-          <w:r>
-            <w:rPr>
-              <w:rFonts w:ascii="Liberation Sans" w:eastAsia="Liberation Sans" w:hAnsi="Liberation Sans" w:cs="Liberation Sans"/>
-              <w:b/>
-              <w:bCs/>
-            </w:rPr>
-            <w:t>PobMujeres</w:t>
-          </w:r>
-          <w:proofErr w:type="spellEnd"/>
-          <w:r>
-            <w:rPr>
-              <w:rFonts w:ascii="Liberation Sans" w:eastAsia="Liberation Sans" w:hAnsi="Liberation Sans" w:cs="Liberation Sans"/>
-              <w:b/>
-              <w:bCs/>
-            </w:rPr>
-            <w:t>:</w:t>
+            <w:t>PobMujeres:</w:t>
           </w:r>
           <w:r>
             <w:rPr>
@@ -2960,18 +2788,8 @@
               <w:b/>
               <w:bCs/>
             </w:rPr>
-            <w:t xml:space="preserve">no-injerencia </w:t>
-          </w:r>
-          <w:proofErr w:type="spellStart"/>
-          <w:r>
-            <w:rPr>
-              <w:rFonts w:ascii="Liberation Sans" w:eastAsia="Liberation Sans" w:hAnsi="Liberation Sans" w:cs="Liberation Sans"/>
-              <w:b/>
-              <w:bCs/>
-            </w:rPr>
-            <w:t>intra-encuesta</w:t>
-          </w:r>
-          <w:proofErr w:type="spellEnd"/>
+            <w:t>no-injerencia intra-encuesta</w:t>
+          </w:r>
           <w:r>
             <w:rPr>
               <w:rFonts w:ascii="Liberation Sans" w:eastAsia="Liberation Sans" w:hAnsi="Liberation Sans" w:cs="Liberation Sans"/>
@@ -3737,25 +3555,7 @@
               <w:bCs/>
             </w:rPr>
             <w:tab/>
-            <w:t xml:space="preserve">H1 (estrato </w:t>
-          </w:r>
-          <w:proofErr w:type="spellStart"/>
-          <w:r>
-            <w:rPr>
-              <w:rFonts w:ascii="Liberation Sans" w:eastAsia="Liberation Sans" w:hAnsi="Liberation Sans" w:cs="Liberation Sans"/>
-              <w:b/>
-              <w:bCs/>
-            </w:rPr>
-            <w:t>socioeconomico</w:t>
-          </w:r>
-          <w:proofErr w:type="spellEnd"/>
-          <w:r>
-            <w:rPr>
-              <w:rFonts w:ascii="Liberation Sans" w:eastAsia="Liberation Sans" w:hAnsi="Liberation Sans" w:cs="Liberation Sans"/>
-              <w:b/>
-              <w:bCs/>
-            </w:rPr>
-            <w:t xml:space="preserve">): Se usa como control. </w:t>
+            <w:t xml:space="preserve">H1 (estrato socioeconomico): Se usa como control. </w:t>
           </w:r>
           <w:r>
             <w:rPr>
@@ -3837,24 +3637,7 @@
               <w:bCs/>
             </w:rPr>
             <w:tab/>
-          </w:r>
-          <w:proofErr w:type="spellStart"/>
-          <w:r>
-            <w:rPr>
-              <w:rFonts w:ascii="Liberation Sans" w:eastAsia="Liberation Sans" w:hAnsi="Liberation Sans" w:cs="Liberation Sans"/>
-              <w:b/>
-              <w:bCs/>
-            </w:rPr>
-            <w:t>sexo_jefe</w:t>
-          </w:r>
-          <w:proofErr w:type="spellEnd"/>
-          <w:r>
-            <w:rPr>
-              <w:rFonts w:ascii="Liberation Sans" w:eastAsia="Liberation Sans" w:hAnsi="Liberation Sans" w:cs="Liberation Sans"/>
-              <w:b/>
-              <w:bCs/>
-            </w:rPr>
-            <w:t xml:space="preserve"> (sexo del jefe del hogar): Se usa como c</w:t>
+            <w:t>sexo_jefe (sexo del jefe del hogar): Se usa como c</w:t>
           </w:r>
           <w:r>
             <w:rPr>
@@ -4041,34 +3824,14 @@
             </w:rPr>
             <w:t xml:space="preserve">, </w:t>
           </w:r>
-          <w:proofErr w:type="spellStart"/>
-          <w:r>
-            <w:rPr>
-              <w:rFonts w:ascii="Liberation Sans" w:eastAsia="Liberation Sans" w:hAnsi="Liberation Sans" w:cs="Liberation Sans"/>
-              <w:b/>
-              <w:bCs/>
-            </w:rPr>
-            <w:t>IPS_dia</w:t>
-          </w:r>
-          <w:proofErr w:type="spellEnd"/>
-          <w:r>
-            <w:rPr>
-              <w:rFonts w:ascii="Liberation Sans" w:eastAsia="Liberation Sans" w:hAnsi="Liberation Sans" w:cs="Liberation Sans"/>
-              <w:b/>
-              <w:bCs/>
-            </w:rPr>
-            <w:t xml:space="preserve">, </w:t>
-          </w:r>
-          <w:proofErr w:type="spellStart"/>
-          <w:r>
-            <w:rPr>
-              <w:rFonts w:ascii="Liberation Sans" w:eastAsia="Liberation Sans" w:hAnsi="Liberation Sans" w:cs="Liberation Sans"/>
-              <w:b/>
-              <w:bCs/>
-            </w:rPr>
-            <w:t>IPS_noche</w:t>
-          </w:r>
-          <w:proofErr w:type="spellEnd"/>
+          <w:r>
+            <w:rPr>
+              <w:rFonts w:ascii="Liberation Sans" w:eastAsia="Liberation Sans" w:hAnsi="Liberation Sans" w:cs="Liberation Sans"/>
+              <w:b/>
+              <w:bCs/>
+            </w:rPr>
+            <w:t>IPS_dia, IPS_noche</w:t>
+          </w:r>
           <w:r>
             <w:rPr>
               <w:rFonts w:ascii="Liberation Sans" w:eastAsia="Liberation Sans" w:hAnsi="Liberation Sans" w:cs="Liberation Sans"/>
@@ -4198,34 +3961,14 @@
             </w:rPr>
             <w:tab/>
           </w:r>
-          <w:proofErr w:type="spellStart"/>
-          <w:r>
-            <w:rPr>
-              <w:rFonts w:ascii="Liberation Sans" w:eastAsia="Liberation Sans" w:hAnsi="Liberation Sans" w:cs="Liberation Sans"/>
-              <w:b/>
-              <w:bCs/>
-            </w:rPr>
-            <w:t>fexp_calp_anu</w:t>
-          </w:r>
-          <w:proofErr w:type="spellEnd"/>
-          <w:r>
-            <w:rPr>
-              <w:rFonts w:ascii="Liberation Sans" w:eastAsia="Liberation Sans" w:hAnsi="Liberation Sans" w:cs="Liberation Sans"/>
-              <w:b/>
-              <w:bCs/>
-            </w:rPr>
-            <w:t xml:space="preserve">, </w:t>
-          </w:r>
-          <w:proofErr w:type="spellStart"/>
-          <w:r>
-            <w:rPr>
-              <w:rFonts w:ascii="Liberation Sans" w:eastAsia="Liberation Sans" w:hAnsi="Liberation Sans" w:cs="Liberation Sans"/>
-              <w:b/>
-              <w:bCs/>
-            </w:rPr>
-            <w:t>fexp_calh_anu</w:t>
-          </w:r>
-          <w:proofErr w:type="spellEnd"/>
+          <w:r>
+            <w:rPr>
+              <w:rFonts w:ascii="Liberation Sans" w:eastAsia="Liberation Sans" w:hAnsi="Liberation Sans" w:cs="Liberation Sans"/>
+              <w:b/>
+              <w:bCs/>
+            </w:rPr>
+            <w:t>fexp_calp_anu, fexp_calh_anu</w:t>
+          </w:r>
           <w:r>
             <w:rPr>
               <w:rFonts w:ascii="Liberation Sans" w:eastAsia="Liberation Sans" w:hAnsi="Liberation Sans" w:cs="Liberation Sans"/>
@@ -4291,52 +4034,14 @@
             </w:rPr>
             <w:tab/>
           </w:r>
-          <w:proofErr w:type="spellStart"/>
-          <w:r>
-            <w:rPr>
-              <w:rFonts w:ascii="Liberation Sans" w:eastAsia="Liberation Sans" w:hAnsi="Liberation Sans" w:cs="Liberation Sans"/>
-              <w:b/>
-              <w:bCs/>
-            </w:rPr>
-            <w:t>codigo_localidad</w:t>
-          </w:r>
-          <w:proofErr w:type="spellEnd"/>
-          <w:r>
-            <w:rPr>
-              <w:rFonts w:ascii="Liberation Sans" w:eastAsia="Liberation Sans" w:hAnsi="Liberation Sans" w:cs="Liberation Sans"/>
-              <w:b/>
-              <w:bCs/>
-            </w:rPr>
-            <w:t xml:space="preserve">, </w:t>
-          </w:r>
-          <w:proofErr w:type="spellStart"/>
-          <w:r>
-            <w:rPr>
-              <w:rFonts w:ascii="Liberation Sans" w:eastAsia="Liberation Sans" w:hAnsi="Liberation Sans" w:cs="Liberation Sans"/>
-              <w:b/>
-              <w:bCs/>
-            </w:rPr>
-            <w:t>codigo_UPL</w:t>
-          </w:r>
-          <w:proofErr w:type="spellEnd"/>
-          <w:r>
-            <w:rPr>
-              <w:rFonts w:ascii="Liberation Sans" w:eastAsia="Liberation Sans" w:hAnsi="Liberation Sans" w:cs="Liberation Sans"/>
-              <w:b/>
-              <w:bCs/>
-            </w:rPr>
-            <w:t xml:space="preserve">, </w:t>
-          </w:r>
-          <w:proofErr w:type="spellStart"/>
-          <w:r>
-            <w:rPr>
-              <w:rFonts w:ascii="Liberation Sans" w:eastAsia="Liberation Sans" w:hAnsi="Liberation Sans" w:cs="Liberation Sans"/>
-              <w:b/>
-              <w:bCs/>
-            </w:rPr>
-            <w:t>SectorUPL</w:t>
-          </w:r>
-          <w:proofErr w:type="spellEnd"/>
+          <w:r>
+            <w:rPr>
+              <w:rFonts w:ascii="Liberation Sans" w:eastAsia="Liberation Sans" w:hAnsi="Liberation Sans" w:cs="Liberation Sans"/>
+              <w:b/>
+              <w:bCs/>
+            </w:rPr>
+            <w:t>codigo_localidad, codigo_UPL, SectorUPL</w:t>
+          </w:r>
           <w:r>
             <w:rPr>
               <w:rFonts w:ascii="Liberation Sans" w:eastAsia="Liberation Sans" w:hAnsi="Liberation Sans" w:cs="Liberation Sans"/>
@@ -5439,7 +5144,6 @@
             </w:rPr>
             <w:tab/>
           </w:r>
-          <w:proofErr w:type="spellStart"/>
           <w:r>
             <w:rPr>
               <w:rFonts w:ascii="Liberation Sans" w:eastAsia="Liberation Sans" w:hAnsi="Liberation Sans" w:cs="Liberation Sans"/>
@@ -5448,7 +5152,6 @@
             </w:rPr>
             <w:t>osb_SPA</w:t>
           </w:r>
-          <w:proofErr w:type="spellEnd"/>
           <w:r>
             <w:rPr>
               <w:rFonts w:ascii="Liberation Sans" w:eastAsia="Liberation Sans" w:hAnsi="Liberation Sans" w:cs="Liberation Sans"/>
@@ -5858,18 +5561,8 @@
               <w:b/>
               <w:bCs/>
             </w:rPr>
-            <w:t>outputs/</w:t>
-          </w:r>
-          <w:proofErr w:type="spellStart"/>
-          <w:r>
-            <w:rPr>
-              <w:rFonts w:ascii="Liberation Sans" w:eastAsia="Liberation Sans" w:hAnsi="Liberation Sans" w:cs="Liberation Sans"/>
-              <w:b/>
-              <w:bCs/>
-            </w:rPr>
-            <w:t>localidades_con_nombres.geojson</w:t>
-          </w:r>
-          <w:proofErr w:type="spellEnd"/>
+            <w:t>outputs/localidades_con_nombres.geojson</w:t>
+          </w:r>
           <w:r>
             <w:rPr>
               <w:rFonts w:ascii="Liberation Sans" w:eastAsia="Liberation Sans" w:hAnsi="Liberation Sans" w:cs="Liberation Sans"/>
@@ -5894,23 +5587,13 @@
             </w:rPr>
             <w:tab/>
           </w:r>
-          <w:proofErr w:type="spellStart"/>
-          <w:r>
-            <w:rPr>
-              <w:rFonts w:ascii="Liberation Sans" w:eastAsia="Liberation Sans" w:hAnsi="Liberation Sans" w:cs="Liberation Sans"/>
-              <w:b/>
-              <w:bCs/>
-            </w:rPr>
-            <w:t>codigo_localidad</w:t>
-          </w:r>
-          <w:proofErr w:type="spellEnd"/>
-          <w:r>
-            <w:rPr>
-              <w:rFonts w:ascii="Liberation Sans" w:eastAsia="Liberation Sans" w:hAnsi="Liberation Sans" w:cs="Liberation Sans"/>
-              <w:b/>
-              <w:bCs/>
-            </w:rPr>
-            <w:t>, localidad</w:t>
+          <w:r>
+            <w:rPr>
+              <w:rFonts w:ascii="Liberation Sans" w:eastAsia="Liberation Sans" w:hAnsi="Liberation Sans" w:cs="Liberation Sans"/>
+              <w:b/>
+              <w:bCs/>
+            </w:rPr>
+            <w:t>codigo_localidad, localidad</w:t>
           </w:r>
           <w:r>
             <w:rPr>
@@ -6055,16 +5738,7 @@
               <w:b/>
               <w:bCs/>
             </w:rPr>
-            <w:t xml:space="preserve">├── Encuesta Percepción (13.082 personas)   → modelos </w:t>
-          </w:r>
-          <w:proofErr w:type="spellStart"/>
-          <w:r>
-            <w:rPr>
-              <w:rFonts w:ascii="Liberation Sans" w:eastAsia="Liberation Sans" w:hAnsi="Liberation Sans" w:cs="Liberation Sans"/>
-              <w:b/>
-              <w:bCs/>
-            </w:rPr>
-            <w:t>H</w:t>
+            <w:t>├── Encuesta Percepción (13.082 personas)   → modelos H</w:t>
           </w:r>
           <w:r>
             <w:rPr>
@@ -6074,7 +5748,6 @@
             </w:rPr>
             <w:t>ip.Sorporte</w:t>
           </w:r>
-          <w:proofErr w:type="spellEnd"/>
           <w:r>
             <w:rPr>
               <w:rFonts w:ascii="Liberation Sans" w:eastAsia="Liberation Sans" w:hAnsi="Liberation Sans" w:cs="Liberation Sans"/>
@@ -6097,16 +5770,7 @@
               <w:b/>
               <w:bCs/>
             </w:rPr>
-            <w:t xml:space="preserve">└── Encuesta Bienal    (5.860 personas)     → análisis factorial </w:t>
-          </w:r>
-          <w:proofErr w:type="spellStart"/>
-          <w:r>
-            <w:rPr>
-              <w:rFonts w:ascii="Liberation Sans" w:eastAsia="Liberation Sans" w:hAnsi="Liberation Sans" w:cs="Liberation Sans"/>
-              <w:b/>
-              <w:bCs/>
-            </w:rPr>
-            <w:t>H</w:t>
+            <w:t>└── Encuesta Bienal    (5.860 personas)     → análisis factorial H</w:t>
           </w:r>
           <w:r>
             <w:rPr>
@@ -6116,7 +5780,6 @@
             </w:rPr>
             <w:t>ip.Normativa</w:t>
           </w:r>
-          <w:proofErr w:type="spellEnd"/>
           <w:r>
             <w:rPr>
               <w:rFonts w:ascii="Liberation Sans" w:eastAsia="Liberation Sans" w:hAnsi="Liberation Sans" w:cs="Liberation Sans"/>
@@ -6275,25 +5938,7 @@
               <w:b/>
               <w:bCs/>
             </w:rPr>
-            <w:t xml:space="preserve">↓ </w:t>
-          </w:r>
-          <w:proofErr w:type="spellStart"/>
-          <w:r>
-            <w:rPr>
-              <w:rFonts w:ascii="Liberation Sans" w:eastAsia="Liberation Sans" w:hAnsi="Liberation Sans" w:cs="Liberation Sans"/>
-              <w:b/>
-              <w:bCs/>
-            </w:rPr>
-            <w:t>join</w:t>
-          </w:r>
-          <w:proofErr w:type="spellEnd"/>
-          <w:r>
-            <w:rPr>
-              <w:rFonts w:ascii="Liberation Sans" w:eastAsia="Liberation Sans" w:hAnsi="Liberation Sans" w:cs="Liberation Sans"/>
-              <w:b/>
-              <w:bCs/>
-            </w:rPr>
-            <w:t xml:space="preserve"> espacial</w:t>
+            <w:t>↓ join espacial</w:t>
           </w:r>
           <w:r>
             <w:rPr>
@@ -6341,18 +5986,8 @@
               <w:b/>
               <w:bCs/>
             </w:rPr>
-            <w:t xml:space="preserve">└── </w:t>
-          </w:r>
-          <w:proofErr w:type="spellStart"/>
-          <w:r>
-            <w:rPr>
-              <w:rFonts w:ascii="Liberation Sans" w:eastAsia="Liberation Sans" w:hAnsi="Liberation Sans" w:cs="Liberation Sans"/>
-              <w:b/>
-              <w:bCs/>
-            </w:rPr>
-            <w:t>localidades_con_nombres.geojson</w:t>
-          </w:r>
-          <w:proofErr w:type="spellEnd"/>
+            <w:t>└── localidades_con_nombres.geojson</w:t>
+          </w:r>
           <w:r>
             <w:rPr>
               <w:rFonts w:ascii="Liberation Sans" w:eastAsia="Liberation Sans" w:hAnsi="Liberation Sans" w:cs="Liberation Sans"/>
@@ -6385,7 +6020,6 @@
             </w:rPr>
             <w:t xml:space="preserve"> (</w:t>
           </w:r>
-          <w:proofErr w:type="spellStart"/>
           <w:r>
             <w:rPr>
               <w:rFonts w:ascii="Liberation Sans" w:eastAsia="Liberation Sans" w:hAnsi="Liberation Sans" w:cs="Liberation Sans"/>
@@ -6394,7 +6028,6 @@
             </w:rPr>
             <w:t>dim_localidad</w:t>
           </w:r>
-          <w:proofErr w:type="spellEnd"/>
           <w:r>
             <w:rPr>
               <w:rFonts w:ascii="Liberation Sans" w:eastAsia="Liberation Sans" w:hAnsi="Liberation Sans" w:cs="Liberation Sans"/>
@@ -6409,25 +6042,7 @@
               <w:b/>
               <w:bCs/>
             </w:rPr>
-            <w:t xml:space="preserve"> cuya llave es </w:t>
-          </w:r>
-          <w:proofErr w:type="spellStart"/>
-          <w:r>
-            <w:rPr>
-              <w:rFonts w:ascii="Liberation Sans" w:eastAsia="Liberation Sans" w:hAnsi="Liberation Sans" w:cs="Liberation Sans"/>
-              <w:b/>
-              <w:bCs/>
-            </w:rPr>
-            <w:t>codigo_localidad</w:t>
-          </w:r>
-          <w:proofErr w:type="spellEnd"/>
-          <w:r>
-            <w:rPr>
-              <w:rFonts w:ascii="Liberation Sans" w:eastAsia="Liberation Sans" w:hAnsi="Liberation Sans" w:cs="Liberation Sans"/>
-              <w:b/>
-              <w:bCs/>
-            </w:rPr>
-            <w:t xml:space="preserve"> (entero 1</w:t>
+            <w:t xml:space="preserve"> cuya llave es codigo_localidad (entero 1</w:t>
           </w:r>
           <w:r>
             <w:rPr>
@@ -6475,25 +6090,7 @@
               <w:b/>
               <w:bCs/>
             </w:rPr>
-            <w:t xml:space="preserve"> las fuentes usan mayúsculas, tildes y abreviaturas distintas (Ciudad Bolívar / CIUDAD BOLIVAR, LOS MÁRTIRES / Mártires). Cada fuente aporta su propia variante de esa llave: </w:t>
-          </w:r>
-          <w:proofErr w:type="spellStart"/>
-          <w:r>
-            <w:rPr>
-              <w:rFonts w:ascii="Liberation Sans" w:eastAsia="Liberation Sans" w:hAnsi="Liberation Sans" w:cs="Liberation Sans"/>
-              <w:b/>
-              <w:bCs/>
-            </w:rPr>
-            <w:t>Cod_Locali</w:t>
-          </w:r>
-          <w:proofErr w:type="spellEnd"/>
-          <w:r>
-            <w:rPr>
-              <w:rFonts w:ascii="Liberation Sans" w:eastAsia="Liberation Sans" w:hAnsi="Liberation Sans" w:cs="Liberation Sans"/>
-              <w:b/>
-              <w:bCs/>
-            </w:rPr>
-            <w:t xml:space="preserve"> en la Encuesta de Percepción</w:t>
+            <w:t xml:space="preserve"> las fuentes usan mayúsculas, tildes y abreviaturas distintas (Ciudad Bolívar / CIUDAD BOLIVAR, LOS MÁRTIRES / Mártires). Cada fuente aporta su propia variante de esa llave: Cod_Locali en la Encuesta de Percepción</w:t>
           </w:r>
           <w:r>
             <w:rPr>
@@ -6544,41 +6141,13 @@
             </w:rPr>
             <w:t>(</w:t>
           </w:r>
-          <w:proofErr w:type="spellStart"/>
-          <w:r>
-            <w:rPr>
-              <w:rFonts w:ascii="Liberation Sans" w:eastAsia="Liberation Sans" w:hAnsi="Liberation Sans" w:cs="Liberation Sans"/>
-              <w:b/>
-              <w:bCs/>
-            </w:rPr>
-            <w:t>fexp_calp_anu</w:t>
-          </w:r>
-          <w:proofErr w:type="spellEnd"/>
-          <w:r>
-            <w:rPr>
-              <w:rFonts w:ascii="Liberation Sans" w:eastAsia="Liberation Sans" w:hAnsi="Liberation Sans" w:cs="Liberation Sans"/>
-              <w:b/>
-              <w:bCs/>
-            </w:rPr>
-            <w:t xml:space="preserve"> o </w:t>
-          </w:r>
-          <w:proofErr w:type="spellStart"/>
-          <w:r>
-            <w:rPr>
-              <w:rFonts w:ascii="Liberation Sans" w:eastAsia="Liberation Sans" w:hAnsi="Liberation Sans" w:cs="Liberation Sans"/>
-              <w:b/>
-              <w:bCs/>
-            </w:rPr>
-            <w:t>fexp_calh_anu</w:t>
-          </w:r>
-          <w:proofErr w:type="spellEnd"/>
-          <w:r>
-            <w:rPr>
-              <w:rFonts w:ascii="Liberation Sans" w:eastAsia="Liberation Sans" w:hAnsi="Liberation Sans" w:cs="Liberation Sans"/>
-              <w:b/>
-              <w:bCs/>
-            </w:rPr>
-            <w:t xml:space="preserve"> según se trate de personas u hogares, FACTOR en la Bienal</w:t>
+          <w:r>
+            <w:rPr>
+              <w:rFonts w:ascii="Liberation Sans" w:eastAsia="Liberation Sans" w:hAnsi="Liberation Sans" w:cs="Liberation Sans"/>
+              <w:b/>
+              <w:bCs/>
+            </w:rPr>
+            <w:t>fexp_calp_anu o fexp_calh_anu según se trate de personas u hogares, FACTOR en la Bienal</w:t>
           </w:r>
           <w:r>
             <w:rPr>
@@ -6602,36 +6171,16 @@
               <w:b/>
               <w:bCs/>
             </w:rPr>
-            <w:t xml:space="preserve">los conglomerados se definen por </w:t>
-          </w:r>
-          <w:proofErr w:type="spellStart"/>
-          <w:r>
-            <w:rPr>
-              <w:rFonts w:ascii="Liberation Sans" w:eastAsia="Liberation Sans" w:hAnsi="Liberation Sans" w:cs="Liberation Sans"/>
-              <w:b/>
-              <w:bCs/>
-            </w:rPr>
-            <w:t>codigo_UPL</w:t>
-          </w:r>
-          <w:proofErr w:type="spellEnd"/>
-          <w:r>
-            <w:rPr>
-              <w:rFonts w:ascii="Liberation Sans" w:eastAsia="Liberation Sans" w:hAnsi="Liberation Sans" w:cs="Liberation Sans"/>
-              <w:b/>
-              <w:bCs/>
-            </w:rPr>
-            <w:t xml:space="preserve"> y la geometría se une por </w:t>
-          </w:r>
-          <w:proofErr w:type="spellStart"/>
-          <w:r>
-            <w:rPr>
-              <w:rFonts w:ascii="Liberation Sans" w:eastAsia="Liberation Sans" w:hAnsi="Liberation Sans" w:cs="Liberation Sans"/>
-              <w:b/>
-              <w:bCs/>
-            </w:rPr>
-            <w:t>codigo_localidad</w:t>
-          </w:r>
-          <w:proofErr w:type="spellEnd"/>
+            <w:t>los conglomerados se definen por codigo_UPL</w:t>
+          </w:r>
+          <w:r>
+            <w:rPr>
+              <w:rFonts w:ascii="Liberation Sans" w:eastAsia="Liberation Sans" w:hAnsi="Liberation Sans" w:cs="Liberation Sans"/>
+              <w:b/>
+              <w:bCs/>
+            </w:rPr>
+            <w:t xml:space="preserve"> y la geometría se une por codigo_localidad</w:t>
+          </w:r>
           <w:r>
             <w:rPr>
               <w:rFonts w:ascii="Liberation Sans" w:eastAsia="Liberation Sans" w:hAnsi="Liberation Sans" w:cs="Liberation Sans"/>
@@ -7217,21 +6766,7 @@
             <w:rPr>
               <w:rFonts w:ascii="Liberation Sans" w:eastAsia="Liberation Sans" w:hAnsi="Liberation Sans" w:cs="Liberation Sans"/>
             </w:rPr>
-            <w:t xml:space="preserve"> La batería de equidad de género de la Bienal (17 ítems) se descompone </w:t>
-          </w:r>
-          <w:proofErr w:type="spellStart"/>
-          <w:r>
-            <w:rPr>
-              <w:rFonts w:ascii="Liberation Sans" w:eastAsia="Liberation Sans" w:hAnsi="Liberation Sans" w:cs="Liberation Sans"/>
-            </w:rPr>
-            <w:t>factorialmente</w:t>
-          </w:r>
-          <w:proofErr w:type="spellEnd"/>
-          <w:r>
-            <w:rPr>
-              <w:rFonts w:ascii="Liberation Sans" w:eastAsia="Liberation Sans" w:hAnsi="Liberation Sans" w:cs="Liberation Sans"/>
-            </w:rPr>
-            <w:t xml:space="preserve"> para distinguir qué tipo de norma sexista se asocia con la inacción social, en lugar de tratar "el machismo" como un bloque indiferenciado.</w:t>
+            <w:t xml:space="preserve"> La batería de equidad de género de la Bienal (17 ítems) se descompone factorialmente para distinguir qué tipo de norma sexista se asocia con la inacción social, en lugar de tratar "el machismo" como un bloque indiferenciado.</w:t>
           </w:r>
           <w:r>
             <w:rPr>
@@ -7818,7 +7353,6 @@
         </w:sdtPr>
         <w:sdtEndPr/>
         <w:sdtContent>
-          <w:proofErr w:type="spellStart"/>
           <w:r>
             <w:rPr>
               <w:rFonts w:ascii="Liberation Sans" w:eastAsia="Liberation Sans" w:hAnsi="Liberation Sans" w:cs="Liberation Sans"/>
@@ -7826,17 +7360,7 @@
               <w:bCs/>
               <w:lang w:val="en-US"/>
             </w:rPr>
-            <w:t>Deepseek</w:t>
-          </w:r>
-          <w:proofErr w:type="spellEnd"/>
-          <w:r>
-            <w:rPr>
-              <w:rFonts w:ascii="Liberation Sans" w:eastAsia="Liberation Sans" w:hAnsi="Liberation Sans" w:cs="Liberation Sans"/>
-              <w:b/>
-              <w:bCs/>
-              <w:lang w:val="en-US"/>
-            </w:rPr>
-            <w:t>, ChatGPT, Gemini, C</w:t>
+            <w:t>Deepseek, ChatGPT, Gemini, C</w:t>
           </w:r>
           <w:r>
             <w:rPr>
@@ -8316,25 +7840,7 @@
               <w:b/>
               <w:bCs/>
             </w:rPr>
-            <w:t xml:space="preserve">desarrolló un tablero interactivo en </w:t>
-          </w:r>
-          <w:proofErr w:type="spellStart"/>
-          <w:r>
-            <w:rPr>
-              <w:rFonts w:ascii="Liberation Sans" w:eastAsia="Liberation Sans" w:hAnsi="Liberation Sans" w:cs="Liberation Sans"/>
-              <w:b/>
-              <w:bCs/>
-            </w:rPr>
-            <w:t>Tableau</w:t>
-          </w:r>
-          <w:proofErr w:type="spellEnd"/>
-          <w:r>
-            <w:rPr>
-              <w:rFonts w:ascii="Liberation Sans" w:eastAsia="Liberation Sans" w:hAnsi="Liberation Sans" w:cs="Liberation Sans"/>
-              <w:b/>
-              <w:bCs/>
-            </w:rPr>
-            <w:t xml:space="preserve"> que confronta dos formas de medir la cobertura del sistema distrital de atención a violencias contra las mujeres: la que se usa hoy </w:t>
+            <w:t xml:space="preserve">desarrolló un tablero interactivo en Tableau que confronta dos formas de medir la cobertura del sistema distrital de atención a violencias contra las mujeres: la que se usa hoy </w:t>
           </w:r>
           <w:r>
             <w:rPr>
@@ -8366,25 +7872,7 @@
               <w:b/>
               <w:bCs/>
             </w:rPr>
-            <w:t xml:space="preserve"> y una alternativa construida desde la población, que estima la demanda a partir de la Encuesta Distrital de Percepción 2025 con factores de expansión. Opera sobre un modelo relacional que usa la localidad como llave única e integra los registros administrativos de Línea Púrpura, Duplas y riesgo de feminicidio con estimaciones de encuesta y la batería de equidad de género de la Encuesta Bienal de Cultura Ciudadana; todos los indicadores llegan </w:t>
-          </w:r>
-          <w:proofErr w:type="spellStart"/>
-          <w:r>
-            <w:rPr>
-              <w:rFonts w:ascii="Liberation Sans" w:eastAsia="Liberation Sans" w:hAnsi="Liberation Sans" w:cs="Liberation Sans"/>
-              <w:b/>
-              <w:bCs/>
-            </w:rPr>
-            <w:t>precalculados</w:t>
-          </w:r>
-          <w:proofErr w:type="spellEnd"/>
-          <w:r>
-            <w:rPr>
-              <w:rFonts w:ascii="Liberation Sans" w:eastAsia="Liberation Sans" w:hAnsi="Liberation Sans" w:cs="Liberation Sans"/>
-              <w:b/>
-              <w:bCs/>
-            </w:rPr>
-            <w:t xml:space="preserve"> desde Python con sus intervalos de confianza al 95%, de modo que el tablero agrega y presenta, pero no infiere. Se organiza en tres tableros encadenados </w:t>
+            <w:t xml:space="preserve"> y una alternativa construida desde la población, que estima la demanda a partir de la Encuesta Distrital de Percepción 2025 con factores de expansión. Opera sobre un modelo relacional que usa la localidad como llave única e integra los registros administrativos de Línea Púrpura, Duplas y riesgo de feminicidio con estimaciones de encuesta y la batería de equidad de género de la Encuesta Bienal de Cultura Ciudadana; todos los indicadores llegan precalculados desde Python con sus intervalos de confianza al 95%, de modo que el tablero agrega y presenta, pero no infiere. Se organiza en tres tableros encadenados </w:t>
           </w:r>
           <w:r>
             <w:rPr>
@@ -8416,43 +7904,7 @@
               <w:b/>
               <w:bCs/>
             </w:rPr>
-            <w:t xml:space="preserve"> con un mapa </w:t>
-          </w:r>
-          <w:proofErr w:type="spellStart"/>
-          <w:r>
-            <w:rPr>
-              <w:rFonts w:ascii="Liberation Sans" w:eastAsia="Liberation Sans" w:hAnsi="Liberation Sans" w:cs="Liberation Sans"/>
-              <w:b/>
-              <w:bCs/>
-            </w:rPr>
-            <w:t>coroplético</w:t>
-          </w:r>
-          <w:proofErr w:type="spellEnd"/>
-          <w:r>
-            <w:rPr>
-              <w:rFonts w:ascii="Liberation Sans" w:eastAsia="Liberation Sans" w:hAnsi="Liberation Sans" w:cs="Liberation Sans"/>
-              <w:b/>
-              <w:bCs/>
-            </w:rPr>
-            <w:t xml:space="preserve"> gobernado por un parámetro que alterna seis indicadores, acciones de filtrado y resaltado cruzado, y perfiles territoriales incrustados en los </w:t>
-          </w:r>
-          <w:proofErr w:type="spellStart"/>
-          <w:r>
-            <w:rPr>
-              <w:rFonts w:ascii="Liberation Sans" w:eastAsia="Liberation Sans" w:hAnsi="Liberation Sans" w:cs="Liberation Sans"/>
-              <w:b/>
-              <w:bCs/>
-            </w:rPr>
-            <w:t>tooltips</w:t>
-          </w:r>
-          <w:proofErr w:type="spellEnd"/>
-          <w:r>
-            <w:rPr>
-              <w:rFonts w:ascii="Liberation Sans" w:eastAsia="Liberation Sans" w:hAnsi="Liberation Sans" w:cs="Liberation Sans"/>
-              <w:b/>
-              <w:bCs/>
-            </w:rPr>
-            <w:t xml:space="preserve">. Los indicadores centrales son la Tasa de Afrontamiento Ciudadano (proporción de personas que presenciaron violencia contra una mujer y actuaron, empleada como cota inferior de la exposición), el Índice de Barrera de Acceso a la denuncia, las dos razones de cobertura y el Índice de Necesidad No Atendida, cuya ponderación el usuario puede modificar para comprobar la estabilidad del ranking. Las piezas más relevantes son el gráfico de pendiente, que muestra cómo cambian de posición las localidades al sustituir el denominador administrativo por el poblacional, y la dispersión por </w:t>
+            <w:t xml:space="preserve"> con un mapa coroplético gobernado por un parámetro que alterna seis indicadores, acciones de filtrado y resaltado cruzado, y perfiles territoriales incrustados en los tooltips. Los indicadores centrales son la Tasa de Afrontamiento Ciudadano (proporción de personas que presenciaron violencia contra una mujer y actuaron, empleada como cota inferior de la exposición), el Índice de Barrera de Acceso a la denuncia, las dos razones de cobertura y el Índice de Necesidad No Atendida, cuya ponderación el usuario puede modificar para comprobar la estabilidad del ranking. Las piezas más relevantes son el gráfico de pendiente, que muestra cómo cambian de posición las localidades al sustituir el denominador administrativo por el poblacional, y la dispersión por cuadrantes, que identifica las zonas donde la violencia es visible pero la capacidad </w:t>
           </w:r>
           <w:r>
             <w:rPr>
@@ -8461,7 +7913,268 @@
               <w:bCs/>
             </w:rPr>
             <w:lastRenderedPageBreak/>
-            <w:t>cuadrantes, que identifica las zonas donde la violencia es visible pero la capacidad institucional no llega.</w:t>
+            <w:t>institucional no llega.</w:t>
+          </w:r>
+          <w:r>
+            <w:rPr>
+              <w:rFonts w:ascii="Liberation Sans" w:eastAsia="Liberation Sans" w:hAnsi="Liberation Sans" w:cs="Liberation Sans"/>
+              <w:b/>
+              <w:bCs/>
+            </w:rPr>
+            <w:br/>
+          </w:r>
+          <w:r>
+            <w:rPr>
+              <w:rFonts w:ascii="Liberation Sans" w:eastAsia="Liberation Sans" w:hAnsi="Liberation Sans" w:cs="Liberation Sans"/>
+              <w:b/>
+              <w:bCs/>
+            </w:rPr>
+            <w:br/>
+          </w:r>
+          <w:r>
+            <w:rPr>
+              <w:noProof/>
+            </w:rPr>
+            <w:drawing>
+              <wp:inline distT="0" distB="0" distL="0" distR="0" wp14:anchorId="64E97708" wp14:editId="4A06A19C">
+                <wp:extent cx="4011930" cy="3608830"/>
+                <wp:effectExtent l="0" t="0" r="7620" b="0"/>
+                <wp:docPr id="2090045886" name="Imagen 1"/>
+                <wp:cNvGraphicFramePr>
+                  <a:graphicFrameLocks xmlns:a="http://schemas.openxmlformats.org/drawingml/2006/main" noChangeAspect="1"/>
+                </wp:cNvGraphicFramePr>
+                <a:graphic xmlns:a="http://schemas.openxmlformats.org/drawingml/2006/main">
+                  <a:graphicData uri="http://schemas.openxmlformats.org/drawingml/2006/picture">
+                    <pic:pic xmlns:pic="http://schemas.openxmlformats.org/drawingml/2006/picture">
+                      <pic:nvPicPr>
+                        <pic:cNvPr id="0" name="Picture 1"/>
+                        <pic:cNvPicPr>
+                          <a:picLocks noChangeAspect="1" noChangeArrowheads="1"/>
+                        </pic:cNvPicPr>
+                      </pic:nvPicPr>
+                      <pic:blipFill>
+                        <a:blip r:embed="rId20" cstate="print">
+                          <a:extLst>
+                            <a:ext uri="{28A0092B-C50C-407E-A947-70E740481C1C}">
+                              <a14:useLocalDpi xmlns:a14="http://schemas.microsoft.com/office/drawing/2010/main" val="0"/>
+                            </a:ext>
+                          </a:extLst>
+                        </a:blip>
+                        <a:srcRect/>
+                        <a:stretch>
+                          <a:fillRect/>
+                        </a:stretch>
+                      </pic:blipFill>
+                      <pic:spPr bwMode="auto">
+                        <a:xfrm>
+                          <a:off x="0" y="0"/>
+                          <a:ext cx="4019038" cy="3615224"/>
+                        </a:xfrm>
+                        <a:prstGeom prst="rect">
+                          <a:avLst/>
+                        </a:prstGeom>
+                        <a:noFill/>
+                        <a:ln>
+                          <a:noFill/>
+                        </a:ln>
+                      </pic:spPr>
+                    </pic:pic>
+                  </a:graphicData>
+                </a:graphic>
+              </wp:inline>
+            </w:drawing>
+          </w:r>
+          <w:r>
+            <w:rPr>
+              <w:rFonts w:ascii="Liberation Sans" w:eastAsia="Liberation Sans" w:hAnsi="Liberation Sans" w:cs="Liberation Sans"/>
+              <w:b/>
+              <w:bCs/>
+            </w:rPr>
+            <w:br/>
+          </w:r>
+          <w:r>
+            <w:rPr>
+              <w:noProof/>
+            </w:rPr>
+            <w:drawing>
+              <wp:inline distT="0" distB="0" distL="0" distR="0" wp14:anchorId="5FC8A4E1" wp14:editId="1D2C5D5E">
+                <wp:extent cx="3939540" cy="2161888"/>
+                <wp:effectExtent l="0" t="0" r="3810" b="0"/>
+                <wp:docPr id="1972510373" name="Imagen 2"/>
+                <wp:cNvGraphicFramePr>
+                  <a:graphicFrameLocks xmlns:a="http://schemas.openxmlformats.org/drawingml/2006/main" noChangeAspect="1"/>
+                </wp:cNvGraphicFramePr>
+                <a:graphic xmlns:a="http://schemas.openxmlformats.org/drawingml/2006/main">
+                  <a:graphicData uri="http://schemas.openxmlformats.org/drawingml/2006/picture">
+                    <pic:pic xmlns:pic="http://schemas.openxmlformats.org/drawingml/2006/picture">
+                      <pic:nvPicPr>
+                        <pic:cNvPr id="0" name="Picture 3"/>
+                        <pic:cNvPicPr>
+                          <a:picLocks noChangeAspect="1" noChangeArrowheads="1"/>
+                        </pic:cNvPicPr>
+                      </pic:nvPicPr>
+                      <pic:blipFill>
+                        <a:blip r:embed="rId21" cstate="print">
+                          <a:extLst>
+                            <a:ext uri="{28A0092B-C50C-407E-A947-70E740481C1C}">
+                              <a14:useLocalDpi xmlns:a14="http://schemas.microsoft.com/office/drawing/2010/main" val="0"/>
+                            </a:ext>
+                          </a:extLst>
+                        </a:blip>
+                        <a:srcRect/>
+                        <a:stretch>
+                          <a:fillRect/>
+                        </a:stretch>
+                      </pic:blipFill>
+                      <pic:spPr bwMode="auto">
+                        <a:xfrm>
+                          <a:off x="0" y="0"/>
+                          <a:ext cx="3949344" cy="2167268"/>
+                        </a:xfrm>
+                        <a:prstGeom prst="rect">
+                          <a:avLst/>
+                        </a:prstGeom>
+                        <a:noFill/>
+                        <a:ln>
+                          <a:noFill/>
+                        </a:ln>
+                      </pic:spPr>
+                    </pic:pic>
+                  </a:graphicData>
+                </a:graphic>
+              </wp:inline>
+            </w:drawing>
+          </w:r>
+          <w:r>
+            <w:rPr>
+              <w:rFonts w:ascii="Liberation Sans" w:eastAsia="Liberation Sans" w:hAnsi="Liberation Sans" w:cs="Liberation Sans"/>
+              <w:b/>
+              <w:bCs/>
+            </w:rPr>
+            <w:br/>
+          </w:r>
+          <w:r>
+            <w:rPr>
+              <w:noProof/>
+            </w:rPr>
+            <w:lastRenderedPageBreak/>
+            <w:drawing>
+              <wp:inline distT="0" distB="0" distL="0" distR="0" wp14:anchorId="01B652B2" wp14:editId="72C57BD4">
+                <wp:extent cx="3756832" cy="2476500"/>
+                <wp:effectExtent l="0" t="0" r="0" b="0"/>
+                <wp:docPr id="723694638" name="Imagen 3"/>
+                <wp:cNvGraphicFramePr>
+                  <a:graphicFrameLocks xmlns:a="http://schemas.openxmlformats.org/drawingml/2006/main" noChangeAspect="1"/>
+                </wp:cNvGraphicFramePr>
+                <a:graphic xmlns:a="http://schemas.openxmlformats.org/drawingml/2006/main">
+                  <a:graphicData uri="http://schemas.openxmlformats.org/drawingml/2006/picture">
+                    <pic:pic xmlns:pic="http://schemas.openxmlformats.org/drawingml/2006/picture">
+                      <pic:nvPicPr>
+                        <pic:cNvPr id="0" name="Picture 5"/>
+                        <pic:cNvPicPr>
+                          <a:picLocks noChangeAspect="1" noChangeArrowheads="1"/>
+                        </pic:cNvPicPr>
+                      </pic:nvPicPr>
+                      <pic:blipFill>
+                        <a:blip r:embed="rId22" cstate="print">
+                          <a:extLst>
+                            <a:ext uri="{28A0092B-C50C-407E-A947-70E740481C1C}">
+                              <a14:useLocalDpi xmlns:a14="http://schemas.microsoft.com/office/drawing/2010/main" val="0"/>
+                            </a:ext>
+                          </a:extLst>
+                        </a:blip>
+                        <a:srcRect/>
+                        <a:stretch>
+                          <a:fillRect/>
+                        </a:stretch>
+                      </pic:blipFill>
+                      <pic:spPr bwMode="auto">
+                        <a:xfrm>
+                          <a:off x="0" y="0"/>
+                          <a:ext cx="3761312" cy="2479453"/>
+                        </a:xfrm>
+                        <a:prstGeom prst="rect">
+                          <a:avLst/>
+                        </a:prstGeom>
+                        <a:noFill/>
+                        <a:ln>
+                          <a:noFill/>
+                        </a:ln>
+                      </pic:spPr>
+                    </pic:pic>
+                  </a:graphicData>
+                </a:graphic>
+              </wp:inline>
+            </w:drawing>
+          </w:r>
+          <w:r>
+            <w:rPr>
+              <w:rFonts w:ascii="Liberation Sans" w:eastAsia="Liberation Sans" w:hAnsi="Liberation Sans" w:cs="Liberation Sans"/>
+              <w:b/>
+              <w:bCs/>
+            </w:rPr>
+            <w:br/>
+          </w:r>
+          <w:r>
+            <w:rPr>
+              <w:noProof/>
+            </w:rPr>
+            <w:drawing>
+              <wp:inline distT="0" distB="0" distL="0" distR="0" wp14:anchorId="2CB22FFE" wp14:editId="25ACD71F">
+                <wp:extent cx="3710940" cy="2036441"/>
+                <wp:effectExtent l="0" t="0" r="3810" b="2540"/>
+                <wp:docPr id="1086076589" name="Imagen 4"/>
+                <wp:cNvGraphicFramePr>
+                  <a:graphicFrameLocks xmlns:a="http://schemas.openxmlformats.org/drawingml/2006/main" noChangeAspect="1"/>
+                </wp:cNvGraphicFramePr>
+                <a:graphic xmlns:a="http://schemas.openxmlformats.org/drawingml/2006/main">
+                  <a:graphicData uri="http://schemas.openxmlformats.org/drawingml/2006/picture">
+                    <pic:pic xmlns:pic="http://schemas.openxmlformats.org/drawingml/2006/picture">
+                      <pic:nvPicPr>
+                        <pic:cNvPr id="0" name="Picture 7"/>
+                        <pic:cNvPicPr>
+                          <a:picLocks noChangeAspect="1" noChangeArrowheads="1"/>
+                        </pic:cNvPicPr>
+                      </pic:nvPicPr>
+                      <pic:blipFill>
+                        <a:blip r:embed="rId23" cstate="print">
+                          <a:extLst>
+                            <a:ext uri="{28A0092B-C50C-407E-A947-70E740481C1C}">
+                              <a14:useLocalDpi xmlns:a14="http://schemas.microsoft.com/office/drawing/2010/main" val="0"/>
+                            </a:ext>
+                          </a:extLst>
+                        </a:blip>
+                        <a:srcRect/>
+                        <a:stretch>
+                          <a:fillRect/>
+                        </a:stretch>
+                      </pic:blipFill>
+                      <pic:spPr bwMode="auto">
+                        <a:xfrm>
+                          <a:off x="0" y="0"/>
+                          <a:ext cx="3717562" cy="2040075"/>
+                        </a:xfrm>
+                        <a:prstGeom prst="rect">
+                          <a:avLst/>
+                        </a:prstGeom>
+                        <a:noFill/>
+                        <a:ln>
+                          <a:noFill/>
+                        </a:ln>
+                      </pic:spPr>
+                    </pic:pic>
+                  </a:graphicData>
+                </a:graphic>
+              </wp:inline>
+            </w:drawing>
+          </w:r>
+          <w:r>
+            <w:rPr>
+              <w:rFonts w:ascii="Liberation Sans" w:eastAsia="Liberation Sans" w:hAnsi="Liberation Sans" w:cs="Liberation Sans"/>
+              <w:b/>
+              <w:bCs/>
+            </w:rPr>
+            <w:br/>
           </w:r>
         </w:sdtContent>
       </w:sdt>
@@ -8596,7 +8309,11 @@
             <w:t>)</w:t>
           </w:r>
           <w:r>
-            <w:t xml:space="preserve"> el ejercicio hace visible una brecha que el sistema no puede ver desde sus propios datos, e identifica las localidades donde la violencia es socialmente visible pero la capacidad institucional no llega. La solución aporta además tres desplazamientos conceptuales: trata el silencio como una falla del sistema de atención y no como una omisión de las víctimas; muestra que la barrera de acceso a la denuncia se asocia con la concentración femenina del trabajo doméstico y de cuidado, conectando la política de cuidado con la de violencias, que hoy operan separadas; y distingue empíricamente entre tipos de norma social, separando los roles tradicionales de género de la norma de no-injerencia, que es la que efectivamente acompaña la inacción ciudadana. Todo se reporta con sus límites declarados: los indicadores territoriales se apoyan en 19 unidades, los modelos son asociativos y no causales, y la Tasa de Afrontamiento Ciudadano opera como cota inferior de la exposición, nunca como estimación de la violencia total.</w:t>
+            <w:t xml:space="preserve"> el ejercicio hace visible una brecha que el sistema no puede ver desde sus propios datos, e identifica las localidades donde la violencia es socialmente visible pero la capacidad institucional no llega. La solución aporta además tres desplazamientos conceptuales: trata el silencio como una falla del sistema de atención y no como una omisión de las víctimas; muestra que la barrera de acceso a la denuncia se asocia con la concentración femenina del trabajo doméstico y de cuidado, conectando la política de cuidado con la de violencias, que hoy operan separadas; y distingue empíricamente entre tipos de norma social, separando los roles tradicionales de género de la norma de no-injerencia, que es la que efectivamente acompaña la inacción </w:t>
+          </w:r>
+          <w:r>
+            <w:lastRenderedPageBreak/>
+            <w:t>ciudadana. Todo se reporta con sus límites declarados: los indicadores territoriales se apoyan en 19 unidades, los modelos son asociativos y no causales, y la Tasa de Afrontamiento Ciudadano opera como cota inferior de la exposición, nunca como estimación de la violencia total.</w:t>
           </w:r>
           <w:r>
             <w:br/>
@@ -8700,25 +8417,7 @@
               <w:b/>
               <w:bCs/>
             </w:rPr>
-            <w:t xml:space="preserve">Habíamos trabajado previamente con datos abiertos de Colombia en general, no específicamente con los datos de Bogotá. El factor que supuso un mayor reto fue el corto tiempo que hubo para desarrollar la </w:t>
-          </w:r>
-          <w:proofErr w:type="spellStart"/>
-          <w:r>
-            <w:rPr>
-              <w:rFonts w:ascii="Liberation Sans" w:eastAsia="Liberation Sans" w:hAnsi="Liberation Sans" w:cs="Liberation Sans"/>
-              <w:b/>
-              <w:bCs/>
-            </w:rPr>
-            <w:t>jam</w:t>
-          </w:r>
-          <w:proofErr w:type="spellEnd"/>
-          <w:r>
-            <w:rPr>
-              <w:rFonts w:ascii="Liberation Sans" w:eastAsia="Liberation Sans" w:hAnsi="Liberation Sans" w:cs="Liberation Sans"/>
-              <w:b/>
-              <w:bCs/>
-            </w:rPr>
-            <w:t>; más teniendo en cuenta que debíamos de responder por otras obligaciones o compromisos, haciendo que el simple hecho de reunirnos a decidir que íbamos a hacer se dificultara de sobremanera. Adicionalmente, una estrategia de división del trabajo en estos casos no es muy sensata, puesto que el desarrollo es muy lineal, si una persona se estancaba en su parte por alguna razón, frenaba el trabajo de los demás.</w:t>
+            <w:t>Habíamos trabajado previamente con datos abiertos de Colombia en general, no específicamente con los datos de Bogotá. El factor que supuso un mayor reto fue el corto tiempo que hubo para desarrollar la jam; más teniendo en cuenta que debíamos de responder por otras obligaciones o compromisos, haciendo que el simple hecho de reunirnos a decidir que íbamos a hacer se dificultara de sobremanera. Adicionalmente, una estrategia de división del trabajo en estos casos no es muy sensata, puesto que el desarrollo es muy lineal, si una persona se estancaba en su parte por alguna razón, frenaba el trabajo de los demás.</w:t>
           </w:r>
         </w:sdtContent>
       </w:sdt>
@@ -8739,7 +8438,6 @@
           <w:sz w:val="20"/>
           <w:szCs w:val="20"/>
         </w:rPr>
-        <w:lastRenderedPageBreak/>
         <w:t xml:space="preserve">Sección </w:t>
       </w:r>
       <w:r>
@@ -8924,7 +8622,6 @@
             <w:br/>
             <w:t xml:space="preserve">2. Incluir </w:t>
           </w:r>
-          <w:proofErr w:type="spellStart"/>
           <w:r>
             <w:rPr>
               <w:rFonts w:ascii="Liberation Sans" w:eastAsia="Liberation Sans" w:hAnsi="Liberation Sans" w:cs="Liberation Sans"/>
@@ -8932,37 +8629,7 @@
               <w:bCs/>
               <w:lang w:val="es-419"/>
             </w:rPr>
-            <w:t>PobMujeres</w:t>
-          </w:r>
-          <w:proofErr w:type="spellEnd"/>
-          <w:r>
-            <w:rPr>
-              <w:rFonts w:ascii="Liberation Sans" w:eastAsia="Liberation Sans" w:hAnsi="Liberation Sans" w:cs="Liberation Sans"/>
-              <w:b/>
-              <w:bCs/>
-              <w:lang w:val="es-419"/>
-            </w:rPr>
-            <w:t xml:space="preserve"> en los </w:t>
-          </w:r>
-          <w:proofErr w:type="spellStart"/>
-          <w:r>
-            <w:rPr>
-              <w:rFonts w:ascii="Liberation Sans" w:eastAsia="Liberation Sans" w:hAnsi="Liberation Sans" w:cs="Liberation Sans"/>
-              <w:b/>
-              <w:bCs/>
-              <w:lang w:val="es-419"/>
-            </w:rPr>
-            <w:t>datasets</w:t>
-          </w:r>
-          <w:proofErr w:type="spellEnd"/>
-          <w:r>
-            <w:rPr>
-              <w:rFonts w:ascii="Liberation Sans" w:eastAsia="Liberation Sans" w:hAnsi="Liberation Sans" w:cs="Liberation Sans"/>
-              <w:b/>
-              <w:bCs/>
-              <w:lang w:val="es-419"/>
-            </w:rPr>
-            <w:t xml:space="preserve"> de Línea Púrpura y Duplas. Está en riesgo de feminicidio y delitos sexuales pero no en los de oferta</w:t>
+            <w:t>PobMujeres en los datasets de Línea Púrpura y Duplas. Está en riesgo de feminicidio y delitos sexuales pero no en los de oferta</w:t>
           </w:r>
           <w:r>
             <w:rPr>
@@ -9125,7 +8792,6 @@
             </w:rPr>
             <w:t xml:space="preserve">y </w:t>
           </w:r>
-          <w:proofErr w:type="spellStart"/>
           <w:r>
             <w:rPr>
               <w:rFonts w:ascii="Liberation Sans" w:eastAsia="Liberation Sans" w:hAnsi="Liberation Sans" w:cs="Liberation Sans"/>
@@ -9134,7 +8800,6 @@
             </w:rPr>
             <w:t>estandar</w:t>
           </w:r>
-          <w:proofErr w:type="spellEnd"/>
           <w:r>
             <w:rPr>
               <w:rFonts w:ascii="Liberation Sans" w:eastAsia="Liberation Sans" w:hAnsi="Liberation Sans" w:cs="Liberation Sans"/>
@@ -9163,8 +8828,8 @@
       </w:sdt>
     </w:p>
     <w:sectPr>
-      <w:headerReference w:type="default" r:id="rId20"/>
-      <w:footerReference w:type="default" r:id="rId21"/>
+      <w:headerReference w:type="default" r:id="rId24"/>
+      <w:footerReference w:type="default" r:id="rId25"/>
       <w:pgSz w:w="12240" w:h="15840"/>
       <w:pgMar w:top="1701" w:right="1701" w:bottom="1417" w:left="1701" w:header="426" w:footer="1984" w:gutter="0"/>
       <w:cols w:space="720"/>
@@ -15473,7 +15138,6 @@
     <w:rsid w:val="00677794"/>
     <w:rsid w:val="00687500"/>
     <w:rsid w:val="006A451D"/>
-    <w:rsid w:val="00737568"/>
     <w:rsid w:val="0081050B"/>
     <w:rsid w:val="00847187"/>
     <w:rsid w:val="00875791"/>
@@ -15489,6 +15153,7 @@
     <w:rsid w:val="00B1479B"/>
     <w:rsid w:val="00BB71D2"/>
     <w:rsid w:val="00C05A05"/>
+    <w:rsid w:val="00C22CB4"/>
     <w:rsid w:val="00C40C34"/>
     <w:rsid w:val="00D674D3"/>
     <w:rsid w:val="00DA555B"/>
